--- a/Resumen.docx
+++ b/Resumen.docx
@@ -1,10 +1,9 @@
 
 <file path=word/document.xml><?xml version="1.0" encoding="utf-8"?>
-<w:document xmlns:o="urn:schemas-microsoft-com:office:office" xmlns:r="http://schemas.openxmlformats.org/officeDocument/2006/relationships" xmlns:v="urn:schemas-microsoft-com:vml" xmlns:w="http://schemas.openxmlformats.org/wordprocessingml/2006/main" xmlns:w10="urn:schemas-microsoft-com:office:word" xmlns:wp="http://schemas.openxmlformats.org/drawingml/2006/wordprocessingDrawing" xmlns:pic="http://schemas.openxmlformats.org/drawingml/2006/picture" xmlns:wps="http://schemas.microsoft.com/office/word/2010/wordprocessingShape" xmlns:wpg="http://schemas.microsoft.com/office/word/2010/wordprocessingGroup" xmlns:mc="http://schemas.openxmlformats.org/markup-compatibility/2006" xmlns:wp14="http://schemas.microsoft.com/office/word/2010/wordprocessingDrawing" xmlns:w14="http://schemas.microsoft.com/office/word/2010/wordml" xmlns:w15="http://schemas.microsoft.com/office/word/2012/wordml" mc:Ignorable="w14 wp14 w15">
+<w:document xmlns:wpc="http://schemas.microsoft.com/office/word/2010/wordprocessingCanvas" xmlns:cx="http://schemas.microsoft.com/office/drawing/2014/chartex" xmlns:cx1="http://schemas.microsoft.com/office/drawing/2015/9/8/chartex" xmlns:cx2="http://schemas.microsoft.com/office/drawing/2015/10/21/chartex" xmlns:cx3="http://schemas.microsoft.com/office/drawing/2016/5/9/chartex" xmlns:cx4="http://schemas.microsoft.com/office/drawing/2016/5/10/chartex" xmlns:cx5="http://schemas.microsoft.com/office/drawing/2016/5/11/chartex" xmlns:cx6="http://schemas.microsoft.com/office/drawing/2016/5/12/chartex" xmlns:cx7="http://schemas.microsoft.com/office/drawing/2016/5/13/chartex" xmlns:cx8="http://schemas.microsoft.com/office/drawing/2016/5/14/chartex" xmlns:mc="http://schemas.openxmlformats.org/markup-compatibility/2006" xmlns:aink="http://schemas.microsoft.com/office/drawing/2016/ink" xmlns:am3d="http://schemas.microsoft.com/office/drawing/2017/model3d" xmlns:o="urn:schemas-microsoft-com:office:office" xmlns:oel="http://schemas.microsoft.com/office/2019/extlst" xmlns:r="http://schemas.openxmlformats.org/officeDocument/2006/relationships" xmlns:m="http://schemas.openxmlformats.org/officeDocument/2006/math" xmlns:v="urn:schemas-microsoft-com:vml" xmlns:wp14="http://schemas.microsoft.com/office/word/2010/wordprocessingDrawing" xmlns:wp="http://schemas.openxmlformats.org/drawingml/2006/wordprocessingDrawing" xmlns:w10="urn:schemas-microsoft-com:office:word" xmlns:w="http://schemas.openxmlformats.org/wordprocessingml/2006/main" xmlns:w14="http://schemas.microsoft.com/office/word/2010/wordml" xmlns:w15="http://schemas.microsoft.com/office/word/2012/wordml" xmlns:w16cex="http://schemas.microsoft.com/office/word/2018/wordml/cex" xmlns:w16cid="http://schemas.microsoft.com/office/word/2016/wordml/cid" xmlns:w16="http://schemas.microsoft.com/office/word/2018/wordml" xmlns:w16du="http://schemas.microsoft.com/office/word/2023/wordml/word16du" xmlns:w16sdtdh="http://schemas.microsoft.com/office/word/2020/wordml/sdtdatahash" xmlns:w16sdtfl="http://schemas.microsoft.com/office/word/2024/wordml/sdtformatlock" xmlns:w16se="http://schemas.microsoft.com/office/word/2015/wordml/symex" xmlns:wpg="http://schemas.microsoft.com/office/word/2010/wordprocessingGroup" xmlns:wpi="http://schemas.microsoft.com/office/word/2010/wordprocessingInk" xmlns:wne="http://schemas.microsoft.com/office/word/2006/wordml" xmlns:wps="http://schemas.microsoft.com/office/word/2010/wordprocessingShape" mc:Ignorable="w14 w15 w16se w16cid w16 w16cex w16sdtdh w16sdtfl w16du wp14">
   <w:body>
     <w:p>
       <w:pPr>
-        <w:pStyle w:val="Normal"/>
         <w:jc w:val="both"/>
         <w:rPr>
           <w:sz w:val="22"/>
@@ -26,24 +25,62 @@
           <w:sz w:val="22"/>
           <w:szCs w:val="22"/>
         </w:rPr>
-        <w:t xml:space="preserve"> Cálculo numérico de propiedades ópticas de eritrocitos</w:t>
+        <w:t xml:space="preserve"> </w:t>
       </w:r>
       <w:commentRangeEnd w:id="0"/>
       <w:r>
+        <w:rPr>
+          <w:rStyle w:val="Refdecomentario"/>
+          <w:sz w:val="22"/>
+          <w:szCs w:val="22"/>
+        </w:rPr>
         <w:commentReference w:id="0"/>
       </w:r>
-      <w:ins w:id="0" w:author="Jonathan Urrutia" w:date="2026-05-06T16:23:50Z">
-        <w:r>
-          <w:rPr>
-            <w:sz w:val="22"/>
-            <w:szCs w:val="22"/>
-          </w:rPr>
-        </w:r>
-      </w:ins>
+      <w:r>
+        <w:rPr>
+          <w:sz w:val="22"/>
+          <w:szCs w:val="22"/>
+        </w:rPr>
+        <w:t xml:space="preserve">Caracterización óptica de </w:t>
+      </w:r>
+      <w:r>
+        <w:rPr>
+          <w:sz w:val="22"/>
+          <w:szCs w:val="22"/>
+        </w:rPr>
+        <w:t>eritrocitos</w:t>
+      </w:r>
+      <w:r>
+        <w:rPr>
+          <w:sz w:val="22"/>
+          <w:szCs w:val="22"/>
+        </w:rPr>
+        <w:t xml:space="preserve"> en </w:t>
+      </w:r>
+      <w:r>
+        <w:rPr>
+          <w:sz w:val="22"/>
+          <w:szCs w:val="22"/>
+        </w:rPr>
+        <w:t xml:space="preserve">el </w:t>
+      </w:r>
+      <w:r>
+        <w:rPr>
+          <w:sz w:val="22"/>
+          <w:szCs w:val="22"/>
+        </w:rPr>
+        <w:t>campo lejano</w:t>
+      </w:r>
+      <w:r>
+        <w:rPr>
+          <w:sz w:val="22"/>
+          <w:szCs w:val="22"/>
+        </w:rPr>
+        <w:t>: enfoque numérico</w:t>
+      </w:r>
     </w:p>
     <w:p>
       <w:pPr>
-        <w:pStyle w:val="Normal"/>
         <w:jc w:val="both"/>
         <w:rPr>
           <w:sz w:val="22"/>
@@ -52,69 +89,14 @@
       </w:pPr>
       <w:r>
         <w:rPr>
-          <w:b/>
-          <w:bCs/>
-          <w:sz w:val="22"/>
-          <w:szCs w:val="22"/>
-        </w:rPr>
-        <w:t>Autores:</w:t>
-      </w:r>
-      <w:r>
-        <w:rPr>
-          <w:sz w:val="22"/>
-          <w:szCs w:val="22"/>
-        </w:rPr>
-        <w:t xml:space="preserve"> Dana Larissa Luna González</w:t>
-      </w:r>
-      <w:r>
-        <w:rPr>
-          <w:sz w:val="22"/>
-          <w:szCs w:val="22"/>
-          <w:vertAlign w:val="superscript"/>
-        </w:rPr>
-        <w:t>1</w:t>
-      </w:r>
-      <w:r>
-        <w:rPr>
-          <w:sz w:val="22"/>
-          <w:szCs w:val="22"/>
-        </w:rPr>
-        <w:t>, Jonathan Alexis Urrutia Anguiano</w:t>
-      </w:r>
-      <w:r>
-        <w:rPr>
-          <w:sz w:val="22"/>
-          <w:szCs w:val="22"/>
-          <w:vertAlign w:val="superscript"/>
-        </w:rPr>
-        <w:t>1</w:t>
-      </w:r>
-      <w:r>
-        <w:rPr>
-          <w:sz w:val="22"/>
-          <w:szCs w:val="22"/>
-        </w:rPr>
-        <w:t>, Alejandro Reyes Coronado</w:t>
-      </w:r>
-      <w:r>
-        <w:rPr>
-          <w:sz w:val="22"/>
-          <w:szCs w:val="22"/>
-          <w:vertAlign w:val="superscript"/>
-        </w:rPr>
-        <w:t>1</w:t>
-      </w:r>
-      <w:r>
-        <w:rPr>
-          <w:sz w:val="22"/>
-          <w:szCs w:val="22"/>
-        </w:rPr>
-        <w:t xml:space="preserve"> </w:t>
+          <w:sz w:val="22"/>
+          <w:szCs w:val="22"/>
+        </w:rPr>
+        <w:t>Caracterización óptica de eritrocitos en el campo lejano mediante FIT</w:t>
       </w:r>
     </w:p>
     <w:p>
       <w:pPr>
-        <w:pStyle w:val="Normal"/>
         <w:jc w:val="both"/>
         <w:rPr>
           <w:sz w:val="22"/>
@@ -123,6 +105,22 @@
       </w:pPr>
       <w:r>
         <w:rPr>
+          <w:b/>
+          <w:bCs/>
+          <w:sz w:val="22"/>
+          <w:szCs w:val="22"/>
+        </w:rPr>
+        <w:t>Autores:</w:t>
+      </w:r>
+      <w:r>
+        <w:rPr>
+          <w:sz w:val="22"/>
+          <w:szCs w:val="22"/>
+        </w:rPr>
+        <w:t xml:space="preserve"> Dana Larissa Luna González</w:t>
+      </w:r>
+      <w:r>
+        <w:rPr>
           <w:sz w:val="22"/>
           <w:szCs w:val="22"/>
           <w:vertAlign w:val="superscript"/>
@@ -134,12 +132,41 @@
           <w:sz w:val="22"/>
           <w:szCs w:val="22"/>
         </w:rPr>
-        <w:t xml:space="preserve">Departamento de Física, Facultad de Ciencias, Universidad Nacional Autónoma de México </w:t>
+        <w:t>, Jonathan Alexis Urrutia Anguiano</w:t>
+      </w:r>
+      <w:r>
+        <w:rPr>
+          <w:sz w:val="22"/>
+          <w:szCs w:val="22"/>
+          <w:vertAlign w:val="superscript"/>
+        </w:rPr>
+        <w:t>1</w:t>
+      </w:r>
+      <w:r>
+        <w:rPr>
+          <w:sz w:val="22"/>
+          <w:szCs w:val="22"/>
+        </w:rPr>
+        <w:t>, Alejandro Reyes Coronado</w:t>
+      </w:r>
+      <w:r>
+        <w:rPr>
+          <w:sz w:val="22"/>
+          <w:szCs w:val="22"/>
+          <w:vertAlign w:val="superscript"/>
+        </w:rPr>
+        <w:t>1</w:t>
+      </w:r>
+      <w:r>
+        <w:rPr>
+          <w:sz w:val="22"/>
+          <w:szCs w:val="22"/>
+        </w:rPr>
+        <w:t xml:space="preserve"> </w:t>
       </w:r>
     </w:p>
     <w:p>
       <w:pPr>
-        <w:pStyle w:val="Normal"/>
         <w:jc w:val="both"/>
         <w:rPr>
           <w:sz w:val="22"/>
@@ -150,15 +177,23 @@
         <w:rPr>
           <w:sz w:val="22"/>
           <w:szCs w:val="22"/>
-        </w:rPr>
-        <w:t xml:space="preserve">Resumen (caracteres de 2000): </w:t>
+          <w:vertAlign w:val="superscript"/>
+        </w:rPr>
+        <w:t>1</w:t>
+      </w:r>
+      <w:r>
+        <w:rPr>
+          <w:sz w:val="22"/>
+          <w:szCs w:val="22"/>
+        </w:rPr>
+        <w:t xml:space="preserve">Departamento de Física, Facultad de Ciencias, Universidad Nacional Autónoma de México </w:t>
       </w:r>
     </w:p>
     <w:p>
       <w:pPr>
-        <w:pStyle w:val="Normal"/>
         <w:jc w:val="both"/>
         <w:rPr>
+          <w:ins w:id="1" w:author="DANA LARISSA LUNA GONZALEZ" w:date="2026-05-06T21:59:00Z" w16du:dateUtc="2026-05-07T03:59:00Z"/>
           <w:sz w:val="22"/>
           <w:szCs w:val="22"/>
         </w:rPr>
@@ -168,9 +203,76 @@
           <w:sz w:val="22"/>
           <w:szCs w:val="22"/>
         </w:rPr>
+        <w:t xml:space="preserve">Resumen (caracteres de 2000): </w:t>
+      </w:r>
+    </w:p>
+    <w:p>
+      <w:pPr>
+        <w:jc w:val="both"/>
+        <w:rPr>
+          <w:sz w:val="22"/>
+          <w:szCs w:val="22"/>
+        </w:rPr>
+      </w:pPr>
+      <w:r>
+        <w:rPr>
+          <w:sz w:val="22"/>
+          <w:szCs w:val="22"/>
+        </w:rPr>
+        <w:t xml:space="preserve">Diversas enfermedades hematológicas, como distintos tipos de anemia, están relacionadas con alteraciones en los eritrocitos (glóbulos rojos). Estas alteraciones modifican de manera clínicamente significativa la geometría, el tamaño y la composición interna de los eritrocitos, particularmente la concentración de hemoglobina corpuscular media (CHCM), modificando su índice de refracción y afectando tanto su funcionalidad fisiológica como sus propiedades de esparcimiento óptico. En este trabajo se estudia numéricamente la respuesta óptica de un eritrocito sano mediante el método </w:t>
+      </w:r>
+      <w:r>
+        <w:rPr>
+          <w:i/>
+          <w:iCs/>
+          <w:sz w:val="22"/>
+          <w:szCs w:val="22"/>
+        </w:rPr>
+        <w:t>Finite Integration Technique</w:t>
+      </w:r>
+      <w:r>
+        <w:rPr>
+          <w:sz w:val="22"/>
+          <w:szCs w:val="22"/>
+        </w:rPr>
+        <w:t xml:space="preserve"> (FIT), implementado en el software comercial CST Studio. La geometría del eritrocito se modela mediante óvalos de Cassini, mientras que la función dieléctrica se construye a partir de un ajuste analítico a datos experimentales reportados en la literatura, al cual se le aplican las relaciones sustractivas de Kramers–Kronig para garantizar causalidad.  Como resultado, se obtiene una caracterización óptica del eritrocito al determinarse numéricamente la sección transversal de extinción y la distribución angular del campo esparcido, es decir, cantidades medibles en el campo lejano.  Este trabajo proporciona una base para futuros estudios comparativos con eritrocitos patológicos.</w:t>
+      </w:r>
+    </w:p>
+    <w:p>
+      <w:pPr>
+        <w:jc w:val="both"/>
+        <w:rPr>
+          <w:sz w:val="22"/>
+          <w:szCs w:val="22"/>
+        </w:rPr>
+      </w:pPr>
+    </w:p>
+    <w:p>
+      <w:pPr>
+        <w:jc w:val="both"/>
+        <w:rPr>
+          <w:del w:id="2" w:author="DANA LARISSA LUNA GONZALEZ" w:date="2026-05-06T21:59:00Z" w16du:dateUtc="2026-05-07T03:59:00Z"/>
+          <w:sz w:val="22"/>
+          <w:szCs w:val="22"/>
+        </w:rPr>
+      </w:pPr>
+    </w:p>
+    <w:p>
+      <w:pPr>
+        <w:jc w:val="both"/>
+        <w:rPr>
+          <w:sz w:val="22"/>
+          <w:szCs w:val="22"/>
+        </w:rPr>
+      </w:pPr>
+      <w:r>
+        <w:rPr>
+          <w:sz w:val="22"/>
+          <w:szCs w:val="22"/>
+        </w:rPr>
         <w:t xml:space="preserve">Diversas enfermedades hematológicas, como distintos tipos de anemia, están </w:t>
       </w:r>
-      <w:del w:id="1" w:author="Jonathan Urrutia" w:date="2026-05-06T16:27:28Z">
+      <w:del w:id="3" w:author="Jonathan Urrutia" w:date="2026-05-06T16:27:00Z">
         <w:r>
           <w:rPr>
             <w:sz w:val="22"/>
@@ -186,7 +288,7 @@
         </w:rPr>
         <w:t>relacionadas con alteraciones en los eritrocitos (glóbulos rojos). La geometría, el tamaño y la composición interna de los eritrocitos, particularmente la concentración de hemoglobina corpuscular media (CHCM),</w:t>
       </w:r>
-      <w:del w:id="2" w:author="Jonathan Urrutia" w:date="2026-05-06T16:27:44Z">
+      <w:del w:id="4" w:author="Jonathan Urrutia" w:date="2026-05-06T16:27:00Z">
         <w:r>
           <w:rPr>
             <w:sz w:val="22"/>
@@ -202,7 +304,7 @@
         </w:rPr>
         <w:t xml:space="preserve"> variar de manera clínicamente significativa, modificando su índice de refracción </w:t>
       </w:r>
-      <w:del w:id="3" w:author="Jonathan Urrutia" w:date="2026-05-06T16:28:12Z">
+      <w:del w:id="5" w:author="Jonathan Urrutia" w:date="2026-05-06T16:28:00Z">
         <w:r>
           <w:rPr>
             <w:sz w:val="22"/>
@@ -234,24 +336,15 @@
         </w:rPr>
         <w:t xml:space="preserve"> (FIT), implementado en el software</w:t>
       </w:r>
-      <w:ins w:id="4" w:author="Jonathan Urrutia" w:date="2026-05-06T16:28:48Z">
+      <w:ins w:id="6" w:author="Jonathan Urrutia" w:date="2026-05-06T16:28:00Z">
         <w:r>
           <w:rPr>
             <w:sz w:val="22"/>
             <w:szCs w:val="22"/>
           </w:rPr>
-          <w:t xml:space="preserve"> </w:t>
+          <w:t xml:space="preserve"> comercial</w:t>
         </w:r>
       </w:ins>
-      <w:ins w:id="5" w:author="Jonathan Urrutia" w:date="2026-05-06T16:28:48Z">
-        <w:r>
-          <w:rPr>
-            <w:sz w:val="22"/>
-            <w:szCs w:val="22"/>
-          </w:rPr>
-          <w:t>comercial</w:t>
-        </w:r>
-      </w:ins>
       <w:r>
         <w:rPr>
           <w:sz w:val="22"/>
@@ -259,7 +352,7 @@
         </w:rPr>
         <w:t xml:space="preserve"> CST Studio. La geometría del eritrocito se modela mediante óvalos de Cassini, mientras que la función dieléctrica se construye a partir de un ajuste analítico a datos experimentales reportados en la literatura, al cual se le aplican las relaciones sustractivas de Kramers–Kronig para garantizar causalidad. </w:t>
       </w:r>
-      <w:del w:id="6" w:author="Jonathan Urrutia" w:date="2026-05-06T16:29:17Z">
+      <w:del w:id="7" w:author="Jonathan Urrutia" w:date="2026-05-06T16:29:00Z">
         <w:r>
           <w:rPr>
             <w:sz w:val="22"/>
@@ -275,7 +368,7 @@
         </w:rPr>
         <w:t xml:space="preserve"> </w:t>
       </w:r>
-      <w:ins w:id="7" w:author="Jonathan Urrutia" w:date="2026-05-06T16:29:24Z">
+      <w:ins w:id="8" w:author="Jonathan Urrutia" w:date="2026-05-06T16:29:00Z">
         <w:r>
           <w:rPr>
             <w:sz w:val="22"/>
@@ -284,7 +377,7 @@
           <w:t xml:space="preserve">Como resultado, se obtiene una caracterizción óptica del eritrosito al determinarse numéricamente </w:t>
         </w:r>
       </w:ins>
-      <w:del w:id="8" w:author="Jonathan Urrutia" w:date="2026-05-06T16:30:00Z">
+      <w:del w:id="9" w:author="Jonathan Urrutia" w:date="2026-05-06T16:30:00Z">
         <w:r>
           <w:rPr>
             <w:sz w:val="22"/>
@@ -300,59 +393,49 @@
         </w:rPr>
         <w:t>sección transversal de extinción y la distribución angular del campo esparcido</w:t>
       </w:r>
-      <w:ins w:id="9" w:author="Jonathan Urrutia" w:date="2026-05-06T16:30:05Z">
+      <w:ins w:id="10" w:author="Jonathan Urrutia" w:date="2026-05-06T16:30:00Z">
         <w:r>
           <w:rPr>
             <w:sz w:val="22"/>
             <w:szCs w:val="22"/>
           </w:rPr>
-          <w:t xml:space="preserve">, </w:t>
+          <w:t>, es decir, cantidades medibles en el campo lejano</w:t>
         </w:r>
       </w:ins>
-      <w:ins w:id="10" w:author="Jonathan Urrutia" w:date="2026-05-06T16:30:05Z">
+      <w:r>
+        <w:rPr>
+          <w:sz w:val="22"/>
+          <w:szCs w:val="22"/>
+        </w:rPr>
+        <w:t xml:space="preserve">. </w:t>
+      </w:r>
+      <w:del w:id="11" w:author="Jonathan Urrutia" w:date="2026-05-06T16:31:00Z">
         <w:r>
           <w:rPr>
             <w:sz w:val="22"/>
             <w:szCs w:val="22"/>
           </w:rPr>
-          <w:t>es decir, cantidades medibles en el campo lejano</w:t>
+          <w:delText xml:space="preserve">Estos </w:delText>
         </w:r>
-      </w:ins>
-      <w:r>
-        <w:rPr>
-          <w:sz w:val="22"/>
-          <w:szCs w:val="22"/>
-        </w:rPr>
-        <w:t xml:space="preserve">. </w:t>
-      </w:r>
-      <w:del w:id="11" w:author="Jonathan Urrutia" w:date="2026-05-06T16:31:05Z">
         <w:r>
           <w:rPr>
             <w:sz w:val="22"/>
             <w:szCs w:val="22"/>
           </w:rPr>
-          <w:delText>Estos resultados permiten caracterizar cantidades macroscópicas medibles de un eritrocito sano</w:delText>
+          <w:lastRenderedPageBreak/>
+          <w:delText>resultados permiten caracterizar cantidades macroscópicas medibles de un eritrocito sano</w:delText>
         </w:r>
       </w:del>
-      <w:ins w:id="12" w:author="Jonathan Urrutia" w:date="2026-05-06T16:31:05Z">
+      <w:ins w:id="12" w:author="Jonathan Urrutia" w:date="2026-05-06T16:31:00Z">
         <w:r>
           <w:rPr>
             <w:sz w:val="22"/>
             <w:szCs w:val="22"/>
           </w:rPr>
-          <w:t xml:space="preserve">.. </w:t>
+          <w:t xml:space="preserve">.. Este trabajo </w:t>
         </w:r>
       </w:ins>
-      <w:ins w:id="13" w:author="Jonathan Urrutia" w:date="2026-05-06T16:31:05Z">
-        <w:r>
-          <w:rPr>
-            <w:sz w:val="22"/>
-            <w:szCs w:val="22"/>
-          </w:rPr>
-          <w:t xml:space="preserve">Este trabajo </w:t>
-        </w:r>
-      </w:ins>
-      <w:del w:id="14" w:author="Jonathan Urrutia" w:date="2026-05-06T16:31:05Z">
+      <w:del w:id="13" w:author="Jonathan Urrutia" w:date="2026-05-06T16:31:00Z">
         <w:r>
           <w:rPr>
             <w:sz w:val="22"/>
@@ -361,24 +444,15 @@
           <w:delText xml:space="preserve">, proporcionando </w:delText>
         </w:r>
       </w:del>
-      <w:ins w:id="15" w:author="Jonathan Urrutia" w:date="2026-05-06T16:31:18Z">
+      <w:ins w:id="14" w:author="Jonathan Urrutia" w:date="2026-05-06T16:31:00Z">
         <w:r>
           <w:rPr>
             <w:sz w:val="22"/>
             <w:szCs w:val="22"/>
           </w:rPr>
-          <w:t xml:space="preserve"> </w:t>
+          <w:t xml:space="preserve"> proporciona </w:t>
         </w:r>
       </w:ins>
-      <w:ins w:id="16" w:author="Jonathan Urrutia" w:date="2026-05-06T16:31:18Z">
-        <w:r>
-          <w:rPr>
-            <w:sz w:val="22"/>
-            <w:szCs w:val="22"/>
-          </w:rPr>
-          <w:t xml:space="preserve">proporciona </w:t>
-        </w:r>
-      </w:ins>
       <w:r>
         <w:rPr>
           <w:sz w:val="22"/>
@@ -386,7 +460,7 @@
         </w:rPr>
         <w:t xml:space="preserve">una base para </w:t>
       </w:r>
-      <w:ins w:id="17" w:author="Jonathan Urrutia" w:date="2026-05-06T16:31:29Z">
+      <w:ins w:id="15" w:author="Jonathan Urrutia" w:date="2026-05-06T16:31:00Z">
         <w:r>
           <w:rPr>
             <w:sz w:val="22"/>
@@ -405,153 +479,114 @@
     </w:p>
     <w:p>
       <w:pPr>
-        <w:pStyle w:val="Normal"/>
-        <w:spacing w:before="0" w:after="160"/>
         <w:jc w:val="both"/>
         <w:rPr>
           <w:sz w:val="22"/>
           <w:szCs w:val="22"/>
         </w:rPr>
       </w:pPr>
-      <w:r>
-        <w:rPr>
-          <w:sz w:val="22"/>
-          <w:szCs w:val="22"/>
-        </w:rPr>
-      </w:r>
     </w:p>
     <w:sectPr>
-      <w:type w:val="nextPage"/>
       <w:pgSz w:w="12240" w:h="15840"/>
-      <w:pgMar w:left="1701" w:right="1701" w:gutter="0" w:header="0" w:top="1417" w:footer="0" w:bottom="1417"/>
-      <w:pgNumType w:fmt="decimal"/>
-      <w:formProt w:val="false"/>
-      <w:textDirection w:val="lrTb"/>
-      <w:docGrid w:type="default" w:linePitch="360" w:charSpace="0"/>
+      <w:pgMar w:top="1417" w:right="1701" w:bottom="1417" w:left="1701" w:header="0" w:footer="0" w:gutter="0"/>
+      <w:cols w:space="720"/>
+      <w:formProt w:val="0"/>
+      <w:docGrid w:linePitch="360"/>
     </w:sectPr>
   </w:body>
 </w:document>
 </file>
 
 <file path=word/comments.xml><?xml version="1.0" encoding="utf-8"?>
-<w:comments xmlns:o="urn:schemas-microsoft-com:office:office" xmlns:r="http://schemas.openxmlformats.org/officeDocument/2006/relationships" xmlns:v="urn:schemas-microsoft-com:vml" xmlns:w="http://schemas.openxmlformats.org/wordprocessingml/2006/main" xmlns:w10="urn:schemas-microsoft-com:office:word" xmlns:wp="http://schemas.openxmlformats.org/drawingml/2006/wordprocessingDrawing" xmlns:pic="http://schemas.openxmlformats.org/drawingml/2006/picture" xmlns:wps="http://schemas.microsoft.com/office/word/2010/wordprocessingShape" xmlns:wpg="http://schemas.microsoft.com/office/word/2010/wordprocessingGroup" xmlns:mc="http://schemas.openxmlformats.org/markup-compatibility/2006" xmlns:wp14="http://schemas.microsoft.com/office/word/2010/wordprocessingDrawing" xmlns:w14="http://schemas.microsoft.com/office/word/2010/wordml" xmlns:w15="http://schemas.microsoft.com/office/word/2012/wordml" mc:Ignorable="w14 wp14 w15">
-  <w:comment w:id="0" w:author="Jonathan Urrutia" w:date="2026-05-06T16:23:50Z" w:initials="JU">
+<w:comments xmlns:wpc="http://schemas.microsoft.com/office/word/2010/wordprocessingCanvas" xmlns:cx="http://schemas.microsoft.com/office/drawing/2014/chartex" xmlns:cx1="http://schemas.microsoft.com/office/drawing/2015/9/8/chartex" xmlns:cx2="http://schemas.microsoft.com/office/drawing/2015/10/21/chartex" xmlns:cx3="http://schemas.microsoft.com/office/drawing/2016/5/9/chartex" xmlns:cx4="http://schemas.microsoft.com/office/drawing/2016/5/10/chartex" xmlns:cx5="http://schemas.microsoft.com/office/drawing/2016/5/11/chartex" xmlns:cx6="http://schemas.microsoft.com/office/drawing/2016/5/12/chartex" xmlns:cx7="http://schemas.microsoft.com/office/drawing/2016/5/13/chartex" xmlns:cx8="http://schemas.microsoft.com/office/drawing/2016/5/14/chartex" xmlns:mc="http://schemas.openxmlformats.org/markup-compatibility/2006" xmlns:aink="http://schemas.microsoft.com/office/drawing/2016/ink" xmlns:am3d="http://schemas.microsoft.com/office/drawing/2017/model3d" xmlns:o="urn:schemas-microsoft-com:office:office" xmlns:oel="http://schemas.microsoft.com/office/2019/extlst" xmlns:r="http://schemas.openxmlformats.org/officeDocument/2006/relationships" xmlns:m="http://schemas.openxmlformats.org/officeDocument/2006/math" xmlns:v="urn:schemas-microsoft-com:vml" xmlns:wp14="http://schemas.microsoft.com/office/word/2010/wordprocessingDrawing" xmlns:wp="http://schemas.openxmlformats.org/drawingml/2006/wordprocessingDrawing" xmlns:w10="urn:schemas-microsoft-com:office:word" xmlns:w="http://schemas.openxmlformats.org/wordprocessingml/2006/main" xmlns:w14="http://schemas.microsoft.com/office/word/2010/wordml" xmlns:w15="http://schemas.microsoft.com/office/word/2012/wordml" xmlns:w16cex="http://schemas.microsoft.com/office/word/2018/wordml/cex" xmlns:w16cid="http://schemas.microsoft.com/office/word/2016/wordml/cid" xmlns:w16="http://schemas.microsoft.com/office/word/2018/wordml" xmlns:w16du="http://schemas.microsoft.com/office/word/2023/wordml/word16du" xmlns:w16sdtdh="http://schemas.microsoft.com/office/word/2020/wordml/sdtdatahash" xmlns:w16sdtfl="http://schemas.microsoft.com/office/word/2024/wordml/sdtformatlock" xmlns:w16se="http://schemas.microsoft.com/office/word/2015/wordml/symex" xmlns:wpg="http://schemas.microsoft.com/office/word/2010/wordprocessingGroup" xmlns:wpi="http://schemas.microsoft.com/office/word/2010/wordprocessingInk" xmlns:wne="http://schemas.microsoft.com/office/word/2006/wordml" xmlns:wps="http://schemas.microsoft.com/office/word/2010/wordprocessingShape" mc:Ignorable="w14 w15 w16se w16cid w16 w16cex w16sdtdh w16sdtfl w16du wp14">
+  <w:comment w:id="0" w:author="Jonathan Urrutia" w:date="2026-05-06T16:23:00Z" w:initials="JU">
     <w:p>
       <w:pPr>
-        <w:overflowPunct w:val="false"/>
-        <w:spacing w:before="0" w:after="0" w:lineRule="auto" w:line="240"/>
-        <w:rPr/>
+        <w:overflowPunct w:val="0"/>
+        <w:spacing w:after="0" w:line="240" w:lineRule="auto"/>
       </w:pPr>
       <w:r>
         <w:annotationRef/>
       </w:r>
       <w:r>
         <w:rPr>
-          <w:rFonts w:cs="DejaVu Sans" w:ascii="Liberation Serif" w:hAnsi="Liberation Serif" w:eastAsia="DejaVu Sans"/>
+          <w:rFonts w:ascii="Liberation Serif" w:eastAsia="DejaVu Sans" w:hAnsi="Liberation Serif" w:cs="DejaVu Sans"/>
           <w:kern w:val="0"/>
-          <w:lang w:bidi="en-US" w:eastAsia="en-US" w:val="en-US"/>
+          <w:lang w:val="en-US" w:bidi="en-US"/>
         </w:rPr>
         <w:t>Qué tal algo como:</w:t>
       </w:r>
     </w:p>
     <w:p>
       <w:pPr>
-        <w:overflowPunct w:val="false"/>
-        <w:spacing w:before="0" w:after="0" w:lineRule="auto" w:line="240"/>
-        <w:rPr/>
+        <w:overflowPunct w:val="0"/>
+        <w:spacing w:after="0" w:line="240" w:lineRule="auto"/>
       </w:pPr>
       <w:r>
         <w:rPr>
-          <w:rFonts w:cs="DejaVu Sans" w:ascii="Liberation Serif" w:hAnsi="Liberation Serif" w:eastAsia="DejaVu Sans"/>
+          <w:rFonts w:ascii="Liberation Serif" w:eastAsia="DejaVu Sans" w:hAnsi="Liberation Serif" w:cs="DejaVu Sans"/>
           <w:kern w:val="0"/>
-          <w:lang w:bidi="en-US" w:val="en-US" w:eastAsia="en-US"/>
+          <w:lang w:val="en-US" w:bidi="en-US"/>
         </w:rPr>
         <w:t>Propiedades ópticas de eritrositos en el campo lejano: enfoque numérico</w:t>
       </w:r>
     </w:p>
     <w:p>
       <w:pPr>
-        <w:overflowPunct w:val="false"/>
-        <w:spacing w:before="0" w:after="0" w:lineRule="auto" w:line="240"/>
-        <w:rPr/>
+        <w:overflowPunct w:val="0"/>
+        <w:spacing w:after="0" w:line="240" w:lineRule="auto"/>
       </w:pPr>
-      <w:r>
-        <w:rPr>
-          <w:rFonts w:cs="DejaVu Sans" w:ascii="Liberation Serif" w:hAnsi="Liberation Serif" w:eastAsia="DejaVu Sans"/>
-          <w:kern w:val="0"/>
-          <w:lang w:bidi="en-US" w:val="en-US" w:eastAsia="en-US"/>
-        </w:rPr>
-      </w:r>
     </w:p>
     <w:p>
       <w:pPr>
-        <w:overflowPunct w:val="false"/>
-        <w:spacing w:before="0" w:after="0" w:lineRule="auto" w:line="240"/>
-        <w:rPr/>
+        <w:overflowPunct w:val="0"/>
+        <w:spacing w:after="0" w:line="240" w:lineRule="auto"/>
       </w:pPr>
       <w:r>
         <w:rPr>
-          <w:rFonts w:cs="DejaVu Sans" w:ascii="Liberation Serif" w:hAnsi="Liberation Serif" w:eastAsia="DejaVu Sans"/>
+          <w:rFonts w:ascii="Liberation Serif" w:eastAsia="DejaVu Sans" w:hAnsi="Liberation Serif" w:cs="DejaVu Sans"/>
           <w:kern w:val="0"/>
-          <w:lang w:bidi="en-US" w:val="en-US" w:eastAsia="en-US"/>
+          <w:lang w:val="en-US" w:bidi="en-US"/>
         </w:rPr>
         <w:t>Yo resaltaría que es numéico y es campo lejano. También optiaría por lo que caracterizas la céluila</w:t>
       </w:r>
     </w:p>
     <w:p>
       <w:pPr>
-        <w:overflowPunct w:val="false"/>
-        <w:spacing w:before="0" w:after="0" w:lineRule="auto" w:line="240"/>
-        <w:rPr/>
+        <w:overflowPunct w:val="0"/>
+        <w:spacing w:after="0" w:line="240" w:lineRule="auto"/>
       </w:pPr>
-      <w:r>
-        <w:rPr>
-          <w:rFonts w:cs="DejaVu Sans" w:ascii="Liberation Serif" w:hAnsi="Liberation Serif" w:eastAsia="DejaVu Sans"/>
-          <w:kern w:val="0"/>
-          <w:lang w:bidi="en-US" w:val="en-US" w:eastAsia="en-US"/>
-        </w:rPr>
-      </w:r>
     </w:p>
     <w:p>
       <w:pPr>
-        <w:overflowPunct w:val="false"/>
-        <w:spacing w:before="0" w:after="0" w:lineRule="auto" w:line="240"/>
-        <w:rPr/>
+        <w:overflowPunct w:val="0"/>
+        <w:spacing w:after="0" w:line="240" w:lineRule="auto"/>
       </w:pPr>
       <w:r>
         <w:rPr>
-          <w:rFonts w:cs="DejaVu Sans" w:ascii="Liberation Serif" w:hAnsi="Liberation Serif" w:eastAsia="DejaVu Sans"/>
+          <w:rFonts w:ascii="Liberation Serif" w:eastAsia="DejaVu Sans" w:hAnsi="Liberation Serif" w:cs="DejaVu Sans"/>
           <w:kern w:val="0"/>
-          <w:lang w:bidi="en-US" w:val="en-US" w:eastAsia="en-US"/>
+          <w:lang w:val="en-US" w:bidi="en-US"/>
         </w:rPr>
         <w:t xml:space="preserve">Caracterización óptica de eritrositos en el campo lejano </w:t>
       </w:r>
     </w:p>
     <w:p>
       <w:pPr>
-        <w:overflowPunct w:val="false"/>
-        <w:spacing w:before="0" w:after="0" w:lineRule="auto" w:line="240"/>
-        <w:rPr/>
+        <w:overflowPunct w:val="0"/>
+        <w:spacing w:after="0" w:line="240" w:lineRule="auto"/>
       </w:pPr>
-      <w:r>
-        <w:rPr>
-          <w:rFonts w:cs="DejaVu Sans" w:ascii="Liberation Serif" w:hAnsi="Liberation Serif" w:eastAsia="DejaVu Sans"/>
-          <w:kern w:val="0"/>
-          <w:lang w:bidi="en-US" w:val="en-US" w:eastAsia="en-US"/>
-        </w:rPr>
-      </w:r>
     </w:p>
     <w:p>
       <w:pPr>
-        <w:overflowPunct w:val="false"/>
-        <w:spacing w:before="0" w:after="0" w:lineRule="auto" w:line="240"/>
-        <w:rPr/>
+        <w:overflowPunct w:val="0"/>
+        <w:spacing w:after="0" w:line="240" w:lineRule="auto"/>
       </w:pPr>
       <w:r>
         <w:rPr>
-          <w:rFonts w:cs="DejaVu Sans" w:ascii="Liberation Serif" w:hAnsi="Liberation Serif" w:eastAsia="DejaVu Sans"/>
+          <w:rFonts w:ascii="Liberation Serif" w:eastAsia="DejaVu Sans" w:hAnsi="Liberation Serif" w:cs="DejaVu Sans"/>
           <w:kern w:val="0"/>
-          <w:lang w:bidi="en-US" w:val="en-US" w:eastAsia="en-US"/>
+          <w:lang w:val="en-US" w:bidi="en-US"/>
         </w:rPr>
         <w:t>Algo así</w:t>
       </w:r>
@@ -560,12 +595,32 @@
 </w:comments>
 </file>
 
+<file path=word/commentsExtended.xml><?xml version="1.0" encoding="utf-8"?>
+<w15:commentsEx xmlns:wpc="http://schemas.microsoft.com/office/word/2010/wordprocessingCanvas" xmlns:cx="http://schemas.microsoft.com/office/drawing/2014/chartex" xmlns:cx1="http://schemas.microsoft.com/office/drawing/2015/9/8/chartex" xmlns:cx2="http://schemas.microsoft.com/office/drawing/2015/10/21/chartex" xmlns:cx3="http://schemas.microsoft.com/office/drawing/2016/5/9/chartex" xmlns:cx4="http://schemas.microsoft.com/office/drawing/2016/5/10/chartex" xmlns:cx5="http://schemas.microsoft.com/office/drawing/2016/5/11/chartex" xmlns:cx6="http://schemas.microsoft.com/office/drawing/2016/5/12/chartex" xmlns:cx7="http://schemas.microsoft.com/office/drawing/2016/5/13/chartex" xmlns:cx8="http://schemas.microsoft.com/office/drawing/2016/5/14/chartex" xmlns:mc="http://schemas.openxmlformats.org/markup-compatibility/2006" xmlns:aink="http://schemas.microsoft.com/office/drawing/2016/ink" xmlns:am3d="http://schemas.microsoft.com/office/drawing/2017/model3d" xmlns:o="urn:schemas-microsoft-com:office:office" xmlns:oel="http://schemas.microsoft.com/office/2019/extlst" xmlns:r="http://schemas.openxmlformats.org/officeDocument/2006/relationships" xmlns:m="http://schemas.openxmlformats.org/officeDocument/2006/math" xmlns:v="urn:schemas-microsoft-com:vml" xmlns:wp14="http://schemas.microsoft.com/office/word/2010/wordprocessingDrawing" xmlns:wp="http://schemas.openxmlformats.org/drawingml/2006/wordprocessingDrawing" xmlns:w10="urn:schemas-microsoft-com:office:word" xmlns:w="http://schemas.openxmlformats.org/wordprocessingml/2006/main" xmlns:w14="http://schemas.microsoft.com/office/word/2010/wordml" xmlns:w15="http://schemas.microsoft.com/office/word/2012/wordml" xmlns:w16cex="http://schemas.microsoft.com/office/word/2018/wordml/cex" xmlns:w16cid="http://schemas.microsoft.com/office/word/2016/wordml/cid" xmlns:w16="http://schemas.microsoft.com/office/word/2018/wordml" xmlns:w16du="http://schemas.microsoft.com/office/word/2023/wordml/word16du" xmlns:w16sdtdh="http://schemas.microsoft.com/office/word/2020/wordml/sdtdatahash" xmlns:w16sdtfl="http://schemas.microsoft.com/office/word/2024/wordml/sdtformatlock" xmlns:w16se="http://schemas.microsoft.com/office/word/2015/wordml/symex" xmlns:wpg="http://schemas.microsoft.com/office/word/2010/wordprocessingGroup" xmlns:wpi="http://schemas.microsoft.com/office/word/2010/wordprocessingInk" xmlns:wne="http://schemas.microsoft.com/office/word/2006/wordml" xmlns:wps="http://schemas.microsoft.com/office/word/2010/wordprocessingShape" mc:Ignorable="w14 w15 w16se w16cid w16 w16cex w16sdtdh w16sdtfl w16du wp14">
+  <w15:commentEx w15:paraId="7E5948C6" w15:done="0"/>
+</w15:commentsEx>
+</file>
+
+<file path=word/commentsIds.xml><?xml version="1.0" encoding="utf-8"?>
+<w16cid:commentsIds xmlns:wpc="http://schemas.microsoft.com/office/word/2010/wordprocessingCanvas" xmlns:cx="http://schemas.microsoft.com/office/drawing/2014/chartex" xmlns:cx1="http://schemas.microsoft.com/office/drawing/2015/9/8/chartex" xmlns:cx2="http://schemas.microsoft.com/office/drawing/2015/10/21/chartex" xmlns:cx3="http://schemas.microsoft.com/office/drawing/2016/5/9/chartex" xmlns:cx4="http://schemas.microsoft.com/office/drawing/2016/5/10/chartex" xmlns:cx5="http://schemas.microsoft.com/office/drawing/2016/5/11/chartex" xmlns:cx6="http://schemas.microsoft.com/office/drawing/2016/5/12/chartex" xmlns:cx7="http://schemas.microsoft.com/office/drawing/2016/5/13/chartex" xmlns:cx8="http://schemas.microsoft.com/office/drawing/2016/5/14/chartex" xmlns:mc="http://schemas.openxmlformats.org/markup-compatibility/2006" xmlns:aink="http://schemas.microsoft.com/office/drawing/2016/ink" xmlns:am3d="http://schemas.microsoft.com/office/drawing/2017/model3d" xmlns:o="urn:schemas-microsoft-com:office:office" xmlns:oel="http://schemas.microsoft.com/office/2019/extlst" xmlns:r="http://schemas.openxmlformats.org/officeDocument/2006/relationships" xmlns:m="http://schemas.openxmlformats.org/officeDocument/2006/math" xmlns:v="urn:schemas-microsoft-com:vml" xmlns:wp14="http://schemas.microsoft.com/office/word/2010/wordprocessingDrawing" xmlns:wp="http://schemas.openxmlformats.org/drawingml/2006/wordprocessingDrawing" xmlns:w10="urn:schemas-microsoft-com:office:word" xmlns:w="http://schemas.openxmlformats.org/wordprocessingml/2006/main" xmlns:w14="http://schemas.microsoft.com/office/word/2010/wordml" xmlns:w15="http://schemas.microsoft.com/office/word/2012/wordml" xmlns:w16cex="http://schemas.microsoft.com/office/word/2018/wordml/cex" xmlns:w16cid="http://schemas.microsoft.com/office/word/2016/wordml/cid" xmlns:w16="http://schemas.microsoft.com/office/word/2018/wordml" xmlns:w16du="http://schemas.microsoft.com/office/word/2023/wordml/word16du" xmlns:w16sdtdh="http://schemas.microsoft.com/office/word/2020/wordml/sdtdatahash" xmlns:w16sdtfl="http://schemas.microsoft.com/office/word/2024/wordml/sdtformatlock" xmlns:w16se="http://schemas.microsoft.com/office/word/2015/wordml/symex" xmlns:wpg="http://schemas.microsoft.com/office/word/2010/wordprocessingGroup" xmlns:wpi="http://schemas.microsoft.com/office/word/2010/wordprocessingInk" xmlns:wne="http://schemas.microsoft.com/office/word/2006/wordml" xmlns:wps="http://schemas.microsoft.com/office/word/2010/wordprocessingShape" mc:Ignorable="w14 w15 w16se w16cid w16 w16cex w16sdtdh w16sdtfl w16du wp14">
+  <w16cid:commentId w16cid:paraId="7E5948C6" w16cid:durableId="4C33F1EA"/>
+</w16cid:commentsIds>
+</file>
+
+<file path=word/people.xml><?xml version="1.0" encoding="utf-8"?>
+<w15:people xmlns:wpc="http://schemas.microsoft.com/office/word/2010/wordprocessingCanvas" xmlns:cx="http://schemas.microsoft.com/office/drawing/2014/chartex" xmlns:cx1="http://schemas.microsoft.com/office/drawing/2015/9/8/chartex" xmlns:cx2="http://schemas.microsoft.com/office/drawing/2015/10/21/chartex" xmlns:cx3="http://schemas.microsoft.com/office/drawing/2016/5/9/chartex" xmlns:cx4="http://schemas.microsoft.com/office/drawing/2016/5/10/chartex" xmlns:cx5="http://schemas.microsoft.com/office/drawing/2016/5/11/chartex" xmlns:cx6="http://schemas.microsoft.com/office/drawing/2016/5/12/chartex" xmlns:cx7="http://schemas.microsoft.com/office/drawing/2016/5/13/chartex" xmlns:cx8="http://schemas.microsoft.com/office/drawing/2016/5/14/chartex" xmlns:mc="http://schemas.openxmlformats.org/markup-compatibility/2006" xmlns:aink="http://schemas.microsoft.com/office/drawing/2016/ink" xmlns:am3d="http://schemas.microsoft.com/office/drawing/2017/model3d" xmlns:o="urn:schemas-microsoft-com:office:office" xmlns:oel="http://schemas.microsoft.com/office/2019/extlst" xmlns:r="http://schemas.openxmlformats.org/officeDocument/2006/relationships" xmlns:m="http://schemas.openxmlformats.org/officeDocument/2006/math" xmlns:v="urn:schemas-microsoft-com:vml" xmlns:wp14="http://schemas.microsoft.com/office/word/2010/wordprocessingDrawing" xmlns:wp="http://schemas.openxmlformats.org/drawingml/2006/wordprocessingDrawing" xmlns:w10="urn:schemas-microsoft-com:office:word" xmlns:w="http://schemas.openxmlformats.org/wordprocessingml/2006/main" xmlns:w14="http://schemas.microsoft.com/office/word/2010/wordml" xmlns:w15="http://schemas.microsoft.com/office/word/2012/wordml" xmlns:w16cex="http://schemas.microsoft.com/office/word/2018/wordml/cex" xmlns:w16cid="http://schemas.microsoft.com/office/word/2016/wordml/cid" xmlns:w16="http://schemas.microsoft.com/office/word/2018/wordml" xmlns:w16du="http://schemas.microsoft.com/office/word/2023/wordml/word16du" xmlns:w16sdtdh="http://schemas.microsoft.com/office/word/2020/wordml/sdtdatahash" xmlns:w16sdtfl="http://schemas.microsoft.com/office/word/2024/wordml/sdtformatlock" xmlns:w16se="http://schemas.microsoft.com/office/word/2015/wordml/symex" xmlns:wpg="http://schemas.microsoft.com/office/word/2010/wordprocessingGroup" xmlns:wpi="http://schemas.microsoft.com/office/word/2010/wordprocessingInk" xmlns:wne="http://schemas.microsoft.com/office/word/2006/wordml" xmlns:wps="http://schemas.microsoft.com/office/word/2010/wordprocessingShape" mc:Ignorable="w14 w15 w16se w16cid w16 w16cex w16sdtdh w16sdtfl w16du wp14">
+  <w15:person w15:author="DANA LARISSA LUNA GONZALEZ">
+    <w15:presenceInfo w15:providerId="AD" w15:userId="S::dana.larissalg@comunidad.unam.mx::39843a73-9849-4286-a8ca-08e07cb4b281"/>
+  </w15:person>
+</w15:people>
+</file>
+
 <file path=word/styles.xml><?xml version="1.0" encoding="utf-8"?>
-<w:styles xmlns:w="http://schemas.openxmlformats.org/wordprocessingml/2006/main" xmlns:w14="http://schemas.microsoft.com/office/word/2010/wordml" xmlns:mc="http://schemas.openxmlformats.org/markup-compatibility/2006" mc:Ignorable="w14">
+<w:styles xmlns:mc="http://schemas.openxmlformats.org/markup-compatibility/2006" xmlns:r="http://schemas.openxmlformats.org/officeDocument/2006/relationships" xmlns:w="http://schemas.openxmlformats.org/wordprocessingml/2006/main" xmlns:w14="http://schemas.microsoft.com/office/word/2010/wordml" xmlns:w15="http://schemas.microsoft.com/office/word/2012/wordml" xmlns:w16cex="http://schemas.microsoft.com/office/word/2018/wordml/cex" xmlns:w16cid="http://schemas.microsoft.com/office/word/2016/wordml/cid" xmlns:w16="http://schemas.microsoft.com/office/word/2018/wordml" xmlns:w16du="http://schemas.microsoft.com/office/word/2023/wordml/word16du" xmlns:w16sdtdh="http://schemas.microsoft.com/office/word/2020/wordml/sdtdatahash" xmlns:w16sdtfl="http://schemas.microsoft.com/office/word/2024/wordml/sdtformatlock" xmlns:w16se="http://schemas.microsoft.com/office/word/2015/wordml/symex" mc:Ignorable="w14 w15 w16se w16cid w16 w16cex w16sdtdh w16sdtfl w16du">
   <w:docDefaults>
     <w:rPrDefault>
       <w:rPr>
-        <w:rFonts w:ascii="Aptos" w:hAnsi="Aptos" w:eastAsia="Aptos" w:cs="" w:asciiTheme="minorHAnsi" w:cstheme="minorBidi" w:eastAsiaTheme="minorHAnsi" w:hAnsiTheme="minorHAnsi"/>
+        <w:rFonts w:asciiTheme="minorHAnsi" w:eastAsiaTheme="minorHAnsi" w:hAnsiTheme="minorHAnsi" w:cstheme="minorBidi"/>
         <w:kern w:val="2"/>
         <w:sz w:val="24"/>
         <w:szCs w:val="24"/>
@@ -575,21 +630,21 @@
     </w:rPrDefault>
     <w:pPrDefault>
       <w:pPr>
-        <w:suppressAutoHyphens w:val="true"/>
+        <w:suppressAutoHyphens/>
       </w:pPr>
     </w:pPrDefault>
   </w:docDefaults>
   <w:latentStyles w:defLockedState="0" w:defUIPriority="99" w:defSemiHidden="0" w:defUnhideWhenUsed="0" w:defQFormat="0" w:count="376">
     <w:lsdException w:name="Normal" w:uiPriority="0" w:qFormat="1"/>
     <w:lsdException w:name="heading 1" w:uiPriority="9" w:qFormat="1"/>
-    <w:lsdException w:name="heading 2" w:uiPriority="9" w:semiHidden="1" w:unhideWhenUsed="1" w:qFormat="1"/>
-    <w:lsdException w:name="heading 3" w:uiPriority="9" w:semiHidden="1" w:unhideWhenUsed="1" w:qFormat="1"/>
-    <w:lsdException w:name="heading 4" w:uiPriority="9" w:semiHidden="1" w:unhideWhenUsed="1" w:qFormat="1"/>
-    <w:lsdException w:name="heading 5" w:uiPriority="9" w:semiHidden="1" w:unhideWhenUsed="1" w:qFormat="1"/>
-    <w:lsdException w:name="heading 6" w:uiPriority="9" w:semiHidden="1" w:unhideWhenUsed="1" w:qFormat="1"/>
-    <w:lsdException w:name="heading 7" w:uiPriority="9" w:semiHidden="1" w:unhideWhenUsed="1" w:qFormat="1"/>
-    <w:lsdException w:name="heading 8" w:uiPriority="9" w:semiHidden="1" w:unhideWhenUsed="1" w:qFormat="1"/>
-    <w:lsdException w:name="heading 9" w:uiPriority="9" w:semiHidden="1" w:unhideWhenUsed="1" w:qFormat="1"/>
+    <w:lsdException w:name="heading 2" w:semiHidden="1" w:uiPriority="9" w:unhideWhenUsed="1" w:qFormat="1"/>
+    <w:lsdException w:name="heading 3" w:semiHidden="1" w:uiPriority="9" w:unhideWhenUsed="1" w:qFormat="1"/>
+    <w:lsdException w:name="heading 4" w:semiHidden="1" w:uiPriority="9" w:unhideWhenUsed="1" w:qFormat="1"/>
+    <w:lsdException w:name="heading 5" w:semiHidden="1" w:uiPriority="9" w:unhideWhenUsed="1" w:qFormat="1"/>
+    <w:lsdException w:name="heading 6" w:semiHidden="1" w:uiPriority="9" w:unhideWhenUsed="1" w:qFormat="1"/>
+    <w:lsdException w:name="heading 7" w:semiHidden="1" w:uiPriority="9" w:unhideWhenUsed="1" w:qFormat="1"/>
+    <w:lsdException w:name="heading 8" w:semiHidden="1" w:uiPriority="9" w:unhideWhenUsed="1" w:qFormat="1"/>
+    <w:lsdException w:name="heading 9" w:semiHidden="1" w:uiPriority="9" w:unhideWhenUsed="1" w:qFormat="1"/>
     <w:lsdException w:name="index 1" w:semiHidden="1" w:unhideWhenUsed="1"/>
     <w:lsdException w:name="index 2" w:semiHidden="1" w:unhideWhenUsed="1"/>
     <w:lsdException w:name="index 3" w:semiHidden="1" w:unhideWhenUsed="1"/>
@@ -599,22 +654,22 @@
     <w:lsdException w:name="index 7" w:semiHidden="1" w:unhideWhenUsed="1"/>
     <w:lsdException w:name="index 8" w:semiHidden="1" w:unhideWhenUsed="1"/>
     <w:lsdException w:name="index 9" w:semiHidden="1" w:unhideWhenUsed="1"/>
-    <w:lsdException w:name="toc 1" w:uiPriority="39" w:semiHidden="1" w:unhideWhenUsed="1"/>
-    <w:lsdException w:name="toc 2" w:uiPriority="39" w:semiHidden="1" w:unhideWhenUsed="1"/>
-    <w:lsdException w:name="toc 3" w:uiPriority="39" w:semiHidden="1" w:unhideWhenUsed="1"/>
-    <w:lsdException w:name="toc 4" w:uiPriority="39" w:semiHidden="1" w:unhideWhenUsed="1"/>
-    <w:lsdException w:name="toc 5" w:uiPriority="39" w:semiHidden="1" w:unhideWhenUsed="1"/>
-    <w:lsdException w:name="toc 6" w:uiPriority="39" w:semiHidden="1" w:unhideWhenUsed="1"/>
-    <w:lsdException w:name="toc 7" w:uiPriority="39" w:semiHidden="1" w:unhideWhenUsed="1"/>
-    <w:lsdException w:name="toc 8" w:uiPriority="39" w:semiHidden="1" w:unhideWhenUsed="1"/>
-    <w:lsdException w:name="toc 9" w:uiPriority="39" w:semiHidden="1" w:unhideWhenUsed="1"/>
+    <w:lsdException w:name="toc 1" w:semiHidden="1" w:uiPriority="39" w:unhideWhenUsed="1"/>
+    <w:lsdException w:name="toc 2" w:semiHidden="1" w:uiPriority="39" w:unhideWhenUsed="1"/>
+    <w:lsdException w:name="toc 3" w:semiHidden="1" w:uiPriority="39" w:unhideWhenUsed="1"/>
+    <w:lsdException w:name="toc 4" w:semiHidden="1" w:uiPriority="39" w:unhideWhenUsed="1"/>
+    <w:lsdException w:name="toc 5" w:semiHidden="1" w:uiPriority="39" w:unhideWhenUsed="1"/>
+    <w:lsdException w:name="toc 6" w:semiHidden="1" w:uiPriority="39" w:unhideWhenUsed="1"/>
+    <w:lsdException w:name="toc 7" w:semiHidden="1" w:uiPriority="39" w:unhideWhenUsed="1"/>
+    <w:lsdException w:name="toc 8" w:semiHidden="1" w:uiPriority="39" w:unhideWhenUsed="1"/>
+    <w:lsdException w:name="toc 9" w:semiHidden="1" w:uiPriority="39" w:unhideWhenUsed="1"/>
     <w:lsdException w:name="Normal Indent" w:semiHidden="1" w:unhideWhenUsed="1"/>
     <w:lsdException w:name="footnote text" w:semiHidden="1" w:unhideWhenUsed="1"/>
     <w:lsdException w:name="annotation text" w:semiHidden="1" w:unhideWhenUsed="1"/>
     <w:lsdException w:name="header" w:semiHidden="1" w:unhideWhenUsed="1"/>
     <w:lsdException w:name="footer" w:semiHidden="1" w:unhideWhenUsed="1"/>
     <w:lsdException w:name="index heading" w:semiHidden="1" w:unhideWhenUsed="1"/>
-    <w:lsdException w:name="caption" w:uiPriority="35" w:semiHidden="1" w:unhideWhenUsed="1" w:qFormat="1"/>
+    <w:lsdException w:name="caption" w:semiHidden="1" w:uiPriority="35" w:unhideWhenUsed="1" w:qFormat="1"/>
     <w:lsdException w:name="table of figures" w:semiHidden="1" w:unhideWhenUsed="1"/>
     <w:lsdException w:name="envelope address" w:semiHidden="1" w:unhideWhenUsed="1"/>
     <w:lsdException w:name="envelope return" w:semiHidden="1" w:unhideWhenUsed="1"/>
@@ -645,7 +700,7 @@
     <w:lsdException w:name="Title" w:uiPriority="10" w:qFormat="1"/>
     <w:lsdException w:name="Closing" w:semiHidden="1" w:unhideWhenUsed="1"/>
     <w:lsdException w:name="Signature" w:semiHidden="1" w:unhideWhenUsed="1"/>
-    <w:lsdException w:name="Default Paragraph Font" w:uiPriority="1" w:semiHidden="1" w:unhideWhenUsed="1"/>
+    <w:lsdException w:name="Default Paragraph Font" w:semiHidden="1" w:uiPriority="1" w:unhideWhenUsed="1"/>
     <w:lsdException w:name="Body Text" w:semiHidden="1" w:unhideWhenUsed="1"/>
     <w:lsdException w:name="Body Text Indent" w:semiHidden="1" w:unhideWhenUsed="1"/>
     <w:lsdException w:name="List Continue" w:semiHidden="1" w:unhideWhenUsed="1"/>
@@ -845,8 +900,8 @@
     <w:lsdException w:name="Subtle Reference" w:uiPriority="31" w:qFormat="1"/>
     <w:lsdException w:name="Intense Reference" w:uiPriority="32" w:qFormat="1"/>
     <w:lsdException w:name="Book Title" w:uiPriority="33" w:qFormat="1"/>
-    <w:lsdException w:name="Bibliography" w:uiPriority="37" w:semiHidden="1" w:unhideWhenUsed="1"/>
-    <w:lsdException w:name="TOC Heading" w:uiPriority="39" w:semiHidden="1" w:unhideWhenUsed="1" w:qFormat="1"/>
+    <w:lsdException w:name="Bibliography" w:semiHidden="1" w:uiPriority="37" w:unhideWhenUsed="1"/>
+    <w:lsdException w:name="TOC Heading" w:semiHidden="1" w:uiPriority="39" w:unhideWhenUsed="1" w:qFormat="1"/>
     <w:lsdException w:name="Plain Table 1" w:uiPriority="41"/>
     <w:lsdException w:name="Plain Table 2" w:uiPriority="42"/>
     <w:lsdException w:name="Plain Table 3" w:uiPriority="43"/>
@@ -957,47 +1012,35 @@
     <w:lsdException w:name="Unresolved Mention" w:semiHidden="1" w:unhideWhenUsed="1"/>
     <w:lsdException w:name="Smart Link" w:semiHidden="1" w:unhideWhenUsed="1"/>
   </w:latentStyles>
-  <w:style w:type="paragraph" w:styleId="Normal" w:default="1">
+  <w:style w:type="paragraph" w:default="1" w:styleId="Normal">
     <w:name w:val="Normal"/>
     <w:qFormat/>
     <w:pPr>
-      <w:widowControl/>
-      <w:bidi w:val="0"/>
-      <w:spacing w:lineRule="auto" w:line="278" w:before="0" w:after="160"/>
-      <w:jc w:val="start"/>
-    </w:pPr>
-    <w:rPr>
-      <w:rFonts w:ascii="Aptos" w:hAnsi="Aptos" w:eastAsia="Aptos" w:cs="" w:asciiTheme="minorHAnsi" w:cstheme="minorBidi" w:eastAsiaTheme="minorHAnsi" w:hAnsiTheme="minorHAnsi"/>
-      <w:color w:val="auto"/>
-      <w:kern w:val="2"/>
-      <w:sz w:val="24"/>
-      <w:szCs w:val="24"/>
-      <w:lang w:val="es-MX" w:eastAsia="en-US" w:bidi="ar-SA"/>
-      <w14:ligatures w14:val="standardContextual"/>
-    </w:rPr>
-  </w:style>
-  <w:style w:type="paragraph" w:styleId="Heading1">
+      <w:spacing w:after="160" w:line="278" w:lineRule="auto"/>
+    </w:pPr>
+  </w:style>
+  <w:style w:type="paragraph" w:styleId="Ttulo1">
     <w:name w:val="heading 1"/>
     <w:basedOn w:val="Normal"/>
     <w:next w:val="Normal"/>
     <w:link w:val="Ttulo1Car"/>
     <w:uiPriority w:val="9"/>
     <w:qFormat/>
-    <w:rsid w:val="00ad11e5"/>
-    <w:pPr>
-      <w:keepNext w:val="true"/>
+    <w:rsid w:val="00AD11E5"/>
+    <w:pPr>
+      <w:keepNext/>
       <w:keepLines/>
       <w:spacing w:before="360" w:after="80"/>
       <w:outlineLvl w:val="0"/>
     </w:pPr>
     <w:rPr>
-      <w:rFonts w:ascii="Aptos Display" w:hAnsi="Aptos Display" w:eastAsia="" w:cs="" w:asciiTheme="majorHAnsi" w:cstheme="majorBidi" w:eastAsiaTheme="majorEastAsia" w:hAnsiTheme="majorHAnsi"/>
-      <w:color w:themeColor="accent1" w:themeShade="bf" w:val="0F4761"/>
+      <w:rFonts w:asciiTheme="majorHAnsi" w:eastAsiaTheme="majorEastAsia" w:hAnsiTheme="majorHAnsi" w:cstheme="majorBidi"/>
+      <w:color w:val="0F4761" w:themeColor="accent1" w:themeShade="BF"/>
       <w:sz w:val="40"/>
       <w:szCs w:val="40"/>
     </w:rPr>
   </w:style>
-  <w:style w:type="paragraph" w:styleId="Heading2">
+  <w:style w:type="paragraph" w:styleId="Ttulo2">
     <w:name w:val="heading 2"/>
     <w:basedOn w:val="Normal"/>
     <w:next w:val="Normal"/>
@@ -1006,21 +1049,21 @@
     <w:semiHidden/>
     <w:unhideWhenUsed/>
     <w:qFormat/>
-    <w:rsid w:val="00ad11e5"/>
-    <w:pPr>
-      <w:keepNext w:val="true"/>
+    <w:rsid w:val="00AD11E5"/>
+    <w:pPr>
+      <w:keepNext/>
       <w:keepLines/>
       <w:spacing w:before="160" w:after="80"/>
       <w:outlineLvl w:val="1"/>
     </w:pPr>
     <w:rPr>
-      <w:rFonts w:ascii="Aptos Display" w:hAnsi="Aptos Display" w:eastAsia="" w:cs="" w:asciiTheme="majorHAnsi" w:cstheme="majorBidi" w:eastAsiaTheme="majorEastAsia" w:hAnsiTheme="majorHAnsi"/>
-      <w:color w:themeColor="accent1" w:themeShade="bf" w:val="0F4761"/>
+      <w:rFonts w:asciiTheme="majorHAnsi" w:eastAsiaTheme="majorEastAsia" w:hAnsiTheme="majorHAnsi" w:cstheme="majorBidi"/>
+      <w:color w:val="0F4761" w:themeColor="accent1" w:themeShade="BF"/>
       <w:sz w:val="32"/>
       <w:szCs w:val="32"/>
     </w:rPr>
   </w:style>
-  <w:style w:type="paragraph" w:styleId="Heading3">
+  <w:style w:type="paragraph" w:styleId="Ttulo3">
     <w:name w:val="heading 3"/>
     <w:basedOn w:val="Normal"/>
     <w:next w:val="Normal"/>
@@ -1029,21 +1072,21 @@
     <w:semiHidden/>
     <w:unhideWhenUsed/>
     <w:qFormat/>
-    <w:rsid w:val="00ad11e5"/>
-    <w:pPr>
-      <w:keepNext w:val="true"/>
+    <w:rsid w:val="00AD11E5"/>
+    <w:pPr>
+      <w:keepNext/>
       <w:keepLines/>
       <w:spacing w:before="160" w:after="80"/>
       <w:outlineLvl w:val="2"/>
     </w:pPr>
     <w:rPr>
-      <w:rFonts w:eastAsia="" w:cs="" w:cstheme="majorBidi" w:eastAsiaTheme="majorEastAsia"/>
-      <w:color w:themeColor="accent1" w:themeShade="bf" w:val="0F4761"/>
+      <w:rFonts w:eastAsiaTheme="majorEastAsia" w:cstheme="majorBidi"/>
+      <w:color w:val="0F4761" w:themeColor="accent1" w:themeShade="BF"/>
       <w:sz w:val="28"/>
       <w:szCs w:val="28"/>
     </w:rPr>
   </w:style>
-  <w:style w:type="paragraph" w:styleId="Heading4">
+  <w:style w:type="paragraph" w:styleId="Ttulo4">
     <w:name w:val="heading 4"/>
     <w:basedOn w:val="Normal"/>
     <w:next w:val="Normal"/>
@@ -1052,21 +1095,21 @@
     <w:semiHidden/>
     <w:unhideWhenUsed/>
     <w:qFormat/>
-    <w:rsid w:val="00ad11e5"/>
-    <w:pPr>
-      <w:keepNext w:val="true"/>
+    <w:rsid w:val="00AD11E5"/>
+    <w:pPr>
+      <w:keepNext/>
       <w:keepLines/>
       <w:spacing w:before="80" w:after="40"/>
       <w:outlineLvl w:val="3"/>
     </w:pPr>
     <w:rPr>
-      <w:rFonts w:eastAsia="" w:cs="" w:cstheme="majorBidi" w:eastAsiaTheme="majorEastAsia"/>
+      <w:rFonts w:eastAsiaTheme="majorEastAsia" w:cstheme="majorBidi"/>
       <w:i/>
       <w:iCs/>
-      <w:color w:themeColor="accent1" w:themeShade="bf" w:val="0F4761"/>
-    </w:rPr>
-  </w:style>
-  <w:style w:type="paragraph" w:styleId="Heading5">
+      <w:color w:val="0F4761" w:themeColor="accent1" w:themeShade="BF"/>
+    </w:rPr>
+  </w:style>
+  <w:style w:type="paragraph" w:styleId="Ttulo5">
     <w:name w:val="heading 5"/>
     <w:basedOn w:val="Normal"/>
     <w:next w:val="Normal"/>
@@ -1075,19 +1118,19 @@
     <w:semiHidden/>
     <w:unhideWhenUsed/>
     <w:qFormat/>
-    <w:rsid w:val="00ad11e5"/>
-    <w:pPr>
-      <w:keepNext w:val="true"/>
+    <w:rsid w:val="00AD11E5"/>
+    <w:pPr>
+      <w:keepNext/>
       <w:keepLines/>
       <w:spacing w:before="80" w:after="40"/>
       <w:outlineLvl w:val="4"/>
     </w:pPr>
     <w:rPr>
-      <w:rFonts w:eastAsia="" w:cs="" w:cstheme="majorBidi" w:eastAsiaTheme="majorEastAsia"/>
-      <w:color w:themeColor="accent1" w:themeShade="bf" w:val="0F4761"/>
-    </w:rPr>
-  </w:style>
-  <w:style w:type="paragraph" w:styleId="Heading6">
+      <w:rFonts w:eastAsiaTheme="majorEastAsia" w:cstheme="majorBidi"/>
+      <w:color w:val="0F4761" w:themeColor="accent1" w:themeShade="BF"/>
+    </w:rPr>
+  </w:style>
+  <w:style w:type="paragraph" w:styleId="Ttulo6">
     <w:name w:val="heading 6"/>
     <w:basedOn w:val="Normal"/>
     <w:next w:val="Normal"/>
@@ -1096,21 +1139,21 @@
     <w:semiHidden/>
     <w:unhideWhenUsed/>
     <w:qFormat/>
-    <w:rsid w:val="00ad11e5"/>
-    <w:pPr>
-      <w:keepNext w:val="true"/>
+    <w:rsid w:val="00AD11E5"/>
+    <w:pPr>
+      <w:keepNext/>
       <w:keepLines/>
       <w:spacing w:before="40" w:after="0"/>
       <w:outlineLvl w:val="5"/>
     </w:pPr>
     <w:rPr>
-      <w:rFonts w:eastAsia="" w:cs="" w:cstheme="majorBidi" w:eastAsiaTheme="majorEastAsia"/>
+      <w:rFonts w:eastAsiaTheme="majorEastAsia" w:cstheme="majorBidi"/>
       <w:i/>
       <w:iCs/>
-      <w:color w:themeColor="text1" w:themeTint="a6" w:val="595959"/>
-    </w:rPr>
-  </w:style>
-  <w:style w:type="paragraph" w:styleId="Heading7">
+      <w:color w:val="595959" w:themeColor="text1" w:themeTint="A6"/>
+    </w:rPr>
+  </w:style>
+  <w:style w:type="paragraph" w:styleId="Ttulo7">
     <w:name w:val="heading 7"/>
     <w:basedOn w:val="Normal"/>
     <w:next w:val="Normal"/>
@@ -1119,19 +1162,19 @@
     <w:semiHidden/>
     <w:unhideWhenUsed/>
     <w:qFormat/>
-    <w:rsid w:val="00ad11e5"/>
-    <w:pPr>
-      <w:keepNext w:val="true"/>
+    <w:rsid w:val="00AD11E5"/>
+    <w:pPr>
+      <w:keepNext/>
       <w:keepLines/>
       <w:spacing w:before="40" w:after="0"/>
       <w:outlineLvl w:val="6"/>
     </w:pPr>
     <w:rPr>
-      <w:rFonts w:eastAsia="" w:cs="" w:cstheme="majorBidi" w:eastAsiaTheme="majorEastAsia"/>
-      <w:color w:themeColor="text1" w:themeTint="a6" w:val="595959"/>
-    </w:rPr>
-  </w:style>
-  <w:style w:type="paragraph" w:styleId="Heading8">
+      <w:rFonts w:eastAsiaTheme="majorEastAsia" w:cstheme="majorBidi"/>
+      <w:color w:val="595959" w:themeColor="text1" w:themeTint="A6"/>
+    </w:rPr>
+  </w:style>
+  <w:style w:type="paragraph" w:styleId="Ttulo8">
     <w:name w:val="heading 8"/>
     <w:basedOn w:val="Normal"/>
     <w:next w:val="Normal"/>
@@ -1140,21 +1183,21 @@
     <w:semiHidden/>
     <w:unhideWhenUsed/>
     <w:qFormat/>
-    <w:rsid w:val="00ad11e5"/>
-    <w:pPr>
-      <w:keepNext w:val="true"/>
+    <w:rsid w:val="00AD11E5"/>
+    <w:pPr>
+      <w:keepNext/>
       <w:keepLines/>
-      <w:spacing w:before="0" w:after="0"/>
+      <w:spacing w:after="0"/>
       <w:outlineLvl w:val="7"/>
     </w:pPr>
     <w:rPr>
-      <w:rFonts w:eastAsia="" w:cs="" w:cstheme="majorBidi" w:eastAsiaTheme="majorEastAsia"/>
+      <w:rFonts w:eastAsiaTheme="majorEastAsia" w:cstheme="majorBidi"/>
       <w:i/>
       <w:iCs/>
-      <w:color w:themeColor="text1" w:themeTint="d8" w:val="272727"/>
-    </w:rPr>
-  </w:style>
-  <w:style w:type="paragraph" w:styleId="Heading9">
+      <w:color w:val="272727" w:themeColor="text1" w:themeTint="D8"/>
+    </w:rPr>
+  </w:style>
+  <w:style w:type="paragraph" w:styleId="Ttulo9">
     <w:name w:val="heading 9"/>
     <w:basedOn w:val="Normal"/>
     <w:next w:val="Normal"/>
@@ -1163,421 +1206,22 @@
     <w:semiHidden/>
     <w:unhideWhenUsed/>
     <w:qFormat/>
-    <w:rsid w:val="00ad11e5"/>
-    <w:pPr>
-      <w:keepNext w:val="true"/>
+    <w:rsid w:val="00AD11E5"/>
+    <w:pPr>
+      <w:keepNext/>
       <w:keepLines/>
-      <w:spacing w:before="0" w:after="0"/>
+      <w:spacing w:after="0"/>
       <w:outlineLvl w:val="8"/>
     </w:pPr>
     <w:rPr>
-      <w:rFonts w:eastAsia="" w:cs="" w:cstheme="majorBidi" w:eastAsiaTheme="majorEastAsia"/>
-      <w:color w:themeColor="text1" w:themeTint="d8" w:val="272727"/>
-    </w:rPr>
-  </w:style>
-  <w:style w:type="character" w:styleId="DefaultParagraphFont" w:default="1">
+      <w:rFonts w:eastAsiaTheme="majorEastAsia" w:cstheme="majorBidi"/>
+      <w:color w:val="272727" w:themeColor="text1" w:themeTint="D8"/>
+    </w:rPr>
+  </w:style>
+  <w:style w:type="character" w:default="1" w:styleId="Fuentedeprrafopredeter">
     <w:name w:val="Default Paragraph Font"/>
     <w:uiPriority w:val="1"/>
     <w:unhideWhenUsed/>
-    <w:qFormat/>
-    <w:rPr/>
-  </w:style>
-  <w:style w:type="character" w:styleId="Ttulo1Car" w:customStyle="1">
-    <w:name w:val="Título 1 Car"/>
-    <w:basedOn w:val="DefaultParagraphFont"/>
-    <w:link w:val="Heading1"/>
-    <w:uiPriority w:val="9"/>
-    <w:qFormat/>
-    <w:rsid w:val="00ad11e5"/>
-    <w:rPr>
-      <w:rFonts w:ascii="Aptos Display" w:hAnsi="Aptos Display" w:eastAsia="" w:cs="" w:asciiTheme="majorHAnsi" w:cstheme="majorBidi" w:eastAsiaTheme="majorEastAsia" w:hAnsiTheme="majorHAnsi"/>
-      <w:color w:themeColor="accent1" w:themeShade="bf" w:val="0F4761"/>
-      <w:sz w:val="40"/>
-      <w:szCs w:val="40"/>
-    </w:rPr>
-  </w:style>
-  <w:style w:type="character" w:styleId="Ttulo2Car" w:customStyle="1">
-    <w:name w:val="Título 2 Car"/>
-    <w:basedOn w:val="DefaultParagraphFont"/>
-    <w:link w:val="Heading2"/>
-    <w:uiPriority w:val="9"/>
-    <w:semiHidden/>
-    <w:qFormat/>
-    <w:rsid w:val="00ad11e5"/>
-    <w:rPr>
-      <w:rFonts w:ascii="Aptos Display" w:hAnsi="Aptos Display" w:eastAsia="" w:cs="" w:asciiTheme="majorHAnsi" w:cstheme="majorBidi" w:eastAsiaTheme="majorEastAsia" w:hAnsiTheme="majorHAnsi"/>
-      <w:color w:themeColor="accent1" w:themeShade="bf" w:val="0F4761"/>
-      <w:sz w:val="32"/>
-      <w:szCs w:val="32"/>
-    </w:rPr>
-  </w:style>
-  <w:style w:type="character" w:styleId="Ttulo3Car" w:customStyle="1">
-    <w:name w:val="Título 3 Car"/>
-    <w:basedOn w:val="DefaultParagraphFont"/>
-    <w:link w:val="Heading3"/>
-    <w:uiPriority w:val="9"/>
-    <w:semiHidden/>
-    <w:qFormat/>
-    <w:rsid w:val="00ad11e5"/>
-    <w:rPr>
-      <w:rFonts w:eastAsia="" w:cs="" w:cstheme="majorBidi" w:eastAsiaTheme="majorEastAsia"/>
-      <w:color w:themeColor="accent1" w:themeShade="bf" w:val="0F4761"/>
-      <w:sz w:val="28"/>
-      <w:szCs w:val="28"/>
-    </w:rPr>
-  </w:style>
-  <w:style w:type="character" w:styleId="Ttulo4Car" w:customStyle="1">
-    <w:name w:val="Título 4 Car"/>
-    <w:basedOn w:val="DefaultParagraphFont"/>
-    <w:link w:val="Heading4"/>
-    <w:uiPriority w:val="9"/>
-    <w:semiHidden/>
-    <w:qFormat/>
-    <w:rsid w:val="00ad11e5"/>
-    <w:rPr>
-      <w:rFonts w:eastAsia="" w:cs="" w:cstheme="majorBidi" w:eastAsiaTheme="majorEastAsia"/>
-      <w:i/>
-      <w:iCs/>
-      <w:color w:themeColor="accent1" w:themeShade="bf" w:val="0F4761"/>
-    </w:rPr>
-  </w:style>
-  <w:style w:type="character" w:styleId="Ttulo5Car" w:customStyle="1">
-    <w:name w:val="Título 5 Car"/>
-    <w:basedOn w:val="DefaultParagraphFont"/>
-    <w:link w:val="Heading5"/>
-    <w:uiPriority w:val="9"/>
-    <w:semiHidden/>
-    <w:qFormat/>
-    <w:rsid w:val="00ad11e5"/>
-    <w:rPr>
-      <w:rFonts w:eastAsia="" w:cs="" w:cstheme="majorBidi" w:eastAsiaTheme="majorEastAsia"/>
-      <w:color w:themeColor="accent1" w:themeShade="bf" w:val="0F4761"/>
-    </w:rPr>
-  </w:style>
-  <w:style w:type="character" w:styleId="Ttulo6Car" w:customStyle="1">
-    <w:name w:val="Título 6 Car"/>
-    <w:basedOn w:val="DefaultParagraphFont"/>
-    <w:link w:val="Heading6"/>
-    <w:uiPriority w:val="9"/>
-    <w:semiHidden/>
-    <w:qFormat/>
-    <w:rsid w:val="00ad11e5"/>
-    <w:rPr>
-      <w:rFonts w:eastAsia="" w:cs="" w:cstheme="majorBidi" w:eastAsiaTheme="majorEastAsia"/>
-      <w:i/>
-      <w:iCs/>
-      <w:color w:themeColor="text1" w:themeTint="a6" w:val="595959"/>
-    </w:rPr>
-  </w:style>
-  <w:style w:type="character" w:styleId="Ttulo7Car" w:customStyle="1">
-    <w:name w:val="Título 7 Car"/>
-    <w:basedOn w:val="DefaultParagraphFont"/>
-    <w:link w:val="Heading7"/>
-    <w:uiPriority w:val="9"/>
-    <w:semiHidden/>
-    <w:qFormat/>
-    <w:rsid w:val="00ad11e5"/>
-    <w:rPr>
-      <w:rFonts w:eastAsia="" w:cs="" w:cstheme="majorBidi" w:eastAsiaTheme="majorEastAsia"/>
-      <w:color w:themeColor="text1" w:themeTint="a6" w:val="595959"/>
-    </w:rPr>
-  </w:style>
-  <w:style w:type="character" w:styleId="Ttulo8Car" w:customStyle="1">
-    <w:name w:val="Título 8 Car"/>
-    <w:basedOn w:val="DefaultParagraphFont"/>
-    <w:link w:val="Heading8"/>
-    <w:uiPriority w:val="9"/>
-    <w:semiHidden/>
-    <w:qFormat/>
-    <w:rsid w:val="00ad11e5"/>
-    <w:rPr>
-      <w:rFonts w:eastAsia="" w:cs="" w:cstheme="majorBidi" w:eastAsiaTheme="majorEastAsia"/>
-      <w:i/>
-      <w:iCs/>
-      <w:color w:themeColor="text1" w:themeTint="d8" w:val="272727"/>
-    </w:rPr>
-  </w:style>
-  <w:style w:type="character" w:styleId="Ttulo9Car" w:customStyle="1">
-    <w:name w:val="Título 9 Car"/>
-    <w:basedOn w:val="DefaultParagraphFont"/>
-    <w:link w:val="Heading9"/>
-    <w:uiPriority w:val="9"/>
-    <w:semiHidden/>
-    <w:qFormat/>
-    <w:rsid w:val="00ad11e5"/>
-    <w:rPr>
-      <w:rFonts w:eastAsia="" w:cs="" w:cstheme="majorBidi" w:eastAsiaTheme="majorEastAsia"/>
-      <w:color w:themeColor="text1" w:themeTint="d8" w:val="272727"/>
-    </w:rPr>
-  </w:style>
-  <w:style w:type="character" w:styleId="TtuloCar" w:customStyle="1">
-    <w:name w:val="Título Car"/>
-    <w:basedOn w:val="DefaultParagraphFont"/>
-    <w:link w:val="Title"/>
-    <w:uiPriority w:val="10"/>
-    <w:qFormat/>
-    <w:rsid w:val="00ad11e5"/>
-    <w:rPr>
-      <w:rFonts w:ascii="Aptos Display" w:hAnsi="Aptos Display" w:eastAsia="" w:cs="" w:asciiTheme="majorHAnsi" w:cstheme="majorBidi" w:eastAsiaTheme="majorEastAsia" w:hAnsiTheme="majorHAnsi"/>
-      <w:spacing w:val="-10"/>
-      <w:kern w:val="2"/>
-      <w:sz w:val="56"/>
-      <w:szCs w:val="56"/>
-    </w:rPr>
-  </w:style>
-  <w:style w:type="character" w:styleId="SubttuloCar" w:customStyle="1">
-    <w:name w:val="Subtítulo Car"/>
-    <w:basedOn w:val="DefaultParagraphFont"/>
-    <w:link w:val="Subtitle"/>
-    <w:uiPriority w:val="11"/>
-    <w:qFormat/>
-    <w:rsid w:val="00ad11e5"/>
-    <w:rPr>
-      <w:rFonts w:eastAsia="" w:cs="" w:cstheme="majorBidi" w:eastAsiaTheme="majorEastAsia"/>
-      <w:color w:themeColor="text1" w:themeTint="a6" w:val="595959"/>
-      <w:spacing w:val="15"/>
-      <w:sz w:val="28"/>
-      <w:szCs w:val="28"/>
-    </w:rPr>
-  </w:style>
-  <w:style w:type="character" w:styleId="CitaCar" w:customStyle="1">
-    <w:name w:val="Cita Car"/>
-    <w:basedOn w:val="DefaultParagraphFont"/>
-    <w:link w:val="Quote"/>
-    <w:uiPriority w:val="29"/>
-    <w:qFormat/>
-    <w:rsid w:val="00ad11e5"/>
-    <w:rPr>
-      <w:i/>
-      <w:iCs/>
-      <w:color w:themeColor="text1" w:themeTint="bf" w:val="404040"/>
-    </w:rPr>
-  </w:style>
-  <w:style w:type="character" w:styleId="IntenseEmphasis">
-    <w:name w:val="Intense Emphasis"/>
-    <w:basedOn w:val="DefaultParagraphFont"/>
-    <w:uiPriority w:val="21"/>
-    <w:qFormat/>
-    <w:rsid w:val="00ad11e5"/>
-    <w:rPr>
-      <w:i/>
-      <w:iCs/>
-      <w:color w:themeColor="accent1" w:themeShade="bf" w:val="0F4761"/>
-    </w:rPr>
-  </w:style>
-  <w:style w:type="character" w:styleId="CitadestacadaCar" w:customStyle="1">
-    <w:name w:val="Cita destacada Car"/>
-    <w:basedOn w:val="DefaultParagraphFont"/>
-    <w:link w:val="IntenseQuote"/>
-    <w:uiPriority w:val="30"/>
-    <w:qFormat/>
-    <w:rsid w:val="00ad11e5"/>
-    <w:rPr>
-      <w:i/>
-      <w:iCs/>
-      <w:color w:themeColor="accent1" w:themeShade="bf" w:val="0F4761"/>
-    </w:rPr>
-  </w:style>
-  <w:style w:type="character" w:styleId="IntenseReference">
-    <w:name w:val="Intense Reference"/>
-    <w:basedOn w:val="DefaultParagraphFont"/>
-    <w:uiPriority w:val="32"/>
-    <w:qFormat/>
-    <w:rsid w:val="00ad11e5"/>
-    <w:rPr>
-      <w:b/>
-      <w:bCs/>
-      <w:smallCaps/>
-      <w:color w:themeColor="accent1" w:themeShade="bf" w:val="0F4761"/>
-      <w:spacing w:val="5"/>
-    </w:rPr>
-  </w:style>
-  <w:style w:type="character" w:styleId="LineNumber">
-    <w:name w:val="line number"/>
-    <w:rPr/>
-  </w:style>
-  <w:style w:type="paragraph" w:styleId="Heading">
-    <w:name w:val="Heading"/>
-    <w:basedOn w:val="Normal"/>
-    <w:next w:val="BodyText"/>
-    <w:qFormat/>
-    <w:pPr>
-      <w:keepNext w:val="true"/>
-      <w:spacing w:before="240" w:after="120"/>
-    </w:pPr>
-    <w:rPr>
-      <w:rFonts w:ascii="Liberation Sans" w:hAnsi="Liberation Sans" w:eastAsia="Source Han Sans CN" w:cs="Noto Sans Devanagari"/>
-      <w:sz w:val="28"/>
-      <w:szCs w:val="28"/>
-    </w:rPr>
-  </w:style>
-  <w:style w:type="paragraph" w:styleId="BodyText">
-    <w:name w:val="Body Text"/>
-    <w:basedOn w:val="Normal"/>
-    <w:pPr>
-      <w:spacing w:lineRule="auto" w:line="276" w:before="0" w:after="140"/>
-    </w:pPr>
-    <w:rPr/>
-  </w:style>
-  <w:style w:type="paragraph" w:styleId="List">
-    <w:name w:val="List"/>
-    <w:basedOn w:val="BodyText"/>
-    <w:pPr/>
-    <w:rPr>
-      <w:rFonts w:cs="Noto Sans Devanagari"/>
-    </w:rPr>
-  </w:style>
-  <w:style w:type="paragraph" w:styleId="Caption">
-    <w:name w:val="caption"/>
-    <w:basedOn w:val="Normal"/>
-    <w:qFormat/>
-    <w:pPr>
-      <w:suppressLineNumbers/>
-      <w:spacing w:before="120" w:after="120"/>
-    </w:pPr>
-    <w:rPr>
-      <w:rFonts w:cs="Noto Sans Devanagari"/>
-      <w:i/>
-      <w:iCs/>
-      <w:sz w:val="24"/>
-      <w:szCs w:val="24"/>
-    </w:rPr>
-  </w:style>
-  <w:style w:type="paragraph" w:styleId="Index">
-    <w:name w:val="Index"/>
-    <w:basedOn w:val="Normal"/>
-    <w:qFormat/>
-    <w:pPr>
-      <w:suppressLineNumbers/>
-    </w:pPr>
-    <w:rPr>
-      <w:rFonts w:cs="Noto Sans Devanagari"/>
-    </w:rPr>
-  </w:style>
-  <w:style w:type="paragraph" w:styleId="Title">
-    <w:name w:val="Title"/>
-    <w:basedOn w:val="Normal"/>
-    <w:next w:val="Normal"/>
-    <w:link w:val="TtuloCar"/>
-    <w:uiPriority w:val="10"/>
-    <w:qFormat/>
-    <w:rsid w:val="00ad11e5"/>
-    <w:pPr>
-      <w:spacing w:lineRule="auto" w:line="240" w:before="0" w:after="80"/>
-      <w:contextualSpacing/>
-    </w:pPr>
-    <w:rPr>
-      <w:rFonts w:ascii="Aptos Display" w:hAnsi="Aptos Display" w:eastAsia="" w:cs="" w:asciiTheme="majorHAnsi" w:cstheme="majorBidi" w:eastAsiaTheme="majorEastAsia" w:hAnsiTheme="majorHAnsi"/>
-      <w:spacing w:val="-10"/>
-      <w:kern w:val="2"/>
-      <w:sz w:val="56"/>
-      <w:szCs w:val="56"/>
-    </w:rPr>
-  </w:style>
-  <w:style w:type="paragraph" w:styleId="Subtitle">
-    <w:name w:val="Subtitle"/>
-    <w:basedOn w:val="Normal"/>
-    <w:next w:val="Normal"/>
-    <w:link w:val="SubttuloCar"/>
-    <w:uiPriority w:val="11"/>
-    <w:qFormat/>
-    <w:rsid w:val="00ad11e5"/>
-    <w:pPr/>
-    <w:rPr>
-      <w:rFonts w:eastAsia="" w:cs="" w:cstheme="majorBidi" w:eastAsiaTheme="majorEastAsia"/>
-      <w:color w:themeColor="text1" w:themeTint="a6" w:val="595959"/>
-      <w:spacing w:val="15"/>
-      <w:sz w:val="28"/>
-      <w:szCs w:val="28"/>
-    </w:rPr>
-  </w:style>
-  <w:style w:type="paragraph" w:styleId="Quote">
-    <w:name w:val="Quote"/>
-    <w:basedOn w:val="Normal"/>
-    <w:next w:val="Normal"/>
-    <w:link w:val="CitaCar"/>
-    <w:uiPriority w:val="29"/>
-    <w:qFormat/>
-    <w:rsid w:val="00ad11e5"/>
-    <w:pPr>
-      <w:spacing w:before="160" w:after="160"/>
-      <w:jc w:val="center"/>
-    </w:pPr>
-    <w:rPr>
-      <w:i/>
-      <w:iCs/>
-      <w:color w:themeColor="text1" w:themeTint="bf" w:val="404040"/>
-    </w:rPr>
-  </w:style>
-  <w:style w:type="paragraph" w:styleId="ListParagraph">
-    <w:name w:val="List Paragraph"/>
-    <w:basedOn w:val="Normal"/>
-    <w:uiPriority w:val="34"/>
-    <w:qFormat/>
-    <w:rsid w:val="00ad11e5"/>
-    <w:pPr>
-      <w:spacing w:before="0" w:after="160"/>
-      <w:ind w:start="720"/>
-      <w:contextualSpacing/>
-    </w:pPr>
-    <w:rPr/>
-  </w:style>
-  <w:style w:type="paragraph" w:styleId="IntenseQuote">
-    <w:name w:val="Intense Quote"/>
-    <w:basedOn w:val="Normal"/>
-    <w:next w:val="Normal"/>
-    <w:link w:val="CitadestacadaCar"/>
-    <w:uiPriority w:val="30"/>
-    <w:qFormat/>
-    <w:rsid w:val="00ad11e5"/>
-    <w:pPr>
-      <w:pBdr>
-        <w:top w:val="single" w:sz="4" w:space="10" w:color="0F4761" w:themeColor="accent1" w:themeShade="bf"/>
-        <w:bottom w:val="single" w:sz="4" w:space="10" w:color="0F4761" w:themeColor="accent1" w:themeShade="bf"/>
-      </w:pBdr>
-      <w:spacing w:before="360" w:after="360"/>
-      <w:ind w:start="864" w:end="864"/>
-      <w:jc w:val="center"/>
-    </w:pPr>
-    <w:rPr>
-      <w:i/>
-      <w:iCs/>
-      <w:color w:themeColor="accent1" w:themeShade="bf" w:val="0F4761"/>
-    </w:rPr>
-  </w:style>
-  <w:style w:type="paragraph" w:styleId="NormalWeb">
-    <w:name w:val="Normal (Web)"/>
-    <w:basedOn w:val="Normal"/>
-    <w:uiPriority w:val="99"/>
-    <w:semiHidden/>
-    <w:unhideWhenUsed/>
-    <w:qFormat/>
-    <w:rsid w:val="000d3686"/>
-    <w:pPr/>
-    <w:rPr>
-      <w:rFonts w:ascii="Times New Roman" w:hAnsi="Times New Roman" w:cs="Times New Roman"/>
-    </w:rPr>
-  </w:style>
-  <w:style w:type="paragraph" w:styleId="Comment">
-    <w:name w:val="Comment"/>
-    <w:basedOn w:val="Normal"/>
-    <w:qFormat/>
-    <w:pPr>
-      <w:spacing w:lineRule="auto" w:line="240" w:before="56" w:after="0"/>
-      <w:ind w:hanging="0" w:start="57" w:end="57"/>
-    </w:pPr>
-    <w:rPr>
-      <w:color w:val="auto"/>
-      <w:sz w:val="20"/>
-      <w:szCs w:val="20"/>
-    </w:rPr>
-  </w:style>
-  <w:style w:type="numbering" w:styleId="NoList" w:default="1">
-    <w:name w:val="No List"/>
-    <w:uiPriority w:val="99"/>
-    <w:semiHidden/>
-    <w:unhideWhenUsed/>
-    <w:qFormat/>
   </w:style>
   <w:style w:type="table" w:default="1" w:styleId="Tablanormal">
     <w:name w:val="Normal Table"/>
@@ -1585,6 +1229,7 @@
     <w:semiHidden/>
     <w:unhideWhenUsed/>
     <w:tblPr>
+      <w:tblInd w:w="0" w:type="dxa"/>
       <w:tblCellMar>
         <w:top w:w="0" w:type="dxa"/>
         <w:left w:w="108" w:type="dxa"/>
@@ -1593,58 +1238,490 @@
       </w:tblCellMar>
     </w:tblPr>
   </w:style>
+  <w:style w:type="numbering" w:default="1" w:styleId="Sinlista">
+    <w:name w:val="No List"/>
+    <w:uiPriority w:val="99"/>
+    <w:semiHidden/>
+    <w:unhideWhenUsed/>
+  </w:style>
+  <w:style w:type="character" w:customStyle="1" w:styleId="Ttulo1Car">
+    <w:name w:val="Título 1 Car"/>
+    <w:basedOn w:val="Fuentedeprrafopredeter"/>
+    <w:link w:val="Ttulo1"/>
+    <w:uiPriority w:val="9"/>
+    <w:qFormat/>
+    <w:rsid w:val="00AD11E5"/>
+    <w:rPr>
+      <w:rFonts w:asciiTheme="majorHAnsi" w:eastAsiaTheme="majorEastAsia" w:hAnsiTheme="majorHAnsi" w:cstheme="majorBidi"/>
+      <w:color w:val="0F4761" w:themeColor="accent1" w:themeShade="BF"/>
+      <w:sz w:val="40"/>
+      <w:szCs w:val="40"/>
+    </w:rPr>
+  </w:style>
+  <w:style w:type="character" w:customStyle="1" w:styleId="Ttulo2Car">
+    <w:name w:val="Título 2 Car"/>
+    <w:basedOn w:val="Fuentedeprrafopredeter"/>
+    <w:link w:val="Ttulo2"/>
+    <w:uiPriority w:val="9"/>
+    <w:semiHidden/>
+    <w:qFormat/>
+    <w:rsid w:val="00AD11E5"/>
+    <w:rPr>
+      <w:rFonts w:asciiTheme="majorHAnsi" w:eastAsiaTheme="majorEastAsia" w:hAnsiTheme="majorHAnsi" w:cstheme="majorBidi"/>
+      <w:color w:val="0F4761" w:themeColor="accent1" w:themeShade="BF"/>
+      <w:sz w:val="32"/>
+      <w:szCs w:val="32"/>
+    </w:rPr>
+  </w:style>
+  <w:style w:type="character" w:customStyle="1" w:styleId="Ttulo3Car">
+    <w:name w:val="Título 3 Car"/>
+    <w:basedOn w:val="Fuentedeprrafopredeter"/>
+    <w:link w:val="Ttulo3"/>
+    <w:uiPriority w:val="9"/>
+    <w:semiHidden/>
+    <w:qFormat/>
+    <w:rsid w:val="00AD11E5"/>
+    <w:rPr>
+      <w:rFonts w:eastAsiaTheme="majorEastAsia" w:cstheme="majorBidi"/>
+      <w:color w:val="0F4761" w:themeColor="accent1" w:themeShade="BF"/>
+      <w:sz w:val="28"/>
+      <w:szCs w:val="28"/>
+    </w:rPr>
+  </w:style>
+  <w:style w:type="character" w:customStyle="1" w:styleId="Ttulo4Car">
+    <w:name w:val="Título 4 Car"/>
+    <w:basedOn w:val="Fuentedeprrafopredeter"/>
+    <w:link w:val="Ttulo4"/>
+    <w:uiPriority w:val="9"/>
+    <w:semiHidden/>
+    <w:qFormat/>
+    <w:rsid w:val="00AD11E5"/>
+    <w:rPr>
+      <w:rFonts w:eastAsiaTheme="majorEastAsia" w:cstheme="majorBidi"/>
+      <w:i/>
+      <w:iCs/>
+      <w:color w:val="0F4761" w:themeColor="accent1" w:themeShade="BF"/>
+    </w:rPr>
+  </w:style>
+  <w:style w:type="character" w:customStyle="1" w:styleId="Ttulo5Car">
+    <w:name w:val="Título 5 Car"/>
+    <w:basedOn w:val="Fuentedeprrafopredeter"/>
+    <w:link w:val="Ttulo5"/>
+    <w:uiPriority w:val="9"/>
+    <w:semiHidden/>
+    <w:qFormat/>
+    <w:rsid w:val="00AD11E5"/>
+    <w:rPr>
+      <w:rFonts w:eastAsiaTheme="majorEastAsia" w:cstheme="majorBidi"/>
+      <w:color w:val="0F4761" w:themeColor="accent1" w:themeShade="BF"/>
+    </w:rPr>
+  </w:style>
+  <w:style w:type="character" w:customStyle="1" w:styleId="Ttulo6Car">
+    <w:name w:val="Título 6 Car"/>
+    <w:basedOn w:val="Fuentedeprrafopredeter"/>
+    <w:link w:val="Ttulo6"/>
+    <w:uiPriority w:val="9"/>
+    <w:semiHidden/>
+    <w:qFormat/>
+    <w:rsid w:val="00AD11E5"/>
+    <w:rPr>
+      <w:rFonts w:eastAsiaTheme="majorEastAsia" w:cstheme="majorBidi"/>
+      <w:i/>
+      <w:iCs/>
+      <w:color w:val="595959" w:themeColor="text1" w:themeTint="A6"/>
+    </w:rPr>
+  </w:style>
+  <w:style w:type="character" w:customStyle="1" w:styleId="Ttulo7Car">
+    <w:name w:val="Título 7 Car"/>
+    <w:basedOn w:val="Fuentedeprrafopredeter"/>
+    <w:link w:val="Ttulo7"/>
+    <w:uiPriority w:val="9"/>
+    <w:semiHidden/>
+    <w:qFormat/>
+    <w:rsid w:val="00AD11E5"/>
+    <w:rPr>
+      <w:rFonts w:eastAsiaTheme="majorEastAsia" w:cstheme="majorBidi"/>
+      <w:color w:val="595959" w:themeColor="text1" w:themeTint="A6"/>
+    </w:rPr>
+  </w:style>
+  <w:style w:type="character" w:customStyle="1" w:styleId="Ttulo8Car">
+    <w:name w:val="Título 8 Car"/>
+    <w:basedOn w:val="Fuentedeprrafopredeter"/>
+    <w:link w:val="Ttulo8"/>
+    <w:uiPriority w:val="9"/>
+    <w:semiHidden/>
+    <w:qFormat/>
+    <w:rsid w:val="00AD11E5"/>
+    <w:rPr>
+      <w:rFonts w:eastAsiaTheme="majorEastAsia" w:cstheme="majorBidi"/>
+      <w:i/>
+      <w:iCs/>
+      <w:color w:val="272727" w:themeColor="text1" w:themeTint="D8"/>
+    </w:rPr>
+  </w:style>
+  <w:style w:type="character" w:customStyle="1" w:styleId="Ttulo9Car">
+    <w:name w:val="Título 9 Car"/>
+    <w:basedOn w:val="Fuentedeprrafopredeter"/>
+    <w:link w:val="Ttulo9"/>
+    <w:uiPriority w:val="9"/>
+    <w:semiHidden/>
+    <w:qFormat/>
+    <w:rsid w:val="00AD11E5"/>
+    <w:rPr>
+      <w:rFonts w:eastAsiaTheme="majorEastAsia" w:cstheme="majorBidi"/>
+      <w:color w:val="272727" w:themeColor="text1" w:themeTint="D8"/>
+    </w:rPr>
+  </w:style>
+  <w:style w:type="character" w:customStyle="1" w:styleId="TtuloCar">
+    <w:name w:val="Título Car"/>
+    <w:basedOn w:val="Fuentedeprrafopredeter"/>
+    <w:link w:val="Ttulo"/>
+    <w:uiPriority w:val="10"/>
+    <w:qFormat/>
+    <w:rsid w:val="00AD11E5"/>
+    <w:rPr>
+      <w:rFonts w:asciiTheme="majorHAnsi" w:eastAsiaTheme="majorEastAsia" w:hAnsiTheme="majorHAnsi" w:cstheme="majorBidi"/>
+      <w:spacing w:val="-10"/>
+      <w:kern w:val="2"/>
+      <w:sz w:val="56"/>
+      <w:szCs w:val="56"/>
+    </w:rPr>
+  </w:style>
+  <w:style w:type="character" w:customStyle="1" w:styleId="SubttuloCar">
+    <w:name w:val="Subtítulo Car"/>
+    <w:basedOn w:val="Fuentedeprrafopredeter"/>
+    <w:link w:val="Subttulo"/>
+    <w:uiPriority w:val="11"/>
+    <w:qFormat/>
+    <w:rsid w:val="00AD11E5"/>
+    <w:rPr>
+      <w:rFonts w:eastAsiaTheme="majorEastAsia" w:cstheme="majorBidi"/>
+      <w:color w:val="595959" w:themeColor="text1" w:themeTint="A6"/>
+      <w:spacing w:val="15"/>
+      <w:sz w:val="28"/>
+      <w:szCs w:val="28"/>
+    </w:rPr>
+  </w:style>
+  <w:style w:type="character" w:customStyle="1" w:styleId="CitaCar">
+    <w:name w:val="Cita Car"/>
+    <w:basedOn w:val="Fuentedeprrafopredeter"/>
+    <w:link w:val="Cita"/>
+    <w:uiPriority w:val="29"/>
+    <w:qFormat/>
+    <w:rsid w:val="00AD11E5"/>
+    <w:rPr>
+      <w:i/>
+      <w:iCs/>
+      <w:color w:val="404040" w:themeColor="text1" w:themeTint="BF"/>
+    </w:rPr>
+  </w:style>
+  <w:style w:type="character" w:styleId="nfasisintenso">
+    <w:name w:val="Intense Emphasis"/>
+    <w:basedOn w:val="Fuentedeprrafopredeter"/>
+    <w:uiPriority w:val="21"/>
+    <w:qFormat/>
+    <w:rsid w:val="00AD11E5"/>
+    <w:rPr>
+      <w:i/>
+      <w:iCs/>
+      <w:color w:val="0F4761" w:themeColor="accent1" w:themeShade="BF"/>
+    </w:rPr>
+  </w:style>
+  <w:style w:type="character" w:customStyle="1" w:styleId="CitadestacadaCar">
+    <w:name w:val="Cita destacada Car"/>
+    <w:basedOn w:val="Fuentedeprrafopredeter"/>
+    <w:link w:val="Citadestacada"/>
+    <w:uiPriority w:val="30"/>
+    <w:qFormat/>
+    <w:rsid w:val="00AD11E5"/>
+    <w:rPr>
+      <w:i/>
+      <w:iCs/>
+      <w:color w:val="0F4761" w:themeColor="accent1" w:themeShade="BF"/>
+    </w:rPr>
+  </w:style>
+  <w:style w:type="character" w:styleId="Referenciaintensa">
+    <w:name w:val="Intense Reference"/>
+    <w:basedOn w:val="Fuentedeprrafopredeter"/>
+    <w:uiPriority w:val="32"/>
+    <w:qFormat/>
+    <w:rsid w:val="00AD11E5"/>
+    <w:rPr>
+      <w:b/>
+      <w:bCs/>
+      <w:smallCaps/>
+      <w:color w:val="0F4761" w:themeColor="accent1" w:themeShade="BF"/>
+      <w:spacing w:val="5"/>
+    </w:rPr>
+  </w:style>
+  <w:style w:type="character" w:styleId="Nmerodelnea">
+    <w:name w:val="line number"/>
+  </w:style>
+  <w:style w:type="paragraph" w:customStyle="1" w:styleId="Heading">
+    <w:name w:val="Heading"/>
+    <w:basedOn w:val="Normal"/>
+    <w:next w:val="Textoindependiente"/>
+    <w:qFormat/>
+    <w:pPr>
+      <w:keepNext/>
+      <w:spacing w:before="240" w:after="120"/>
+    </w:pPr>
+    <w:rPr>
+      <w:rFonts w:ascii="Liberation Sans" w:eastAsia="Source Han Sans CN" w:hAnsi="Liberation Sans" w:cs="Noto Sans Devanagari"/>
+      <w:sz w:val="28"/>
+      <w:szCs w:val="28"/>
+    </w:rPr>
+  </w:style>
+  <w:style w:type="paragraph" w:styleId="Textoindependiente">
+    <w:name w:val="Body Text"/>
+    <w:basedOn w:val="Normal"/>
+    <w:pPr>
+      <w:spacing w:after="140" w:line="276" w:lineRule="auto"/>
+    </w:pPr>
+  </w:style>
+  <w:style w:type="paragraph" w:styleId="Lista">
+    <w:name w:val="List"/>
+    <w:basedOn w:val="Textoindependiente"/>
+    <w:rPr>
+      <w:rFonts w:cs="Noto Sans Devanagari"/>
+    </w:rPr>
+  </w:style>
+  <w:style w:type="paragraph" w:styleId="Descripcin">
+    <w:name w:val="caption"/>
+    <w:basedOn w:val="Normal"/>
+    <w:qFormat/>
+    <w:pPr>
+      <w:suppressLineNumbers/>
+      <w:spacing w:before="120" w:after="120"/>
+    </w:pPr>
+    <w:rPr>
+      <w:rFonts w:cs="Noto Sans Devanagari"/>
+      <w:i/>
+      <w:iCs/>
+    </w:rPr>
+  </w:style>
+  <w:style w:type="paragraph" w:customStyle="1" w:styleId="Index">
+    <w:name w:val="Index"/>
+    <w:basedOn w:val="Normal"/>
+    <w:qFormat/>
+    <w:pPr>
+      <w:suppressLineNumbers/>
+    </w:pPr>
+    <w:rPr>
+      <w:rFonts w:cs="Noto Sans Devanagari"/>
+    </w:rPr>
+  </w:style>
+  <w:style w:type="paragraph" w:styleId="Ttulo">
+    <w:name w:val="Title"/>
+    <w:basedOn w:val="Normal"/>
+    <w:next w:val="Normal"/>
+    <w:link w:val="TtuloCar"/>
+    <w:uiPriority w:val="10"/>
+    <w:qFormat/>
+    <w:rsid w:val="00AD11E5"/>
+    <w:pPr>
+      <w:spacing w:after="80" w:line="240" w:lineRule="auto"/>
+      <w:contextualSpacing/>
+    </w:pPr>
+    <w:rPr>
+      <w:rFonts w:asciiTheme="majorHAnsi" w:eastAsiaTheme="majorEastAsia" w:hAnsiTheme="majorHAnsi" w:cstheme="majorBidi"/>
+      <w:spacing w:val="-10"/>
+      <w:sz w:val="56"/>
+      <w:szCs w:val="56"/>
+    </w:rPr>
+  </w:style>
+  <w:style w:type="paragraph" w:styleId="Subttulo">
+    <w:name w:val="Subtitle"/>
+    <w:basedOn w:val="Normal"/>
+    <w:next w:val="Normal"/>
+    <w:link w:val="SubttuloCar"/>
+    <w:uiPriority w:val="11"/>
+    <w:qFormat/>
+    <w:rsid w:val="00AD11E5"/>
+    <w:rPr>
+      <w:rFonts w:eastAsiaTheme="majorEastAsia" w:cstheme="majorBidi"/>
+      <w:color w:val="595959" w:themeColor="text1" w:themeTint="A6"/>
+      <w:spacing w:val="15"/>
+      <w:sz w:val="28"/>
+      <w:szCs w:val="28"/>
+    </w:rPr>
+  </w:style>
+  <w:style w:type="paragraph" w:styleId="Cita">
+    <w:name w:val="Quote"/>
+    <w:basedOn w:val="Normal"/>
+    <w:next w:val="Normal"/>
+    <w:link w:val="CitaCar"/>
+    <w:uiPriority w:val="29"/>
+    <w:qFormat/>
+    <w:rsid w:val="00AD11E5"/>
+    <w:pPr>
+      <w:spacing w:before="160"/>
+      <w:jc w:val="center"/>
+    </w:pPr>
+    <w:rPr>
+      <w:i/>
+      <w:iCs/>
+      <w:color w:val="404040" w:themeColor="text1" w:themeTint="BF"/>
+    </w:rPr>
+  </w:style>
+  <w:style w:type="paragraph" w:styleId="Prrafodelista">
+    <w:name w:val="List Paragraph"/>
+    <w:basedOn w:val="Normal"/>
+    <w:uiPriority w:val="34"/>
+    <w:qFormat/>
+    <w:rsid w:val="00AD11E5"/>
+    <w:pPr>
+      <w:ind w:left="720"/>
+      <w:contextualSpacing/>
+    </w:pPr>
+  </w:style>
+  <w:style w:type="paragraph" w:styleId="Citadestacada">
+    <w:name w:val="Intense Quote"/>
+    <w:basedOn w:val="Normal"/>
+    <w:next w:val="Normal"/>
+    <w:link w:val="CitadestacadaCar"/>
+    <w:uiPriority w:val="30"/>
+    <w:qFormat/>
+    <w:rsid w:val="00AD11E5"/>
+    <w:pPr>
+      <w:pBdr>
+        <w:top w:val="single" w:sz="4" w:space="10" w:color="0F4761" w:themeColor="accent1" w:themeShade="BF"/>
+        <w:bottom w:val="single" w:sz="4" w:space="10" w:color="0F4761" w:themeColor="accent1" w:themeShade="BF"/>
+      </w:pBdr>
+      <w:spacing w:before="360" w:after="360"/>
+      <w:ind w:left="864" w:right="864"/>
+      <w:jc w:val="center"/>
+    </w:pPr>
+    <w:rPr>
+      <w:i/>
+      <w:iCs/>
+      <w:color w:val="0F4761" w:themeColor="accent1" w:themeShade="BF"/>
+    </w:rPr>
+  </w:style>
+  <w:style w:type="paragraph" w:styleId="NormalWeb">
+    <w:name w:val="Normal (Web)"/>
+    <w:basedOn w:val="Normal"/>
+    <w:uiPriority w:val="99"/>
+    <w:semiHidden/>
+    <w:unhideWhenUsed/>
+    <w:qFormat/>
+    <w:rsid w:val="000D3686"/>
+    <w:rPr>
+      <w:rFonts w:ascii="Times New Roman" w:hAnsi="Times New Roman" w:cs="Times New Roman"/>
+    </w:rPr>
+  </w:style>
+  <w:style w:type="paragraph" w:customStyle="1" w:styleId="Comment">
+    <w:name w:val="Comment"/>
+    <w:basedOn w:val="Normal"/>
+    <w:qFormat/>
+    <w:pPr>
+      <w:spacing w:before="56" w:after="0" w:line="240" w:lineRule="auto"/>
+      <w:ind w:left="57" w:right="57"/>
+    </w:pPr>
+    <w:rPr>
+      <w:sz w:val="20"/>
+      <w:szCs w:val="20"/>
+    </w:rPr>
+  </w:style>
+  <w:style w:type="paragraph" w:styleId="Textocomentario">
+    <w:name w:val="annotation text"/>
+    <w:basedOn w:val="Normal"/>
+    <w:link w:val="TextocomentarioCar"/>
+    <w:uiPriority w:val="99"/>
+    <w:semiHidden/>
+    <w:unhideWhenUsed/>
+    <w:pPr>
+      <w:spacing w:line="240" w:lineRule="auto"/>
+    </w:pPr>
+    <w:rPr>
+      <w:sz w:val="20"/>
+      <w:szCs w:val="20"/>
+    </w:rPr>
+  </w:style>
+  <w:style w:type="character" w:customStyle="1" w:styleId="TextocomentarioCar">
+    <w:name w:val="Texto comentario Car"/>
+    <w:basedOn w:val="Fuentedeprrafopredeter"/>
+    <w:link w:val="Textocomentario"/>
+    <w:uiPriority w:val="99"/>
+    <w:semiHidden/>
+    <w:rPr>
+      <w:sz w:val="20"/>
+      <w:szCs w:val="20"/>
+    </w:rPr>
+  </w:style>
+  <w:style w:type="character" w:styleId="Refdecomentario">
+    <w:name w:val="annotation reference"/>
+    <w:basedOn w:val="Fuentedeprrafopredeter"/>
+    <w:uiPriority w:val="99"/>
+    <w:semiHidden/>
+    <w:unhideWhenUsed/>
+    <w:rPr>
+      <w:sz w:val="16"/>
+      <w:szCs w:val="16"/>
+    </w:rPr>
+  </w:style>
+  <w:style w:type="paragraph" w:styleId="Revisin">
+    <w:name w:val="Revision"/>
+    <w:hidden/>
+    <w:uiPriority w:val="99"/>
+    <w:semiHidden/>
+    <w:rsid w:val="00383AD3"/>
+    <w:pPr>
+      <w:suppressAutoHyphens w:val="0"/>
+    </w:pPr>
+  </w:style>
 </w:styles>
 </file>
 
 <file path=word/theme/theme1.xml><?xml version="1.0" encoding="utf-8"?>
-<a:theme xmlns:a="http://schemas.openxmlformats.org/drawingml/2006/main" xmlns:r="http://schemas.openxmlformats.org/officeDocument/2006/relationships" name="Tema de Office">
+<a:theme xmlns:a="http://schemas.openxmlformats.org/drawingml/2006/main" name="Tema de Office">
   <a:themeElements>
     <a:clrScheme name="Office">
       <a:dk1>
         <a:srgbClr val="000000"/>
       </a:dk1>
       <a:lt1>
-        <a:srgbClr val="ffffff"/>
+        <a:srgbClr val="FFFFFF"/>
       </a:lt1>
       <a:dk2>
-        <a:srgbClr val="0e2841"/>
+        <a:srgbClr val="0E2841"/>
       </a:dk2>
       <a:lt2>
-        <a:srgbClr val="e8e8e8"/>
+        <a:srgbClr val="E8E8E8"/>
       </a:lt2>
       <a:accent1>
         <a:srgbClr val="156082"/>
       </a:accent1>
       <a:accent2>
-        <a:srgbClr val="e97132"/>
+        <a:srgbClr val="E97132"/>
       </a:accent2>
       <a:accent3>
-        <a:srgbClr val="196b24"/>
+        <a:srgbClr val="196B24"/>
       </a:accent3>
       <a:accent4>
-        <a:srgbClr val="0f9ed5"/>
+        <a:srgbClr val="0F9ED5"/>
       </a:accent4>
       <a:accent5>
-        <a:srgbClr val="a02b93"/>
+        <a:srgbClr val="A02B93"/>
       </a:accent5>
       <a:accent6>
-        <a:srgbClr val="4ea72e"/>
+        <a:srgbClr val="4EA72E"/>
       </a:accent6>
       <a:hlink>
         <a:srgbClr val="467886"/>
       </a:hlink>
       <a:folHlink>
-        <a:srgbClr val="96607d"/>
+        <a:srgbClr val="96607D"/>
       </a:folHlink>
     </a:clrScheme>
     <a:fontScheme name="Office">
       <a:majorFont>
-        <a:latin typeface="Aptos Display" panose="02110004020202020204" pitchFamily="0" charset="1"/>
+        <a:latin typeface="Aptos Display" panose="02110004020202020204"/>
         <a:ea typeface=""/>
         <a:cs typeface=""/>
       </a:majorFont>
       <a:minorFont>
-        <a:latin typeface="Aptos" panose="02110004020202020204" pitchFamily="0" charset="1"/>
+        <a:latin typeface="Aptos" panose="02110004020202020204"/>
         <a:ea typeface=""/>
         <a:cs typeface=""/>
       </a:minorFont>
@@ -1676,7 +1753,7 @@
             </a:gs>
           </a:gsLst>
           <a:lin ang="5400000" scaled="0"/>
-          <a:tileRect l="0" t="0" r="0" b="0"/>
+          <a:tileRect/>
         </a:gradFill>
         <a:gradFill>
           <a:gsLst>
@@ -1700,7 +1777,7 @@
             </a:gs>
           </a:gsLst>
           <a:lin ang="5400000" scaled="0"/>
-          <a:tileRect l="0" t="0" r="0" b="0"/>
+          <a:tileRect/>
         </a:gradFill>
       </a:fillStyleLst>
       <a:lnStyleLst>
@@ -1760,10 +1837,12 @@
             </a:gs>
           </a:gsLst>
           <a:lin ang="5400000" scaled="0"/>
-          <a:tileRect l="0" t="0" r="0" b="0"/>
+          <a:tileRect/>
         </a:gradFill>
       </a:bgFillStyleLst>
     </a:fmtScheme>
   </a:themeElements>
+  <a:objectDefaults/>
+  <a:extraClrSchemeLst/>
 </a:theme>
 </file>
--- a/Resumen.docx
+++ b/Resumen.docx
@@ -1,9 +1,10 @@
 
 <file path=word/document.xml><?xml version="1.0" encoding="utf-8"?>
-<w:document xmlns:wpc="http://schemas.microsoft.com/office/word/2010/wordprocessingCanvas" xmlns:cx="http://schemas.microsoft.com/office/drawing/2014/chartex" xmlns:cx1="http://schemas.microsoft.com/office/drawing/2015/9/8/chartex" xmlns:cx2="http://schemas.microsoft.com/office/drawing/2015/10/21/chartex" xmlns:cx3="http://schemas.microsoft.com/office/drawing/2016/5/9/chartex" xmlns:cx4="http://schemas.microsoft.com/office/drawing/2016/5/10/chartex" xmlns:cx5="http://schemas.microsoft.com/office/drawing/2016/5/11/chartex" xmlns:cx6="http://schemas.microsoft.com/office/drawing/2016/5/12/chartex" xmlns:cx7="http://schemas.microsoft.com/office/drawing/2016/5/13/chartex" xmlns:cx8="http://schemas.microsoft.com/office/drawing/2016/5/14/chartex" xmlns:mc="http://schemas.openxmlformats.org/markup-compatibility/2006" xmlns:aink="http://schemas.microsoft.com/office/drawing/2016/ink" xmlns:am3d="http://schemas.microsoft.com/office/drawing/2017/model3d" xmlns:o="urn:schemas-microsoft-com:office:office" xmlns:oel="http://schemas.microsoft.com/office/2019/extlst" xmlns:r="http://schemas.openxmlformats.org/officeDocument/2006/relationships" xmlns:m="http://schemas.openxmlformats.org/officeDocument/2006/math" xmlns:v="urn:schemas-microsoft-com:vml" xmlns:wp14="http://schemas.microsoft.com/office/word/2010/wordprocessingDrawing" xmlns:wp="http://schemas.openxmlformats.org/drawingml/2006/wordprocessingDrawing" xmlns:w10="urn:schemas-microsoft-com:office:word" xmlns:w="http://schemas.openxmlformats.org/wordprocessingml/2006/main" xmlns:w14="http://schemas.microsoft.com/office/word/2010/wordml" xmlns:w15="http://schemas.microsoft.com/office/word/2012/wordml" xmlns:w16cex="http://schemas.microsoft.com/office/word/2018/wordml/cex" xmlns:w16cid="http://schemas.microsoft.com/office/word/2016/wordml/cid" xmlns:w16="http://schemas.microsoft.com/office/word/2018/wordml" xmlns:w16du="http://schemas.microsoft.com/office/word/2023/wordml/word16du" xmlns:w16sdtdh="http://schemas.microsoft.com/office/word/2020/wordml/sdtdatahash" xmlns:w16sdtfl="http://schemas.microsoft.com/office/word/2024/wordml/sdtformatlock" xmlns:w16se="http://schemas.microsoft.com/office/word/2015/wordml/symex" xmlns:wpg="http://schemas.microsoft.com/office/word/2010/wordprocessingGroup" xmlns:wpi="http://schemas.microsoft.com/office/word/2010/wordprocessingInk" xmlns:wne="http://schemas.microsoft.com/office/word/2006/wordml" xmlns:wps="http://schemas.microsoft.com/office/word/2010/wordprocessingShape" mc:Ignorable="w14 w15 w16se w16cid w16 w16cex w16sdtdh w16sdtfl w16du wp14">
+<w:document xmlns:o="urn:schemas-microsoft-com:office:office" xmlns:r="http://schemas.openxmlformats.org/officeDocument/2006/relationships" xmlns:v="urn:schemas-microsoft-com:vml" xmlns:w="http://schemas.openxmlformats.org/wordprocessingml/2006/main" xmlns:w10="urn:schemas-microsoft-com:office:word" xmlns:wp="http://schemas.openxmlformats.org/drawingml/2006/wordprocessingDrawing" xmlns:pic="http://schemas.openxmlformats.org/drawingml/2006/picture" xmlns:wps="http://schemas.microsoft.com/office/word/2010/wordprocessingShape" xmlns:wpg="http://schemas.microsoft.com/office/word/2010/wordprocessingGroup" xmlns:mc="http://schemas.openxmlformats.org/markup-compatibility/2006" xmlns:wp14="http://schemas.microsoft.com/office/word/2010/wordprocessingDrawing" xmlns:w14="http://schemas.microsoft.com/office/word/2010/wordml" xmlns:w15="http://schemas.microsoft.com/office/word/2012/wordml" mc:Ignorable="w14 wp14 w15">
   <w:body>
     <w:p>
       <w:pPr>
+        <w:pStyle w:val="Normal"/>
         <w:jc w:val="both"/>
         <w:rPr>
           <w:sz w:val="22"/>
@@ -27,66 +28,43 @@
         </w:rPr>
         <w:t xml:space="preserve"> </w:t>
       </w:r>
+      <w:r>
+        <w:rPr>
+          <w:sz w:val="22"/>
+          <w:szCs w:val="22"/>
+        </w:rPr>
+      </w:r>
       <w:commentRangeEnd w:id="0"/>
       <w:r>
-        <w:rPr>
-          <w:rStyle w:val="Refdecomentario"/>
-          <w:sz w:val="22"/>
-          <w:szCs w:val="22"/>
-        </w:rPr>
         <w:commentReference w:id="0"/>
       </w:r>
-      <w:r>
-        <w:rPr>
-          <w:sz w:val="22"/>
-          <w:szCs w:val="22"/>
-        </w:rPr>
-        <w:t xml:space="preserve">Caracterización óptica de </w:t>
-      </w:r>
-      <w:r>
-        <w:rPr>
-          <w:sz w:val="22"/>
-          <w:szCs w:val="22"/>
-        </w:rPr>
-        <w:t>eritrocitos</w:t>
-      </w:r>
-      <w:r>
-        <w:rPr>
-          <w:sz w:val="22"/>
-          <w:szCs w:val="22"/>
-        </w:rPr>
-        <w:t xml:space="preserve"> en </w:t>
-      </w:r>
-      <w:r>
-        <w:rPr>
-          <w:sz w:val="22"/>
-          <w:szCs w:val="22"/>
-        </w:rPr>
-        <w:t xml:space="preserve">el </w:t>
-      </w:r>
-      <w:r>
-        <w:rPr>
-          <w:sz w:val="22"/>
-          <w:szCs w:val="22"/>
-        </w:rPr>
-        <w:t>campo lejano</w:t>
-      </w:r>
-      <w:r>
-        <w:rPr>
-          <w:sz w:val="22"/>
-          <w:szCs w:val="22"/>
-        </w:rPr>
-        <w:t>: enfoque numérico</w:t>
+      <w:ins w:id="0" w:author="Jonathan Urrutia" w:date="2026-05-07T12:23:45Z">
+        <w:r>
+          <w:rPr>
+            <w:sz w:val="22"/>
+            <w:szCs w:val="22"/>
+          </w:rPr>
+          <w:commentReference w:id="1"/>
+        </w:r>
+      </w:ins>
+      <w:r>
+        <w:rPr>
+          <w:sz w:val="22"/>
+          <w:szCs w:val="22"/>
+        </w:rPr>
+        <w:t>Caracterización óptica de eritrocitos en el campo lejano: enfoque numérico</w:t>
       </w:r>
     </w:p>
     <w:p>
       <w:pPr>
+        <w:pStyle w:val="Normal"/>
         <w:jc w:val="both"/>
         <w:rPr>
           <w:sz w:val="22"/>
           <w:szCs w:val="22"/>
         </w:rPr>
       </w:pPr>
+      <w:commentRangeStart w:id="2"/>
       <w:r>
         <w:rPr>
           <w:sz w:val="22"/>
@@ -94,9 +72,22 @@
         </w:rPr>
         <w:t>Caracterización óptica de eritrocitos en el campo lejano mediante FIT</w:t>
       </w:r>
+      <w:commentRangeEnd w:id="2"/>
+      <w:r>
+        <w:commentReference w:id="2"/>
+      </w:r>
+      <w:ins w:id="1" w:author="Jonathan Urrutia" w:date="2026-05-07T12:20:49Z">
+        <w:r>
+          <w:rPr>
+            <w:sz w:val="22"/>
+            <w:szCs w:val="22"/>
+          </w:rPr>
+        </w:r>
+      </w:ins>
     </w:p>
     <w:p>
       <w:pPr>
+        <w:pStyle w:val="Normal"/>
         <w:jc w:val="both"/>
         <w:rPr>
           <w:sz w:val="22"/>
@@ -167,6 +158,7 @@
     </w:p>
     <w:p>
       <w:pPr>
+        <w:pStyle w:val="Normal"/>
         <w:jc w:val="both"/>
         <w:rPr>
           <w:sz w:val="22"/>
@@ -191,9 +183,10 @@
     </w:p>
     <w:p>
       <w:pPr>
+        <w:pStyle w:val="Normal"/>
         <w:jc w:val="both"/>
         <w:rPr>
-          <w:ins w:id="1" w:author="DANA LARISSA LUNA GONZALEZ" w:date="2026-05-06T21:59:00Z" w16du:dateUtc="2026-05-07T03:59:00Z"/>
+          <w:ins w:id="2" w:author="DANA LARISSA LUNA GONZALEZ" w:date="2026-05-06T21:59:00Z"/>
           <w:sz w:val="22"/>
           <w:szCs w:val="22"/>
         </w:rPr>
@@ -208,18 +201,364 @@
     </w:p>
     <w:p>
       <w:pPr>
+        <w:pStyle w:val="Normal"/>
         <w:jc w:val="both"/>
         <w:rPr>
           <w:sz w:val="22"/>
           <w:szCs w:val="22"/>
         </w:rPr>
       </w:pPr>
-      <w:r>
-        <w:rPr>
-          <w:sz w:val="22"/>
-          <w:szCs w:val="22"/>
-        </w:rPr>
-        <w:t xml:space="preserve">Diversas enfermedades hematológicas, como distintos tipos de anemia, están relacionadas con alteraciones en los eritrocitos (glóbulos rojos). Estas alteraciones modifican de manera clínicamente significativa la geometría, el tamaño y la composición interna de los eritrocitos, particularmente la concentración de hemoglobina corpuscular media (CHCM), modificando su índice de refracción y afectando tanto su funcionalidad fisiológica como sus propiedades de esparcimiento óptico. En este trabajo se estudia numéricamente la respuesta óptica de un eritrocito sano mediante el método </w:t>
+      <w:del w:id="3" w:author="Jonathan Urrutia" w:date="2026-05-07T12:08:50Z">
+        <w:r>
+          <w:rPr>
+            <w:sz w:val="22"/>
+            <w:szCs w:val="22"/>
+          </w:rPr>
+          <w:delText>Diversas e</w:delText>
+        </w:r>
+      </w:del>
+      <w:ins w:id="4" w:author="Jonathan Urrutia" w:date="2026-05-07T12:08:50Z">
+        <w:r>
+          <w:rPr>
+            <w:sz w:val="22"/>
+            <w:szCs w:val="22"/>
+          </w:rPr>
+          <w:t>E</w:t>
+        </w:r>
+      </w:ins>
+      <w:r>
+        <w:rPr>
+          <w:sz w:val="22"/>
+          <w:szCs w:val="22"/>
+        </w:rPr>
+        <w:t xml:space="preserve">nfermedades hematológicas, como </w:t>
+      </w:r>
+      <w:del w:id="5" w:author="Jonathan Urrutia" w:date="2026-05-07T12:09:04Z">
+        <w:r>
+          <w:rPr>
+            <w:sz w:val="22"/>
+            <w:szCs w:val="22"/>
+          </w:rPr>
+          <w:delText xml:space="preserve">distintos </w:delText>
+        </w:r>
+      </w:del>
+      <w:ins w:id="6" w:author="Jonathan Urrutia" w:date="2026-05-07T12:09:04Z">
+        <w:r>
+          <w:rPr>
+            <w:sz w:val="22"/>
+            <w:szCs w:val="22"/>
+          </w:rPr>
+          <w:t xml:space="preserve"> </w:t>
+        </w:r>
+      </w:ins>
+      <w:ins w:id="7" w:author="Jonathan Urrutia" w:date="2026-05-07T12:09:04Z">
+        <w:r>
+          <w:rPr>
+            <w:sz w:val="22"/>
+            <w:szCs w:val="22"/>
+          </w:rPr>
+          <w:t xml:space="preserve">diversos </w:t>
+        </w:r>
+      </w:ins>
+      <w:r>
+        <w:rPr>
+          <w:sz w:val="22"/>
+          <w:szCs w:val="22"/>
+        </w:rPr>
+        <w:t xml:space="preserve">tipos de anemia, </w:t>
+      </w:r>
+      <w:del w:id="8" w:author="Jonathan Urrutia" w:date="2026-05-07T12:09:14Z">
+        <w:r>
+          <w:rPr>
+            <w:sz w:val="22"/>
+            <w:szCs w:val="22"/>
+          </w:rPr>
+          <w:delText>están</w:delText>
+        </w:r>
+      </w:del>
+      <w:ins w:id="9" w:author="Jonathan Urrutia" w:date="2026-05-07T12:09:14Z">
+        <w:r>
+          <w:rPr>
+            <w:sz w:val="22"/>
+            <w:szCs w:val="22"/>
+          </w:rPr>
+          <w:t>se</w:t>
+        </w:r>
+      </w:ins>
+      <w:r>
+        <w:rPr>
+          <w:sz w:val="22"/>
+          <w:szCs w:val="22"/>
+        </w:rPr>
+        <w:t xml:space="preserve"> </w:t>
+      </w:r>
+      <w:del w:id="10" w:author="Jonathan Urrutia" w:date="2026-05-07T12:09:16Z">
+        <w:r>
+          <w:rPr>
+            <w:sz w:val="22"/>
+            <w:szCs w:val="22"/>
+          </w:rPr>
+          <w:delText>relacionadas</w:delText>
+        </w:r>
+      </w:del>
+      <w:ins w:id="11" w:author="Jonathan Urrutia" w:date="2026-05-07T12:09:16Z">
+        <w:r>
+          <w:rPr>
+            <w:sz w:val="22"/>
+            <w:szCs w:val="22"/>
+          </w:rPr>
+          <w:t>relacionan</w:t>
+        </w:r>
+      </w:ins>
+      <w:r>
+        <w:rPr>
+          <w:sz w:val="22"/>
+          <w:szCs w:val="22"/>
+        </w:rPr>
+        <w:t xml:space="preserve"> con alteraciones en l</w:t>
+      </w:r>
+      <w:ins w:id="12" w:author="Jonathan Urrutia" w:date="2026-05-07T12:09:28Z">
+        <w:r>
+          <w:rPr>
+            <w:sz w:val="22"/>
+            <w:szCs w:val="22"/>
+          </w:rPr>
+          <w:t>a composición de los</w:t>
+        </w:r>
+      </w:ins>
+      <w:del w:id="13" w:author="Jonathan Urrutia" w:date="2026-05-07T12:09:28Z">
+        <w:r>
+          <w:rPr>
+            <w:sz w:val="22"/>
+            <w:szCs w:val="22"/>
+          </w:rPr>
+          <w:delText xml:space="preserve">os </w:delText>
+        </w:r>
+      </w:del>
+      <w:r>
+        <w:rPr>
+          <w:sz w:val="22"/>
+          <w:szCs w:val="22"/>
+        </w:rPr>
+        <w:t>eritrocitos</w:t>
+      </w:r>
+      <w:ins w:id="14" w:author="Jonathan Urrutia" w:date="2026-05-07T12:09:37Z">
+        <w:r>
+          <w:rPr>
+            <w:sz w:val="22"/>
+            <w:szCs w:val="22"/>
+          </w:rPr>
+          <w:t xml:space="preserve">, </w:t>
+        </w:r>
+      </w:ins>
+      <w:ins w:id="15" w:author="Jonathan Urrutia" w:date="2026-05-07T12:09:37Z">
+        <w:r>
+          <w:rPr>
+            <w:sz w:val="22"/>
+            <w:szCs w:val="22"/>
+          </w:rPr>
+          <w:t>conocidos como</w:t>
+        </w:r>
+      </w:ins>
+      <w:del w:id="16" w:author="Jonathan Urrutia" w:date="2026-05-07T12:09:42Z">
+        <w:r>
+          <w:rPr>
+            <w:sz w:val="22"/>
+            <w:szCs w:val="22"/>
+          </w:rPr>
+          <w:delText xml:space="preserve"> (</w:delText>
+        </w:r>
+      </w:del>
+      <w:ins w:id="17" w:author="Jonathan Urrutia" w:date="2026-05-07T12:09:42Z">
+        <w:r>
+          <w:rPr>
+            <w:sz w:val="22"/>
+            <w:szCs w:val="22"/>
+          </w:rPr>
+          <w:t xml:space="preserve"> </w:t>
+        </w:r>
+      </w:ins>
+      <w:r>
+        <w:rPr>
+          <w:sz w:val="22"/>
+          <w:szCs w:val="22"/>
+        </w:rPr>
+        <w:t>glóbulos rojos)</w:t>
+      </w:r>
+      <w:del w:id="18" w:author="Jonathan Urrutia" w:date="2026-05-07T12:09:45Z">
+        <w:r>
+          <w:rPr>
+            <w:sz w:val="22"/>
+            <w:szCs w:val="22"/>
+          </w:rPr>
+          <w:delText>.</w:delText>
+        </w:r>
+      </w:del>
+      <w:r>
+        <w:rPr>
+          <w:sz w:val="22"/>
+          <w:szCs w:val="22"/>
+        </w:rPr>
+        <w:t xml:space="preserve"> Estas alteraciones modifican de manera clínicamente significativa la geometría, </w:t>
+      </w:r>
+      <w:del w:id="19" w:author="Jonathan Urrutia" w:date="2026-05-07T12:10:16Z">
+        <w:r>
+          <w:rPr>
+            <w:sz w:val="22"/>
+            <w:szCs w:val="22"/>
+          </w:rPr>
+          <w:delText>el</w:delText>
+        </w:r>
+      </w:del>
+      <w:r>
+        <w:rPr>
+          <w:sz w:val="22"/>
+          <w:szCs w:val="22"/>
+        </w:rPr>
+        <w:t xml:space="preserve"> tamaño y </w:t>
+      </w:r>
+      <w:del w:id="20" w:author="Jonathan Urrutia" w:date="2026-05-07T12:10:17Z">
+        <w:r>
+          <w:rPr>
+            <w:sz w:val="22"/>
+            <w:szCs w:val="22"/>
+          </w:rPr>
+          <w:delText>la</w:delText>
+        </w:r>
+      </w:del>
+      <w:r>
+        <w:rPr>
+          <w:sz w:val="22"/>
+          <w:szCs w:val="22"/>
+        </w:rPr>
+        <w:t xml:space="preserve"> composición interna de los eritrocitos</w:t>
+      </w:r>
+      <w:ins w:id="21" w:author="Jonathan Urrutia" w:date="2026-05-07T12:10:33Z">
+        <w:r>
+          <w:rPr>
+            <w:sz w:val="22"/>
+            <w:szCs w:val="22"/>
+          </w:rPr>
+          <w:t>.</w:t>
+        </w:r>
+      </w:ins>
+      <w:del w:id="22" w:author="Jonathan Urrutia" w:date="2026-05-07T12:10:33Z">
+        <w:r>
+          <w:rPr>
+            <w:sz w:val="22"/>
+            <w:szCs w:val="22"/>
+          </w:rPr>
+          <w:delText>,</w:delText>
+        </w:r>
+      </w:del>
+      <w:ins w:id="23" w:author="Jonathan Urrutia" w:date="2026-05-07T12:10:34Z">
+        <w:r>
+          <w:rPr>
+            <w:sz w:val="22"/>
+            <w:szCs w:val="22"/>
+          </w:rPr>
+          <w:t xml:space="preserve"> </w:t>
+        </w:r>
+      </w:ins>
+      <w:ins w:id="24" w:author="Jonathan Urrutia" w:date="2026-05-07T12:10:34Z">
+        <w:r>
+          <w:rPr>
+            <w:sz w:val="22"/>
+            <w:szCs w:val="22"/>
+          </w:rPr>
+          <w:t>En particaulr</w:t>
+        </w:r>
+      </w:ins>
+      <w:del w:id="25" w:author="Jonathan Urrutia" w:date="2026-05-07T12:10:36Z">
+        <w:r>
+          <w:rPr>
+            <w:sz w:val="22"/>
+            <w:szCs w:val="22"/>
+          </w:rPr>
+          <w:delText xml:space="preserve"> particularmente</w:delText>
+        </w:r>
+      </w:del>
+      <w:r>
+        <w:rPr>
+          <w:sz w:val="22"/>
+          <w:szCs w:val="22"/>
+        </w:rPr>
+        <w:t xml:space="preserve"> la concentración de hemoglobina corpuscular media (CHCM)</w:t>
+      </w:r>
+      <w:ins w:id="26" w:author="Jonathan Urrutia" w:date="2026-05-07T12:10:54Z">
+        <w:r>
+          <w:rPr>
+            <w:sz w:val="22"/>
+            <w:szCs w:val="22"/>
+          </w:rPr>
+          <w:t xml:space="preserve"> </w:t>
+        </w:r>
+      </w:ins>
+      <w:ins w:id="27" w:author="Jonathan Urrutia" w:date="2026-05-07T12:10:54Z">
+        <w:r>
+          <w:rPr>
+            <w:sz w:val="22"/>
+            <w:szCs w:val="22"/>
+          </w:rPr>
+          <w:t>en los eritrositos</w:t>
+        </w:r>
+      </w:ins>
+      <w:r>
+        <w:rPr>
+          <w:sz w:val="22"/>
+          <w:szCs w:val="22"/>
+        </w:rPr>
+        <w:t xml:space="preserve">, </w:t>
+      </w:r>
+      <w:del w:id="28" w:author="Jonathan Urrutia" w:date="2026-05-07T12:11:00Z">
+        <w:r>
+          <w:rPr>
+            <w:sz w:val="22"/>
+            <w:szCs w:val="22"/>
+          </w:rPr>
+          <w:delText>modificando</w:delText>
+        </w:r>
+      </w:del>
+      <w:ins w:id="29" w:author="Jonathan Urrutia" w:date="2026-05-07T12:11:00Z">
+        <w:r>
+          <w:rPr>
+            <w:sz w:val="22"/>
+            <w:szCs w:val="22"/>
+          </w:rPr>
+          <w:t>modifica</w:t>
+        </w:r>
+      </w:ins>
+      <w:r>
+        <w:rPr>
+          <w:sz w:val="22"/>
+          <w:szCs w:val="22"/>
+        </w:rPr>
+        <w:t xml:space="preserve"> su índice de refracción</w:t>
+      </w:r>
+      <w:ins w:id="30" w:author="Jonathan Urrutia" w:date="2026-05-07T12:11:13Z">
+        <w:r>
+          <w:rPr>
+            <w:sz w:val="22"/>
+            <w:szCs w:val="22"/>
+          </w:rPr>
+          <w:t>,</w:t>
+        </w:r>
+      </w:ins>
+      <w:del w:id="31" w:author="Jonathan Urrutia" w:date="2026-05-07T12:11:12Z">
+        <w:r>
+          <w:rPr>
+            <w:sz w:val="22"/>
+            <w:szCs w:val="22"/>
+          </w:rPr>
+          <w:delText xml:space="preserve"> y </w:delText>
+        </w:r>
+      </w:del>
+      <w:r>
+        <w:rPr>
+          <w:sz w:val="22"/>
+          <w:szCs w:val="22"/>
+        </w:rPr>
+        <w:t xml:space="preserve">afectando tanto su funcionalidad fisiológica como sus propiedades de esparcimiento óptico. En este trabajo se estudia numéricamente la respuesta óptica de un eritrocito sano mediante el método </w:t>
       </w:r>
       <w:r>
         <w:rPr>
@@ -235,30 +574,92 @@
           <w:sz w:val="22"/>
           <w:szCs w:val="22"/>
         </w:rPr>
-        <w:t xml:space="preserve"> (FIT), implementado en el software comercial CST Studio. La geometría del eritrocito se modela mediante óvalos de Cassini, mientras que la función dieléctrica se construye a partir de un ajuste analítico a datos experimentales reportados en la literatura, al cual se le aplican las relaciones sustractivas de Kramers–Kronig para garantizar causalidad.  Como resultado, se obtiene una caracterización óptica del eritrocito al determinarse numéricamente la sección transversal de extinción y la distribución angular del campo esparcido, es decir, cantidades medibles en el campo lejano.  Este trabajo proporciona una base para futuros estudios comparativos con eritrocitos patológicos.</w:t>
+        <w:t xml:space="preserve"> (FIT), implementado en el software comercial CST Studio. La geometría del eritrocito se modela mediante óvalos de Cassini, mientras que la función dieléctrica se construye a partir de un ajuste analítico a datos experimentales reportados en la literatura, al cual se le aplican las relaciones sustractivas de Kramers–Kronig </w:t>
+      </w:r>
+      <w:del w:id="32" w:author="Jonathan Urrutia" w:date="2026-05-07T12:11:55Z">
+        <w:r>
+          <w:rPr>
+            <w:sz w:val="22"/>
+            <w:szCs w:val="22"/>
+          </w:rPr>
+          <w:delText xml:space="preserve">para garantizar </w:delText>
+        </w:r>
+      </w:del>
+      <w:ins w:id="33" w:author="Jonathan Urrutia" w:date="2026-05-07T12:11:55Z">
+        <w:r>
+          <w:rPr>
+            <w:sz w:val="22"/>
+            <w:szCs w:val="22"/>
+          </w:rPr>
+          <w:t xml:space="preserve">garantizando </w:t>
+        </w:r>
+      </w:ins>
+      <w:commentRangeStart w:id="3"/>
+      <w:r>
+        <w:rPr>
+          <w:sz w:val="22"/>
+          <w:szCs w:val="22"/>
+        </w:rPr>
+        <w:t>causalidad.</w:t>
+      </w:r>
+      <w:ins w:id="34" w:author="Jonathan Urrutia" w:date="2026-05-07T12:12:30Z">
+        <w:r>
+          <w:rPr>
+            <w:sz w:val="22"/>
+            <w:szCs w:val="22"/>
+          </w:rPr>
+        </w:r>
+      </w:ins>
+      <w:commentRangeEnd w:id="3"/>
+      <w:r>
+        <w:commentReference w:id="3"/>
+      </w:r>
+      <w:r>
+        <w:rPr>
+          <w:sz w:val="22"/>
+          <w:szCs w:val="22"/>
+        </w:rPr>
+        <w:t xml:space="preserve">  Como resultado, se obtiene una caracterización óptica del eritrocito al determinarse numéricamente la sección transversal de extinción y la distribución angular del campo esparcido, es decir, cantidades medibles en el campo lejano.  Este trabajo proporciona una base para futuros estudios comparativos con eritrocitos patológicos.</w:t>
       </w:r>
     </w:p>
     <w:p>
       <w:pPr>
+        <w:pStyle w:val="Normal"/>
         <w:jc w:val="both"/>
         <w:rPr>
           <w:sz w:val="22"/>
           <w:szCs w:val="22"/>
         </w:rPr>
       </w:pPr>
+      <w:r>
+        <w:rPr>
+          <w:sz w:val="22"/>
+          <w:szCs w:val="22"/>
+        </w:rPr>
+      </w:r>
     </w:p>
     <w:p>
       <w:pPr>
+        <w:pStyle w:val="Normal"/>
         <w:jc w:val="both"/>
         <w:rPr>
-          <w:del w:id="2" w:author="DANA LARISSA LUNA GONZALEZ" w:date="2026-05-06T21:59:00Z" w16du:dateUtc="2026-05-07T03:59:00Z"/>
-          <w:sz w:val="22"/>
-          <w:szCs w:val="22"/>
-        </w:rPr>
-      </w:pPr>
+          <w:del w:id="36" w:author="DANA LARISSA LUNA GONZALEZ" w:date="2026-05-06T21:59:00Z"/>
+          <w:sz w:val="22"/>
+          <w:szCs w:val="22"/>
+        </w:rPr>
+      </w:pPr>
+      <w:del w:id="35" w:author="DANA LARISSA LUNA GONZALEZ" w:date="2026-05-06T21:59:00Z">
+        <w:r>
+          <w:rPr>
+            <w:sz w:val="22"/>
+            <w:szCs w:val="22"/>
+          </w:rPr>
+        </w:r>
+      </w:del>
     </w:p>
     <w:p>
       <w:pPr>
+        <w:pStyle w:val="Normal"/>
         <w:jc w:val="both"/>
         <w:rPr>
           <w:sz w:val="22"/>
@@ -272,7 +673,7 @@
         </w:rPr>
         <w:t xml:space="preserve">Diversas enfermedades hematológicas, como distintos tipos de anemia, están </w:t>
       </w:r>
-      <w:del w:id="3" w:author="Jonathan Urrutia" w:date="2026-05-06T16:27:00Z">
+      <w:del w:id="37" w:author="Jonathan Urrutia" w:date="2026-05-06T16:27:00Z">
         <w:r>
           <w:rPr>
             <w:sz w:val="22"/>
@@ -288,7 +689,7 @@
         </w:rPr>
         <w:t>relacionadas con alteraciones en los eritrocitos (glóbulos rojos). La geometría, el tamaño y la composición interna de los eritrocitos, particularmente la concentración de hemoglobina corpuscular media (CHCM),</w:t>
       </w:r>
-      <w:del w:id="4" w:author="Jonathan Urrutia" w:date="2026-05-06T16:27:00Z">
+      <w:del w:id="38" w:author="Jonathan Urrutia" w:date="2026-05-06T16:27:00Z">
         <w:r>
           <w:rPr>
             <w:sz w:val="22"/>
@@ -304,7 +705,7 @@
         </w:rPr>
         <w:t xml:space="preserve"> variar de manera clínicamente significativa, modificando su índice de refracción </w:t>
       </w:r>
-      <w:del w:id="5" w:author="Jonathan Urrutia" w:date="2026-05-06T16:28:00Z">
+      <w:del w:id="39" w:author="Jonathan Urrutia" w:date="2026-05-06T16:28:00Z">
         <w:r>
           <w:rPr>
             <w:sz w:val="22"/>
@@ -336,7 +737,7 @@
         </w:rPr>
         <w:t xml:space="preserve"> (FIT), implementado en el software</w:t>
       </w:r>
-      <w:ins w:id="6" w:author="Jonathan Urrutia" w:date="2026-05-06T16:28:00Z">
+      <w:ins w:id="40" w:author="Jonathan Urrutia" w:date="2026-05-06T16:28:00Z">
         <w:r>
           <w:rPr>
             <w:sz w:val="22"/>
@@ -352,7 +753,7 @@
         </w:rPr>
         <w:t xml:space="preserve"> CST Studio. La geometría del eritrocito se modela mediante óvalos de Cassini, mientras que la función dieléctrica se construye a partir de un ajuste analítico a datos experimentales reportados en la literatura, al cual se le aplican las relaciones sustractivas de Kramers–Kronig para garantizar causalidad. </w:t>
       </w:r>
-      <w:del w:id="7" w:author="Jonathan Urrutia" w:date="2026-05-06T16:29:00Z">
+      <w:del w:id="41" w:author="Jonathan Urrutia" w:date="2026-05-06T16:29:00Z">
         <w:r>
           <w:rPr>
             <w:sz w:val="22"/>
@@ -368,7 +769,7 @@
         </w:rPr>
         <w:t xml:space="preserve"> </w:t>
       </w:r>
-      <w:ins w:id="8" w:author="Jonathan Urrutia" w:date="2026-05-06T16:29:00Z">
+      <w:ins w:id="42" w:author="Jonathan Urrutia" w:date="2026-05-06T16:29:00Z">
         <w:r>
           <w:rPr>
             <w:sz w:val="22"/>
@@ -377,7 +778,7 @@
           <w:t xml:space="preserve">Como resultado, se obtiene una caracterizción óptica del eritrosito al determinarse numéricamente </w:t>
         </w:r>
       </w:ins>
-      <w:del w:id="9" w:author="Jonathan Urrutia" w:date="2026-05-06T16:30:00Z">
+      <w:del w:id="43" w:author="Jonathan Urrutia" w:date="2026-05-06T16:30:00Z">
         <w:r>
           <w:rPr>
             <w:sz w:val="22"/>
@@ -393,7 +794,7 @@
         </w:rPr>
         <w:t>sección transversal de extinción y la distribución angular del campo esparcido</w:t>
       </w:r>
-      <w:ins w:id="10" w:author="Jonathan Urrutia" w:date="2026-05-06T16:30:00Z">
+      <w:ins w:id="44" w:author="Jonathan Urrutia" w:date="2026-05-06T16:30:00Z">
         <w:r>
           <w:rPr>
             <w:sz w:val="22"/>
@@ -409,24 +810,16 @@
         </w:rPr>
         <w:t xml:space="preserve">. </w:t>
       </w:r>
-      <w:del w:id="11" w:author="Jonathan Urrutia" w:date="2026-05-06T16:31:00Z">
-        <w:r>
-          <w:rPr>
-            <w:sz w:val="22"/>
-            <w:szCs w:val="22"/>
-          </w:rPr>
-          <w:delText xml:space="preserve">Estos </w:delText>
-        </w:r>
-        <w:r>
-          <w:rPr>
-            <w:sz w:val="22"/>
-            <w:szCs w:val="22"/>
-          </w:rPr>
-          <w:lastRenderedPageBreak/>
-          <w:delText>resultados permiten caracterizar cantidades macroscópicas medibles de un eritrocito sano</w:delText>
+      <w:del w:id="45" w:author="Jonathan Urrutia" w:date="2026-05-06T16:31:00Z">
+        <w:r>
+          <w:rPr>
+            <w:sz w:val="22"/>
+            <w:szCs w:val="22"/>
+          </w:rPr>
+          <w:delText>Estos resultados permiten caracterizar cantidades macroscópicas medibles de un eritrocito sano</w:delText>
         </w:r>
       </w:del>
-      <w:ins w:id="12" w:author="Jonathan Urrutia" w:date="2026-05-06T16:31:00Z">
+      <w:ins w:id="46" w:author="Jonathan Urrutia" w:date="2026-05-06T16:31:00Z">
         <w:r>
           <w:rPr>
             <w:sz w:val="22"/>
@@ -435,7 +828,7 @@
           <w:t xml:space="preserve">.. Este trabajo </w:t>
         </w:r>
       </w:ins>
-      <w:del w:id="13" w:author="Jonathan Urrutia" w:date="2026-05-06T16:31:00Z">
+      <w:del w:id="47" w:author="Jonathan Urrutia" w:date="2026-05-06T16:31:00Z">
         <w:r>
           <w:rPr>
             <w:sz w:val="22"/>
@@ -444,7 +837,7 @@
           <w:delText xml:space="preserve">, proporcionando </w:delText>
         </w:r>
       </w:del>
-      <w:ins w:id="14" w:author="Jonathan Urrutia" w:date="2026-05-06T16:31:00Z">
+      <w:ins w:id="48" w:author="Jonathan Urrutia" w:date="2026-05-06T16:31:00Z">
         <w:r>
           <w:rPr>
             <w:sz w:val="22"/>
@@ -460,7 +853,7 @@
         </w:rPr>
         <w:t xml:space="preserve">una base para </w:t>
       </w:r>
-      <w:ins w:id="15" w:author="Jonathan Urrutia" w:date="2026-05-06T16:31:00Z">
+      <w:ins w:id="49" w:author="Jonathan Urrutia" w:date="2026-05-06T16:31:00Z">
         <w:r>
           <w:rPr>
             <w:sz w:val="22"/>
@@ -479,116 +872,277 @@
     </w:p>
     <w:p>
       <w:pPr>
+        <w:pStyle w:val="Normal"/>
+        <w:spacing w:before="0" w:after="160"/>
         <w:jc w:val="both"/>
         <w:rPr>
           <w:sz w:val="22"/>
           <w:szCs w:val="22"/>
         </w:rPr>
       </w:pPr>
+      <w:r>
+        <w:rPr>
+          <w:sz w:val="22"/>
+          <w:szCs w:val="22"/>
+        </w:rPr>
+      </w:r>
     </w:p>
     <w:sectPr>
+      <w:type w:val="nextPage"/>
       <w:pgSz w:w="12240" w:h="15840"/>
-      <w:pgMar w:top="1417" w:right="1701" w:bottom="1417" w:left="1701" w:header="0" w:footer="0" w:gutter="0"/>
-      <w:cols w:space="720"/>
-      <w:formProt w:val="0"/>
-      <w:docGrid w:linePitch="360"/>
+      <w:pgMar w:left="1701" w:right="1701" w:gutter="0" w:header="0" w:top="1417" w:footer="0" w:bottom="1417"/>
+      <w:pgNumType w:fmt="decimal"/>
+      <w:formProt w:val="false"/>
+      <w:textDirection w:val="lrTb"/>
+      <w:docGrid w:type="default" w:linePitch="360" w:charSpace="0"/>
     </w:sectPr>
   </w:body>
 </w:document>
 </file>
 
 <file path=word/comments.xml><?xml version="1.0" encoding="utf-8"?>
-<w:comments xmlns:wpc="http://schemas.microsoft.com/office/word/2010/wordprocessingCanvas" xmlns:cx="http://schemas.microsoft.com/office/drawing/2014/chartex" xmlns:cx1="http://schemas.microsoft.com/office/drawing/2015/9/8/chartex" xmlns:cx2="http://schemas.microsoft.com/office/drawing/2015/10/21/chartex" xmlns:cx3="http://schemas.microsoft.com/office/drawing/2016/5/9/chartex" xmlns:cx4="http://schemas.microsoft.com/office/drawing/2016/5/10/chartex" xmlns:cx5="http://schemas.microsoft.com/office/drawing/2016/5/11/chartex" xmlns:cx6="http://schemas.microsoft.com/office/drawing/2016/5/12/chartex" xmlns:cx7="http://schemas.microsoft.com/office/drawing/2016/5/13/chartex" xmlns:cx8="http://schemas.microsoft.com/office/drawing/2016/5/14/chartex" xmlns:mc="http://schemas.openxmlformats.org/markup-compatibility/2006" xmlns:aink="http://schemas.microsoft.com/office/drawing/2016/ink" xmlns:am3d="http://schemas.microsoft.com/office/drawing/2017/model3d" xmlns:o="urn:schemas-microsoft-com:office:office" xmlns:oel="http://schemas.microsoft.com/office/2019/extlst" xmlns:r="http://schemas.openxmlformats.org/officeDocument/2006/relationships" xmlns:m="http://schemas.openxmlformats.org/officeDocument/2006/math" xmlns:v="urn:schemas-microsoft-com:vml" xmlns:wp14="http://schemas.microsoft.com/office/word/2010/wordprocessingDrawing" xmlns:wp="http://schemas.openxmlformats.org/drawingml/2006/wordprocessingDrawing" xmlns:w10="urn:schemas-microsoft-com:office:word" xmlns:w="http://schemas.openxmlformats.org/wordprocessingml/2006/main" xmlns:w14="http://schemas.microsoft.com/office/word/2010/wordml" xmlns:w15="http://schemas.microsoft.com/office/word/2012/wordml" xmlns:w16cex="http://schemas.microsoft.com/office/word/2018/wordml/cex" xmlns:w16cid="http://schemas.microsoft.com/office/word/2016/wordml/cid" xmlns:w16="http://schemas.microsoft.com/office/word/2018/wordml" xmlns:w16du="http://schemas.microsoft.com/office/word/2023/wordml/word16du" xmlns:w16sdtdh="http://schemas.microsoft.com/office/word/2020/wordml/sdtdatahash" xmlns:w16sdtfl="http://schemas.microsoft.com/office/word/2024/wordml/sdtformatlock" xmlns:w16se="http://schemas.microsoft.com/office/word/2015/wordml/symex" xmlns:wpg="http://schemas.microsoft.com/office/word/2010/wordprocessingGroup" xmlns:wpi="http://schemas.microsoft.com/office/word/2010/wordprocessingInk" xmlns:wne="http://schemas.microsoft.com/office/word/2006/wordml" xmlns:wps="http://schemas.microsoft.com/office/word/2010/wordprocessingShape" mc:Ignorable="w14 w15 w16se w16cid w16 w16cex w16sdtdh w16sdtfl w16du wp14">
+<w:comments xmlns:o="urn:schemas-microsoft-com:office:office" xmlns:r="http://schemas.openxmlformats.org/officeDocument/2006/relationships" xmlns:v="urn:schemas-microsoft-com:vml" xmlns:w="http://schemas.openxmlformats.org/wordprocessingml/2006/main" xmlns:w10="urn:schemas-microsoft-com:office:word" xmlns:wp="http://schemas.openxmlformats.org/drawingml/2006/wordprocessingDrawing" xmlns:pic="http://schemas.openxmlformats.org/drawingml/2006/picture" xmlns:wps="http://schemas.microsoft.com/office/word/2010/wordprocessingShape" xmlns:wpg="http://schemas.microsoft.com/office/word/2010/wordprocessingGroup" xmlns:mc="http://schemas.openxmlformats.org/markup-compatibility/2006" xmlns:wp14="http://schemas.microsoft.com/office/word/2010/wordprocessingDrawing" xmlns:w14="http://schemas.microsoft.com/office/word/2010/wordml" xmlns:w15="http://schemas.microsoft.com/office/word/2012/wordml" mc:Ignorable="w14 wp14 w15">
   <w:comment w:id="0" w:author="Jonathan Urrutia" w:date="2026-05-06T16:23:00Z" w:initials="JU">
     <w:p>
       <w:pPr>
-        <w:overflowPunct w:val="0"/>
-        <w:spacing w:after="0" w:line="240" w:lineRule="auto"/>
+        <w:overflowPunct w:val="true"/>
+        <w:spacing w:lineRule="auto" w:line="240" w:before="0" w:after="0"/>
+        <w:rPr/>
       </w:pPr>
       <w:r>
         <w:annotationRef/>
       </w:r>
       <w:r>
         <w:rPr>
-          <w:rFonts w:ascii="Liberation Serif" w:eastAsia="DejaVu Sans" w:hAnsi="Liberation Serif" w:cs="DejaVu Sans"/>
+          <w:rFonts w:eastAsia="DejaVu Sans" w:cs="DejaVu Sans" w:ascii="Liberation Serif" w:hAnsi="Liberation Serif"/>
           <w:kern w:val="0"/>
-          <w:lang w:val="en-US" w:bidi="en-US"/>
+          <w:lang w:eastAsia="en-US" w:val="en-US" w:bidi="en-US"/>
         </w:rPr>
         <w:t>Qué tal algo como:</w:t>
       </w:r>
     </w:p>
     <w:p>
       <w:pPr>
-        <w:overflowPunct w:val="0"/>
-        <w:spacing w:after="0" w:line="240" w:lineRule="auto"/>
-      </w:pPr>
-      <w:r>
-        <w:rPr>
-          <w:rFonts w:ascii="Liberation Serif" w:eastAsia="DejaVu Sans" w:hAnsi="Liberation Serif" w:cs="DejaVu Sans"/>
+        <w:overflowPunct w:val="true"/>
+        <w:spacing w:lineRule="auto" w:line="240" w:before="0" w:after="0"/>
+        <w:rPr/>
+      </w:pPr>
+      <w:r>
+        <w:rPr>
+          <w:rFonts w:eastAsia="DejaVu Sans" w:cs="DejaVu Sans" w:ascii="Liberation Serif" w:hAnsi="Liberation Serif"/>
           <w:kern w:val="0"/>
-          <w:lang w:val="en-US" w:bidi="en-US"/>
+          <w:lang w:eastAsia="en-US" w:val="en-US" w:bidi="en-US"/>
         </w:rPr>
         <w:t>Propiedades ópticas de eritrositos en el campo lejano: enfoque numérico</w:t>
       </w:r>
     </w:p>
     <w:p>
       <w:pPr>
-        <w:overflowPunct w:val="0"/>
-        <w:spacing w:after="0" w:line="240" w:lineRule="auto"/>
-      </w:pPr>
+        <w:overflowPunct w:val="true"/>
+        <w:spacing w:lineRule="auto" w:line="240" w:before="0" w:after="0"/>
+        <w:rPr/>
+      </w:pPr>
+      <w:r>
+        <w:rPr>
+          <w:rFonts w:cs="DejaVu Sans" w:ascii="Liberation Serif" w:hAnsi="Liberation Serif" w:eastAsia="DejaVu Sans"/>
+          <w:kern w:val="0"/>
+          <w:lang w:bidi="en-US" w:val="en-US" w:eastAsia="en-US"/>
+        </w:rPr>
+      </w:r>
     </w:p>
     <w:p>
       <w:pPr>
-        <w:overflowPunct w:val="0"/>
-        <w:spacing w:after="0" w:line="240" w:lineRule="auto"/>
-      </w:pPr>
-      <w:r>
-        <w:rPr>
-          <w:rFonts w:ascii="Liberation Serif" w:eastAsia="DejaVu Sans" w:hAnsi="Liberation Serif" w:cs="DejaVu Sans"/>
+        <w:overflowPunct w:val="true"/>
+        <w:spacing w:lineRule="auto" w:line="240" w:before="0" w:after="0"/>
+        <w:rPr/>
+      </w:pPr>
+      <w:r>
+        <w:rPr>
+          <w:rFonts w:eastAsia="DejaVu Sans" w:cs="DejaVu Sans" w:ascii="Liberation Serif" w:hAnsi="Liberation Serif"/>
           <w:kern w:val="0"/>
-          <w:lang w:val="en-US" w:bidi="en-US"/>
+          <w:lang w:eastAsia="en-US" w:val="en-US" w:bidi="en-US"/>
         </w:rPr>
         <w:t>Yo resaltaría que es numéico y es campo lejano. También optiaría por lo que caracterizas la céluila</w:t>
       </w:r>
     </w:p>
     <w:p>
       <w:pPr>
-        <w:overflowPunct w:val="0"/>
-        <w:spacing w:after="0" w:line="240" w:lineRule="auto"/>
-      </w:pPr>
+        <w:overflowPunct w:val="true"/>
+        <w:spacing w:lineRule="auto" w:line="240" w:before="0" w:after="0"/>
+        <w:rPr/>
+      </w:pPr>
+      <w:r>
+        <w:rPr>
+          <w:rFonts w:cs="DejaVu Sans" w:ascii="Liberation Serif" w:hAnsi="Liberation Serif" w:eastAsia="DejaVu Sans"/>
+          <w:kern w:val="0"/>
+          <w:lang w:bidi="en-US" w:val="en-US" w:eastAsia="en-US"/>
+        </w:rPr>
+      </w:r>
     </w:p>
     <w:p>
       <w:pPr>
-        <w:overflowPunct w:val="0"/>
-        <w:spacing w:after="0" w:line="240" w:lineRule="auto"/>
-      </w:pPr>
-      <w:r>
-        <w:rPr>
-          <w:rFonts w:ascii="Liberation Serif" w:eastAsia="DejaVu Sans" w:hAnsi="Liberation Serif" w:cs="DejaVu Sans"/>
+        <w:overflowPunct w:val="true"/>
+        <w:spacing w:lineRule="auto" w:line="240" w:before="0" w:after="0"/>
+        <w:rPr/>
+      </w:pPr>
+      <w:r>
+        <w:rPr>
+          <w:rFonts w:eastAsia="DejaVu Sans" w:cs="DejaVu Sans" w:ascii="Liberation Serif" w:hAnsi="Liberation Serif"/>
           <w:kern w:val="0"/>
-          <w:lang w:val="en-US" w:bidi="en-US"/>
+          <w:lang w:eastAsia="en-US" w:val="en-US" w:bidi="en-US"/>
         </w:rPr>
         <w:t xml:space="preserve">Caracterización óptica de eritrositos en el campo lejano </w:t>
       </w:r>
     </w:p>
     <w:p>
       <w:pPr>
-        <w:overflowPunct w:val="0"/>
-        <w:spacing w:after="0" w:line="240" w:lineRule="auto"/>
-      </w:pPr>
+        <w:overflowPunct w:val="true"/>
+        <w:spacing w:lineRule="auto" w:line="240" w:before="0" w:after="0"/>
+        <w:rPr/>
+      </w:pPr>
+      <w:r>
+        <w:rPr>
+          <w:rFonts w:cs="DejaVu Sans" w:ascii="Liberation Serif" w:hAnsi="Liberation Serif" w:eastAsia="DejaVu Sans"/>
+          <w:kern w:val="0"/>
+          <w:lang w:bidi="en-US" w:val="en-US" w:eastAsia="en-US"/>
+        </w:rPr>
+      </w:r>
     </w:p>
     <w:p>
       <w:pPr>
-        <w:overflowPunct w:val="0"/>
-        <w:spacing w:after="0" w:line="240" w:lineRule="auto"/>
-      </w:pPr>
-      <w:r>
-        <w:rPr>
-          <w:rFonts w:ascii="Liberation Serif" w:eastAsia="DejaVu Sans" w:hAnsi="Liberation Serif" w:cs="DejaVu Sans"/>
+        <w:overflowPunct w:val="true"/>
+        <w:spacing w:lineRule="auto" w:line="240" w:before="0" w:after="0"/>
+        <w:rPr/>
+      </w:pPr>
+      <w:r>
+        <w:rPr>
+          <w:rFonts w:eastAsia="DejaVu Sans" w:cs="DejaVu Sans" w:ascii="Liberation Serif" w:hAnsi="Liberation Serif"/>
           <w:kern w:val="0"/>
-          <w:lang w:val="en-US" w:bidi="en-US"/>
+          <w:lang w:eastAsia="en-US" w:val="en-US" w:bidi="en-US"/>
         </w:rPr>
         <w:t>Algo así</w:t>
+      </w:r>
+    </w:p>
+  </w:comment>
+  <w:comment w:id="1" w:author="Jonathan Urrutia" w:date="2026-05-07T12:23:45Z" w:initials="JU">
+    <w:p>
+      <w:pPr>
+        <w:overflowPunct w:val="false"/>
+        <w:spacing w:before="0" w:after="0" w:lineRule="auto" w:line="240"/>
+        <w:rPr/>
+      </w:pPr>
+      <w:r>
+        <w:annotationRef/>
+      </w:r>
+      <w:r>
+        <w:rPr>
+          <w:rFonts w:cs="DejaVu Sans" w:ascii="Liberation Serif" w:hAnsi="Liberation Serif" w:eastAsia="DejaVu Sans"/>
+          <w:i/>
+          <w:kern w:val="0"/>
+          <w:sz w:val="16"/>
+          <w:lang w:bidi="en-US" w:eastAsia="en-US" w:val="en-US"/>
+        </w:rPr>
+        <w:t xml:space="preserve">Creo que caracterización da la impresión de que es algo xperimetnal entonces a lo mejor no es buena idea ponerlo. </w:t>
+      </w:r>
+    </w:p>
+    <w:p>
+      <w:pPr>
+        <w:overflowPunct w:val="false"/>
+        <w:spacing w:before="0" w:after="0" w:lineRule="auto" w:line="240"/>
+        <w:rPr/>
+      </w:pPr>
+      <w:r>
+        <w:rPr>
+          <w:rFonts w:cs="DejaVu Sans" w:ascii="Liberation Serif" w:hAnsi="Liberation Serif" w:eastAsia="DejaVu Sans"/>
+          <w:kern w:val="0"/>
+          <w:lang w:bidi="en-US" w:val="en-US" w:eastAsia="en-US"/>
+        </w:rPr>
+      </w:r>
+    </w:p>
+    <w:p>
+      <w:pPr>
+        <w:overflowPunct w:val="false"/>
+        <w:spacing w:before="0" w:after="0" w:lineRule="auto" w:line="240"/>
+        <w:rPr/>
+      </w:pPr>
+      <w:r>
+        <w:rPr>
+          <w:rFonts w:cs="DejaVu Sans" w:ascii="Liberation Serif" w:hAnsi="Liberation Serif" w:eastAsia="DejaVu Sans"/>
+          <w:i/>
+          <w:kern w:val="0"/>
+          <w:sz w:val="16"/>
+          <w:lang w:bidi="en-US" w:val="en-US" w:eastAsia="en-US"/>
+        </w:rPr>
+        <w:t xml:space="preserve">Los títulos no son lo mío entnces ay que darle vueltas. </w:t>
+      </w:r>
+    </w:p>
+  </w:comment>
+  <w:comment w:id="2" w:author="Jonathan Urrutia" w:date="2026-05-07T12:20:49Z" w:initials="JU">
+    <w:p>
+      <w:pPr>
+        <w:overflowPunct w:val="false"/>
+        <w:spacing w:before="0" w:after="0" w:lineRule="auto" w:line="240"/>
+        <w:rPr/>
+      </w:pPr>
+      <w:r>
+        <w:annotationRef/>
+      </w:r>
+      <w:r>
+        <w:rPr>
+          <w:rFonts w:cs="DejaVu Sans" w:ascii="Liberation Serif" w:hAnsi="Liberation Serif" w:eastAsia="DejaVu Sans"/>
+          <w:kern w:val="0"/>
+          <w:lang w:bidi="en-US" w:eastAsia="en-US" w:val="en-US"/>
+        </w:rPr>
+        <w:t>Pelón propone</w:t>
+      </w:r>
+    </w:p>
+    <w:p>
+      <w:pPr>
+        <w:overflowPunct w:val="false"/>
+        <w:spacing w:before="0" w:after="0" w:lineRule="auto" w:line="240"/>
+        <w:rPr/>
+      </w:pPr>
+      <w:r>
+        <w:rPr>
+          <w:rFonts w:cs="DejaVu Sans" w:ascii="Liberation Serif" w:hAnsi="Liberation Serif" w:eastAsia="DejaVu Sans"/>
+          <w:kern w:val="0"/>
+          <w:lang w:bidi="en-US" w:val="en-US" w:eastAsia="en-US"/>
+        </w:rPr>
+        <w:t>Caracterización íptica de eritrocitos mediante FIT en e régimen del campo lejano</w:t>
+      </w:r>
+    </w:p>
+    <w:p>
+      <w:pPr>
+        <w:overflowPunct w:val="false"/>
+        <w:spacing w:before="0" w:after="0" w:lineRule="auto" w:line="240"/>
+        <w:rPr/>
+      </w:pPr>
+      <w:r>
+        <w:rPr>
+          <w:rFonts w:cs="DejaVu Sans" w:ascii="Liberation Serif" w:hAnsi="Liberation Serif" w:eastAsia="DejaVu Sans"/>
+          <w:kern w:val="0"/>
+          <w:lang w:bidi="en-US" w:val="en-US" w:eastAsia="en-US"/>
+        </w:rPr>
+      </w:r>
+    </w:p>
+  </w:comment>
+  <w:comment w:id="3" w:author="Jonathan Urrutia" w:date="2026-05-07T12:12:30Z" w:initials="JU">
+    <w:p>
+      <w:pPr>
+        <w:overflowPunct w:val="false"/>
+        <w:spacing w:before="0" w:after="0" w:lineRule="auto" w:line="240"/>
+        <w:rPr/>
+      </w:pPr>
+      <w:r>
+        <w:annotationRef/>
+      </w:r>
+      <w:r>
+        <w:rPr>
+          <w:rFonts w:cs="DejaVu Sans" w:ascii="Liberation Serif" w:hAnsi="Liberation Serif" w:eastAsia="DejaVu Sans"/>
+          <w:kern w:val="0"/>
+          <w:lang w:bidi="en-US" w:eastAsia="en-US" w:val="en-US"/>
+        </w:rPr>
+        <w:t>Creo que sería conveniente inlcuir que es relavante para el médoto numérico y/o decir que mejoras ajustees previamente reportados.</w:t>
       </w:r>
     </w:p>
   </w:comment>
@@ -596,31 +1150,17 @@
 </file>
 
 <file path=word/commentsExtended.xml><?xml version="1.0" encoding="utf-8"?>
-<w15:commentsEx xmlns:wpc="http://schemas.microsoft.com/office/word/2010/wordprocessingCanvas" xmlns:cx="http://schemas.microsoft.com/office/drawing/2014/chartex" xmlns:cx1="http://schemas.microsoft.com/office/drawing/2015/9/8/chartex" xmlns:cx2="http://schemas.microsoft.com/office/drawing/2015/10/21/chartex" xmlns:cx3="http://schemas.microsoft.com/office/drawing/2016/5/9/chartex" xmlns:cx4="http://schemas.microsoft.com/office/drawing/2016/5/10/chartex" xmlns:cx5="http://schemas.microsoft.com/office/drawing/2016/5/11/chartex" xmlns:cx6="http://schemas.microsoft.com/office/drawing/2016/5/12/chartex" xmlns:cx7="http://schemas.microsoft.com/office/drawing/2016/5/13/chartex" xmlns:cx8="http://schemas.microsoft.com/office/drawing/2016/5/14/chartex" xmlns:mc="http://schemas.openxmlformats.org/markup-compatibility/2006" xmlns:aink="http://schemas.microsoft.com/office/drawing/2016/ink" xmlns:am3d="http://schemas.microsoft.com/office/drawing/2017/model3d" xmlns:o="urn:schemas-microsoft-com:office:office" xmlns:oel="http://schemas.microsoft.com/office/2019/extlst" xmlns:r="http://schemas.openxmlformats.org/officeDocument/2006/relationships" xmlns:m="http://schemas.openxmlformats.org/officeDocument/2006/math" xmlns:v="urn:schemas-microsoft-com:vml" xmlns:wp14="http://schemas.microsoft.com/office/word/2010/wordprocessingDrawing" xmlns:wp="http://schemas.openxmlformats.org/drawingml/2006/wordprocessingDrawing" xmlns:w10="urn:schemas-microsoft-com:office:word" xmlns:w="http://schemas.openxmlformats.org/wordprocessingml/2006/main" xmlns:w14="http://schemas.microsoft.com/office/word/2010/wordml" xmlns:w15="http://schemas.microsoft.com/office/word/2012/wordml" xmlns:w16cex="http://schemas.microsoft.com/office/word/2018/wordml/cex" xmlns:w16cid="http://schemas.microsoft.com/office/word/2016/wordml/cid" xmlns:w16="http://schemas.microsoft.com/office/word/2018/wordml" xmlns:w16du="http://schemas.microsoft.com/office/word/2023/wordml/word16du" xmlns:w16sdtdh="http://schemas.microsoft.com/office/word/2020/wordml/sdtdatahash" xmlns:w16sdtfl="http://schemas.microsoft.com/office/word/2024/wordml/sdtformatlock" xmlns:w16se="http://schemas.microsoft.com/office/word/2015/wordml/symex" xmlns:wpg="http://schemas.microsoft.com/office/word/2010/wordprocessingGroup" xmlns:wpi="http://schemas.microsoft.com/office/word/2010/wordprocessingInk" xmlns:wne="http://schemas.microsoft.com/office/word/2006/wordml" xmlns:wps="http://schemas.microsoft.com/office/word/2010/wordprocessingShape" mc:Ignorable="w14 w15 w16se w16cid w16 w16cex w16sdtdh w16sdtfl w16du wp14">
-  <w15:commentEx w15:paraId="7E5948C6" w15:done="0"/>
+<w15:commentsEx xmlns:mc="http://schemas.openxmlformats.org/markup-compatibility/2006" xmlns:w15="http://schemas.microsoft.com/office/word/2012/wordml" mc:Ignorable="w15">
+  <w15:commentEx w15:paraId="02000000" w15:paraIdParent="01000000"/>
 </w15:commentsEx>
 </file>
 
-<file path=word/commentsIds.xml><?xml version="1.0" encoding="utf-8"?>
-<w16cid:commentsIds xmlns:wpc="http://schemas.microsoft.com/office/word/2010/wordprocessingCanvas" xmlns:cx="http://schemas.microsoft.com/office/drawing/2014/chartex" xmlns:cx1="http://schemas.microsoft.com/office/drawing/2015/9/8/chartex" xmlns:cx2="http://schemas.microsoft.com/office/drawing/2015/10/21/chartex" xmlns:cx3="http://schemas.microsoft.com/office/drawing/2016/5/9/chartex" xmlns:cx4="http://schemas.microsoft.com/office/drawing/2016/5/10/chartex" xmlns:cx5="http://schemas.microsoft.com/office/drawing/2016/5/11/chartex" xmlns:cx6="http://schemas.microsoft.com/office/drawing/2016/5/12/chartex" xmlns:cx7="http://schemas.microsoft.com/office/drawing/2016/5/13/chartex" xmlns:cx8="http://schemas.microsoft.com/office/drawing/2016/5/14/chartex" xmlns:mc="http://schemas.openxmlformats.org/markup-compatibility/2006" xmlns:aink="http://schemas.microsoft.com/office/drawing/2016/ink" xmlns:am3d="http://schemas.microsoft.com/office/drawing/2017/model3d" xmlns:o="urn:schemas-microsoft-com:office:office" xmlns:oel="http://schemas.microsoft.com/office/2019/extlst" xmlns:r="http://schemas.openxmlformats.org/officeDocument/2006/relationships" xmlns:m="http://schemas.openxmlformats.org/officeDocument/2006/math" xmlns:v="urn:schemas-microsoft-com:vml" xmlns:wp14="http://schemas.microsoft.com/office/word/2010/wordprocessingDrawing" xmlns:wp="http://schemas.openxmlformats.org/drawingml/2006/wordprocessingDrawing" xmlns:w10="urn:schemas-microsoft-com:office:word" xmlns:w="http://schemas.openxmlformats.org/wordprocessingml/2006/main" xmlns:w14="http://schemas.microsoft.com/office/word/2010/wordml" xmlns:w15="http://schemas.microsoft.com/office/word/2012/wordml" xmlns:w16cex="http://schemas.microsoft.com/office/word/2018/wordml/cex" xmlns:w16cid="http://schemas.microsoft.com/office/word/2016/wordml/cid" xmlns:w16="http://schemas.microsoft.com/office/word/2018/wordml" xmlns:w16du="http://schemas.microsoft.com/office/word/2023/wordml/word16du" xmlns:w16sdtdh="http://schemas.microsoft.com/office/word/2020/wordml/sdtdatahash" xmlns:w16sdtfl="http://schemas.microsoft.com/office/word/2024/wordml/sdtformatlock" xmlns:w16se="http://schemas.microsoft.com/office/word/2015/wordml/symex" xmlns:wpg="http://schemas.microsoft.com/office/word/2010/wordprocessingGroup" xmlns:wpi="http://schemas.microsoft.com/office/word/2010/wordprocessingInk" xmlns:wne="http://schemas.microsoft.com/office/word/2006/wordml" xmlns:wps="http://schemas.microsoft.com/office/word/2010/wordprocessingShape" mc:Ignorable="w14 w15 w16se w16cid w16 w16cex w16sdtdh w16sdtfl w16du wp14">
-  <w16cid:commentId w16cid:paraId="7E5948C6" w16cid:durableId="4C33F1EA"/>
-</w16cid:commentsIds>
-</file>
-
-<file path=word/people.xml><?xml version="1.0" encoding="utf-8"?>
-<w15:people xmlns:wpc="http://schemas.microsoft.com/office/word/2010/wordprocessingCanvas" xmlns:cx="http://schemas.microsoft.com/office/drawing/2014/chartex" xmlns:cx1="http://schemas.microsoft.com/office/drawing/2015/9/8/chartex" xmlns:cx2="http://schemas.microsoft.com/office/drawing/2015/10/21/chartex" xmlns:cx3="http://schemas.microsoft.com/office/drawing/2016/5/9/chartex" xmlns:cx4="http://schemas.microsoft.com/office/drawing/2016/5/10/chartex" xmlns:cx5="http://schemas.microsoft.com/office/drawing/2016/5/11/chartex" xmlns:cx6="http://schemas.microsoft.com/office/drawing/2016/5/12/chartex" xmlns:cx7="http://schemas.microsoft.com/office/drawing/2016/5/13/chartex" xmlns:cx8="http://schemas.microsoft.com/office/drawing/2016/5/14/chartex" xmlns:mc="http://schemas.openxmlformats.org/markup-compatibility/2006" xmlns:aink="http://schemas.microsoft.com/office/drawing/2016/ink" xmlns:am3d="http://schemas.microsoft.com/office/drawing/2017/model3d" xmlns:o="urn:schemas-microsoft-com:office:office" xmlns:oel="http://schemas.microsoft.com/office/2019/extlst" xmlns:r="http://schemas.openxmlformats.org/officeDocument/2006/relationships" xmlns:m="http://schemas.openxmlformats.org/officeDocument/2006/math" xmlns:v="urn:schemas-microsoft-com:vml" xmlns:wp14="http://schemas.microsoft.com/office/word/2010/wordprocessingDrawing" xmlns:wp="http://schemas.openxmlformats.org/drawingml/2006/wordprocessingDrawing" xmlns:w10="urn:schemas-microsoft-com:office:word" xmlns:w="http://schemas.openxmlformats.org/wordprocessingml/2006/main" xmlns:w14="http://schemas.microsoft.com/office/word/2010/wordml" xmlns:w15="http://schemas.microsoft.com/office/word/2012/wordml" xmlns:w16cex="http://schemas.microsoft.com/office/word/2018/wordml/cex" xmlns:w16cid="http://schemas.microsoft.com/office/word/2016/wordml/cid" xmlns:w16="http://schemas.microsoft.com/office/word/2018/wordml" xmlns:w16du="http://schemas.microsoft.com/office/word/2023/wordml/word16du" xmlns:w16sdtdh="http://schemas.microsoft.com/office/word/2020/wordml/sdtdatahash" xmlns:w16sdtfl="http://schemas.microsoft.com/office/word/2024/wordml/sdtformatlock" xmlns:w16se="http://schemas.microsoft.com/office/word/2015/wordml/symex" xmlns:wpg="http://schemas.microsoft.com/office/word/2010/wordprocessingGroup" xmlns:wpi="http://schemas.microsoft.com/office/word/2010/wordprocessingInk" xmlns:wne="http://schemas.microsoft.com/office/word/2006/wordml" xmlns:wps="http://schemas.microsoft.com/office/word/2010/wordprocessingShape" mc:Ignorable="w14 w15 w16se w16cid w16 w16cex w16sdtdh w16sdtfl w16du wp14">
-  <w15:person w15:author="DANA LARISSA LUNA GONZALEZ">
-    <w15:presenceInfo w15:providerId="AD" w15:userId="S::dana.larissalg@comunidad.unam.mx::39843a73-9849-4286-a8ca-08e07cb4b281"/>
-  </w15:person>
-</w15:people>
-</file>
-
 <file path=word/styles.xml><?xml version="1.0" encoding="utf-8"?>
-<w:styles xmlns:mc="http://schemas.openxmlformats.org/markup-compatibility/2006" xmlns:r="http://schemas.openxmlformats.org/officeDocument/2006/relationships" xmlns:w="http://schemas.openxmlformats.org/wordprocessingml/2006/main" xmlns:w14="http://schemas.microsoft.com/office/word/2010/wordml" xmlns:w15="http://schemas.microsoft.com/office/word/2012/wordml" xmlns:w16cex="http://schemas.microsoft.com/office/word/2018/wordml/cex" xmlns:w16cid="http://schemas.microsoft.com/office/word/2016/wordml/cid" xmlns:w16="http://schemas.microsoft.com/office/word/2018/wordml" xmlns:w16du="http://schemas.microsoft.com/office/word/2023/wordml/word16du" xmlns:w16sdtdh="http://schemas.microsoft.com/office/word/2020/wordml/sdtdatahash" xmlns:w16sdtfl="http://schemas.microsoft.com/office/word/2024/wordml/sdtformatlock" xmlns:w16se="http://schemas.microsoft.com/office/word/2015/wordml/symex" mc:Ignorable="w14 w15 w16se w16cid w16 w16cex w16sdtdh w16sdtfl w16du">
+<w:styles xmlns:w="http://schemas.openxmlformats.org/wordprocessingml/2006/main" xmlns:w14="http://schemas.microsoft.com/office/word/2010/wordml" xmlns:mc="http://schemas.openxmlformats.org/markup-compatibility/2006" mc:Ignorable="w14">
   <w:docDefaults>
     <w:rPrDefault>
       <w:rPr>
-        <w:rFonts w:asciiTheme="minorHAnsi" w:eastAsiaTheme="minorHAnsi" w:hAnsiTheme="minorHAnsi" w:cstheme="minorBidi"/>
+        <w:rFonts w:ascii="Aptos" w:hAnsi="Aptos" w:eastAsia="Aptos" w:cs="" w:asciiTheme="minorHAnsi" w:cstheme="minorBidi" w:eastAsiaTheme="minorHAnsi" w:hAnsiTheme="minorHAnsi"/>
         <w:kern w:val="2"/>
         <w:sz w:val="24"/>
         <w:szCs w:val="24"/>
@@ -630,21 +1170,21 @@
     </w:rPrDefault>
     <w:pPrDefault>
       <w:pPr>
-        <w:suppressAutoHyphens/>
+        <w:suppressAutoHyphens w:val="true"/>
       </w:pPr>
     </w:pPrDefault>
   </w:docDefaults>
   <w:latentStyles w:defLockedState="0" w:defUIPriority="99" w:defSemiHidden="0" w:defUnhideWhenUsed="0" w:defQFormat="0" w:count="376">
     <w:lsdException w:name="Normal" w:uiPriority="0" w:qFormat="1"/>
     <w:lsdException w:name="heading 1" w:uiPriority="9" w:qFormat="1"/>
-    <w:lsdException w:name="heading 2" w:semiHidden="1" w:uiPriority="9" w:unhideWhenUsed="1" w:qFormat="1"/>
-    <w:lsdException w:name="heading 3" w:semiHidden="1" w:uiPriority="9" w:unhideWhenUsed="1" w:qFormat="1"/>
-    <w:lsdException w:name="heading 4" w:semiHidden="1" w:uiPriority="9" w:unhideWhenUsed="1" w:qFormat="1"/>
-    <w:lsdException w:name="heading 5" w:semiHidden="1" w:uiPriority="9" w:unhideWhenUsed="1" w:qFormat="1"/>
-    <w:lsdException w:name="heading 6" w:semiHidden="1" w:uiPriority="9" w:unhideWhenUsed="1" w:qFormat="1"/>
-    <w:lsdException w:name="heading 7" w:semiHidden="1" w:uiPriority="9" w:unhideWhenUsed="1" w:qFormat="1"/>
-    <w:lsdException w:name="heading 8" w:semiHidden="1" w:uiPriority="9" w:unhideWhenUsed="1" w:qFormat="1"/>
-    <w:lsdException w:name="heading 9" w:semiHidden="1" w:uiPriority="9" w:unhideWhenUsed="1" w:qFormat="1"/>
+    <w:lsdException w:name="heading 2" w:uiPriority="9" w:semiHidden="1" w:unhideWhenUsed="1" w:qFormat="1"/>
+    <w:lsdException w:name="heading 3" w:uiPriority="9" w:semiHidden="1" w:unhideWhenUsed="1" w:qFormat="1"/>
+    <w:lsdException w:name="heading 4" w:uiPriority="9" w:semiHidden="1" w:unhideWhenUsed="1" w:qFormat="1"/>
+    <w:lsdException w:name="heading 5" w:uiPriority="9" w:semiHidden="1" w:unhideWhenUsed="1" w:qFormat="1"/>
+    <w:lsdException w:name="heading 6" w:uiPriority="9" w:semiHidden="1" w:unhideWhenUsed="1" w:qFormat="1"/>
+    <w:lsdException w:name="heading 7" w:uiPriority="9" w:semiHidden="1" w:unhideWhenUsed="1" w:qFormat="1"/>
+    <w:lsdException w:name="heading 8" w:uiPriority="9" w:semiHidden="1" w:unhideWhenUsed="1" w:qFormat="1"/>
+    <w:lsdException w:name="heading 9" w:uiPriority="9" w:semiHidden="1" w:unhideWhenUsed="1" w:qFormat="1"/>
     <w:lsdException w:name="index 1" w:semiHidden="1" w:unhideWhenUsed="1"/>
     <w:lsdException w:name="index 2" w:semiHidden="1" w:unhideWhenUsed="1"/>
     <w:lsdException w:name="index 3" w:semiHidden="1" w:unhideWhenUsed="1"/>
@@ -654,22 +1194,22 @@
     <w:lsdException w:name="index 7" w:semiHidden="1" w:unhideWhenUsed="1"/>
     <w:lsdException w:name="index 8" w:semiHidden="1" w:unhideWhenUsed="1"/>
     <w:lsdException w:name="index 9" w:semiHidden="1" w:unhideWhenUsed="1"/>
-    <w:lsdException w:name="toc 1" w:semiHidden="1" w:uiPriority="39" w:unhideWhenUsed="1"/>
-    <w:lsdException w:name="toc 2" w:semiHidden="1" w:uiPriority="39" w:unhideWhenUsed="1"/>
-    <w:lsdException w:name="toc 3" w:semiHidden="1" w:uiPriority="39" w:unhideWhenUsed="1"/>
-    <w:lsdException w:name="toc 4" w:semiHidden="1" w:uiPriority="39" w:unhideWhenUsed="1"/>
-    <w:lsdException w:name="toc 5" w:semiHidden="1" w:uiPriority="39" w:unhideWhenUsed="1"/>
-    <w:lsdException w:name="toc 6" w:semiHidden="1" w:uiPriority="39" w:unhideWhenUsed="1"/>
-    <w:lsdException w:name="toc 7" w:semiHidden="1" w:uiPriority="39" w:unhideWhenUsed="1"/>
-    <w:lsdException w:name="toc 8" w:semiHidden="1" w:uiPriority="39" w:unhideWhenUsed="1"/>
-    <w:lsdException w:name="toc 9" w:semiHidden="1" w:uiPriority="39" w:unhideWhenUsed="1"/>
+    <w:lsdException w:name="toc 1" w:uiPriority="39" w:semiHidden="1" w:unhideWhenUsed="1"/>
+    <w:lsdException w:name="toc 2" w:uiPriority="39" w:semiHidden="1" w:unhideWhenUsed="1"/>
+    <w:lsdException w:name="toc 3" w:uiPriority="39" w:semiHidden="1" w:unhideWhenUsed="1"/>
+    <w:lsdException w:name="toc 4" w:uiPriority="39" w:semiHidden="1" w:unhideWhenUsed="1"/>
+    <w:lsdException w:name="toc 5" w:uiPriority="39" w:semiHidden="1" w:unhideWhenUsed="1"/>
+    <w:lsdException w:name="toc 6" w:uiPriority="39" w:semiHidden="1" w:unhideWhenUsed="1"/>
+    <w:lsdException w:name="toc 7" w:uiPriority="39" w:semiHidden="1" w:unhideWhenUsed="1"/>
+    <w:lsdException w:name="toc 8" w:uiPriority="39" w:semiHidden="1" w:unhideWhenUsed="1"/>
+    <w:lsdException w:name="toc 9" w:uiPriority="39" w:semiHidden="1" w:unhideWhenUsed="1"/>
     <w:lsdException w:name="Normal Indent" w:semiHidden="1" w:unhideWhenUsed="1"/>
     <w:lsdException w:name="footnote text" w:semiHidden="1" w:unhideWhenUsed="1"/>
     <w:lsdException w:name="annotation text" w:semiHidden="1" w:unhideWhenUsed="1"/>
     <w:lsdException w:name="header" w:semiHidden="1" w:unhideWhenUsed="1"/>
     <w:lsdException w:name="footer" w:semiHidden="1" w:unhideWhenUsed="1"/>
     <w:lsdException w:name="index heading" w:semiHidden="1" w:unhideWhenUsed="1"/>
-    <w:lsdException w:name="caption" w:semiHidden="1" w:uiPriority="35" w:unhideWhenUsed="1" w:qFormat="1"/>
+    <w:lsdException w:name="caption" w:uiPriority="35" w:semiHidden="1" w:unhideWhenUsed="1" w:qFormat="1"/>
     <w:lsdException w:name="table of figures" w:semiHidden="1" w:unhideWhenUsed="1"/>
     <w:lsdException w:name="envelope address" w:semiHidden="1" w:unhideWhenUsed="1"/>
     <w:lsdException w:name="envelope return" w:semiHidden="1" w:unhideWhenUsed="1"/>
@@ -700,7 +1240,7 @@
     <w:lsdException w:name="Title" w:uiPriority="10" w:qFormat="1"/>
     <w:lsdException w:name="Closing" w:semiHidden="1" w:unhideWhenUsed="1"/>
     <w:lsdException w:name="Signature" w:semiHidden="1" w:unhideWhenUsed="1"/>
-    <w:lsdException w:name="Default Paragraph Font" w:semiHidden="1" w:uiPriority="1" w:unhideWhenUsed="1"/>
+    <w:lsdException w:name="Default Paragraph Font" w:uiPriority="1" w:semiHidden="1" w:unhideWhenUsed="1"/>
     <w:lsdException w:name="Body Text" w:semiHidden="1" w:unhideWhenUsed="1"/>
     <w:lsdException w:name="Body Text Indent" w:semiHidden="1" w:unhideWhenUsed="1"/>
     <w:lsdException w:name="List Continue" w:semiHidden="1" w:unhideWhenUsed="1"/>
@@ -900,8 +1440,8 @@
     <w:lsdException w:name="Subtle Reference" w:uiPriority="31" w:qFormat="1"/>
     <w:lsdException w:name="Intense Reference" w:uiPriority="32" w:qFormat="1"/>
     <w:lsdException w:name="Book Title" w:uiPriority="33" w:qFormat="1"/>
-    <w:lsdException w:name="Bibliography" w:semiHidden="1" w:uiPriority="37" w:unhideWhenUsed="1"/>
-    <w:lsdException w:name="TOC Heading" w:semiHidden="1" w:uiPriority="39" w:unhideWhenUsed="1" w:qFormat="1"/>
+    <w:lsdException w:name="Bibliography" w:uiPriority="37" w:semiHidden="1" w:unhideWhenUsed="1"/>
+    <w:lsdException w:name="TOC Heading" w:uiPriority="39" w:semiHidden="1" w:unhideWhenUsed="1" w:qFormat="1"/>
     <w:lsdException w:name="Plain Table 1" w:uiPriority="41"/>
     <w:lsdException w:name="Plain Table 2" w:uiPriority="42"/>
     <w:lsdException w:name="Plain Table 3" w:uiPriority="43"/>
@@ -1012,35 +1552,48 @@
     <w:lsdException w:name="Unresolved Mention" w:semiHidden="1" w:unhideWhenUsed="1"/>
     <w:lsdException w:name="Smart Link" w:semiHidden="1" w:unhideWhenUsed="1"/>
   </w:latentStyles>
-  <w:style w:type="paragraph" w:default="1" w:styleId="Normal">
+  <w:style w:type="paragraph" w:styleId="Normal" w:default="1">
     <w:name w:val="Normal"/>
     <w:qFormat/>
     <w:pPr>
-      <w:spacing w:after="160" w:line="278" w:lineRule="auto"/>
+      <w:widowControl/>
+      <w:suppressAutoHyphens w:val="true"/>
+      <w:bidi w:val="0"/>
+      <w:spacing w:lineRule="auto" w:line="278" w:before="0" w:after="160"/>
+      <w:jc w:val="start"/>
     </w:pPr>
-  </w:style>
-  <w:style w:type="paragraph" w:styleId="Ttulo1">
+    <w:rPr>
+      <w:rFonts w:ascii="Aptos" w:hAnsi="Aptos" w:eastAsia="Aptos" w:cs="" w:asciiTheme="minorHAnsi" w:cstheme="minorBidi" w:eastAsiaTheme="minorHAnsi" w:hAnsiTheme="minorHAnsi"/>
+      <w:color w:val="auto"/>
+      <w:kern w:val="2"/>
+      <w:sz w:val="24"/>
+      <w:szCs w:val="24"/>
+      <w:lang w:val="es-MX" w:eastAsia="en-US" w:bidi="ar-SA"/>
+      <w14:ligatures w14:val="standardContextual"/>
+    </w:rPr>
+  </w:style>
+  <w:style w:type="paragraph" w:styleId="Heading1">
     <w:name w:val="heading 1"/>
     <w:basedOn w:val="Normal"/>
     <w:next w:val="Normal"/>
     <w:link w:val="Ttulo1Car"/>
     <w:uiPriority w:val="9"/>
     <w:qFormat/>
-    <w:rsid w:val="00AD11E5"/>
+    <w:rsid w:val="00ad11e5"/>
     <w:pPr>
-      <w:keepNext/>
+      <w:keepNext w:val="true"/>
       <w:keepLines/>
       <w:spacing w:before="360" w:after="80"/>
       <w:outlineLvl w:val="0"/>
     </w:pPr>
     <w:rPr>
-      <w:rFonts w:asciiTheme="majorHAnsi" w:eastAsiaTheme="majorEastAsia" w:hAnsiTheme="majorHAnsi" w:cstheme="majorBidi"/>
-      <w:color w:val="0F4761" w:themeColor="accent1" w:themeShade="BF"/>
+      <w:rFonts w:ascii="Aptos Display" w:hAnsi="Aptos Display" w:eastAsia="" w:cs="" w:asciiTheme="majorHAnsi" w:cstheme="majorBidi" w:eastAsiaTheme="majorEastAsia" w:hAnsiTheme="majorHAnsi"/>
+      <w:color w:themeColor="accent1" w:themeShade="bf" w:val="0F4761"/>
       <w:sz w:val="40"/>
       <w:szCs w:val="40"/>
     </w:rPr>
   </w:style>
-  <w:style w:type="paragraph" w:styleId="Ttulo2">
+  <w:style w:type="paragraph" w:styleId="Heading2">
     <w:name w:val="heading 2"/>
     <w:basedOn w:val="Normal"/>
     <w:next w:val="Normal"/>
@@ -1049,21 +1602,21 @@
     <w:semiHidden/>
     <w:unhideWhenUsed/>
     <w:qFormat/>
-    <w:rsid w:val="00AD11E5"/>
+    <w:rsid w:val="00ad11e5"/>
     <w:pPr>
-      <w:keepNext/>
+      <w:keepNext w:val="true"/>
       <w:keepLines/>
       <w:spacing w:before="160" w:after="80"/>
       <w:outlineLvl w:val="1"/>
     </w:pPr>
     <w:rPr>
-      <w:rFonts w:asciiTheme="majorHAnsi" w:eastAsiaTheme="majorEastAsia" w:hAnsiTheme="majorHAnsi" w:cstheme="majorBidi"/>
-      <w:color w:val="0F4761" w:themeColor="accent1" w:themeShade="BF"/>
+      <w:rFonts w:ascii="Aptos Display" w:hAnsi="Aptos Display" w:eastAsia="" w:cs="" w:asciiTheme="majorHAnsi" w:cstheme="majorBidi" w:eastAsiaTheme="majorEastAsia" w:hAnsiTheme="majorHAnsi"/>
+      <w:color w:themeColor="accent1" w:themeShade="bf" w:val="0F4761"/>
       <w:sz w:val="32"/>
       <w:szCs w:val="32"/>
     </w:rPr>
   </w:style>
-  <w:style w:type="paragraph" w:styleId="Ttulo3">
+  <w:style w:type="paragraph" w:styleId="Heading3">
     <w:name w:val="heading 3"/>
     <w:basedOn w:val="Normal"/>
     <w:next w:val="Normal"/>
@@ -1072,21 +1625,21 @@
     <w:semiHidden/>
     <w:unhideWhenUsed/>
     <w:qFormat/>
-    <w:rsid w:val="00AD11E5"/>
+    <w:rsid w:val="00ad11e5"/>
     <w:pPr>
-      <w:keepNext/>
+      <w:keepNext w:val="true"/>
       <w:keepLines/>
       <w:spacing w:before="160" w:after="80"/>
       <w:outlineLvl w:val="2"/>
     </w:pPr>
     <w:rPr>
-      <w:rFonts w:eastAsiaTheme="majorEastAsia" w:cstheme="majorBidi"/>
-      <w:color w:val="0F4761" w:themeColor="accent1" w:themeShade="BF"/>
+      <w:rFonts w:eastAsia="" w:cs="" w:cstheme="majorBidi" w:eastAsiaTheme="majorEastAsia"/>
+      <w:color w:themeColor="accent1" w:themeShade="bf" w:val="0F4761"/>
       <w:sz w:val="28"/>
       <w:szCs w:val="28"/>
     </w:rPr>
   </w:style>
-  <w:style w:type="paragraph" w:styleId="Ttulo4">
+  <w:style w:type="paragraph" w:styleId="Heading4">
     <w:name w:val="heading 4"/>
     <w:basedOn w:val="Normal"/>
     <w:next w:val="Normal"/>
@@ -1095,21 +1648,21 @@
     <w:semiHidden/>
     <w:unhideWhenUsed/>
     <w:qFormat/>
-    <w:rsid w:val="00AD11E5"/>
+    <w:rsid w:val="00ad11e5"/>
     <w:pPr>
-      <w:keepNext/>
+      <w:keepNext w:val="true"/>
       <w:keepLines/>
       <w:spacing w:before="80" w:after="40"/>
       <w:outlineLvl w:val="3"/>
     </w:pPr>
     <w:rPr>
-      <w:rFonts w:eastAsiaTheme="majorEastAsia" w:cstheme="majorBidi"/>
+      <w:rFonts w:eastAsia="" w:cs="" w:cstheme="majorBidi" w:eastAsiaTheme="majorEastAsia"/>
       <w:i/>
       <w:iCs/>
-      <w:color w:val="0F4761" w:themeColor="accent1" w:themeShade="BF"/>
-    </w:rPr>
-  </w:style>
-  <w:style w:type="paragraph" w:styleId="Ttulo5">
+      <w:color w:themeColor="accent1" w:themeShade="bf" w:val="0F4761"/>
+    </w:rPr>
+  </w:style>
+  <w:style w:type="paragraph" w:styleId="Heading5">
     <w:name w:val="heading 5"/>
     <w:basedOn w:val="Normal"/>
     <w:next w:val="Normal"/>
@@ -1118,19 +1671,19 @@
     <w:semiHidden/>
     <w:unhideWhenUsed/>
     <w:qFormat/>
-    <w:rsid w:val="00AD11E5"/>
+    <w:rsid w:val="00ad11e5"/>
     <w:pPr>
-      <w:keepNext/>
+      <w:keepNext w:val="true"/>
       <w:keepLines/>
       <w:spacing w:before="80" w:after="40"/>
       <w:outlineLvl w:val="4"/>
     </w:pPr>
     <w:rPr>
-      <w:rFonts w:eastAsiaTheme="majorEastAsia" w:cstheme="majorBidi"/>
-      <w:color w:val="0F4761" w:themeColor="accent1" w:themeShade="BF"/>
-    </w:rPr>
-  </w:style>
-  <w:style w:type="paragraph" w:styleId="Ttulo6">
+      <w:rFonts w:eastAsia="" w:cs="" w:cstheme="majorBidi" w:eastAsiaTheme="majorEastAsia"/>
+      <w:color w:themeColor="accent1" w:themeShade="bf" w:val="0F4761"/>
+    </w:rPr>
+  </w:style>
+  <w:style w:type="paragraph" w:styleId="Heading6">
     <w:name w:val="heading 6"/>
     <w:basedOn w:val="Normal"/>
     <w:next w:val="Normal"/>
@@ -1139,21 +1692,21 @@
     <w:semiHidden/>
     <w:unhideWhenUsed/>
     <w:qFormat/>
-    <w:rsid w:val="00AD11E5"/>
+    <w:rsid w:val="00ad11e5"/>
     <w:pPr>
-      <w:keepNext/>
+      <w:keepNext w:val="true"/>
       <w:keepLines/>
       <w:spacing w:before="40" w:after="0"/>
       <w:outlineLvl w:val="5"/>
     </w:pPr>
     <w:rPr>
-      <w:rFonts w:eastAsiaTheme="majorEastAsia" w:cstheme="majorBidi"/>
+      <w:rFonts w:eastAsia="" w:cs="" w:cstheme="majorBidi" w:eastAsiaTheme="majorEastAsia"/>
       <w:i/>
       <w:iCs/>
-      <w:color w:val="595959" w:themeColor="text1" w:themeTint="A6"/>
-    </w:rPr>
-  </w:style>
-  <w:style w:type="paragraph" w:styleId="Ttulo7">
+      <w:color w:themeColor="text1" w:themeTint="a6" w:val="595959"/>
+    </w:rPr>
+  </w:style>
+  <w:style w:type="paragraph" w:styleId="Heading7">
     <w:name w:val="heading 7"/>
     <w:basedOn w:val="Normal"/>
     <w:next w:val="Normal"/>
@@ -1162,19 +1715,19 @@
     <w:semiHidden/>
     <w:unhideWhenUsed/>
     <w:qFormat/>
-    <w:rsid w:val="00AD11E5"/>
+    <w:rsid w:val="00ad11e5"/>
     <w:pPr>
-      <w:keepNext/>
+      <w:keepNext w:val="true"/>
       <w:keepLines/>
       <w:spacing w:before="40" w:after="0"/>
       <w:outlineLvl w:val="6"/>
     </w:pPr>
     <w:rPr>
-      <w:rFonts w:eastAsiaTheme="majorEastAsia" w:cstheme="majorBidi"/>
-      <w:color w:val="595959" w:themeColor="text1" w:themeTint="A6"/>
-    </w:rPr>
-  </w:style>
-  <w:style w:type="paragraph" w:styleId="Ttulo8">
+      <w:rFonts w:eastAsia="" w:cs="" w:cstheme="majorBidi" w:eastAsiaTheme="majorEastAsia"/>
+      <w:color w:themeColor="text1" w:themeTint="a6" w:val="595959"/>
+    </w:rPr>
+  </w:style>
+  <w:style w:type="paragraph" w:styleId="Heading8">
     <w:name w:val="heading 8"/>
     <w:basedOn w:val="Normal"/>
     <w:next w:val="Normal"/>
@@ -1183,21 +1736,21 @@
     <w:semiHidden/>
     <w:unhideWhenUsed/>
     <w:qFormat/>
-    <w:rsid w:val="00AD11E5"/>
+    <w:rsid w:val="00ad11e5"/>
     <w:pPr>
-      <w:keepNext/>
+      <w:keepNext w:val="true"/>
       <w:keepLines/>
-      <w:spacing w:after="0"/>
+      <w:spacing w:before="0" w:after="0"/>
       <w:outlineLvl w:val="7"/>
     </w:pPr>
     <w:rPr>
-      <w:rFonts w:eastAsiaTheme="majorEastAsia" w:cstheme="majorBidi"/>
+      <w:rFonts w:eastAsia="" w:cs="" w:cstheme="majorBidi" w:eastAsiaTheme="majorEastAsia"/>
       <w:i/>
       <w:iCs/>
-      <w:color w:val="272727" w:themeColor="text1" w:themeTint="D8"/>
-    </w:rPr>
-  </w:style>
-  <w:style w:type="paragraph" w:styleId="Ttulo9">
+      <w:color w:themeColor="text1" w:themeTint="d8" w:val="272727"/>
+    </w:rPr>
+  </w:style>
+  <w:style w:type="paragraph" w:styleId="Heading9">
     <w:name w:val="heading 9"/>
     <w:basedOn w:val="Normal"/>
     <w:next w:val="Normal"/>
@@ -1206,22 +1759,479 @@
     <w:semiHidden/>
     <w:unhideWhenUsed/>
     <w:qFormat/>
-    <w:rsid w:val="00AD11E5"/>
+    <w:rsid w:val="00ad11e5"/>
     <w:pPr>
-      <w:keepNext/>
+      <w:keepNext w:val="true"/>
       <w:keepLines/>
-      <w:spacing w:after="0"/>
+      <w:spacing w:before="0" w:after="0"/>
       <w:outlineLvl w:val="8"/>
     </w:pPr>
     <w:rPr>
-      <w:rFonts w:eastAsiaTheme="majorEastAsia" w:cstheme="majorBidi"/>
-      <w:color w:val="272727" w:themeColor="text1" w:themeTint="D8"/>
-    </w:rPr>
-  </w:style>
-  <w:style w:type="character" w:default="1" w:styleId="Fuentedeprrafopredeter">
+      <w:rFonts w:eastAsia="" w:cs="" w:cstheme="majorBidi" w:eastAsiaTheme="majorEastAsia"/>
+      <w:color w:themeColor="text1" w:themeTint="d8" w:val="272727"/>
+    </w:rPr>
+  </w:style>
+  <w:style w:type="character" w:styleId="DefaultParagraphFont" w:default="1">
     <w:name w:val="Default Paragraph Font"/>
     <w:uiPriority w:val="1"/>
     <w:unhideWhenUsed/>
+    <w:qFormat/>
+    <w:rPr/>
+  </w:style>
+  <w:style w:type="character" w:styleId="Ttulo1Car" w:customStyle="1">
+    <w:name w:val="Título 1 Car"/>
+    <w:basedOn w:val="DefaultParagraphFont"/>
+    <w:link w:val="Heading1"/>
+    <w:uiPriority w:val="9"/>
+    <w:qFormat/>
+    <w:rsid w:val="00ad11e5"/>
+    <w:rPr>
+      <w:rFonts w:ascii="Aptos Display" w:hAnsi="Aptos Display" w:eastAsia="" w:cs="" w:asciiTheme="majorHAnsi" w:cstheme="majorBidi" w:eastAsiaTheme="majorEastAsia" w:hAnsiTheme="majorHAnsi"/>
+      <w:color w:themeColor="accent1" w:themeShade="bf" w:val="0F4761"/>
+      <w:sz w:val="40"/>
+      <w:szCs w:val="40"/>
+    </w:rPr>
+  </w:style>
+  <w:style w:type="character" w:styleId="Ttulo2Car" w:customStyle="1">
+    <w:name w:val="Título 2 Car"/>
+    <w:basedOn w:val="DefaultParagraphFont"/>
+    <w:link w:val="Heading2"/>
+    <w:uiPriority w:val="9"/>
+    <w:semiHidden/>
+    <w:qFormat/>
+    <w:rsid w:val="00ad11e5"/>
+    <w:rPr>
+      <w:rFonts w:ascii="Aptos Display" w:hAnsi="Aptos Display" w:eastAsia="" w:cs="" w:asciiTheme="majorHAnsi" w:cstheme="majorBidi" w:eastAsiaTheme="majorEastAsia" w:hAnsiTheme="majorHAnsi"/>
+      <w:color w:themeColor="accent1" w:themeShade="bf" w:val="0F4761"/>
+      <w:sz w:val="32"/>
+      <w:szCs w:val="32"/>
+    </w:rPr>
+  </w:style>
+  <w:style w:type="character" w:styleId="Ttulo3Car" w:customStyle="1">
+    <w:name w:val="Título 3 Car"/>
+    <w:basedOn w:val="DefaultParagraphFont"/>
+    <w:link w:val="Heading3"/>
+    <w:uiPriority w:val="9"/>
+    <w:semiHidden/>
+    <w:qFormat/>
+    <w:rsid w:val="00ad11e5"/>
+    <w:rPr>
+      <w:rFonts w:eastAsia="" w:cs="" w:cstheme="majorBidi" w:eastAsiaTheme="majorEastAsia"/>
+      <w:color w:themeColor="accent1" w:themeShade="bf" w:val="0F4761"/>
+      <w:sz w:val="28"/>
+      <w:szCs w:val="28"/>
+    </w:rPr>
+  </w:style>
+  <w:style w:type="character" w:styleId="Ttulo4Car" w:customStyle="1">
+    <w:name w:val="Título 4 Car"/>
+    <w:basedOn w:val="DefaultParagraphFont"/>
+    <w:link w:val="Heading4"/>
+    <w:uiPriority w:val="9"/>
+    <w:semiHidden/>
+    <w:qFormat/>
+    <w:rsid w:val="00ad11e5"/>
+    <w:rPr>
+      <w:rFonts w:eastAsia="" w:cs="" w:cstheme="majorBidi" w:eastAsiaTheme="majorEastAsia"/>
+      <w:i/>
+      <w:iCs/>
+      <w:color w:themeColor="accent1" w:themeShade="bf" w:val="0F4761"/>
+    </w:rPr>
+  </w:style>
+  <w:style w:type="character" w:styleId="Ttulo5Car" w:customStyle="1">
+    <w:name w:val="Título 5 Car"/>
+    <w:basedOn w:val="DefaultParagraphFont"/>
+    <w:link w:val="Heading5"/>
+    <w:uiPriority w:val="9"/>
+    <w:semiHidden/>
+    <w:qFormat/>
+    <w:rsid w:val="00ad11e5"/>
+    <w:rPr>
+      <w:rFonts w:eastAsia="" w:cs="" w:cstheme="majorBidi" w:eastAsiaTheme="majorEastAsia"/>
+      <w:color w:themeColor="accent1" w:themeShade="bf" w:val="0F4761"/>
+    </w:rPr>
+  </w:style>
+  <w:style w:type="character" w:styleId="Ttulo6Car" w:customStyle="1">
+    <w:name w:val="Título 6 Car"/>
+    <w:basedOn w:val="DefaultParagraphFont"/>
+    <w:link w:val="Heading6"/>
+    <w:uiPriority w:val="9"/>
+    <w:semiHidden/>
+    <w:qFormat/>
+    <w:rsid w:val="00ad11e5"/>
+    <w:rPr>
+      <w:rFonts w:eastAsia="" w:cs="" w:cstheme="majorBidi" w:eastAsiaTheme="majorEastAsia"/>
+      <w:i/>
+      <w:iCs/>
+      <w:color w:themeColor="text1" w:themeTint="a6" w:val="595959"/>
+    </w:rPr>
+  </w:style>
+  <w:style w:type="character" w:styleId="Ttulo7Car" w:customStyle="1">
+    <w:name w:val="Título 7 Car"/>
+    <w:basedOn w:val="DefaultParagraphFont"/>
+    <w:link w:val="Heading7"/>
+    <w:uiPriority w:val="9"/>
+    <w:semiHidden/>
+    <w:qFormat/>
+    <w:rsid w:val="00ad11e5"/>
+    <w:rPr>
+      <w:rFonts w:eastAsia="" w:cs="" w:cstheme="majorBidi" w:eastAsiaTheme="majorEastAsia"/>
+      <w:color w:themeColor="text1" w:themeTint="a6" w:val="595959"/>
+    </w:rPr>
+  </w:style>
+  <w:style w:type="character" w:styleId="Ttulo8Car" w:customStyle="1">
+    <w:name w:val="Título 8 Car"/>
+    <w:basedOn w:val="DefaultParagraphFont"/>
+    <w:link w:val="Heading8"/>
+    <w:uiPriority w:val="9"/>
+    <w:semiHidden/>
+    <w:qFormat/>
+    <w:rsid w:val="00ad11e5"/>
+    <w:rPr>
+      <w:rFonts w:eastAsia="" w:cs="" w:cstheme="majorBidi" w:eastAsiaTheme="majorEastAsia"/>
+      <w:i/>
+      <w:iCs/>
+      <w:color w:themeColor="text1" w:themeTint="d8" w:val="272727"/>
+    </w:rPr>
+  </w:style>
+  <w:style w:type="character" w:styleId="Ttulo9Car" w:customStyle="1">
+    <w:name w:val="Título 9 Car"/>
+    <w:basedOn w:val="DefaultParagraphFont"/>
+    <w:link w:val="Heading9"/>
+    <w:uiPriority w:val="9"/>
+    <w:semiHidden/>
+    <w:qFormat/>
+    <w:rsid w:val="00ad11e5"/>
+    <w:rPr>
+      <w:rFonts w:eastAsia="" w:cs="" w:cstheme="majorBidi" w:eastAsiaTheme="majorEastAsia"/>
+      <w:color w:themeColor="text1" w:themeTint="d8" w:val="272727"/>
+    </w:rPr>
+  </w:style>
+  <w:style w:type="character" w:styleId="TtuloCar" w:customStyle="1">
+    <w:name w:val="Título Car"/>
+    <w:basedOn w:val="DefaultParagraphFont"/>
+    <w:link w:val="Title"/>
+    <w:uiPriority w:val="10"/>
+    <w:qFormat/>
+    <w:rsid w:val="00ad11e5"/>
+    <w:rPr>
+      <w:rFonts w:ascii="Aptos Display" w:hAnsi="Aptos Display" w:eastAsia="" w:cs="" w:asciiTheme="majorHAnsi" w:cstheme="majorBidi" w:eastAsiaTheme="majorEastAsia" w:hAnsiTheme="majorHAnsi"/>
+      <w:spacing w:val="-10"/>
+      <w:kern w:val="2"/>
+      <w:sz w:val="56"/>
+      <w:szCs w:val="56"/>
+    </w:rPr>
+  </w:style>
+  <w:style w:type="character" w:styleId="SubttuloCar" w:customStyle="1">
+    <w:name w:val="Subtítulo Car"/>
+    <w:basedOn w:val="DefaultParagraphFont"/>
+    <w:link w:val="Subtitle"/>
+    <w:uiPriority w:val="11"/>
+    <w:qFormat/>
+    <w:rsid w:val="00ad11e5"/>
+    <w:rPr>
+      <w:rFonts w:eastAsia="" w:cs="" w:cstheme="majorBidi" w:eastAsiaTheme="majorEastAsia"/>
+      <w:color w:themeColor="text1" w:themeTint="a6" w:val="595959"/>
+      <w:spacing w:val="15"/>
+      <w:sz w:val="28"/>
+      <w:szCs w:val="28"/>
+    </w:rPr>
+  </w:style>
+  <w:style w:type="character" w:styleId="CitaCar" w:customStyle="1">
+    <w:name w:val="Cita Car"/>
+    <w:basedOn w:val="DefaultParagraphFont"/>
+    <w:link w:val="Quote"/>
+    <w:uiPriority w:val="29"/>
+    <w:qFormat/>
+    <w:rsid w:val="00ad11e5"/>
+    <w:rPr>
+      <w:i/>
+      <w:iCs/>
+      <w:color w:themeColor="text1" w:themeTint="bf" w:val="404040"/>
+    </w:rPr>
+  </w:style>
+  <w:style w:type="character" w:styleId="IntenseEmphasis">
+    <w:name w:val="Intense Emphasis"/>
+    <w:basedOn w:val="DefaultParagraphFont"/>
+    <w:uiPriority w:val="21"/>
+    <w:qFormat/>
+    <w:rsid w:val="00ad11e5"/>
+    <w:rPr>
+      <w:i/>
+      <w:iCs/>
+      <w:color w:themeColor="accent1" w:themeShade="bf" w:val="0F4761"/>
+    </w:rPr>
+  </w:style>
+  <w:style w:type="character" w:styleId="CitadestacadaCar" w:customStyle="1">
+    <w:name w:val="Cita destacada Car"/>
+    <w:basedOn w:val="DefaultParagraphFont"/>
+    <w:link w:val="IntenseQuote"/>
+    <w:uiPriority w:val="30"/>
+    <w:qFormat/>
+    <w:rsid w:val="00ad11e5"/>
+    <w:rPr>
+      <w:i/>
+      <w:iCs/>
+      <w:color w:themeColor="accent1" w:themeShade="bf" w:val="0F4761"/>
+    </w:rPr>
+  </w:style>
+  <w:style w:type="character" w:styleId="IntenseReference">
+    <w:name w:val="Intense Reference"/>
+    <w:basedOn w:val="DefaultParagraphFont"/>
+    <w:uiPriority w:val="32"/>
+    <w:qFormat/>
+    <w:rsid w:val="00ad11e5"/>
+    <w:rPr>
+      <w:b/>
+      <w:bCs/>
+      <w:smallCaps/>
+      <w:color w:themeColor="accent1" w:themeShade="bf" w:val="0F4761"/>
+      <w:spacing w:val="5"/>
+    </w:rPr>
+  </w:style>
+  <w:style w:type="character" w:styleId="LineNumber">
+    <w:name w:val="line number"/>
+    <w:rPr/>
+  </w:style>
+  <w:style w:type="character" w:styleId="TextocomentarioCar" w:customStyle="1">
+    <w:name w:val="Texto comentario Car"/>
+    <w:basedOn w:val="DefaultParagraphFont"/>
+    <w:link w:val="CommentText"/>
+    <w:uiPriority w:val="99"/>
+    <w:semiHidden/>
+    <w:qFormat/>
+    <w:rPr>
+      <w:sz w:val="20"/>
+      <w:szCs w:val="20"/>
+    </w:rPr>
+  </w:style>
+  <w:style w:type="character" w:styleId="CommentReference">
+    <w:name w:val="annotation reference"/>
+    <w:basedOn w:val="DefaultParagraphFont"/>
+    <w:uiPriority w:val="99"/>
+    <w:semiHidden/>
+    <w:unhideWhenUsed/>
+    <w:qFormat/>
+    <w:rPr>
+      <w:sz w:val="16"/>
+      <w:szCs w:val="16"/>
+    </w:rPr>
+  </w:style>
+  <w:style w:type="paragraph" w:styleId="Heading" w:customStyle="1">
+    <w:name w:val="Heading"/>
+    <w:basedOn w:val="Normal"/>
+    <w:next w:val="BodyText"/>
+    <w:qFormat/>
+    <w:pPr>
+      <w:keepNext w:val="true"/>
+      <w:spacing w:before="240" w:after="120"/>
+    </w:pPr>
+    <w:rPr>
+      <w:rFonts w:ascii="Liberation Sans" w:hAnsi="Liberation Sans" w:eastAsia="Source Han Sans CN" w:cs="Noto Sans Devanagari"/>
+      <w:sz w:val="28"/>
+      <w:szCs w:val="28"/>
+    </w:rPr>
+  </w:style>
+  <w:style w:type="paragraph" w:styleId="BodyText">
+    <w:name w:val="Body Text"/>
+    <w:basedOn w:val="Normal"/>
+    <w:pPr>
+      <w:spacing w:lineRule="auto" w:line="276" w:before="0" w:after="140"/>
+    </w:pPr>
+    <w:rPr/>
+  </w:style>
+  <w:style w:type="paragraph" w:styleId="List">
+    <w:name w:val="List"/>
+    <w:basedOn w:val="BodyText"/>
+    <w:pPr/>
+    <w:rPr>
+      <w:rFonts w:cs="Noto Sans Devanagari"/>
+    </w:rPr>
+  </w:style>
+  <w:style w:type="paragraph" w:styleId="Caption">
+    <w:name w:val="caption"/>
+    <w:basedOn w:val="Normal"/>
+    <w:qFormat/>
+    <w:pPr>
+      <w:suppressLineNumbers/>
+      <w:spacing w:before="120" w:after="120"/>
+    </w:pPr>
+    <w:rPr>
+      <w:rFonts w:cs="Noto Sans Devanagari"/>
+      <w:i/>
+      <w:iCs/>
+    </w:rPr>
+  </w:style>
+  <w:style w:type="paragraph" w:styleId="Index" w:customStyle="1">
+    <w:name w:val="Index"/>
+    <w:basedOn w:val="Normal"/>
+    <w:qFormat/>
+    <w:pPr>
+      <w:suppressLineNumbers/>
+    </w:pPr>
+    <w:rPr>
+      <w:rFonts w:cs="Noto Sans Devanagari"/>
+    </w:rPr>
+  </w:style>
+  <w:style w:type="paragraph" w:styleId="Title">
+    <w:name w:val="Title"/>
+    <w:basedOn w:val="Normal"/>
+    <w:next w:val="Normal"/>
+    <w:link w:val="TtuloCar"/>
+    <w:uiPriority w:val="10"/>
+    <w:qFormat/>
+    <w:rsid w:val="00ad11e5"/>
+    <w:pPr>
+      <w:spacing w:lineRule="auto" w:line="240" w:before="0" w:after="80"/>
+      <w:contextualSpacing/>
+    </w:pPr>
+    <w:rPr>
+      <w:rFonts w:ascii="Aptos Display" w:hAnsi="Aptos Display" w:eastAsia="" w:cs="" w:asciiTheme="majorHAnsi" w:cstheme="majorBidi" w:eastAsiaTheme="majorEastAsia" w:hAnsiTheme="majorHAnsi"/>
+      <w:spacing w:val="-10"/>
+      <w:sz w:val="56"/>
+      <w:szCs w:val="56"/>
+    </w:rPr>
+  </w:style>
+  <w:style w:type="paragraph" w:styleId="Subtitle">
+    <w:name w:val="Subtitle"/>
+    <w:basedOn w:val="Normal"/>
+    <w:next w:val="Normal"/>
+    <w:link w:val="SubttuloCar"/>
+    <w:uiPriority w:val="11"/>
+    <w:qFormat/>
+    <w:rsid w:val="00ad11e5"/>
+    <w:pPr/>
+    <w:rPr>
+      <w:rFonts w:eastAsia="" w:cs="" w:cstheme="majorBidi" w:eastAsiaTheme="majorEastAsia"/>
+      <w:color w:themeColor="text1" w:themeTint="a6" w:val="595959"/>
+      <w:spacing w:val="15"/>
+      <w:sz w:val="28"/>
+      <w:szCs w:val="28"/>
+    </w:rPr>
+  </w:style>
+  <w:style w:type="paragraph" w:styleId="Quote">
+    <w:name w:val="Quote"/>
+    <w:basedOn w:val="Normal"/>
+    <w:next w:val="Normal"/>
+    <w:link w:val="CitaCar"/>
+    <w:uiPriority w:val="29"/>
+    <w:qFormat/>
+    <w:rsid w:val="00ad11e5"/>
+    <w:pPr>
+      <w:spacing w:before="160" w:after="160"/>
+      <w:jc w:val="center"/>
+    </w:pPr>
+    <w:rPr>
+      <w:i/>
+      <w:iCs/>
+      <w:color w:themeColor="text1" w:themeTint="bf" w:val="404040"/>
+    </w:rPr>
+  </w:style>
+  <w:style w:type="paragraph" w:styleId="ListParagraph">
+    <w:name w:val="List Paragraph"/>
+    <w:basedOn w:val="Normal"/>
+    <w:uiPriority w:val="34"/>
+    <w:qFormat/>
+    <w:rsid w:val="00ad11e5"/>
+    <w:pPr>
+      <w:spacing w:before="0" w:after="160"/>
+      <w:ind w:start="720"/>
+      <w:contextualSpacing/>
+    </w:pPr>
+    <w:rPr/>
+  </w:style>
+  <w:style w:type="paragraph" w:styleId="IntenseQuote">
+    <w:name w:val="Intense Quote"/>
+    <w:basedOn w:val="Normal"/>
+    <w:next w:val="Normal"/>
+    <w:link w:val="CitadestacadaCar"/>
+    <w:uiPriority w:val="30"/>
+    <w:qFormat/>
+    <w:rsid w:val="00ad11e5"/>
+    <w:pPr>
+      <w:pBdr>
+        <w:top w:val="single" w:sz="4" w:space="10" w:color="0F4761" w:themeColor="accent1" w:themeShade="bf"/>
+        <w:bottom w:val="single" w:sz="4" w:space="10" w:color="0F4761" w:themeColor="accent1" w:themeShade="bf"/>
+      </w:pBdr>
+      <w:spacing w:before="360" w:after="360"/>
+      <w:ind w:start="864" w:end="864"/>
+      <w:jc w:val="center"/>
+    </w:pPr>
+    <w:rPr>
+      <w:i/>
+      <w:iCs/>
+      <w:color w:themeColor="accent1" w:themeShade="bf" w:val="0F4761"/>
+    </w:rPr>
+  </w:style>
+  <w:style w:type="paragraph" w:styleId="NormalWeb">
+    <w:name w:val="Normal (Web)"/>
+    <w:basedOn w:val="Normal"/>
+    <w:uiPriority w:val="99"/>
+    <w:semiHidden/>
+    <w:unhideWhenUsed/>
+    <w:qFormat/>
+    <w:rsid w:val="000d3686"/>
+    <w:pPr/>
+    <w:rPr>
+      <w:rFonts w:ascii="Times New Roman" w:hAnsi="Times New Roman" w:cs="Times New Roman"/>
+    </w:rPr>
+  </w:style>
+  <w:style w:type="paragraph" w:styleId="Comment" w:customStyle="1">
+    <w:name w:val="Comment"/>
+    <w:basedOn w:val="Normal"/>
+    <w:qFormat/>
+    <w:pPr>
+      <w:spacing w:lineRule="auto" w:line="240" w:before="56" w:after="0"/>
+      <w:ind w:start="57" w:end="57"/>
+    </w:pPr>
+    <w:rPr>
+      <w:sz w:val="20"/>
+      <w:szCs w:val="20"/>
+    </w:rPr>
+  </w:style>
+  <w:style w:type="paragraph" w:styleId="CommentText">
+    <w:name w:val="annotation text"/>
+    <w:basedOn w:val="Normal"/>
+    <w:link w:val="TextocomentarioCar"/>
+    <w:uiPriority w:val="99"/>
+    <w:semiHidden/>
+    <w:unhideWhenUsed/>
+    <w:pPr>
+      <w:spacing w:lineRule="auto" w:line="240"/>
+    </w:pPr>
+    <w:rPr>
+      <w:sz w:val="20"/>
+      <w:szCs w:val="20"/>
+    </w:rPr>
+  </w:style>
+  <w:style w:type="paragraph" w:styleId="Revision">
+    <w:name w:val="Revision"/>
+    <w:uiPriority w:val="99"/>
+    <w:semiHidden/>
+    <w:qFormat/>
+    <w:rsid w:val="00383ad3"/>
+    <w:pPr>
+      <w:widowControl/>
+      <w:suppressAutoHyphens w:val="false"/>
+      <w:bidi w:val="0"/>
+      <w:spacing w:before="0" w:after="0"/>
+      <w:jc w:val="start"/>
+    </w:pPr>
+    <w:rPr>
+      <w:rFonts w:ascii="Aptos" w:hAnsi="Aptos" w:eastAsia="Aptos" w:cs="" w:asciiTheme="minorHAnsi" w:cstheme="minorBidi" w:eastAsiaTheme="minorHAnsi" w:hAnsiTheme="minorHAnsi"/>
+      <w:color w:val="auto"/>
+      <w:kern w:val="2"/>
+      <w:sz w:val="24"/>
+      <w:szCs w:val="24"/>
+      <w:lang w:val="es-MX" w:eastAsia="en-US" w:bidi="ar-SA"/>
+      <w14:ligatures w14:val="standardContextual"/>
+    </w:rPr>
+  </w:style>
+  <w:style w:type="numbering" w:styleId="NoList" w:default="1">
+    <w:name w:val="No List"/>
+    <w:uiPriority w:val="99"/>
+    <w:semiHidden/>
+    <w:unhideWhenUsed/>
+    <w:qFormat/>
   </w:style>
   <w:style w:type="table" w:default="1" w:styleId="Tablanormal">
     <w:name w:val="Normal Table"/>
@@ -1229,7 +2239,6 @@
     <w:semiHidden/>
     <w:unhideWhenUsed/>
     <w:tblPr>
-      <w:tblInd w:w="0" w:type="dxa"/>
       <w:tblCellMar>
         <w:top w:w="0" w:type="dxa"/>
         <w:left w:w="108" w:type="dxa"/>
@@ -1238,490 +2247,58 @@
       </w:tblCellMar>
     </w:tblPr>
   </w:style>
-  <w:style w:type="numbering" w:default="1" w:styleId="Sinlista">
-    <w:name w:val="No List"/>
-    <w:uiPriority w:val="99"/>
-    <w:semiHidden/>
-    <w:unhideWhenUsed/>
-  </w:style>
-  <w:style w:type="character" w:customStyle="1" w:styleId="Ttulo1Car">
-    <w:name w:val="Título 1 Car"/>
-    <w:basedOn w:val="Fuentedeprrafopredeter"/>
-    <w:link w:val="Ttulo1"/>
-    <w:uiPriority w:val="9"/>
-    <w:qFormat/>
-    <w:rsid w:val="00AD11E5"/>
-    <w:rPr>
-      <w:rFonts w:asciiTheme="majorHAnsi" w:eastAsiaTheme="majorEastAsia" w:hAnsiTheme="majorHAnsi" w:cstheme="majorBidi"/>
-      <w:color w:val="0F4761" w:themeColor="accent1" w:themeShade="BF"/>
-      <w:sz w:val="40"/>
-      <w:szCs w:val="40"/>
-    </w:rPr>
-  </w:style>
-  <w:style w:type="character" w:customStyle="1" w:styleId="Ttulo2Car">
-    <w:name w:val="Título 2 Car"/>
-    <w:basedOn w:val="Fuentedeprrafopredeter"/>
-    <w:link w:val="Ttulo2"/>
-    <w:uiPriority w:val="9"/>
-    <w:semiHidden/>
-    <w:qFormat/>
-    <w:rsid w:val="00AD11E5"/>
-    <w:rPr>
-      <w:rFonts w:asciiTheme="majorHAnsi" w:eastAsiaTheme="majorEastAsia" w:hAnsiTheme="majorHAnsi" w:cstheme="majorBidi"/>
-      <w:color w:val="0F4761" w:themeColor="accent1" w:themeShade="BF"/>
-      <w:sz w:val="32"/>
-      <w:szCs w:val="32"/>
-    </w:rPr>
-  </w:style>
-  <w:style w:type="character" w:customStyle="1" w:styleId="Ttulo3Car">
-    <w:name w:val="Título 3 Car"/>
-    <w:basedOn w:val="Fuentedeprrafopredeter"/>
-    <w:link w:val="Ttulo3"/>
-    <w:uiPriority w:val="9"/>
-    <w:semiHidden/>
-    <w:qFormat/>
-    <w:rsid w:val="00AD11E5"/>
-    <w:rPr>
-      <w:rFonts w:eastAsiaTheme="majorEastAsia" w:cstheme="majorBidi"/>
-      <w:color w:val="0F4761" w:themeColor="accent1" w:themeShade="BF"/>
-      <w:sz w:val="28"/>
-      <w:szCs w:val="28"/>
-    </w:rPr>
-  </w:style>
-  <w:style w:type="character" w:customStyle="1" w:styleId="Ttulo4Car">
-    <w:name w:val="Título 4 Car"/>
-    <w:basedOn w:val="Fuentedeprrafopredeter"/>
-    <w:link w:val="Ttulo4"/>
-    <w:uiPriority w:val="9"/>
-    <w:semiHidden/>
-    <w:qFormat/>
-    <w:rsid w:val="00AD11E5"/>
-    <w:rPr>
-      <w:rFonts w:eastAsiaTheme="majorEastAsia" w:cstheme="majorBidi"/>
-      <w:i/>
-      <w:iCs/>
-      <w:color w:val="0F4761" w:themeColor="accent1" w:themeShade="BF"/>
-    </w:rPr>
-  </w:style>
-  <w:style w:type="character" w:customStyle="1" w:styleId="Ttulo5Car">
-    <w:name w:val="Título 5 Car"/>
-    <w:basedOn w:val="Fuentedeprrafopredeter"/>
-    <w:link w:val="Ttulo5"/>
-    <w:uiPriority w:val="9"/>
-    <w:semiHidden/>
-    <w:qFormat/>
-    <w:rsid w:val="00AD11E5"/>
-    <w:rPr>
-      <w:rFonts w:eastAsiaTheme="majorEastAsia" w:cstheme="majorBidi"/>
-      <w:color w:val="0F4761" w:themeColor="accent1" w:themeShade="BF"/>
-    </w:rPr>
-  </w:style>
-  <w:style w:type="character" w:customStyle="1" w:styleId="Ttulo6Car">
-    <w:name w:val="Título 6 Car"/>
-    <w:basedOn w:val="Fuentedeprrafopredeter"/>
-    <w:link w:val="Ttulo6"/>
-    <w:uiPriority w:val="9"/>
-    <w:semiHidden/>
-    <w:qFormat/>
-    <w:rsid w:val="00AD11E5"/>
-    <w:rPr>
-      <w:rFonts w:eastAsiaTheme="majorEastAsia" w:cstheme="majorBidi"/>
-      <w:i/>
-      <w:iCs/>
-      <w:color w:val="595959" w:themeColor="text1" w:themeTint="A6"/>
-    </w:rPr>
-  </w:style>
-  <w:style w:type="character" w:customStyle="1" w:styleId="Ttulo7Car">
-    <w:name w:val="Título 7 Car"/>
-    <w:basedOn w:val="Fuentedeprrafopredeter"/>
-    <w:link w:val="Ttulo7"/>
-    <w:uiPriority w:val="9"/>
-    <w:semiHidden/>
-    <w:qFormat/>
-    <w:rsid w:val="00AD11E5"/>
-    <w:rPr>
-      <w:rFonts w:eastAsiaTheme="majorEastAsia" w:cstheme="majorBidi"/>
-      <w:color w:val="595959" w:themeColor="text1" w:themeTint="A6"/>
-    </w:rPr>
-  </w:style>
-  <w:style w:type="character" w:customStyle="1" w:styleId="Ttulo8Car">
-    <w:name w:val="Título 8 Car"/>
-    <w:basedOn w:val="Fuentedeprrafopredeter"/>
-    <w:link w:val="Ttulo8"/>
-    <w:uiPriority w:val="9"/>
-    <w:semiHidden/>
-    <w:qFormat/>
-    <w:rsid w:val="00AD11E5"/>
-    <w:rPr>
-      <w:rFonts w:eastAsiaTheme="majorEastAsia" w:cstheme="majorBidi"/>
-      <w:i/>
-      <w:iCs/>
-      <w:color w:val="272727" w:themeColor="text1" w:themeTint="D8"/>
-    </w:rPr>
-  </w:style>
-  <w:style w:type="character" w:customStyle="1" w:styleId="Ttulo9Car">
-    <w:name w:val="Título 9 Car"/>
-    <w:basedOn w:val="Fuentedeprrafopredeter"/>
-    <w:link w:val="Ttulo9"/>
-    <w:uiPriority w:val="9"/>
-    <w:semiHidden/>
-    <w:qFormat/>
-    <w:rsid w:val="00AD11E5"/>
-    <w:rPr>
-      <w:rFonts w:eastAsiaTheme="majorEastAsia" w:cstheme="majorBidi"/>
-      <w:color w:val="272727" w:themeColor="text1" w:themeTint="D8"/>
-    </w:rPr>
-  </w:style>
-  <w:style w:type="character" w:customStyle="1" w:styleId="TtuloCar">
-    <w:name w:val="Título Car"/>
-    <w:basedOn w:val="Fuentedeprrafopredeter"/>
-    <w:link w:val="Ttulo"/>
-    <w:uiPriority w:val="10"/>
-    <w:qFormat/>
-    <w:rsid w:val="00AD11E5"/>
-    <w:rPr>
-      <w:rFonts w:asciiTheme="majorHAnsi" w:eastAsiaTheme="majorEastAsia" w:hAnsiTheme="majorHAnsi" w:cstheme="majorBidi"/>
-      <w:spacing w:val="-10"/>
-      <w:kern w:val="2"/>
-      <w:sz w:val="56"/>
-      <w:szCs w:val="56"/>
-    </w:rPr>
-  </w:style>
-  <w:style w:type="character" w:customStyle="1" w:styleId="SubttuloCar">
-    <w:name w:val="Subtítulo Car"/>
-    <w:basedOn w:val="Fuentedeprrafopredeter"/>
-    <w:link w:val="Subttulo"/>
-    <w:uiPriority w:val="11"/>
-    <w:qFormat/>
-    <w:rsid w:val="00AD11E5"/>
-    <w:rPr>
-      <w:rFonts w:eastAsiaTheme="majorEastAsia" w:cstheme="majorBidi"/>
-      <w:color w:val="595959" w:themeColor="text1" w:themeTint="A6"/>
-      <w:spacing w:val="15"/>
-      <w:sz w:val="28"/>
-      <w:szCs w:val="28"/>
-    </w:rPr>
-  </w:style>
-  <w:style w:type="character" w:customStyle="1" w:styleId="CitaCar">
-    <w:name w:val="Cita Car"/>
-    <w:basedOn w:val="Fuentedeprrafopredeter"/>
-    <w:link w:val="Cita"/>
-    <w:uiPriority w:val="29"/>
-    <w:qFormat/>
-    <w:rsid w:val="00AD11E5"/>
-    <w:rPr>
-      <w:i/>
-      <w:iCs/>
-      <w:color w:val="404040" w:themeColor="text1" w:themeTint="BF"/>
-    </w:rPr>
-  </w:style>
-  <w:style w:type="character" w:styleId="nfasisintenso">
-    <w:name w:val="Intense Emphasis"/>
-    <w:basedOn w:val="Fuentedeprrafopredeter"/>
-    <w:uiPriority w:val="21"/>
-    <w:qFormat/>
-    <w:rsid w:val="00AD11E5"/>
-    <w:rPr>
-      <w:i/>
-      <w:iCs/>
-      <w:color w:val="0F4761" w:themeColor="accent1" w:themeShade="BF"/>
-    </w:rPr>
-  </w:style>
-  <w:style w:type="character" w:customStyle="1" w:styleId="CitadestacadaCar">
-    <w:name w:val="Cita destacada Car"/>
-    <w:basedOn w:val="Fuentedeprrafopredeter"/>
-    <w:link w:val="Citadestacada"/>
-    <w:uiPriority w:val="30"/>
-    <w:qFormat/>
-    <w:rsid w:val="00AD11E5"/>
-    <w:rPr>
-      <w:i/>
-      <w:iCs/>
-      <w:color w:val="0F4761" w:themeColor="accent1" w:themeShade="BF"/>
-    </w:rPr>
-  </w:style>
-  <w:style w:type="character" w:styleId="Referenciaintensa">
-    <w:name w:val="Intense Reference"/>
-    <w:basedOn w:val="Fuentedeprrafopredeter"/>
-    <w:uiPriority w:val="32"/>
-    <w:qFormat/>
-    <w:rsid w:val="00AD11E5"/>
-    <w:rPr>
-      <w:b/>
-      <w:bCs/>
-      <w:smallCaps/>
-      <w:color w:val="0F4761" w:themeColor="accent1" w:themeShade="BF"/>
-      <w:spacing w:val="5"/>
-    </w:rPr>
-  </w:style>
-  <w:style w:type="character" w:styleId="Nmerodelnea">
-    <w:name w:val="line number"/>
-  </w:style>
-  <w:style w:type="paragraph" w:customStyle="1" w:styleId="Heading">
-    <w:name w:val="Heading"/>
-    <w:basedOn w:val="Normal"/>
-    <w:next w:val="Textoindependiente"/>
-    <w:qFormat/>
-    <w:pPr>
-      <w:keepNext/>
-      <w:spacing w:before="240" w:after="120"/>
-    </w:pPr>
-    <w:rPr>
-      <w:rFonts w:ascii="Liberation Sans" w:eastAsia="Source Han Sans CN" w:hAnsi="Liberation Sans" w:cs="Noto Sans Devanagari"/>
-      <w:sz w:val="28"/>
-      <w:szCs w:val="28"/>
-    </w:rPr>
-  </w:style>
-  <w:style w:type="paragraph" w:styleId="Textoindependiente">
-    <w:name w:val="Body Text"/>
-    <w:basedOn w:val="Normal"/>
-    <w:pPr>
-      <w:spacing w:after="140" w:line="276" w:lineRule="auto"/>
-    </w:pPr>
-  </w:style>
-  <w:style w:type="paragraph" w:styleId="Lista">
-    <w:name w:val="List"/>
-    <w:basedOn w:val="Textoindependiente"/>
-    <w:rPr>
-      <w:rFonts w:cs="Noto Sans Devanagari"/>
-    </w:rPr>
-  </w:style>
-  <w:style w:type="paragraph" w:styleId="Descripcin">
-    <w:name w:val="caption"/>
-    <w:basedOn w:val="Normal"/>
-    <w:qFormat/>
-    <w:pPr>
-      <w:suppressLineNumbers/>
-      <w:spacing w:before="120" w:after="120"/>
-    </w:pPr>
-    <w:rPr>
-      <w:rFonts w:cs="Noto Sans Devanagari"/>
-      <w:i/>
-      <w:iCs/>
-    </w:rPr>
-  </w:style>
-  <w:style w:type="paragraph" w:customStyle="1" w:styleId="Index">
-    <w:name w:val="Index"/>
-    <w:basedOn w:val="Normal"/>
-    <w:qFormat/>
-    <w:pPr>
-      <w:suppressLineNumbers/>
-    </w:pPr>
-    <w:rPr>
-      <w:rFonts w:cs="Noto Sans Devanagari"/>
-    </w:rPr>
-  </w:style>
-  <w:style w:type="paragraph" w:styleId="Ttulo">
-    <w:name w:val="Title"/>
-    <w:basedOn w:val="Normal"/>
-    <w:next w:val="Normal"/>
-    <w:link w:val="TtuloCar"/>
-    <w:uiPriority w:val="10"/>
-    <w:qFormat/>
-    <w:rsid w:val="00AD11E5"/>
-    <w:pPr>
-      <w:spacing w:after="80" w:line="240" w:lineRule="auto"/>
-      <w:contextualSpacing/>
-    </w:pPr>
-    <w:rPr>
-      <w:rFonts w:asciiTheme="majorHAnsi" w:eastAsiaTheme="majorEastAsia" w:hAnsiTheme="majorHAnsi" w:cstheme="majorBidi"/>
-      <w:spacing w:val="-10"/>
-      <w:sz w:val="56"/>
-      <w:szCs w:val="56"/>
-    </w:rPr>
-  </w:style>
-  <w:style w:type="paragraph" w:styleId="Subttulo">
-    <w:name w:val="Subtitle"/>
-    <w:basedOn w:val="Normal"/>
-    <w:next w:val="Normal"/>
-    <w:link w:val="SubttuloCar"/>
-    <w:uiPriority w:val="11"/>
-    <w:qFormat/>
-    <w:rsid w:val="00AD11E5"/>
-    <w:rPr>
-      <w:rFonts w:eastAsiaTheme="majorEastAsia" w:cstheme="majorBidi"/>
-      <w:color w:val="595959" w:themeColor="text1" w:themeTint="A6"/>
-      <w:spacing w:val="15"/>
-      <w:sz w:val="28"/>
-      <w:szCs w:val="28"/>
-    </w:rPr>
-  </w:style>
-  <w:style w:type="paragraph" w:styleId="Cita">
-    <w:name w:val="Quote"/>
-    <w:basedOn w:val="Normal"/>
-    <w:next w:val="Normal"/>
-    <w:link w:val="CitaCar"/>
-    <w:uiPriority w:val="29"/>
-    <w:qFormat/>
-    <w:rsid w:val="00AD11E5"/>
-    <w:pPr>
-      <w:spacing w:before="160"/>
-      <w:jc w:val="center"/>
-    </w:pPr>
-    <w:rPr>
-      <w:i/>
-      <w:iCs/>
-      <w:color w:val="404040" w:themeColor="text1" w:themeTint="BF"/>
-    </w:rPr>
-  </w:style>
-  <w:style w:type="paragraph" w:styleId="Prrafodelista">
-    <w:name w:val="List Paragraph"/>
-    <w:basedOn w:val="Normal"/>
-    <w:uiPriority w:val="34"/>
-    <w:qFormat/>
-    <w:rsid w:val="00AD11E5"/>
-    <w:pPr>
-      <w:ind w:left="720"/>
-      <w:contextualSpacing/>
-    </w:pPr>
-  </w:style>
-  <w:style w:type="paragraph" w:styleId="Citadestacada">
-    <w:name w:val="Intense Quote"/>
-    <w:basedOn w:val="Normal"/>
-    <w:next w:val="Normal"/>
-    <w:link w:val="CitadestacadaCar"/>
-    <w:uiPriority w:val="30"/>
-    <w:qFormat/>
-    <w:rsid w:val="00AD11E5"/>
-    <w:pPr>
-      <w:pBdr>
-        <w:top w:val="single" w:sz="4" w:space="10" w:color="0F4761" w:themeColor="accent1" w:themeShade="BF"/>
-        <w:bottom w:val="single" w:sz="4" w:space="10" w:color="0F4761" w:themeColor="accent1" w:themeShade="BF"/>
-      </w:pBdr>
-      <w:spacing w:before="360" w:after="360"/>
-      <w:ind w:left="864" w:right="864"/>
-      <w:jc w:val="center"/>
-    </w:pPr>
-    <w:rPr>
-      <w:i/>
-      <w:iCs/>
-      <w:color w:val="0F4761" w:themeColor="accent1" w:themeShade="BF"/>
-    </w:rPr>
-  </w:style>
-  <w:style w:type="paragraph" w:styleId="NormalWeb">
-    <w:name w:val="Normal (Web)"/>
-    <w:basedOn w:val="Normal"/>
-    <w:uiPriority w:val="99"/>
-    <w:semiHidden/>
-    <w:unhideWhenUsed/>
-    <w:qFormat/>
-    <w:rsid w:val="000D3686"/>
-    <w:rPr>
-      <w:rFonts w:ascii="Times New Roman" w:hAnsi="Times New Roman" w:cs="Times New Roman"/>
-    </w:rPr>
-  </w:style>
-  <w:style w:type="paragraph" w:customStyle="1" w:styleId="Comment">
-    <w:name w:val="Comment"/>
-    <w:basedOn w:val="Normal"/>
-    <w:qFormat/>
-    <w:pPr>
-      <w:spacing w:before="56" w:after="0" w:line="240" w:lineRule="auto"/>
-      <w:ind w:left="57" w:right="57"/>
-    </w:pPr>
-    <w:rPr>
-      <w:sz w:val="20"/>
-      <w:szCs w:val="20"/>
-    </w:rPr>
-  </w:style>
-  <w:style w:type="paragraph" w:styleId="Textocomentario">
-    <w:name w:val="annotation text"/>
-    <w:basedOn w:val="Normal"/>
-    <w:link w:val="TextocomentarioCar"/>
-    <w:uiPriority w:val="99"/>
-    <w:semiHidden/>
-    <w:unhideWhenUsed/>
-    <w:pPr>
-      <w:spacing w:line="240" w:lineRule="auto"/>
-    </w:pPr>
-    <w:rPr>
-      <w:sz w:val="20"/>
-      <w:szCs w:val="20"/>
-    </w:rPr>
-  </w:style>
-  <w:style w:type="character" w:customStyle="1" w:styleId="TextocomentarioCar">
-    <w:name w:val="Texto comentario Car"/>
-    <w:basedOn w:val="Fuentedeprrafopredeter"/>
-    <w:link w:val="Textocomentario"/>
-    <w:uiPriority w:val="99"/>
-    <w:semiHidden/>
-    <w:rPr>
-      <w:sz w:val="20"/>
-      <w:szCs w:val="20"/>
-    </w:rPr>
-  </w:style>
-  <w:style w:type="character" w:styleId="Refdecomentario">
-    <w:name w:val="annotation reference"/>
-    <w:basedOn w:val="Fuentedeprrafopredeter"/>
-    <w:uiPriority w:val="99"/>
-    <w:semiHidden/>
-    <w:unhideWhenUsed/>
-    <w:rPr>
-      <w:sz w:val="16"/>
-      <w:szCs w:val="16"/>
-    </w:rPr>
-  </w:style>
-  <w:style w:type="paragraph" w:styleId="Revisin">
-    <w:name w:val="Revision"/>
-    <w:hidden/>
-    <w:uiPriority w:val="99"/>
-    <w:semiHidden/>
-    <w:rsid w:val="00383AD3"/>
-    <w:pPr>
-      <w:suppressAutoHyphens w:val="0"/>
-    </w:pPr>
-  </w:style>
 </w:styles>
 </file>
 
 <file path=word/theme/theme1.xml><?xml version="1.0" encoding="utf-8"?>
-<a:theme xmlns:a="http://schemas.openxmlformats.org/drawingml/2006/main" name="Tema de Office">
+<a:theme xmlns:a="http://schemas.openxmlformats.org/drawingml/2006/main" xmlns:r="http://schemas.openxmlformats.org/officeDocument/2006/relationships" name="Tema de Office">
   <a:themeElements>
     <a:clrScheme name="Office">
       <a:dk1>
         <a:srgbClr val="000000"/>
       </a:dk1>
       <a:lt1>
-        <a:srgbClr val="FFFFFF"/>
+        <a:srgbClr val="ffffff"/>
       </a:lt1>
       <a:dk2>
-        <a:srgbClr val="0E2841"/>
+        <a:srgbClr val="0e2841"/>
       </a:dk2>
       <a:lt2>
-        <a:srgbClr val="E8E8E8"/>
+        <a:srgbClr val="e8e8e8"/>
       </a:lt2>
       <a:accent1>
         <a:srgbClr val="156082"/>
       </a:accent1>
       <a:accent2>
-        <a:srgbClr val="E97132"/>
+        <a:srgbClr val="e97132"/>
       </a:accent2>
       <a:accent3>
-        <a:srgbClr val="196B24"/>
+        <a:srgbClr val="196b24"/>
       </a:accent3>
       <a:accent4>
-        <a:srgbClr val="0F9ED5"/>
+        <a:srgbClr val="0f9ed5"/>
       </a:accent4>
       <a:accent5>
-        <a:srgbClr val="A02B93"/>
+        <a:srgbClr val="a02b93"/>
       </a:accent5>
       <a:accent6>
-        <a:srgbClr val="4EA72E"/>
+        <a:srgbClr val="4ea72e"/>
       </a:accent6>
       <a:hlink>
         <a:srgbClr val="467886"/>
       </a:hlink>
       <a:folHlink>
-        <a:srgbClr val="96607D"/>
+        <a:srgbClr val="96607d"/>
       </a:folHlink>
     </a:clrScheme>
     <a:fontScheme name="Office">
       <a:majorFont>
-        <a:latin typeface="Aptos Display" panose="02110004020202020204"/>
+        <a:latin typeface="Aptos Display" panose="02110004020202020204" pitchFamily="0" charset="1"/>
         <a:ea typeface=""/>
         <a:cs typeface=""/>
       </a:majorFont>
       <a:minorFont>
-        <a:latin typeface="Aptos" panose="02110004020202020204"/>
+        <a:latin typeface="Aptos" panose="02110004020202020204" pitchFamily="0" charset="1"/>
         <a:ea typeface=""/>
         <a:cs typeface=""/>
       </a:minorFont>
@@ -1753,7 +2330,7 @@
             </a:gs>
           </a:gsLst>
           <a:lin ang="5400000" scaled="0"/>
-          <a:tileRect/>
+          <a:tileRect l="0" t="0" r="0" b="0"/>
         </a:gradFill>
         <a:gradFill>
           <a:gsLst>
@@ -1777,7 +2354,7 @@
             </a:gs>
           </a:gsLst>
           <a:lin ang="5400000" scaled="0"/>
-          <a:tileRect/>
+          <a:tileRect l="0" t="0" r="0" b="0"/>
         </a:gradFill>
       </a:fillStyleLst>
       <a:lnStyleLst>
@@ -1837,12 +2414,10 @@
             </a:gs>
           </a:gsLst>
           <a:lin ang="5400000" scaled="0"/>
-          <a:tileRect/>
+          <a:tileRect l="0" t="0" r="0" b="0"/>
         </a:gradFill>
       </a:bgFillStyleLst>
     </a:fmtScheme>
   </a:themeElements>
-  <a:objectDefaults/>
-  <a:extraClrSchemeLst/>
 </a:theme>
 </file>
--- a/Resumen.docx
+++ b/Resumen.docx
@@ -1,10 +1,9 @@
 
 <file path=word/document.xml><?xml version="1.0" encoding="utf-8"?>
-<w:document xmlns:o="urn:schemas-microsoft-com:office:office" xmlns:r="http://schemas.openxmlformats.org/officeDocument/2006/relationships" xmlns:v="urn:schemas-microsoft-com:vml" xmlns:w="http://schemas.openxmlformats.org/wordprocessingml/2006/main" xmlns:w10="urn:schemas-microsoft-com:office:word" xmlns:wp="http://schemas.openxmlformats.org/drawingml/2006/wordprocessingDrawing" xmlns:pic="http://schemas.openxmlformats.org/drawingml/2006/picture" xmlns:wps="http://schemas.microsoft.com/office/word/2010/wordprocessingShape" xmlns:wpg="http://schemas.microsoft.com/office/word/2010/wordprocessingGroup" xmlns:mc="http://schemas.openxmlformats.org/markup-compatibility/2006" xmlns:wp14="http://schemas.microsoft.com/office/word/2010/wordprocessingDrawing" xmlns:w14="http://schemas.microsoft.com/office/word/2010/wordml" xmlns:w15="http://schemas.microsoft.com/office/word/2012/wordml" mc:Ignorable="w14 wp14 w15">
+<w:document xmlns:wpc="http://schemas.microsoft.com/office/word/2010/wordprocessingCanvas" xmlns:cx="http://schemas.microsoft.com/office/drawing/2014/chartex" xmlns:cx1="http://schemas.microsoft.com/office/drawing/2015/9/8/chartex" xmlns:cx2="http://schemas.microsoft.com/office/drawing/2015/10/21/chartex" xmlns:cx3="http://schemas.microsoft.com/office/drawing/2016/5/9/chartex" xmlns:cx4="http://schemas.microsoft.com/office/drawing/2016/5/10/chartex" xmlns:cx5="http://schemas.microsoft.com/office/drawing/2016/5/11/chartex" xmlns:cx6="http://schemas.microsoft.com/office/drawing/2016/5/12/chartex" xmlns:cx7="http://schemas.microsoft.com/office/drawing/2016/5/13/chartex" xmlns:cx8="http://schemas.microsoft.com/office/drawing/2016/5/14/chartex" xmlns:mc="http://schemas.openxmlformats.org/markup-compatibility/2006" xmlns:aink="http://schemas.microsoft.com/office/drawing/2016/ink" xmlns:am3d="http://schemas.microsoft.com/office/drawing/2017/model3d" xmlns:o="urn:schemas-microsoft-com:office:office" xmlns:oel="http://schemas.microsoft.com/office/2019/extlst" xmlns:r="http://schemas.openxmlformats.org/officeDocument/2006/relationships" xmlns:m="http://schemas.openxmlformats.org/officeDocument/2006/math" xmlns:v="urn:schemas-microsoft-com:vml" xmlns:wp14="http://schemas.microsoft.com/office/word/2010/wordprocessingDrawing" xmlns:wp="http://schemas.openxmlformats.org/drawingml/2006/wordprocessingDrawing" xmlns:w10="urn:schemas-microsoft-com:office:word" xmlns:w="http://schemas.openxmlformats.org/wordprocessingml/2006/main" xmlns:w14="http://schemas.microsoft.com/office/word/2010/wordml" xmlns:w15="http://schemas.microsoft.com/office/word/2012/wordml" xmlns:w16cex="http://schemas.microsoft.com/office/word/2018/wordml/cex" xmlns:w16cid="http://schemas.microsoft.com/office/word/2016/wordml/cid" xmlns:w16="http://schemas.microsoft.com/office/word/2018/wordml" xmlns:w16du="http://schemas.microsoft.com/office/word/2023/wordml/word16du" xmlns:w16sdtdh="http://schemas.microsoft.com/office/word/2020/wordml/sdtdatahash" xmlns:w16sdtfl="http://schemas.microsoft.com/office/word/2024/wordml/sdtformatlock" xmlns:w16se="http://schemas.microsoft.com/office/word/2015/wordml/symex" xmlns:wpg="http://schemas.microsoft.com/office/word/2010/wordprocessingGroup" xmlns:wpi="http://schemas.microsoft.com/office/word/2010/wordprocessingInk" xmlns:wne="http://schemas.microsoft.com/office/word/2006/wordml" xmlns:wps="http://schemas.microsoft.com/office/word/2010/wordprocessingShape" mc:Ignorable="w14 w15 w16se w16cid w16 w16cex w16sdtdh w16sdtfl w16du wp14">
   <w:body>
     <w:p>
       <w:pPr>
-        <w:pStyle w:val="Normal"/>
         <w:jc w:val="both"/>
         <w:rPr>
           <w:sz w:val="22"/>
@@ -12,6 +11,7 @@
         </w:rPr>
       </w:pPr>
       <w:commentRangeStart w:id="0"/>
+      <w:commentRangeStart w:id="1"/>
       <w:r>
         <w:rPr>
           <w:b/>
@@ -28,66 +28,58 @@
         </w:rPr>
         <w:t xml:space="preserve"> </w:t>
       </w:r>
-      <w:r>
-        <w:rPr>
-          <w:sz w:val="22"/>
-          <w:szCs w:val="22"/>
-        </w:rPr>
-      </w:r>
       <w:commentRangeEnd w:id="0"/>
       <w:r>
+        <w:rPr>
+          <w:rStyle w:val="Refdecomentario"/>
+          <w:sz w:val="22"/>
+          <w:szCs w:val="22"/>
+        </w:rPr>
         <w:commentReference w:id="0"/>
       </w:r>
-      <w:ins w:id="0" w:author="Jonathan Urrutia" w:date="2026-05-07T12:23:45Z">
-        <w:r>
-          <w:rPr>
-            <w:sz w:val="22"/>
-            <w:szCs w:val="22"/>
-          </w:rPr>
-          <w:commentReference w:id="1"/>
-        </w:r>
-      </w:ins>
-      <w:r>
-        <w:rPr>
-          <w:sz w:val="22"/>
-          <w:szCs w:val="22"/>
-        </w:rPr>
-        <w:t>Caracterización óptica de eritrocitos en el campo lejano: enfoque numérico</w:t>
-      </w:r>
-    </w:p>
-    <w:p>
-      <w:pPr>
-        <w:pStyle w:val="Normal"/>
-        <w:jc w:val="both"/>
-        <w:rPr>
-          <w:sz w:val="22"/>
-          <w:szCs w:val="22"/>
-        </w:rPr>
-      </w:pPr>
+      <w:commentRangeEnd w:id="1"/>
+      <w:r>
+        <w:rPr>
+          <w:rStyle w:val="Refdecomentario"/>
+          <w:sz w:val="22"/>
+          <w:szCs w:val="22"/>
+        </w:rPr>
+        <w:commentReference w:id="1"/>
+      </w:r>
+      <w:r>
+        <w:rPr>
+          <w:sz w:val="22"/>
+          <w:szCs w:val="22"/>
+        </w:rPr>
+        <w:t>Respuesta</w:t>
+      </w:r>
       <w:commentRangeStart w:id="2"/>
       <w:r>
         <w:rPr>
           <w:sz w:val="22"/>
           <w:szCs w:val="22"/>
         </w:rPr>
-        <w:t>Caracterización óptica de eritrocitos en el campo lejano mediante FIT</w:t>
+        <w:t xml:space="preserve"> óptica de eritrocitos </w:t>
       </w:r>
       <w:commentRangeEnd w:id="2"/>
       <w:r>
+        <w:rPr>
+          <w:rStyle w:val="Refdecomentario"/>
+          <w:sz w:val="22"/>
+          <w:szCs w:val="22"/>
+        </w:rPr>
         <w:commentReference w:id="2"/>
       </w:r>
-      <w:ins w:id="1" w:author="Jonathan Urrutia" w:date="2026-05-07T12:20:49Z">
-        <w:r>
-          <w:rPr>
-            <w:sz w:val="22"/>
-            <w:szCs w:val="22"/>
-          </w:rPr>
-        </w:r>
-      </w:ins>
-    </w:p>
-    <w:p>
-      <w:pPr>
-        <w:pStyle w:val="Normal"/>
+      <w:r>
+        <w:rPr>
+          <w:sz w:val="22"/>
+          <w:szCs w:val="22"/>
+        </w:rPr>
+        <w:t>en el régimen de campo lejano: enfoque numérico</w:t>
+      </w:r>
+    </w:p>
+    <w:p>
+      <w:pPr>
         <w:jc w:val="both"/>
         <w:rPr>
           <w:sz w:val="22"/>
@@ -158,7 +150,6 @@
     </w:p>
     <w:p>
       <w:pPr>
-        <w:pStyle w:val="Normal"/>
         <w:jc w:val="both"/>
         <w:rPr>
           <w:sz w:val="22"/>
@@ -183,10 +174,9 @@
     </w:p>
     <w:p>
       <w:pPr>
-        <w:pStyle w:val="Normal"/>
         <w:jc w:val="both"/>
         <w:rPr>
-          <w:ins w:id="2" w:author="DANA LARISSA LUNA GONZALEZ" w:date="2026-05-06T21:59:00Z"/>
+          <w:ins w:id="3" w:author="DANA LARISSA LUNA GONZALEZ" w:date="2026-05-07T18:47:00Z" w16du:dateUtc="2026-05-08T00:47:00Z"/>
           <w:sz w:val="22"/>
           <w:szCs w:val="22"/>
         </w:rPr>
@@ -201,14 +191,194 @@
     </w:p>
     <w:p>
       <w:pPr>
-        <w:pStyle w:val="Normal"/>
         <w:jc w:val="both"/>
         <w:rPr>
           <w:sz w:val="22"/>
           <w:szCs w:val="22"/>
         </w:rPr>
       </w:pPr>
-      <w:del w:id="3" w:author="Jonathan Urrutia" w:date="2026-05-07T12:08:50Z">
+      <w:r>
+        <w:rPr>
+          <w:sz w:val="22"/>
+          <w:szCs w:val="22"/>
+        </w:rPr>
+        <w:t xml:space="preserve">Enfermedades hematológicas, </w:t>
+      </w:r>
+      <w:r>
+        <w:rPr>
+          <w:sz w:val="22"/>
+          <w:szCs w:val="22"/>
+        </w:rPr>
+        <w:t>como diversos</w:t>
+      </w:r>
+      <w:r>
+        <w:rPr>
+          <w:sz w:val="22"/>
+          <w:szCs w:val="22"/>
+        </w:rPr>
+        <w:t xml:space="preserve"> tipos de anemia, se relacionan con alteraciones en la composición de los</w:t>
+      </w:r>
+      <w:r>
+        <w:rPr>
+          <w:sz w:val="22"/>
+          <w:szCs w:val="22"/>
+        </w:rPr>
+        <w:t xml:space="preserve"> </w:t>
+      </w:r>
+      <w:r>
+        <w:rPr>
+          <w:sz w:val="22"/>
+          <w:szCs w:val="22"/>
+        </w:rPr>
+        <w:t>eritrocitos, conocidos como glóbulos rojos</w:t>
+      </w:r>
+      <w:r>
+        <w:rPr>
+          <w:sz w:val="22"/>
+          <w:szCs w:val="22"/>
+        </w:rPr>
+        <w:t>.</w:t>
+      </w:r>
+      <w:r>
+        <w:rPr>
+          <w:sz w:val="22"/>
+          <w:szCs w:val="22"/>
+        </w:rPr>
+        <w:t xml:space="preserve"> Estas alteraciones modifican de manera clínicamente significativa la geometría, tamaño y composición interna de los eritrocitos. En </w:t>
+      </w:r>
+      <w:r>
+        <w:rPr>
+          <w:sz w:val="22"/>
+          <w:szCs w:val="22"/>
+        </w:rPr>
+        <w:t>particular,</w:t>
+      </w:r>
+      <w:r>
+        <w:rPr>
+          <w:sz w:val="22"/>
+          <w:szCs w:val="22"/>
+        </w:rPr>
+        <w:t xml:space="preserve"> la concentración de hemoglobina corpuscular media (CHCM) en los </w:t>
+      </w:r>
+      <w:r>
+        <w:rPr>
+          <w:sz w:val="22"/>
+          <w:szCs w:val="22"/>
+        </w:rPr>
+        <w:t xml:space="preserve">eritrocitos </w:t>
+      </w:r>
+      <w:r>
+        <w:rPr>
+          <w:sz w:val="22"/>
+          <w:szCs w:val="22"/>
+        </w:rPr>
+        <w:t xml:space="preserve">modifica su índice de refracción </w:t>
+      </w:r>
+      <w:r>
+        <w:rPr>
+          <w:sz w:val="22"/>
+          <w:szCs w:val="22"/>
+        </w:rPr>
+        <w:t xml:space="preserve">afectando </w:t>
+      </w:r>
+      <w:r>
+        <w:rPr>
+          <w:sz w:val="22"/>
+          <w:szCs w:val="22"/>
+        </w:rPr>
+        <w:t xml:space="preserve">tanto su funcionalidad fisiológica como sus propiedades de esparcimiento óptico. En este trabajo se estudia numéricamente la respuesta óptica de un eritrocito sano mediante el método </w:t>
+      </w:r>
+      <w:r>
+        <w:rPr>
+          <w:i/>
+          <w:iCs/>
+          <w:sz w:val="22"/>
+          <w:szCs w:val="22"/>
+        </w:rPr>
+        <w:t>Finite Integration Technique</w:t>
+      </w:r>
+      <w:r>
+        <w:rPr>
+          <w:sz w:val="22"/>
+          <w:szCs w:val="22"/>
+        </w:rPr>
+        <w:t xml:space="preserve"> (FIT), implementado en el software comercial CST Studio. La geometría del eritrocito se modela mediante óvalos de Cassini, mientras que la función dieléctrica se construye a partir de un ajuste analítico a datos experimentales reportados en la literatura, al cual se le aplican las relaciones sustractivas de Kramers–Kronig</w:t>
+      </w:r>
+      <w:r>
+        <w:rPr>
+          <w:sz w:val="22"/>
+          <w:szCs w:val="22"/>
+        </w:rPr>
+        <w:t>. La función dieléctrica obtenida cumple causalidad, necesaria para el método numérico empleado y muestra una mejora respecto a otros ajustes previamente reportados</w:t>
+      </w:r>
+      <w:r>
+        <w:rPr>
+          <w:sz w:val="22"/>
+          <w:szCs w:val="22"/>
+        </w:rPr>
+        <w:t>.  Como resultado, se obtiene</w:t>
+      </w:r>
+      <w:r>
+        <w:rPr>
+          <w:sz w:val="22"/>
+          <w:szCs w:val="22"/>
+        </w:rPr>
+        <w:t xml:space="preserve">n propiedades ópticas </w:t>
+      </w:r>
+      <w:r>
+        <w:rPr>
+          <w:sz w:val="22"/>
+          <w:szCs w:val="22"/>
+        </w:rPr>
+        <w:t>del eritrocito al determinarse numéricamente la sección transversal de extinción y la distribución angular del campo esparcido, es decir, cantidades medibles en el campo lejano.  Este trabajo proporciona una base para futuros estudios comparativos con eritrocitos patológicos.</w:t>
+      </w:r>
+    </w:p>
+    <w:p>
+      <w:pPr>
+        <w:jc w:val="both"/>
+        <w:rPr>
+          <w:ins w:id="4" w:author="DANA LARISSA LUNA GONZALEZ" w:date="2026-05-07T18:47:00Z" w16du:dateUtc="2026-05-08T00:47:00Z"/>
+          <w:sz w:val="22"/>
+          <w:szCs w:val="22"/>
+        </w:rPr>
+      </w:pPr>
+    </w:p>
+    <w:p>
+      <w:pPr>
+        <w:jc w:val="both"/>
+        <w:rPr>
+          <w:ins w:id="5" w:author="DANA LARISSA LUNA GONZALEZ" w:date="2026-05-07T18:47:00Z" w16du:dateUtc="2026-05-08T00:47:00Z"/>
+          <w:sz w:val="22"/>
+          <w:szCs w:val="22"/>
+        </w:rPr>
+      </w:pPr>
+      <w:r>
+        <w:rPr>
+          <w:sz w:val="22"/>
+          <w:szCs w:val="22"/>
+        </w:rPr>
+        <w:t>VERSION 2</w:t>
+      </w:r>
+    </w:p>
+    <w:p>
+      <w:pPr>
+        <w:jc w:val="both"/>
+        <w:rPr>
+          <w:ins w:id="6" w:author="DANA LARISSA LUNA GONZALEZ" w:date="2026-05-06T21:59:00Z"/>
+          <w:sz w:val="22"/>
+          <w:szCs w:val="22"/>
+        </w:rPr>
+      </w:pPr>
+    </w:p>
+    <w:p>
+      <w:pPr>
+        <w:jc w:val="both"/>
+        <w:rPr>
+          <w:sz w:val="22"/>
+          <w:szCs w:val="22"/>
+        </w:rPr>
+      </w:pPr>
+      <w:del w:id="7" w:author="Jonathan Urrutia" w:date="2026-05-07T12:08:00Z">
         <w:r>
           <w:rPr>
             <w:sz w:val="22"/>
@@ -217,7 +387,7 @@
           <w:delText>Diversas e</w:delText>
         </w:r>
       </w:del>
-      <w:ins w:id="4" w:author="Jonathan Urrutia" w:date="2026-05-07T12:08:50Z">
+      <w:ins w:id="8" w:author="Jonathan Urrutia" w:date="2026-05-07T12:08:00Z">
         <w:r>
           <w:rPr>
             <w:sz w:val="22"/>
@@ -233,7 +403,7 @@
         </w:rPr>
         <w:t xml:space="preserve">nfermedades hematológicas, como </w:t>
       </w:r>
-      <w:del w:id="5" w:author="Jonathan Urrutia" w:date="2026-05-07T12:09:04Z">
+      <w:del w:id="9" w:author="Jonathan Urrutia" w:date="2026-05-07T12:09:00Z">
         <w:r>
           <w:rPr>
             <w:sz w:val="22"/>
@@ -242,7 +412,116 @@
           <w:delText xml:space="preserve">distintos </w:delText>
         </w:r>
       </w:del>
-      <w:ins w:id="6" w:author="Jonathan Urrutia" w:date="2026-05-07T12:09:04Z">
+      <w:ins w:id="10" w:author="Jonathan Urrutia" w:date="2026-05-07T12:09:00Z">
+        <w:r>
+          <w:rPr>
+            <w:sz w:val="22"/>
+            <w:szCs w:val="22"/>
+          </w:rPr>
+          <w:t xml:space="preserve"> diversos </w:t>
+        </w:r>
+      </w:ins>
+      <w:r>
+        <w:rPr>
+          <w:sz w:val="22"/>
+          <w:szCs w:val="22"/>
+        </w:rPr>
+        <w:t xml:space="preserve">tipos de anemia, </w:t>
+      </w:r>
+      <w:del w:id="11" w:author="Jonathan Urrutia" w:date="2026-05-07T12:09:00Z">
+        <w:r>
+          <w:rPr>
+            <w:sz w:val="22"/>
+            <w:szCs w:val="22"/>
+          </w:rPr>
+          <w:delText>están</w:delText>
+        </w:r>
+      </w:del>
+      <w:ins w:id="12" w:author="Jonathan Urrutia" w:date="2026-05-07T12:09:00Z">
+        <w:r>
+          <w:rPr>
+            <w:sz w:val="22"/>
+            <w:szCs w:val="22"/>
+          </w:rPr>
+          <w:t>se</w:t>
+        </w:r>
+      </w:ins>
+      <w:r>
+        <w:rPr>
+          <w:sz w:val="22"/>
+          <w:szCs w:val="22"/>
+        </w:rPr>
+        <w:t xml:space="preserve"> </w:t>
+      </w:r>
+      <w:del w:id="13" w:author="Jonathan Urrutia" w:date="2026-05-07T12:09:00Z">
+        <w:r>
+          <w:rPr>
+            <w:sz w:val="22"/>
+            <w:szCs w:val="22"/>
+          </w:rPr>
+          <w:delText>relacionadas</w:delText>
+        </w:r>
+      </w:del>
+      <w:ins w:id="14" w:author="Jonathan Urrutia" w:date="2026-05-07T12:09:00Z">
+        <w:r>
+          <w:rPr>
+            <w:sz w:val="22"/>
+            <w:szCs w:val="22"/>
+          </w:rPr>
+          <w:t>relacionan</w:t>
+        </w:r>
+      </w:ins>
+      <w:r>
+        <w:rPr>
+          <w:sz w:val="22"/>
+          <w:szCs w:val="22"/>
+        </w:rPr>
+        <w:t xml:space="preserve"> con alteraciones en l</w:t>
+      </w:r>
+      <w:ins w:id="15" w:author="Jonathan Urrutia" w:date="2026-05-07T12:09:00Z">
+        <w:r>
+          <w:rPr>
+            <w:sz w:val="22"/>
+            <w:szCs w:val="22"/>
+          </w:rPr>
+          <w:t>a composición de los</w:t>
+        </w:r>
+      </w:ins>
+      <w:del w:id="16" w:author="Jonathan Urrutia" w:date="2026-05-07T12:09:00Z">
+        <w:r>
+          <w:rPr>
+            <w:sz w:val="22"/>
+            <w:szCs w:val="22"/>
+          </w:rPr>
+          <w:delText xml:space="preserve">os </w:delText>
+        </w:r>
+      </w:del>
+      <w:r>
+        <w:rPr>
+          <w:sz w:val="22"/>
+          <w:szCs w:val="22"/>
+        </w:rPr>
+        <w:t>eritrocitos</w:t>
+      </w:r>
+      <w:ins w:id="17" w:author="Jonathan Urrutia" w:date="2026-05-07T12:09:00Z">
+        <w:r>
+          <w:rPr>
+            <w:sz w:val="22"/>
+            <w:szCs w:val="22"/>
+          </w:rPr>
+          <w:t>, conocidos como</w:t>
+        </w:r>
+      </w:ins>
+      <w:del w:id="18" w:author="Jonathan Urrutia" w:date="2026-05-07T12:09:00Z">
+        <w:r>
+          <w:rPr>
+            <w:sz w:val="22"/>
+            <w:szCs w:val="22"/>
+          </w:rPr>
+          <w:delText xml:space="preserve"> (</w:delText>
+        </w:r>
+      </w:del>
+      <w:ins w:id="19" w:author="Jonathan Urrutia" w:date="2026-05-07T12:09:00Z">
         <w:r>
           <w:rPr>
             <w:sz w:val="22"/>
@@ -251,233 +530,97 @@
           <w:t xml:space="preserve"> </w:t>
         </w:r>
       </w:ins>
-      <w:ins w:id="7" w:author="Jonathan Urrutia" w:date="2026-05-07T12:09:04Z">
-        <w:r>
-          <w:rPr>
-            <w:sz w:val="22"/>
-            <w:szCs w:val="22"/>
-          </w:rPr>
-          <w:t xml:space="preserve">diversos </w:t>
+      <w:r>
+        <w:rPr>
+          <w:sz w:val="22"/>
+          <w:szCs w:val="22"/>
+        </w:rPr>
+        <w:t>glóbulos rojos)</w:t>
+      </w:r>
+      <w:del w:id="20" w:author="Jonathan Urrutia" w:date="2026-05-07T12:09:00Z">
+        <w:r>
+          <w:rPr>
+            <w:sz w:val="22"/>
+            <w:szCs w:val="22"/>
+          </w:rPr>
+          <w:delText>.</w:delText>
+        </w:r>
+      </w:del>
+      <w:r>
+        <w:rPr>
+          <w:sz w:val="22"/>
+          <w:szCs w:val="22"/>
+        </w:rPr>
+        <w:t xml:space="preserve"> Estas alteraciones modifican de manera clínicamente significativa la geometría, </w:t>
+      </w:r>
+      <w:del w:id="21" w:author="Jonathan Urrutia" w:date="2026-05-07T12:10:00Z">
+        <w:r>
+          <w:rPr>
+            <w:sz w:val="22"/>
+            <w:szCs w:val="22"/>
+          </w:rPr>
+          <w:delText>el</w:delText>
+        </w:r>
+      </w:del>
+      <w:r>
+        <w:rPr>
+          <w:sz w:val="22"/>
+          <w:szCs w:val="22"/>
+        </w:rPr>
+        <w:t xml:space="preserve"> tamaño y </w:t>
+      </w:r>
+      <w:del w:id="22" w:author="Jonathan Urrutia" w:date="2026-05-07T12:10:00Z">
+        <w:r>
+          <w:rPr>
+            <w:sz w:val="22"/>
+            <w:szCs w:val="22"/>
+          </w:rPr>
+          <w:delText>la</w:delText>
+        </w:r>
+      </w:del>
+      <w:r>
+        <w:rPr>
+          <w:sz w:val="22"/>
+          <w:szCs w:val="22"/>
+        </w:rPr>
+        <w:t xml:space="preserve"> composición interna de los eritrocitos</w:t>
+      </w:r>
+      <w:ins w:id="23" w:author="Jonathan Urrutia" w:date="2026-05-07T12:10:00Z">
+        <w:r>
+          <w:rPr>
+            <w:sz w:val="22"/>
+            <w:szCs w:val="22"/>
+          </w:rPr>
+          <w:t>.</w:t>
         </w:r>
       </w:ins>
-      <w:r>
-        <w:rPr>
-          <w:sz w:val="22"/>
-          <w:szCs w:val="22"/>
-        </w:rPr>
-        <w:t xml:space="preserve">tipos de anemia, </w:t>
-      </w:r>
-      <w:del w:id="8" w:author="Jonathan Urrutia" w:date="2026-05-07T12:09:14Z">
-        <w:r>
-          <w:rPr>
-            <w:sz w:val="22"/>
-            <w:szCs w:val="22"/>
-          </w:rPr>
-          <w:delText>están</w:delText>
+      <w:del w:id="24" w:author="Jonathan Urrutia" w:date="2026-05-07T12:10:00Z">
+        <w:r>
+          <w:rPr>
+            <w:sz w:val="22"/>
+            <w:szCs w:val="22"/>
+          </w:rPr>
+          <w:delText>,</w:delText>
         </w:r>
       </w:del>
-      <w:ins w:id="9" w:author="Jonathan Urrutia" w:date="2026-05-07T12:09:14Z">
-        <w:r>
-          <w:rPr>
-            <w:sz w:val="22"/>
-            <w:szCs w:val="22"/>
-          </w:rPr>
-          <w:t>se</w:t>
+      <w:ins w:id="25" w:author="Jonathan Urrutia" w:date="2026-05-07T12:10:00Z">
+        <w:r>
+          <w:rPr>
+            <w:sz w:val="22"/>
+            <w:szCs w:val="22"/>
+          </w:rPr>
+          <w:t xml:space="preserve"> En particaulr</w:t>
         </w:r>
       </w:ins>
-      <w:r>
-        <w:rPr>
-          <w:sz w:val="22"/>
-          <w:szCs w:val="22"/>
-        </w:rPr>
-        <w:t xml:space="preserve"> </w:t>
-      </w:r>
-      <w:del w:id="10" w:author="Jonathan Urrutia" w:date="2026-05-07T12:09:16Z">
-        <w:r>
-          <w:rPr>
-            <w:sz w:val="22"/>
-            <w:szCs w:val="22"/>
-          </w:rPr>
-          <w:delText>relacionadas</w:delText>
+      <w:del w:id="26" w:author="Jonathan Urrutia" w:date="2026-05-07T12:10:00Z">
+        <w:r>
+          <w:rPr>
+            <w:sz w:val="22"/>
+            <w:szCs w:val="22"/>
+          </w:rPr>
+          <w:delText xml:space="preserve"> particularmente</w:delText>
         </w:r>
       </w:del>
-      <w:ins w:id="11" w:author="Jonathan Urrutia" w:date="2026-05-07T12:09:16Z">
-        <w:r>
-          <w:rPr>
-            <w:sz w:val="22"/>
-            <w:szCs w:val="22"/>
-          </w:rPr>
-          <w:t>relacionan</w:t>
-        </w:r>
-      </w:ins>
-      <w:r>
-        <w:rPr>
-          <w:sz w:val="22"/>
-          <w:szCs w:val="22"/>
-        </w:rPr>
-        <w:t xml:space="preserve"> con alteraciones en l</w:t>
-      </w:r>
-      <w:ins w:id="12" w:author="Jonathan Urrutia" w:date="2026-05-07T12:09:28Z">
-        <w:r>
-          <w:rPr>
-            <w:sz w:val="22"/>
-            <w:szCs w:val="22"/>
-          </w:rPr>
-          <w:t>a composición de los</w:t>
-        </w:r>
-      </w:ins>
-      <w:del w:id="13" w:author="Jonathan Urrutia" w:date="2026-05-07T12:09:28Z">
-        <w:r>
-          <w:rPr>
-            <w:sz w:val="22"/>
-            <w:szCs w:val="22"/>
-          </w:rPr>
-          <w:delText xml:space="preserve">os </w:delText>
-        </w:r>
-      </w:del>
-      <w:r>
-        <w:rPr>
-          <w:sz w:val="22"/>
-          <w:szCs w:val="22"/>
-        </w:rPr>
-        <w:t>eritrocitos</w:t>
-      </w:r>
-      <w:ins w:id="14" w:author="Jonathan Urrutia" w:date="2026-05-07T12:09:37Z">
-        <w:r>
-          <w:rPr>
-            <w:sz w:val="22"/>
-            <w:szCs w:val="22"/>
-          </w:rPr>
-          <w:t xml:space="preserve">, </w:t>
-        </w:r>
-      </w:ins>
-      <w:ins w:id="15" w:author="Jonathan Urrutia" w:date="2026-05-07T12:09:37Z">
-        <w:r>
-          <w:rPr>
-            <w:sz w:val="22"/>
-            <w:szCs w:val="22"/>
-          </w:rPr>
-          <w:t>conocidos como</w:t>
-        </w:r>
-      </w:ins>
-      <w:del w:id="16" w:author="Jonathan Urrutia" w:date="2026-05-07T12:09:42Z">
-        <w:r>
-          <w:rPr>
-            <w:sz w:val="22"/>
-            <w:szCs w:val="22"/>
-          </w:rPr>
-          <w:delText xml:space="preserve"> (</w:delText>
-        </w:r>
-      </w:del>
-      <w:ins w:id="17" w:author="Jonathan Urrutia" w:date="2026-05-07T12:09:42Z">
-        <w:r>
-          <w:rPr>
-            <w:sz w:val="22"/>
-            <w:szCs w:val="22"/>
-          </w:rPr>
-          <w:t xml:space="preserve"> </w:t>
-        </w:r>
-      </w:ins>
-      <w:r>
-        <w:rPr>
-          <w:sz w:val="22"/>
-          <w:szCs w:val="22"/>
-        </w:rPr>
-        <w:t>glóbulos rojos)</w:t>
-      </w:r>
-      <w:del w:id="18" w:author="Jonathan Urrutia" w:date="2026-05-07T12:09:45Z">
-        <w:r>
-          <w:rPr>
-            <w:sz w:val="22"/>
-            <w:szCs w:val="22"/>
-          </w:rPr>
-          <w:delText>.</w:delText>
-        </w:r>
-      </w:del>
-      <w:r>
-        <w:rPr>
-          <w:sz w:val="22"/>
-          <w:szCs w:val="22"/>
-        </w:rPr>
-        <w:t xml:space="preserve"> Estas alteraciones modifican de manera clínicamente significativa la geometría, </w:t>
-      </w:r>
-      <w:del w:id="19" w:author="Jonathan Urrutia" w:date="2026-05-07T12:10:16Z">
-        <w:r>
-          <w:rPr>
-            <w:sz w:val="22"/>
-            <w:szCs w:val="22"/>
-          </w:rPr>
-          <w:delText>el</w:delText>
-        </w:r>
-      </w:del>
-      <w:r>
-        <w:rPr>
-          <w:sz w:val="22"/>
-          <w:szCs w:val="22"/>
-        </w:rPr>
-        <w:t xml:space="preserve"> tamaño y </w:t>
-      </w:r>
-      <w:del w:id="20" w:author="Jonathan Urrutia" w:date="2026-05-07T12:10:17Z">
-        <w:r>
-          <w:rPr>
-            <w:sz w:val="22"/>
-            <w:szCs w:val="22"/>
-          </w:rPr>
-          <w:delText>la</w:delText>
-        </w:r>
-      </w:del>
-      <w:r>
-        <w:rPr>
-          <w:sz w:val="22"/>
-          <w:szCs w:val="22"/>
-        </w:rPr>
-        <w:t xml:space="preserve"> composición interna de los eritrocitos</w:t>
-      </w:r>
-      <w:ins w:id="21" w:author="Jonathan Urrutia" w:date="2026-05-07T12:10:33Z">
-        <w:r>
-          <w:rPr>
-            <w:sz w:val="22"/>
-            <w:szCs w:val="22"/>
-          </w:rPr>
-          <w:t>.</w:t>
-        </w:r>
-      </w:ins>
-      <w:del w:id="22" w:author="Jonathan Urrutia" w:date="2026-05-07T12:10:33Z">
-        <w:r>
-          <w:rPr>
-            <w:sz w:val="22"/>
-            <w:szCs w:val="22"/>
-          </w:rPr>
-          <w:delText>,</w:delText>
-        </w:r>
-      </w:del>
-      <w:ins w:id="23" w:author="Jonathan Urrutia" w:date="2026-05-07T12:10:34Z">
-        <w:r>
-          <w:rPr>
-            <w:sz w:val="22"/>
-            <w:szCs w:val="22"/>
-          </w:rPr>
-          <w:t xml:space="preserve"> </w:t>
-        </w:r>
-      </w:ins>
-      <w:ins w:id="24" w:author="Jonathan Urrutia" w:date="2026-05-07T12:10:34Z">
-        <w:r>
-          <w:rPr>
-            <w:sz w:val="22"/>
-            <w:szCs w:val="22"/>
-          </w:rPr>
-          <w:t>En particaulr</w:t>
-        </w:r>
-      </w:ins>
-      <w:del w:id="25" w:author="Jonathan Urrutia" w:date="2026-05-07T12:10:36Z">
-        <w:r>
-          <w:rPr>
-            <w:sz w:val="22"/>
-            <w:szCs w:val="22"/>
-          </w:rPr>
-          <w:delText xml:space="preserve"> particularmente</w:delText>
-        </w:r>
-      </w:del>
       <w:r>
         <w:rPr>
           <w:sz w:val="22"/>
@@ -485,22 +628,13 @@
         </w:rPr>
         <w:t xml:space="preserve"> la concentración de hemoglobina corpuscular media (CHCM)</w:t>
       </w:r>
-      <w:ins w:id="26" w:author="Jonathan Urrutia" w:date="2026-05-07T12:10:54Z">
-        <w:r>
-          <w:rPr>
-            <w:sz w:val="22"/>
-            <w:szCs w:val="22"/>
-          </w:rPr>
-          <w:t xml:space="preserve"> </w:t>
-        </w:r>
-      </w:ins>
-      <w:ins w:id="27" w:author="Jonathan Urrutia" w:date="2026-05-07T12:10:54Z">
-        <w:r>
-          <w:rPr>
-            <w:sz w:val="22"/>
-            <w:szCs w:val="22"/>
-          </w:rPr>
-          <w:t>en los eritrositos</w:t>
+      <w:ins w:id="27" w:author="Jonathan Urrutia" w:date="2026-05-07T12:10:00Z">
+        <w:r>
+          <w:rPr>
+            <w:sz w:val="22"/>
+            <w:szCs w:val="22"/>
+          </w:rPr>
+          <w:t xml:space="preserve"> en los eritrositos</w:t>
         </w:r>
       </w:ins>
       <w:r>
@@ -535,7 +669,7 @@
         </w:rPr>
         <w:t xml:space="preserve"> su índice de refracción</w:t>
       </w:r>
-      <w:ins w:id="30" w:author="Jonathan Urrutia" w:date="2026-05-07T12:11:13Z">
+      <w:ins w:id="30" w:author="Jonathan Urrutia" w:date="2026-05-07T12:11:00Z">
         <w:r>
           <w:rPr>
             <w:sz w:val="22"/>
@@ -544,7 +678,7 @@
           <w:t>,</w:t>
         </w:r>
       </w:ins>
-      <w:del w:id="31" w:author="Jonathan Urrutia" w:date="2026-05-07T12:11:12Z">
+      <w:del w:id="31" w:author="Jonathan Urrutia" w:date="2026-05-07T12:11:00Z">
         <w:r>
           <w:rPr>
             <w:sz w:val="22"/>
@@ -576,7 +710,7 @@
         </w:rPr>
         <w:t xml:space="preserve"> (FIT), implementado en el software comercial CST Studio. La geometría del eritrocito se modela mediante óvalos de Cassini, mientras que la función dieléctrica se construye a partir de un ajuste analítico a datos experimentales reportados en la literatura, al cual se le aplican las relaciones sustractivas de Kramers–Kronig </w:t>
       </w:r>
-      <w:del w:id="32" w:author="Jonathan Urrutia" w:date="2026-05-07T12:11:55Z">
+      <w:del w:id="32" w:author="Jonathan Urrutia" w:date="2026-05-07T12:11:00Z">
         <w:r>
           <w:rPr>
             <w:sz w:val="22"/>
@@ -585,7 +719,7 @@
           <w:delText xml:space="preserve">para garantizar </w:delText>
         </w:r>
       </w:del>
-      <w:ins w:id="33" w:author="Jonathan Urrutia" w:date="2026-05-07T12:11:55Z">
+      <w:ins w:id="33" w:author="Jonathan Urrutia" w:date="2026-05-07T12:11:00Z">
         <w:r>
           <w:rPr>
             <w:sz w:val="22"/>
@@ -594,7 +728,7 @@
           <w:t xml:space="preserve">garantizando </w:t>
         </w:r>
       </w:ins>
-      <w:commentRangeStart w:id="3"/>
+      <w:commentRangeStart w:id="34"/>
       <w:r>
         <w:rPr>
           <w:sz w:val="22"/>
@@ -602,76 +736,87 @@
         </w:rPr>
         <w:t>causalidad.</w:t>
       </w:r>
-      <w:ins w:id="34" w:author="Jonathan Urrutia" w:date="2026-05-07T12:12:30Z">
-        <w:r>
-          <w:rPr>
-            <w:sz w:val="22"/>
-            <w:szCs w:val="22"/>
-          </w:rPr>
-        </w:r>
-      </w:ins>
-      <w:commentRangeEnd w:id="3"/>
-      <w:r>
-        <w:commentReference w:id="3"/>
-      </w:r>
-      <w:r>
-        <w:rPr>
-          <w:sz w:val="22"/>
-          <w:szCs w:val="22"/>
-        </w:rPr>
-        <w:t xml:space="preserve">  Como resultado, se obtiene una caracterización óptica del eritrocito al determinarse numéricamente la sección transversal de extinción y la distribución angular del campo esparcido, es decir, cantidades medibles en el campo lejano.  Este trabajo proporciona una base para futuros estudios comparativos con eritrocitos patológicos.</w:t>
-      </w:r>
-    </w:p>
-    <w:p>
-      <w:pPr>
-        <w:pStyle w:val="Normal"/>
+      <w:commentRangeEnd w:id="34"/>
+      <w:r>
+        <w:rPr>
+          <w:rStyle w:val="Refdecomentario"/>
+          <w:sz w:val="22"/>
+          <w:szCs w:val="22"/>
+        </w:rPr>
+        <w:commentReference w:id="34"/>
+      </w:r>
+      <w:r>
+        <w:rPr>
+          <w:sz w:val="22"/>
+          <w:szCs w:val="22"/>
+        </w:rPr>
+        <w:t xml:space="preserve">  Como resultado, se obtiene una caracterización óptica del eritrocito al determinarse numéricamente </w:t>
+      </w:r>
+      <w:r>
+        <w:rPr>
+          <w:sz w:val="22"/>
+          <w:szCs w:val="22"/>
+        </w:rPr>
+        <w:lastRenderedPageBreak/>
+        <w:t>la sección transversal de extinción y la distribución angular del campo esparcido, es decir, cantidades medibles en el campo lejano.  Este trabajo proporciona una base para futuros estudios comparativos con eritrocitos patológicos.</w:t>
+      </w:r>
+    </w:p>
+    <w:p>
+      <w:pPr>
         <w:jc w:val="both"/>
         <w:rPr>
           <w:sz w:val="22"/>
           <w:szCs w:val="22"/>
         </w:rPr>
       </w:pPr>
-      <w:r>
-        <w:rPr>
-          <w:sz w:val="22"/>
-          <w:szCs w:val="22"/>
-        </w:rPr>
-      </w:r>
-    </w:p>
-    <w:p>
-      <w:pPr>
-        <w:pStyle w:val="Normal"/>
+    </w:p>
+    <w:p>
+      <w:pPr>
         <w:jc w:val="both"/>
         <w:rPr>
-          <w:del w:id="36" w:author="DANA LARISSA LUNA GONZALEZ" w:date="2026-05-06T21:59:00Z"/>
-          <w:sz w:val="22"/>
-          <w:szCs w:val="22"/>
-        </w:rPr>
-      </w:pPr>
-      <w:del w:id="35" w:author="DANA LARISSA LUNA GONZALEZ" w:date="2026-05-06T21:59:00Z">
-        <w:r>
-          <w:rPr>
-            <w:sz w:val="22"/>
-            <w:szCs w:val="22"/>
-          </w:rPr>
+          <w:del w:id="35" w:author="DANA LARISSA LUNA GONZALEZ" w:date="2026-05-06T21:59:00Z"/>
+          <w:sz w:val="22"/>
+          <w:szCs w:val="22"/>
+        </w:rPr>
+      </w:pPr>
+      <w:r>
+        <w:rPr>
+          <w:sz w:val="22"/>
+          <w:szCs w:val="22"/>
+        </w:rPr>
+        <w:t>VERSION 1</w:t>
+      </w:r>
+    </w:p>
+    <w:p>
+      <w:pPr>
+        <w:jc w:val="both"/>
+        <w:rPr>
+          <w:sz w:val="22"/>
+          <w:szCs w:val="22"/>
+        </w:rPr>
+      </w:pPr>
+      <w:r>
+        <w:rPr>
+          <w:sz w:val="22"/>
+          <w:szCs w:val="22"/>
+        </w:rPr>
+        <w:t xml:space="preserve">Diversas enfermedades hematológicas, como distintos tipos de anemia, están </w:t>
+      </w:r>
+      <w:del w:id="36" w:author="Jonathan Urrutia" w:date="2026-05-06T16:27:00Z">
+        <w:r>
+          <w:rPr>
+            <w:sz w:val="22"/>
+            <w:szCs w:val="22"/>
+          </w:rPr>
+          <w:delText xml:space="preserve">estrechamente </w:delText>
         </w:r>
       </w:del>
-    </w:p>
-    <w:p>
-      <w:pPr>
-        <w:pStyle w:val="Normal"/>
-        <w:jc w:val="both"/>
-        <w:rPr>
-          <w:sz w:val="22"/>
-          <w:szCs w:val="22"/>
-        </w:rPr>
-      </w:pPr>
-      <w:r>
-        <w:rPr>
-          <w:sz w:val="22"/>
-          <w:szCs w:val="22"/>
-        </w:rPr>
-        <w:t xml:space="preserve">Diversas enfermedades hematológicas, como distintos tipos de anemia, están </w:t>
+      <w:r>
+        <w:rPr>
+          <w:sz w:val="22"/>
+          <w:szCs w:val="22"/>
+        </w:rPr>
+        <w:t>relacionadas con alteraciones en los eritrocitos (glóbulos rojos). La geometría, el tamaño y la composición interna de los eritrocitos, particularmente la concentración de hemoglobina corpuscular media (CHCM),</w:t>
       </w:r>
       <w:del w:id="37" w:author="Jonathan Urrutia" w:date="2026-05-06T16:27:00Z">
         <w:r>
@@ -679,7 +824,7 @@
             <w:sz w:val="22"/>
             <w:szCs w:val="22"/>
           </w:rPr>
-          <w:delText xml:space="preserve">estrechamente </w:delText>
+          <w:delText xml:space="preserve"> pueden</w:delText>
         </w:r>
       </w:del>
       <w:r>
@@ -687,25 +832,9 @@
           <w:sz w:val="22"/>
           <w:szCs w:val="22"/>
         </w:rPr>
-        <w:t>relacionadas con alteraciones en los eritrocitos (glóbulos rojos). La geometría, el tamaño y la composición interna de los eritrocitos, particularmente la concentración de hemoglobina corpuscular media (CHCM),</w:t>
-      </w:r>
-      <w:del w:id="38" w:author="Jonathan Urrutia" w:date="2026-05-06T16:27:00Z">
-        <w:r>
-          <w:rPr>
-            <w:sz w:val="22"/>
-            <w:szCs w:val="22"/>
-          </w:rPr>
-          <w:delText xml:space="preserve"> pueden</w:delText>
-        </w:r>
-      </w:del>
-      <w:r>
-        <w:rPr>
-          <w:sz w:val="22"/>
-          <w:szCs w:val="22"/>
-        </w:rPr>
         <w:t xml:space="preserve"> variar de manera clínicamente significativa, modificando su índice de refracción </w:t>
       </w:r>
-      <w:del w:id="39" w:author="Jonathan Urrutia" w:date="2026-05-06T16:28:00Z">
+      <w:del w:id="38" w:author="Jonathan Urrutia" w:date="2026-05-06T16:28:00Z">
         <w:r>
           <w:rPr>
             <w:sz w:val="22"/>
@@ -737,7 +866,7 @@
         </w:rPr>
         <w:t xml:space="preserve"> (FIT), implementado en el software</w:t>
       </w:r>
-      <w:ins w:id="40" w:author="Jonathan Urrutia" w:date="2026-05-06T16:28:00Z">
+      <w:ins w:id="39" w:author="Jonathan Urrutia" w:date="2026-05-06T16:28:00Z">
         <w:r>
           <w:rPr>
             <w:sz w:val="22"/>
@@ -753,7 +882,7 @@
         </w:rPr>
         <w:t xml:space="preserve"> CST Studio. La geometría del eritrocito se modela mediante óvalos de Cassini, mientras que la función dieléctrica se construye a partir de un ajuste analítico a datos experimentales reportados en la literatura, al cual se le aplican las relaciones sustractivas de Kramers–Kronig para garantizar causalidad. </w:t>
       </w:r>
-      <w:del w:id="41" w:author="Jonathan Urrutia" w:date="2026-05-06T16:29:00Z">
+      <w:del w:id="40" w:author="Jonathan Urrutia" w:date="2026-05-06T16:29:00Z">
         <w:r>
           <w:rPr>
             <w:sz w:val="22"/>
@@ -769,7 +898,7 @@
         </w:rPr>
         <w:t xml:space="preserve"> </w:t>
       </w:r>
-      <w:ins w:id="42" w:author="Jonathan Urrutia" w:date="2026-05-06T16:29:00Z">
+      <w:ins w:id="41" w:author="Jonathan Urrutia" w:date="2026-05-06T16:29:00Z">
         <w:r>
           <w:rPr>
             <w:sz w:val="22"/>
@@ -778,7 +907,7 @@
           <w:t xml:space="preserve">Como resultado, se obtiene una caracterizción óptica del eritrosito al determinarse numéricamente </w:t>
         </w:r>
       </w:ins>
-      <w:del w:id="43" w:author="Jonathan Urrutia" w:date="2026-05-06T16:30:00Z">
+      <w:del w:id="42" w:author="Jonathan Urrutia" w:date="2026-05-06T16:30:00Z">
         <w:r>
           <w:rPr>
             <w:sz w:val="22"/>
@@ -794,7 +923,7 @@
         </w:rPr>
         <w:t>sección transversal de extinción y la distribución angular del campo esparcido</w:t>
       </w:r>
-      <w:ins w:id="44" w:author="Jonathan Urrutia" w:date="2026-05-06T16:30:00Z">
+      <w:ins w:id="43" w:author="Jonathan Urrutia" w:date="2026-05-06T16:30:00Z">
         <w:r>
           <w:rPr>
             <w:sz w:val="22"/>
@@ -810,7 +939,7 @@
         </w:rPr>
         <w:t xml:space="preserve">. </w:t>
       </w:r>
-      <w:del w:id="45" w:author="Jonathan Urrutia" w:date="2026-05-06T16:31:00Z">
+      <w:del w:id="44" w:author="Jonathan Urrutia" w:date="2026-05-06T16:31:00Z">
         <w:r>
           <w:rPr>
             <w:sz w:val="22"/>
@@ -819,7 +948,7 @@
           <w:delText>Estos resultados permiten caracterizar cantidades macroscópicas medibles de un eritrocito sano</w:delText>
         </w:r>
       </w:del>
-      <w:ins w:id="46" w:author="Jonathan Urrutia" w:date="2026-05-06T16:31:00Z">
+      <w:ins w:id="45" w:author="Jonathan Urrutia" w:date="2026-05-06T16:31:00Z">
         <w:r>
           <w:rPr>
             <w:sz w:val="22"/>
@@ -828,7 +957,7 @@
           <w:t xml:space="preserve">.. Este trabajo </w:t>
         </w:r>
       </w:ins>
-      <w:del w:id="47" w:author="Jonathan Urrutia" w:date="2026-05-06T16:31:00Z">
+      <w:del w:id="46" w:author="Jonathan Urrutia" w:date="2026-05-06T16:31:00Z">
         <w:r>
           <w:rPr>
             <w:sz w:val="22"/>
@@ -837,13 +966,29 @@
           <w:delText xml:space="preserve">, proporcionando </w:delText>
         </w:r>
       </w:del>
+      <w:ins w:id="47" w:author="Jonathan Urrutia" w:date="2026-05-06T16:31:00Z">
+        <w:r>
+          <w:rPr>
+            <w:sz w:val="22"/>
+            <w:szCs w:val="22"/>
+          </w:rPr>
+          <w:t xml:space="preserve"> proporciona </w:t>
+        </w:r>
+      </w:ins>
+      <w:r>
+        <w:rPr>
+          <w:sz w:val="22"/>
+          <w:szCs w:val="22"/>
+        </w:rPr>
+        <w:t xml:space="preserve">una base para </w:t>
+      </w:r>
       <w:ins w:id="48" w:author="Jonathan Urrutia" w:date="2026-05-06T16:31:00Z">
         <w:r>
           <w:rPr>
             <w:sz w:val="22"/>
             <w:szCs w:val="22"/>
           </w:rPr>
-          <w:t xml:space="preserve"> proporciona </w:t>
+          <w:t xml:space="preserve">futuros </w:t>
         </w:r>
       </w:ins>
       <w:r>
@@ -851,296 +996,212 @@
           <w:sz w:val="22"/>
           <w:szCs w:val="22"/>
         </w:rPr>
-        <w:t xml:space="preserve">una base para </w:t>
-      </w:r>
-      <w:ins w:id="49" w:author="Jonathan Urrutia" w:date="2026-05-06T16:31:00Z">
-        <w:r>
-          <w:rPr>
-            <w:sz w:val="22"/>
-            <w:szCs w:val="22"/>
-          </w:rPr>
-          <w:t xml:space="preserve">futuros </w:t>
-        </w:r>
-      </w:ins>
-      <w:r>
-        <w:rPr>
-          <w:sz w:val="22"/>
-          <w:szCs w:val="22"/>
-        </w:rPr>
         <w:t>estudios comparativos con eritrocitos patológicos.</w:t>
       </w:r>
     </w:p>
     <w:p>
       <w:pPr>
-        <w:pStyle w:val="Normal"/>
-        <w:spacing w:before="0" w:after="160"/>
         <w:jc w:val="both"/>
         <w:rPr>
           <w:sz w:val="22"/>
           <w:szCs w:val="22"/>
         </w:rPr>
       </w:pPr>
-      <w:r>
-        <w:rPr>
-          <w:sz w:val="22"/>
-          <w:szCs w:val="22"/>
-        </w:rPr>
-      </w:r>
     </w:p>
     <w:sectPr>
-      <w:type w:val="nextPage"/>
       <w:pgSz w:w="12240" w:h="15840"/>
-      <w:pgMar w:left="1701" w:right="1701" w:gutter="0" w:header="0" w:top="1417" w:footer="0" w:bottom="1417"/>
-      <w:pgNumType w:fmt="decimal"/>
-      <w:formProt w:val="false"/>
-      <w:textDirection w:val="lrTb"/>
-      <w:docGrid w:type="default" w:linePitch="360" w:charSpace="0"/>
+      <w:pgMar w:top="1417" w:right="1701" w:bottom="1417" w:left="1701" w:header="0" w:footer="0" w:gutter="0"/>
+      <w:cols w:space="720"/>
+      <w:formProt w:val="0"/>
+      <w:docGrid w:linePitch="360"/>
     </w:sectPr>
   </w:body>
 </w:document>
 </file>
 
 <file path=word/comments.xml><?xml version="1.0" encoding="utf-8"?>
-<w:comments xmlns:o="urn:schemas-microsoft-com:office:office" xmlns:r="http://schemas.openxmlformats.org/officeDocument/2006/relationships" xmlns:v="urn:schemas-microsoft-com:vml" xmlns:w="http://schemas.openxmlformats.org/wordprocessingml/2006/main" xmlns:w10="urn:schemas-microsoft-com:office:word" xmlns:wp="http://schemas.openxmlformats.org/drawingml/2006/wordprocessingDrawing" xmlns:pic="http://schemas.openxmlformats.org/drawingml/2006/picture" xmlns:wps="http://schemas.microsoft.com/office/word/2010/wordprocessingShape" xmlns:wpg="http://schemas.microsoft.com/office/word/2010/wordprocessingGroup" xmlns:mc="http://schemas.openxmlformats.org/markup-compatibility/2006" xmlns:wp14="http://schemas.microsoft.com/office/word/2010/wordprocessingDrawing" xmlns:w14="http://schemas.microsoft.com/office/word/2010/wordml" xmlns:w15="http://schemas.microsoft.com/office/word/2012/wordml" mc:Ignorable="w14 wp14 w15">
+<w:comments xmlns:wpc="http://schemas.microsoft.com/office/word/2010/wordprocessingCanvas" xmlns:cx="http://schemas.microsoft.com/office/drawing/2014/chartex" xmlns:cx1="http://schemas.microsoft.com/office/drawing/2015/9/8/chartex" xmlns:cx2="http://schemas.microsoft.com/office/drawing/2015/10/21/chartex" xmlns:cx3="http://schemas.microsoft.com/office/drawing/2016/5/9/chartex" xmlns:cx4="http://schemas.microsoft.com/office/drawing/2016/5/10/chartex" xmlns:cx5="http://schemas.microsoft.com/office/drawing/2016/5/11/chartex" xmlns:cx6="http://schemas.microsoft.com/office/drawing/2016/5/12/chartex" xmlns:cx7="http://schemas.microsoft.com/office/drawing/2016/5/13/chartex" xmlns:cx8="http://schemas.microsoft.com/office/drawing/2016/5/14/chartex" xmlns:mc="http://schemas.openxmlformats.org/markup-compatibility/2006" xmlns:aink="http://schemas.microsoft.com/office/drawing/2016/ink" xmlns:am3d="http://schemas.microsoft.com/office/drawing/2017/model3d" xmlns:o="urn:schemas-microsoft-com:office:office" xmlns:oel="http://schemas.microsoft.com/office/2019/extlst" xmlns:r="http://schemas.openxmlformats.org/officeDocument/2006/relationships" xmlns:m="http://schemas.openxmlformats.org/officeDocument/2006/math" xmlns:v="urn:schemas-microsoft-com:vml" xmlns:wp14="http://schemas.microsoft.com/office/word/2010/wordprocessingDrawing" xmlns:wp="http://schemas.openxmlformats.org/drawingml/2006/wordprocessingDrawing" xmlns:w10="urn:schemas-microsoft-com:office:word" xmlns:w="http://schemas.openxmlformats.org/wordprocessingml/2006/main" xmlns:w14="http://schemas.microsoft.com/office/word/2010/wordml" xmlns:w15="http://schemas.microsoft.com/office/word/2012/wordml" xmlns:w16cex="http://schemas.microsoft.com/office/word/2018/wordml/cex" xmlns:w16cid="http://schemas.microsoft.com/office/word/2016/wordml/cid" xmlns:w16="http://schemas.microsoft.com/office/word/2018/wordml" xmlns:w16du="http://schemas.microsoft.com/office/word/2023/wordml/word16du" xmlns:w16sdtdh="http://schemas.microsoft.com/office/word/2020/wordml/sdtdatahash" xmlns:w16sdtfl="http://schemas.microsoft.com/office/word/2024/wordml/sdtformatlock" xmlns:w16se="http://schemas.microsoft.com/office/word/2015/wordml/symex" xmlns:wpg="http://schemas.microsoft.com/office/word/2010/wordprocessingGroup" xmlns:wpi="http://schemas.microsoft.com/office/word/2010/wordprocessingInk" xmlns:wne="http://schemas.microsoft.com/office/word/2006/wordml" xmlns:wps="http://schemas.microsoft.com/office/word/2010/wordprocessingShape" mc:Ignorable="w14 w15 w16se w16cid w16 w16cex w16sdtdh w16sdtfl w16du wp14">
   <w:comment w:id="0" w:author="Jonathan Urrutia" w:date="2026-05-06T16:23:00Z" w:initials="JU">
     <w:p>
       <w:pPr>
-        <w:overflowPunct w:val="true"/>
-        <w:spacing w:lineRule="auto" w:line="240" w:before="0" w:after="0"/>
-        <w:rPr/>
+        <w:spacing w:after="0" w:line="240" w:lineRule="auto"/>
       </w:pPr>
       <w:r>
         <w:annotationRef/>
       </w:r>
       <w:r>
         <w:rPr>
-          <w:rFonts w:eastAsia="DejaVu Sans" w:cs="DejaVu Sans" w:ascii="Liberation Serif" w:hAnsi="Liberation Serif"/>
+          <w:rFonts w:ascii="Liberation Serif" w:eastAsia="DejaVu Sans" w:hAnsi="Liberation Serif" w:cs="DejaVu Sans"/>
           <w:kern w:val="0"/>
-          <w:lang w:eastAsia="en-US" w:val="en-US" w:bidi="en-US"/>
+          <w:lang w:val="en-US" w:bidi="en-US"/>
         </w:rPr>
         <w:t>Qué tal algo como:</w:t>
       </w:r>
     </w:p>
     <w:p>
       <w:pPr>
-        <w:overflowPunct w:val="true"/>
-        <w:spacing w:lineRule="auto" w:line="240" w:before="0" w:after="0"/>
-        <w:rPr/>
-      </w:pPr>
-      <w:r>
-        <w:rPr>
-          <w:rFonts w:eastAsia="DejaVu Sans" w:cs="DejaVu Sans" w:ascii="Liberation Serif" w:hAnsi="Liberation Serif"/>
+        <w:spacing w:after="0" w:line="240" w:lineRule="auto"/>
+      </w:pPr>
+      <w:r>
+        <w:rPr>
+          <w:rFonts w:ascii="Liberation Serif" w:eastAsia="DejaVu Sans" w:hAnsi="Liberation Serif" w:cs="DejaVu Sans"/>
           <w:kern w:val="0"/>
-          <w:lang w:eastAsia="en-US" w:val="en-US" w:bidi="en-US"/>
+          <w:lang w:val="en-US" w:bidi="en-US"/>
         </w:rPr>
         <w:t>Propiedades ópticas de eritrositos en el campo lejano: enfoque numérico</w:t>
       </w:r>
     </w:p>
     <w:p>
       <w:pPr>
-        <w:overflowPunct w:val="true"/>
-        <w:spacing w:lineRule="auto" w:line="240" w:before="0" w:after="0"/>
-        <w:rPr/>
-      </w:pPr>
-      <w:r>
-        <w:rPr>
-          <w:rFonts w:cs="DejaVu Sans" w:ascii="Liberation Serif" w:hAnsi="Liberation Serif" w:eastAsia="DejaVu Sans"/>
+        <w:spacing w:after="0" w:line="240" w:lineRule="auto"/>
+      </w:pPr>
+    </w:p>
+    <w:p>
+      <w:pPr>
+        <w:spacing w:after="0" w:line="240" w:lineRule="auto"/>
+      </w:pPr>
+      <w:r>
+        <w:rPr>
+          <w:rFonts w:ascii="Liberation Serif" w:eastAsia="DejaVu Sans" w:hAnsi="Liberation Serif" w:cs="DejaVu Sans"/>
           <w:kern w:val="0"/>
-          <w:lang w:bidi="en-US" w:val="en-US" w:eastAsia="en-US"/>
-        </w:rPr>
-      </w:r>
-    </w:p>
-    <w:p>
-      <w:pPr>
-        <w:overflowPunct w:val="true"/>
-        <w:spacing w:lineRule="auto" w:line="240" w:before="0" w:after="0"/>
-        <w:rPr/>
-      </w:pPr>
-      <w:r>
-        <w:rPr>
-          <w:rFonts w:eastAsia="DejaVu Sans" w:cs="DejaVu Sans" w:ascii="Liberation Serif" w:hAnsi="Liberation Serif"/>
+          <w:lang w:val="en-US" w:bidi="en-US"/>
+        </w:rPr>
+        <w:t>Yo resaltaría que es numéico y es campo lejano. También optiaría por lo que caracterizas la céluila</w:t>
+      </w:r>
+    </w:p>
+    <w:p>
+      <w:pPr>
+        <w:spacing w:after="0" w:line="240" w:lineRule="auto"/>
+      </w:pPr>
+    </w:p>
+    <w:p>
+      <w:pPr>
+        <w:spacing w:after="0" w:line="240" w:lineRule="auto"/>
+      </w:pPr>
+      <w:r>
+        <w:rPr>
+          <w:rFonts w:ascii="Liberation Serif" w:eastAsia="DejaVu Sans" w:hAnsi="Liberation Serif" w:cs="DejaVu Sans"/>
           <w:kern w:val="0"/>
-          <w:lang w:eastAsia="en-US" w:val="en-US" w:bidi="en-US"/>
-        </w:rPr>
-        <w:t>Yo resaltaría que es numéico y es campo lejano. También optiaría por lo que caracterizas la céluila</w:t>
-      </w:r>
-    </w:p>
-    <w:p>
-      <w:pPr>
-        <w:overflowPunct w:val="true"/>
-        <w:spacing w:lineRule="auto" w:line="240" w:before="0" w:after="0"/>
-        <w:rPr/>
-      </w:pPr>
-      <w:r>
-        <w:rPr>
-          <w:rFonts w:cs="DejaVu Sans" w:ascii="Liberation Serif" w:hAnsi="Liberation Serif" w:eastAsia="DejaVu Sans"/>
+          <w:lang w:val="en-US" w:bidi="en-US"/>
+        </w:rPr>
+        <w:t xml:space="preserve">Caracterización óptica de eritrositos en el campo lejano </w:t>
+      </w:r>
+    </w:p>
+    <w:p>
+      <w:pPr>
+        <w:spacing w:after="0" w:line="240" w:lineRule="auto"/>
+      </w:pPr>
+    </w:p>
+    <w:p>
+      <w:pPr>
+        <w:spacing w:after="0" w:line="240" w:lineRule="auto"/>
+      </w:pPr>
+      <w:r>
+        <w:rPr>
+          <w:rFonts w:ascii="Liberation Serif" w:eastAsia="DejaVu Sans" w:hAnsi="Liberation Serif" w:cs="DejaVu Sans"/>
           <w:kern w:val="0"/>
-          <w:lang w:bidi="en-US" w:val="en-US" w:eastAsia="en-US"/>
-        </w:rPr>
-      </w:r>
-    </w:p>
-    <w:p>
-      <w:pPr>
-        <w:overflowPunct w:val="true"/>
-        <w:spacing w:lineRule="auto" w:line="240" w:before="0" w:after="0"/>
-        <w:rPr/>
-      </w:pPr>
-      <w:r>
-        <w:rPr>
-          <w:rFonts w:eastAsia="DejaVu Sans" w:cs="DejaVu Sans" w:ascii="Liberation Serif" w:hAnsi="Liberation Serif"/>
-          <w:kern w:val="0"/>
-          <w:lang w:eastAsia="en-US" w:val="en-US" w:bidi="en-US"/>
-        </w:rPr>
-        <w:t xml:space="preserve">Caracterización óptica de eritrositos en el campo lejano </w:t>
-      </w:r>
-    </w:p>
-    <w:p>
-      <w:pPr>
-        <w:overflowPunct w:val="true"/>
-        <w:spacing w:lineRule="auto" w:line="240" w:before="0" w:after="0"/>
-        <w:rPr/>
-      </w:pPr>
-      <w:r>
-        <w:rPr>
-          <w:rFonts w:cs="DejaVu Sans" w:ascii="Liberation Serif" w:hAnsi="Liberation Serif" w:eastAsia="DejaVu Sans"/>
-          <w:kern w:val="0"/>
-          <w:lang w:bidi="en-US" w:val="en-US" w:eastAsia="en-US"/>
-        </w:rPr>
-      </w:r>
-    </w:p>
-    <w:p>
-      <w:pPr>
-        <w:overflowPunct w:val="true"/>
-        <w:spacing w:lineRule="auto" w:line="240" w:before="0" w:after="0"/>
-        <w:rPr/>
-      </w:pPr>
-      <w:r>
-        <w:rPr>
-          <w:rFonts w:eastAsia="DejaVu Sans" w:cs="DejaVu Sans" w:ascii="Liberation Serif" w:hAnsi="Liberation Serif"/>
-          <w:kern w:val="0"/>
-          <w:lang w:eastAsia="en-US" w:val="en-US" w:bidi="en-US"/>
+          <w:lang w:val="en-US" w:bidi="en-US"/>
         </w:rPr>
         <w:t>Algo así</w:t>
       </w:r>
     </w:p>
   </w:comment>
-  <w:comment w:id="1" w:author="Jonathan Urrutia" w:date="2026-05-07T12:23:45Z" w:initials="JU">
-    <w:p>
-      <w:pPr>
-        <w:overflowPunct w:val="false"/>
-        <w:spacing w:before="0" w:after="0" w:lineRule="auto" w:line="240"/>
-        <w:rPr/>
+  <w:comment w:id="1" w:author="Jonathan Urrutia" w:date="2026-05-07T12:23:00Z" w:initials="JU">
+    <w:p>
+      <w:pPr>
+        <w:overflowPunct w:val="0"/>
+        <w:spacing w:after="0" w:line="240" w:lineRule="auto"/>
       </w:pPr>
       <w:r>
         <w:annotationRef/>
       </w:r>
       <w:r>
         <w:rPr>
-          <w:rFonts w:cs="DejaVu Sans" w:ascii="Liberation Serif" w:hAnsi="Liberation Serif" w:eastAsia="DejaVu Sans"/>
+          <w:rFonts w:ascii="Liberation Serif" w:eastAsia="DejaVu Sans" w:hAnsi="Liberation Serif" w:cs="DejaVu Sans"/>
           <w:i/>
           <w:kern w:val="0"/>
           <w:sz w:val="16"/>
-          <w:lang w:bidi="en-US" w:eastAsia="en-US" w:val="en-US"/>
+          <w:lang w:val="en-US" w:bidi="en-US"/>
         </w:rPr>
         <w:t xml:space="preserve">Creo que caracterización da la impresión de que es algo xperimetnal entonces a lo mejor no es buena idea ponerlo. </w:t>
       </w:r>
     </w:p>
     <w:p>
       <w:pPr>
-        <w:overflowPunct w:val="false"/>
-        <w:spacing w:before="0" w:after="0" w:lineRule="auto" w:line="240"/>
-        <w:rPr/>
-      </w:pPr>
-      <w:r>
-        <w:rPr>
-          <w:rFonts w:cs="DejaVu Sans" w:ascii="Liberation Serif" w:hAnsi="Liberation Serif" w:eastAsia="DejaVu Sans"/>
-          <w:kern w:val="0"/>
-          <w:lang w:bidi="en-US" w:val="en-US" w:eastAsia="en-US"/>
-        </w:rPr>
-      </w:r>
-    </w:p>
-    <w:p>
-      <w:pPr>
-        <w:overflowPunct w:val="false"/>
-        <w:spacing w:before="0" w:after="0" w:lineRule="auto" w:line="240"/>
-        <w:rPr/>
-      </w:pPr>
-      <w:r>
-        <w:rPr>
-          <w:rFonts w:cs="DejaVu Sans" w:ascii="Liberation Serif" w:hAnsi="Liberation Serif" w:eastAsia="DejaVu Sans"/>
+        <w:overflowPunct w:val="0"/>
+        <w:spacing w:after="0" w:line="240" w:lineRule="auto"/>
+      </w:pPr>
+    </w:p>
+    <w:p>
+      <w:pPr>
+        <w:overflowPunct w:val="0"/>
+        <w:spacing w:after="0" w:line="240" w:lineRule="auto"/>
+      </w:pPr>
+      <w:r>
+        <w:rPr>
+          <w:rFonts w:ascii="Liberation Serif" w:eastAsia="DejaVu Sans" w:hAnsi="Liberation Serif" w:cs="DejaVu Sans"/>
           <w:i/>
           <w:kern w:val="0"/>
           <w:sz w:val="16"/>
-          <w:lang w:bidi="en-US" w:val="en-US" w:eastAsia="en-US"/>
+          <w:lang w:val="en-US" w:bidi="en-US"/>
         </w:rPr>
         <w:t xml:space="preserve">Los títulos no son lo mío entnces ay que darle vueltas. </w:t>
       </w:r>
     </w:p>
   </w:comment>
-  <w:comment w:id="2" w:author="Jonathan Urrutia" w:date="2026-05-07T12:20:49Z" w:initials="JU">
-    <w:p>
-      <w:pPr>
-        <w:overflowPunct w:val="false"/>
-        <w:spacing w:before="0" w:after="0" w:lineRule="auto" w:line="240"/>
-        <w:rPr/>
+  <w:comment w:id="2" w:author="Jonathan Urrutia" w:date="2026-05-07T12:20:00Z" w:initials="JU">
+    <w:p>
+      <w:pPr>
+        <w:overflowPunct w:val="0"/>
+        <w:spacing w:after="0" w:line="240" w:lineRule="auto"/>
       </w:pPr>
       <w:r>
         <w:annotationRef/>
       </w:r>
       <w:r>
         <w:rPr>
-          <w:rFonts w:cs="DejaVu Sans" w:ascii="Liberation Serif" w:hAnsi="Liberation Serif" w:eastAsia="DejaVu Sans"/>
+          <w:rFonts w:ascii="Liberation Serif" w:eastAsia="DejaVu Sans" w:hAnsi="Liberation Serif" w:cs="DejaVu Sans"/>
           <w:kern w:val="0"/>
-          <w:lang w:bidi="en-US" w:eastAsia="en-US" w:val="en-US"/>
+          <w:lang w:val="en-US" w:bidi="en-US"/>
         </w:rPr>
         <w:t>Pelón propone</w:t>
       </w:r>
     </w:p>
     <w:p>
       <w:pPr>
-        <w:overflowPunct w:val="false"/>
-        <w:spacing w:before="0" w:after="0" w:lineRule="auto" w:line="240"/>
-        <w:rPr/>
-      </w:pPr>
-      <w:r>
-        <w:rPr>
-          <w:rFonts w:cs="DejaVu Sans" w:ascii="Liberation Serif" w:hAnsi="Liberation Serif" w:eastAsia="DejaVu Sans"/>
+        <w:overflowPunct w:val="0"/>
+        <w:spacing w:after="0" w:line="240" w:lineRule="auto"/>
+      </w:pPr>
+      <w:r>
+        <w:rPr>
+          <w:rFonts w:ascii="Liberation Serif" w:eastAsia="DejaVu Sans" w:hAnsi="Liberation Serif" w:cs="DejaVu Sans"/>
           <w:kern w:val="0"/>
-          <w:lang w:bidi="en-US" w:val="en-US" w:eastAsia="en-US"/>
+          <w:lang w:val="en-US" w:bidi="en-US"/>
         </w:rPr>
         <w:t>Caracterización íptica de eritrocitos mediante FIT en e régimen del campo lejano</w:t>
       </w:r>
     </w:p>
     <w:p>
       <w:pPr>
-        <w:overflowPunct w:val="false"/>
-        <w:spacing w:before="0" w:after="0" w:lineRule="auto" w:line="240"/>
-        <w:rPr/>
-      </w:pPr>
-      <w:r>
-        <w:rPr>
-          <w:rFonts w:cs="DejaVu Sans" w:ascii="Liberation Serif" w:hAnsi="Liberation Serif" w:eastAsia="DejaVu Sans"/>
+        <w:overflowPunct w:val="0"/>
+        <w:spacing w:after="0" w:line="240" w:lineRule="auto"/>
+      </w:pPr>
+    </w:p>
+  </w:comment>
+  <w:comment w:id="34" w:author="Jonathan Urrutia" w:date="2026-05-07T12:12:00Z" w:initials="JU">
+    <w:p>
+      <w:pPr>
+        <w:overflowPunct w:val="0"/>
+        <w:spacing w:after="0" w:line="240" w:lineRule="auto"/>
+      </w:pPr>
+      <w:r>
+        <w:annotationRef/>
+      </w:r>
+      <w:r>
+        <w:rPr>
+          <w:rFonts w:ascii="Liberation Serif" w:eastAsia="DejaVu Sans" w:hAnsi="Liberation Serif" w:cs="DejaVu Sans"/>
           <w:kern w:val="0"/>
-          <w:lang w:bidi="en-US" w:val="en-US" w:eastAsia="en-US"/>
-        </w:rPr>
-      </w:r>
-    </w:p>
-  </w:comment>
-  <w:comment w:id="3" w:author="Jonathan Urrutia" w:date="2026-05-07T12:12:30Z" w:initials="JU">
-    <w:p>
-      <w:pPr>
-        <w:overflowPunct w:val="false"/>
-        <w:spacing w:before="0" w:after="0" w:lineRule="auto" w:line="240"/>
-        <w:rPr/>
-      </w:pPr>
-      <w:r>
-        <w:annotationRef/>
-      </w:r>
-      <w:r>
-        <w:rPr>
-          <w:rFonts w:cs="DejaVu Sans" w:ascii="Liberation Serif" w:hAnsi="Liberation Serif" w:eastAsia="DejaVu Sans"/>
-          <w:kern w:val="0"/>
-          <w:lang w:bidi="en-US" w:eastAsia="en-US" w:val="en-US"/>
+          <w:lang w:val="en-US" w:bidi="en-US"/>
         </w:rPr>
         <w:t>Creo que sería conveniente inlcuir que es relavante para el médoto numérico y/o decir que mejoras ajustees previamente reportados.</w:t>
       </w:r>
@@ -1150,17 +1211,37 @@
 </file>
 
 <file path=word/commentsExtended.xml><?xml version="1.0" encoding="utf-8"?>
-<w15:commentsEx xmlns:mc="http://schemas.openxmlformats.org/markup-compatibility/2006" xmlns:w15="http://schemas.microsoft.com/office/word/2012/wordml" mc:Ignorable="w15">
-  <w15:commentEx w15:paraId="02000000" w15:paraIdParent="01000000"/>
+<w15:commentsEx xmlns:wpc="http://schemas.microsoft.com/office/word/2010/wordprocessingCanvas" xmlns:cx="http://schemas.microsoft.com/office/drawing/2014/chartex" xmlns:cx1="http://schemas.microsoft.com/office/drawing/2015/9/8/chartex" xmlns:cx2="http://schemas.microsoft.com/office/drawing/2015/10/21/chartex" xmlns:cx3="http://schemas.microsoft.com/office/drawing/2016/5/9/chartex" xmlns:cx4="http://schemas.microsoft.com/office/drawing/2016/5/10/chartex" xmlns:cx5="http://schemas.microsoft.com/office/drawing/2016/5/11/chartex" xmlns:cx6="http://schemas.microsoft.com/office/drawing/2016/5/12/chartex" xmlns:cx7="http://schemas.microsoft.com/office/drawing/2016/5/13/chartex" xmlns:cx8="http://schemas.microsoft.com/office/drawing/2016/5/14/chartex" xmlns:mc="http://schemas.openxmlformats.org/markup-compatibility/2006" xmlns:aink="http://schemas.microsoft.com/office/drawing/2016/ink" xmlns:am3d="http://schemas.microsoft.com/office/drawing/2017/model3d" xmlns:o="urn:schemas-microsoft-com:office:office" xmlns:oel="http://schemas.microsoft.com/office/2019/extlst" xmlns:r="http://schemas.openxmlformats.org/officeDocument/2006/relationships" xmlns:m="http://schemas.openxmlformats.org/officeDocument/2006/math" xmlns:v="urn:schemas-microsoft-com:vml" xmlns:wp14="http://schemas.microsoft.com/office/word/2010/wordprocessingDrawing" xmlns:wp="http://schemas.openxmlformats.org/drawingml/2006/wordprocessingDrawing" xmlns:w10="urn:schemas-microsoft-com:office:word" xmlns:w="http://schemas.openxmlformats.org/wordprocessingml/2006/main" xmlns:w14="http://schemas.microsoft.com/office/word/2010/wordml" xmlns:w15="http://schemas.microsoft.com/office/word/2012/wordml" xmlns:w16cex="http://schemas.microsoft.com/office/word/2018/wordml/cex" xmlns:w16cid="http://schemas.microsoft.com/office/word/2016/wordml/cid" xmlns:w16="http://schemas.microsoft.com/office/word/2018/wordml" xmlns:w16du="http://schemas.microsoft.com/office/word/2023/wordml/word16du" xmlns:w16sdtdh="http://schemas.microsoft.com/office/word/2020/wordml/sdtdatahash" xmlns:w16sdtfl="http://schemas.microsoft.com/office/word/2024/wordml/sdtformatlock" xmlns:w16se="http://schemas.microsoft.com/office/word/2015/wordml/symex" xmlns:wpg="http://schemas.microsoft.com/office/word/2010/wordprocessingGroup" xmlns:wpi="http://schemas.microsoft.com/office/word/2010/wordprocessingInk" xmlns:wne="http://schemas.microsoft.com/office/word/2006/wordml" xmlns:wps="http://schemas.microsoft.com/office/word/2010/wordprocessingShape" mc:Ignorable="w14 w15 w16se w16cid w16 w16cex w16sdtdh w16sdtfl w16du wp14">
+  <w15:commentEx w15:paraId="01000000" w15:done="0"/>
+  <w15:commentEx w15:paraId="02000000" w15:paraIdParent="01000000" w15:done="0"/>
+  <w15:commentEx w15:paraId="48C6B446" w15:done="0"/>
+  <w15:commentEx w15:paraId="09FEAED6" w15:done="0"/>
 </w15:commentsEx>
 </file>
 
+<file path=word/commentsIds.xml><?xml version="1.0" encoding="utf-8"?>
+<w16cid:commentsIds xmlns:wpc="http://schemas.microsoft.com/office/word/2010/wordprocessingCanvas" xmlns:cx="http://schemas.microsoft.com/office/drawing/2014/chartex" xmlns:cx1="http://schemas.microsoft.com/office/drawing/2015/9/8/chartex" xmlns:cx2="http://schemas.microsoft.com/office/drawing/2015/10/21/chartex" xmlns:cx3="http://schemas.microsoft.com/office/drawing/2016/5/9/chartex" xmlns:cx4="http://schemas.microsoft.com/office/drawing/2016/5/10/chartex" xmlns:cx5="http://schemas.microsoft.com/office/drawing/2016/5/11/chartex" xmlns:cx6="http://schemas.microsoft.com/office/drawing/2016/5/12/chartex" xmlns:cx7="http://schemas.microsoft.com/office/drawing/2016/5/13/chartex" xmlns:cx8="http://schemas.microsoft.com/office/drawing/2016/5/14/chartex" xmlns:mc="http://schemas.openxmlformats.org/markup-compatibility/2006" xmlns:aink="http://schemas.microsoft.com/office/drawing/2016/ink" xmlns:am3d="http://schemas.microsoft.com/office/drawing/2017/model3d" xmlns:o="urn:schemas-microsoft-com:office:office" xmlns:oel="http://schemas.microsoft.com/office/2019/extlst" xmlns:r="http://schemas.openxmlformats.org/officeDocument/2006/relationships" xmlns:m="http://schemas.openxmlformats.org/officeDocument/2006/math" xmlns:v="urn:schemas-microsoft-com:vml" xmlns:wp14="http://schemas.microsoft.com/office/word/2010/wordprocessingDrawing" xmlns:wp="http://schemas.openxmlformats.org/drawingml/2006/wordprocessingDrawing" xmlns:w10="urn:schemas-microsoft-com:office:word" xmlns:w="http://schemas.openxmlformats.org/wordprocessingml/2006/main" xmlns:w14="http://schemas.microsoft.com/office/word/2010/wordml" xmlns:w15="http://schemas.microsoft.com/office/word/2012/wordml" xmlns:w16cex="http://schemas.microsoft.com/office/word/2018/wordml/cex" xmlns:w16cid="http://schemas.microsoft.com/office/word/2016/wordml/cid" xmlns:w16="http://schemas.microsoft.com/office/word/2018/wordml" xmlns:w16du="http://schemas.microsoft.com/office/word/2023/wordml/word16du" xmlns:w16sdtdh="http://schemas.microsoft.com/office/word/2020/wordml/sdtdatahash" xmlns:w16sdtfl="http://schemas.microsoft.com/office/word/2024/wordml/sdtformatlock" xmlns:w16se="http://schemas.microsoft.com/office/word/2015/wordml/symex" xmlns:wpg="http://schemas.microsoft.com/office/word/2010/wordprocessingGroup" xmlns:wpi="http://schemas.microsoft.com/office/word/2010/wordprocessingInk" xmlns:wne="http://schemas.microsoft.com/office/word/2006/wordml" xmlns:wps="http://schemas.microsoft.com/office/word/2010/wordprocessingShape" mc:Ignorable="w14 w15 w16se w16cid w16 w16cex w16sdtdh w16sdtfl w16du wp14">
+  <w16cid:commentId w16cid:paraId="01000000" w16cid:durableId="01000000"/>
+  <w16cid:commentId w16cid:paraId="02000000" w16cid:durableId="02000000"/>
+  <w16cid:commentId w16cid:paraId="48C6B446" w16cid:durableId="48C6B446"/>
+  <w16cid:commentId w16cid:paraId="09FEAED6" w16cid:durableId="09FEAED6"/>
+</w16cid:commentsIds>
+</file>
+
+<file path=word/people.xml><?xml version="1.0" encoding="utf-8"?>
+<w15:people xmlns:wpc="http://schemas.microsoft.com/office/word/2010/wordprocessingCanvas" xmlns:cx="http://schemas.microsoft.com/office/drawing/2014/chartex" xmlns:cx1="http://schemas.microsoft.com/office/drawing/2015/9/8/chartex" xmlns:cx2="http://schemas.microsoft.com/office/drawing/2015/10/21/chartex" xmlns:cx3="http://schemas.microsoft.com/office/drawing/2016/5/9/chartex" xmlns:cx4="http://schemas.microsoft.com/office/drawing/2016/5/10/chartex" xmlns:cx5="http://schemas.microsoft.com/office/drawing/2016/5/11/chartex" xmlns:cx6="http://schemas.microsoft.com/office/drawing/2016/5/12/chartex" xmlns:cx7="http://schemas.microsoft.com/office/drawing/2016/5/13/chartex" xmlns:cx8="http://schemas.microsoft.com/office/drawing/2016/5/14/chartex" xmlns:mc="http://schemas.openxmlformats.org/markup-compatibility/2006" xmlns:aink="http://schemas.microsoft.com/office/drawing/2016/ink" xmlns:am3d="http://schemas.microsoft.com/office/drawing/2017/model3d" xmlns:o="urn:schemas-microsoft-com:office:office" xmlns:oel="http://schemas.microsoft.com/office/2019/extlst" xmlns:r="http://schemas.openxmlformats.org/officeDocument/2006/relationships" xmlns:m="http://schemas.openxmlformats.org/officeDocument/2006/math" xmlns:v="urn:schemas-microsoft-com:vml" xmlns:wp14="http://schemas.microsoft.com/office/word/2010/wordprocessingDrawing" xmlns:wp="http://schemas.openxmlformats.org/drawingml/2006/wordprocessingDrawing" xmlns:w10="urn:schemas-microsoft-com:office:word" xmlns:w="http://schemas.openxmlformats.org/wordprocessingml/2006/main" xmlns:w14="http://schemas.microsoft.com/office/word/2010/wordml" xmlns:w15="http://schemas.microsoft.com/office/word/2012/wordml" xmlns:w16cex="http://schemas.microsoft.com/office/word/2018/wordml/cex" xmlns:w16cid="http://schemas.microsoft.com/office/word/2016/wordml/cid" xmlns:w16="http://schemas.microsoft.com/office/word/2018/wordml" xmlns:w16du="http://schemas.microsoft.com/office/word/2023/wordml/word16du" xmlns:w16sdtdh="http://schemas.microsoft.com/office/word/2020/wordml/sdtdatahash" xmlns:w16sdtfl="http://schemas.microsoft.com/office/word/2024/wordml/sdtformatlock" xmlns:w16se="http://schemas.microsoft.com/office/word/2015/wordml/symex" xmlns:wpg="http://schemas.microsoft.com/office/word/2010/wordprocessingGroup" xmlns:wpi="http://schemas.microsoft.com/office/word/2010/wordprocessingInk" xmlns:wne="http://schemas.microsoft.com/office/word/2006/wordml" xmlns:wps="http://schemas.microsoft.com/office/word/2010/wordprocessingShape" mc:Ignorable="w14 w15 w16se w16cid w16 w16cex w16sdtdh w16sdtfl w16du wp14">
+  <w15:person w15:author="DANA LARISSA LUNA GONZALEZ">
+    <w15:presenceInfo w15:providerId="AD" w15:userId="S::dana.larissalg@comunidad.unam.mx::39843a73-9849-4286-a8ca-08e07cb4b281"/>
+  </w15:person>
+</w15:people>
+</file>
+
 <file path=word/styles.xml><?xml version="1.0" encoding="utf-8"?>
-<w:styles xmlns:w="http://schemas.openxmlformats.org/wordprocessingml/2006/main" xmlns:w14="http://schemas.microsoft.com/office/word/2010/wordml" xmlns:mc="http://schemas.openxmlformats.org/markup-compatibility/2006" mc:Ignorable="w14">
+<w:styles xmlns:mc="http://schemas.openxmlformats.org/markup-compatibility/2006" xmlns:r="http://schemas.openxmlformats.org/officeDocument/2006/relationships" xmlns:w="http://schemas.openxmlformats.org/wordprocessingml/2006/main" xmlns:w14="http://schemas.microsoft.com/office/word/2010/wordml" xmlns:w15="http://schemas.microsoft.com/office/word/2012/wordml" xmlns:w16cex="http://schemas.microsoft.com/office/word/2018/wordml/cex" xmlns:w16cid="http://schemas.microsoft.com/office/word/2016/wordml/cid" xmlns:w16="http://schemas.microsoft.com/office/word/2018/wordml" xmlns:w16du="http://schemas.microsoft.com/office/word/2023/wordml/word16du" xmlns:w16sdtdh="http://schemas.microsoft.com/office/word/2020/wordml/sdtdatahash" xmlns:w16sdtfl="http://schemas.microsoft.com/office/word/2024/wordml/sdtformatlock" xmlns:w16se="http://schemas.microsoft.com/office/word/2015/wordml/symex" mc:Ignorable="w14 w15 w16se w16cid w16 w16cex w16sdtdh w16sdtfl w16du">
   <w:docDefaults>
     <w:rPrDefault>
       <w:rPr>
-        <w:rFonts w:ascii="Aptos" w:hAnsi="Aptos" w:eastAsia="Aptos" w:cs="" w:asciiTheme="minorHAnsi" w:cstheme="minorBidi" w:eastAsiaTheme="minorHAnsi" w:hAnsiTheme="minorHAnsi"/>
+        <w:rFonts w:asciiTheme="minorHAnsi" w:eastAsiaTheme="minorHAnsi" w:hAnsiTheme="minorHAnsi" w:cstheme="minorBidi"/>
         <w:kern w:val="2"/>
         <w:sz w:val="24"/>
         <w:szCs w:val="24"/>
@@ -1170,21 +1251,21 @@
     </w:rPrDefault>
     <w:pPrDefault>
       <w:pPr>
-        <w:suppressAutoHyphens w:val="true"/>
+        <w:suppressAutoHyphens/>
       </w:pPr>
     </w:pPrDefault>
   </w:docDefaults>
   <w:latentStyles w:defLockedState="0" w:defUIPriority="99" w:defSemiHidden="0" w:defUnhideWhenUsed="0" w:defQFormat="0" w:count="376">
     <w:lsdException w:name="Normal" w:uiPriority="0" w:qFormat="1"/>
     <w:lsdException w:name="heading 1" w:uiPriority="9" w:qFormat="1"/>
-    <w:lsdException w:name="heading 2" w:uiPriority="9" w:semiHidden="1" w:unhideWhenUsed="1" w:qFormat="1"/>
-    <w:lsdException w:name="heading 3" w:uiPriority="9" w:semiHidden="1" w:unhideWhenUsed="1" w:qFormat="1"/>
-    <w:lsdException w:name="heading 4" w:uiPriority="9" w:semiHidden="1" w:unhideWhenUsed="1" w:qFormat="1"/>
-    <w:lsdException w:name="heading 5" w:uiPriority="9" w:semiHidden="1" w:unhideWhenUsed="1" w:qFormat="1"/>
-    <w:lsdException w:name="heading 6" w:uiPriority="9" w:semiHidden="1" w:unhideWhenUsed="1" w:qFormat="1"/>
-    <w:lsdException w:name="heading 7" w:uiPriority="9" w:semiHidden="1" w:unhideWhenUsed="1" w:qFormat="1"/>
-    <w:lsdException w:name="heading 8" w:uiPriority="9" w:semiHidden="1" w:unhideWhenUsed="1" w:qFormat="1"/>
-    <w:lsdException w:name="heading 9" w:uiPriority="9" w:semiHidden="1" w:unhideWhenUsed="1" w:qFormat="1"/>
+    <w:lsdException w:name="heading 2" w:semiHidden="1" w:uiPriority="9" w:unhideWhenUsed="1" w:qFormat="1"/>
+    <w:lsdException w:name="heading 3" w:semiHidden="1" w:uiPriority="9" w:unhideWhenUsed="1" w:qFormat="1"/>
+    <w:lsdException w:name="heading 4" w:semiHidden="1" w:uiPriority="9" w:unhideWhenUsed="1" w:qFormat="1"/>
+    <w:lsdException w:name="heading 5" w:semiHidden="1" w:uiPriority="9" w:unhideWhenUsed="1" w:qFormat="1"/>
+    <w:lsdException w:name="heading 6" w:semiHidden="1" w:uiPriority="9" w:unhideWhenUsed="1" w:qFormat="1"/>
+    <w:lsdException w:name="heading 7" w:semiHidden="1" w:uiPriority="9" w:unhideWhenUsed="1" w:qFormat="1"/>
+    <w:lsdException w:name="heading 8" w:semiHidden="1" w:uiPriority="9" w:unhideWhenUsed="1" w:qFormat="1"/>
+    <w:lsdException w:name="heading 9" w:semiHidden="1" w:uiPriority="9" w:unhideWhenUsed="1" w:qFormat="1"/>
     <w:lsdException w:name="index 1" w:semiHidden="1" w:unhideWhenUsed="1"/>
     <w:lsdException w:name="index 2" w:semiHidden="1" w:unhideWhenUsed="1"/>
     <w:lsdException w:name="index 3" w:semiHidden="1" w:unhideWhenUsed="1"/>
@@ -1194,22 +1275,22 @@
     <w:lsdException w:name="index 7" w:semiHidden="1" w:unhideWhenUsed="1"/>
     <w:lsdException w:name="index 8" w:semiHidden="1" w:unhideWhenUsed="1"/>
     <w:lsdException w:name="index 9" w:semiHidden="1" w:unhideWhenUsed="1"/>
-    <w:lsdException w:name="toc 1" w:uiPriority="39" w:semiHidden="1" w:unhideWhenUsed="1"/>
-    <w:lsdException w:name="toc 2" w:uiPriority="39" w:semiHidden="1" w:unhideWhenUsed="1"/>
-    <w:lsdException w:name="toc 3" w:uiPriority="39" w:semiHidden="1" w:unhideWhenUsed="1"/>
-    <w:lsdException w:name="toc 4" w:uiPriority="39" w:semiHidden="1" w:unhideWhenUsed="1"/>
-    <w:lsdException w:name="toc 5" w:uiPriority="39" w:semiHidden="1" w:unhideWhenUsed="1"/>
-    <w:lsdException w:name="toc 6" w:uiPriority="39" w:semiHidden="1" w:unhideWhenUsed="1"/>
-    <w:lsdException w:name="toc 7" w:uiPriority="39" w:semiHidden="1" w:unhideWhenUsed="1"/>
-    <w:lsdException w:name="toc 8" w:uiPriority="39" w:semiHidden="1" w:unhideWhenUsed="1"/>
-    <w:lsdException w:name="toc 9" w:uiPriority="39" w:semiHidden="1" w:unhideWhenUsed="1"/>
+    <w:lsdException w:name="toc 1" w:semiHidden="1" w:uiPriority="39" w:unhideWhenUsed="1"/>
+    <w:lsdException w:name="toc 2" w:semiHidden="1" w:uiPriority="39" w:unhideWhenUsed="1"/>
+    <w:lsdException w:name="toc 3" w:semiHidden="1" w:uiPriority="39" w:unhideWhenUsed="1"/>
+    <w:lsdException w:name="toc 4" w:semiHidden="1" w:uiPriority="39" w:unhideWhenUsed="1"/>
+    <w:lsdException w:name="toc 5" w:semiHidden="1" w:uiPriority="39" w:unhideWhenUsed="1"/>
+    <w:lsdException w:name="toc 6" w:semiHidden="1" w:uiPriority="39" w:unhideWhenUsed="1"/>
+    <w:lsdException w:name="toc 7" w:semiHidden="1" w:uiPriority="39" w:unhideWhenUsed="1"/>
+    <w:lsdException w:name="toc 8" w:semiHidden="1" w:uiPriority="39" w:unhideWhenUsed="1"/>
+    <w:lsdException w:name="toc 9" w:semiHidden="1" w:uiPriority="39" w:unhideWhenUsed="1"/>
     <w:lsdException w:name="Normal Indent" w:semiHidden="1" w:unhideWhenUsed="1"/>
     <w:lsdException w:name="footnote text" w:semiHidden="1" w:unhideWhenUsed="1"/>
     <w:lsdException w:name="annotation text" w:semiHidden="1" w:unhideWhenUsed="1"/>
     <w:lsdException w:name="header" w:semiHidden="1" w:unhideWhenUsed="1"/>
     <w:lsdException w:name="footer" w:semiHidden="1" w:unhideWhenUsed="1"/>
     <w:lsdException w:name="index heading" w:semiHidden="1" w:unhideWhenUsed="1"/>
-    <w:lsdException w:name="caption" w:uiPriority="35" w:semiHidden="1" w:unhideWhenUsed="1" w:qFormat="1"/>
+    <w:lsdException w:name="caption" w:semiHidden="1" w:uiPriority="35" w:unhideWhenUsed="1" w:qFormat="1"/>
     <w:lsdException w:name="table of figures" w:semiHidden="1" w:unhideWhenUsed="1"/>
     <w:lsdException w:name="envelope address" w:semiHidden="1" w:unhideWhenUsed="1"/>
     <w:lsdException w:name="envelope return" w:semiHidden="1" w:unhideWhenUsed="1"/>
@@ -1240,7 +1321,7 @@
     <w:lsdException w:name="Title" w:uiPriority="10" w:qFormat="1"/>
     <w:lsdException w:name="Closing" w:semiHidden="1" w:unhideWhenUsed="1"/>
     <w:lsdException w:name="Signature" w:semiHidden="1" w:unhideWhenUsed="1"/>
-    <w:lsdException w:name="Default Paragraph Font" w:uiPriority="1" w:semiHidden="1" w:unhideWhenUsed="1"/>
+    <w:lsdException w:name="Default Paragraph Font" w:semiHidden="1" w:uiPriority="1" w:unhideWhenUsed="1"/>
     <w:lsdException w:name="Body Text" w:semiHidden="1" w:unhideWhenUsed="1"/>
     <w:lsdException w:name="Body Text Indent" w:semiHidden="1" w:unhideWhenUsed="1"/>
     <w:lsdException w:name="List Continue" w:semiHidden="1" w:unhideWhenUsed="1"/>
@@ -1440,8 +1521,8 @@
     <w:lsdException w:name="Subtle Reference" w:uiPriority="31" w:qFormat="1"/>
     <w:lsdException w:name="Intense Reference" w:uiPriority="32" w:qFormat="1"/>
     <w:lsdException w:name="Book Title" w:uiPriority="33" w:qFormat="1"/>
-    <w:lsdException w:name="Bibliography" w:uiPriority="37" w:semiHidden="1" w:unhideWhenUsed="1"/>
-    <w:lsdException w:name="TOC Heading" w:uiPriority="39" w:semiHidden="1" w:unhideWhenUsed="1" w:qFormat="1"/>
+    <w:lsdException w:name="Bibliography" w:semiHidden="1" w:uiPriority="37" w:unhideWhenUsed="1"/>
+    <w:lsdException w:name="TOC Heading" w:semiHidden="1" w:uiPriority="39" w:unhideWhenUsed="1" w:qFormat="1"/>
     <w:lsdException w:name="Plain Table 1" w:uiPriority="41"/>
     <w:lsdException w:name="Plain Table 2" w:uiPriority="42"/>
     <w:lsdException w:name="Plain Table 3" w:uiPriority="43"/>
@@ -1552,48 +1633,35 @@
     <w:lsdException w:name="Unresolved Mention" w:semiHidden="1" w:unhideWhenUsed="1"/>
     <w:lsdException w:name="Smart Link" w:semiHidden="1" w:unhideWhenUsed="1"/>
   </w:latentStyles>
-  <w:style w:type="paragraph" w:styleId="Normal" w:default="1">
+  <w:style w:type="paragraph" w:default="1" w:styleId="Normal">
     <w:name w:val="Normal"/>
     <w:qFormat/>
     <w:pPr>
-      <w:widowControl/>
-      <w:suppressAutoHyphens w:val="true"/>
-      <w:bidi w:val="0"/>
-      <w:spacing w:lineRule="auto" w:line="278" w:before="0" w:after="160"/>
-      <w:jc w:val="start"/>
+      <w:spacing w:after="160" w:line="278" w:lineRule="auto"/>
     </w:pPr>
-    <w:rPr>
-      <w:rFonts w:ascii="Aptos" w:hAnsi="Aptos" w:eastAsia="Aptos" w:cs="" w:asciiTheme="minorHAnsi" w:cstheme="minorBidi" w:eastAsiaTheme="minorHAnsi" w:hAnsiTheme="minorHAnsi"/>
-      <w:color w:val="auto"/>
-      <w:kern w:val="2"/>
-      <w:sz w:val="24"/>
-      <w:szCs w:val="24"/>
-      <w:lang w:val="es-MX" w:eastAsia="en-US" w:bidi="ar-SA"/>
-      <w14:ligatures w14:val="standardContextual"/>
-    </w:rPr>
-  </w:style>
-  <w:style w:type="paragraph" w:styleId="Heading1">
+  </w:style>
+  <w:style w:type="paragraph" w:styleId="Ttulo1">
     <w:name w:val="heading 1"/>
     <w:basedOn w:val="Normal"/>
     <w:next w:val="Normal"/>
     <w:link w:val="Ttulo1Car"/>
     <w:uiPriority w:val="9"/>
     <w:qFormat/>
-    <w:rsid w:val="00ad11e5"/>
+    <w:rsid w:val="00AD11E5"/>
     <w:pPr>
-      <w:keepNext w:val="true"/>
+      <w:keepNext/>
       <w:keepLines/>
       <w:spacing w:before="360" w:after="80"/>
       <w:outlineLvl w:val="0"/>
     </w:pPr>
     <w:rPr>
-      <w:rFonts w:ascii="Aptos Display" w:hAnsi="Aptos Display" w:eastAsia="" w:cs="" w:asciiTheme="majorHAnsi" w:cstheme="majorBidi" w:eastAsiaTheme="majorEastAsia" w:hAnsiTheme="majorHAnsi"/>
-      <w:color w:themeColor="accent1" w:themeShade="bf" w:val="0F4761"/>
+      <w:rFonts w:asciiTheme="majorHAnsi" w:eastAsiaTheme="majorEastAsia" w:hAnsiTheme="majorHAnsi" w:cstheme="majorBidi"/>
+      <w:color w:val="0F4761" w:themeColor="accent1" w:themeShade="BF"/>
       <w:sz w:val="40"/>
       <w:szCs w:val="40"/>
     </w:rPr>
   </w:style>
-  <w:style w:type="paragraph" w:styleId="Heading2">
+  <w:style w:type="paragraph" w:styleId="Ttulo2">
     <w:name w:val="heading 2"/>
     <w:basedOn w:val="Normal"/>
     <w:next w:val="Normal"/>
@@ -1602,21 +1670,21 @@
     <w:semiHidden/>
     <w:unhideWhenUsed/>
     <w:qFormat/>
-    <w:rsid w:val="00ad11e5"/>
+    <w:rsid w:val="00AD11E5"/>
     <w:pPr>
-      <w:keepNext w:val="true"/>
+      <w:keepNext/>
       <w:keepLines/>
       <w:spacing w:before="160" w:after="80"/>
       <w:outlineLvl w:val="1"/>
     </w:pPr>
     <w:rPr>
-      <w:rFonts w:ascii="Aptos Display" w:hAnsi="Aptos Display" w:eastAsia="" w:cs="" w:asciiTheme="majorHAnsi" w:cstheme="majorBidi" w:eastAsiaTheme="majorEastAsia" w:hAnsiTheme="majorHAnsi"/>
-      <w:color w:themeColor="accent1" w:themeShade="bf" w:val="0F4761"/>
+      <w:rFonts w:asciiTheme="majorHAnsi" w:eastAsiaTheme="majorEastAsia" w:hAnsiTheme="majorHAnsi" w:cstheme="majorBidi"/>
+      <w:color w:val="0F4761" w:themeColor="accent1" w:themeShade="BF"/>
       <w:sz w:val="32"/>
       <w:szCs w:val="32"/>
     </w:rPr>
   </w:style>
-  <w:style w:type="paragraph" w:styleId="Heading3">
+  <w:style w:type="paragraph" w:styleId="Ttulo3">
     <w:name w:val="heading 3"/>
     <w:basedOn w:val="Normal"/>
     <w:next w:val="Normal"/>
@@ -1625,21 +1693,21 @@
     <w:semiHidden/>
     <w:unhideWhenUsed/>
     <w:qFormat/>
-    <w:rsid w:val="00ad11e5"/>
+    <w:rsid w:val="00AD11E5"/>
     <w:pPr>
-      <w:keepNext w:val="true"/>
+      <w:keepNext/>
       <w:keepLines/>
       <w:spacing w:before="160" w:after="80"/>
       <w:outlineLvl w:val="2"/>
     </w:pPr>
     <w:rPr>
-      <w:rFonts w:eastAsia="" w:cs="" w:cstheme="majorBidi" w:eastAsiaTheme="majorEastAsia"/>
-      <w:color w:themeColor="accent1" w:themeShade="bf" w:val="0F4761"/>
+      <w:rFonts w:eastAsiaTheme="majorEastAsia" w:cstheme="majorBidi"/>
+      <w:color w:val="0F4761" w:themeColor="accent1" w:themeShade="BF"/>
       <w:sz w:val="28"/>
       <w:szCs w:val="28"/>
     </w:rPr>
   </w:style>
-  <w:style w:type="paragraph" w:styleId="Heading4">
+  <w:style w:type="paragraph" w:styleId="Ttulo4">
     <w:name w:val="heading 4"/>
     <w:basedOn w:val="Normal"/>
     <w:next w:val="Normal"/>
@@ -1648,21 +1716,21 @@
     <w:semiHidden/>
     <w:unhideWhenUsed/>
     <w:qFormat/>
-    <w:rsid w:val="00ad11e5"/>
+    <w:rsid w:val="00AD11E5"/>
     <w:pPr>
-      <w:keepNext w:val="true"/>
+      <w:keepNext/>
       <w:keepLines/>
       <w:spacing w:before="80" w:after="40"/>
       <w:outlineLvl w:val="3"/>
     </w:pPr>
     <w:rPr>
-      <w:rFonts w:eastAsia="" w:cs="" w:cstheme="majorBidi" w:eastAsiaTheme="majorEastAsia"/>
+      <w:rFonts w:eastAsiaTheme="majorEastAsia" w:cstheme="majorBidi"/>
       <w:i/>
       <w:iCs/>
-      <w:color w:themeColor="accent1" w:themeShade="bf" w:val="0F4761"/>
-    </w:rPr>
-  </w:style>
-  <w:style w:type="paragraph" w:styleId="Heading5">
+      <w:color w:val="0F4761" w:themeColor="accent1" w:themeShade="BF"/>
+    </w:rPr>
+  </w:style>
+  <w:style w:type="paragraph" w:styleId="Ttulo5">
     <w:name w:val="heading 5"/>
     <w:basedOn w:val="Normal"/>
     <w:next w:val="Normal"/>
@@ -1671,19 +1739,19 @@
     <w:semiHidden/>
     <w:unhideWhenUsed/>
     <w:qFormat/>
-    <w:rsid w:val="00ad11e5"/>
+    <w:rsid w:val="00AD11E5"/>
     <w:pPr>
-      <w:keepNext w:val="true"/>
+      <w:keepNext/>
       <w:keepLines/>
       <w:spacing w:before="80" w:after="40"/>
       <w:outlineLvl w:val="4"/>
     </w:pPr>
     <w:rPr>
-      <w:rFonts w:eastAsia="" w:cs="" w:cstheme="majorBidi" w:eastAsiaTheme="majorEastAsia"/>
-      <w:color w:themeColor="accent1" w:themeShade="bf" w:val="0F4761"/>
-    </w:rPr>
-  </w:style>
-  <w:style w:type="paragraph" w:styleId="Heading6">
+      <w:rFonts w:eastAsiaTheme="majorEastAsia" w:cstheme="majorBidi"/>
+      <w:color w:val="0F4761" w:themeColor="accent1" w:themeShade="BF"/>
+    </w:rPr>
+  </w:style>
+  <w:style w:type="paragraph" w:styleId="Ttulo6">
     <w:name w:val="heading 6"/>
     <w:basedOn w:val="Normal"/>
     <w:next w:val="Normal"/>
@@ -1692,21 +1760,21 @@
     <w:semiHidden/>
     <w:unhideWhenUsed/>
     <w:qFormat/>
-    <w:rsid w:val="00ad11e5"/>
+    <w:rsid w:val="00AD11E5"/>
     <w:pPr>
-      <w:keepNext w:val="true"/>
+      <w:keepNext/>
       <w:keepLines/>
       <w:spacing w:before="40" w:after="0"/>
       <w:outlineLvl w:val="5"/>
     </w:pPr>
     <w:rPr>
-      <w:rFonts w:eastAsia="" w:cs="" w:cstheme="majorBidi" w:eastAsiaTheme="majorEastAsia"/>
+      <w:rFonts w:eastAsiaTheme="majorEastAsia" w:cstheme="majorBidi"/>
       <w:i/>
       <w:iCs/>
-      <w:color w:themeColor="text1" w:themeTint="a6" w:val="595959"/>
-    </w:rPr>
-  </w:style>
-  <w:style w:type="paragraph" w:styleId="Heading7">
+      <w:color w:val="595959" w:themeColor="text1" w:themeTint="A6"/>
+    </w:rPr>
+  </w:style>
+  <w:style w:type="paragraph" w:styleId="Ttulo7">
     <w:name w:val="heading 7"/>
     <w:basedOn w:val="Normal"/>
     <w:next w:val="Normal"/>
@@ -1715,19 +1783,19 @@
     <w:semiHidden/>
     <w:unhideWhenUsed/>
     <w:qFormat/>
-    <w:rsid w:val="00ad11e5"/>
+    <w:rsid w:val="00AD11E5"/>
     <w:pPr>
-      <w:keepNext w:val="true"/>
+      <w:keepNext/>
       <w:keepLines/>
       <w:spacing w:before="40" w:after="0"/>
       <w:outlineLvl w:val="6"/>
     </w:pPr>
     <w:rPr>
-      <w:rFonts w:eastAsia="" w:cs="" w:cstheme="majorBidi" w:eastAsiaTheme="majorEastAsia"/>
-      <w:color w:themeColor="text1" w:themeTint="a6" w:val="595959"/>
-    </w:rPr>
-  </w:style>
-  <w:style w:type="paragraph" w:styleId="Heading8">
+      <w:rFonts w:eastAsiaTheme="majorEastAsia" w:cstheme="majorBidi"/>
+      <w:color w:val="595959" w:themeColor="text1" w:themeTint="A6"/>
+    </w:rPr>
+  </w:style>
+  <w:style w:type="paragraph" w:styleId="Ttulo8">
     <w:name w:val="heading 8"/>
     <w:basedOn w:val="Normal"/>
     <w:next w:val="Normal"/>
@@ -1736,21 +1804,21 @@
     <w:semiHidden/>
     <w:unhideWhenUsed/>
     <w:qFormat/>
-    <w:rsid w:val="00ad11e5"/>
+    <w:rsid w:val="00AD11E5"/>
     <w:pPr>
-      <w:keepNext w:val="true"/>
+      <w:keepNext/>
       <w:keepLines/>
-      <w:spacing w:before="0" w:after="0"/>
+      <w:spacing w:after="0"/>
       <w:outlineLvl w:val="7"/>
     </w:pPr>
     <w:rPr>
-      <w:rFonts w:eastAsia="" w:cs="" w:cstheme="majorBidi" w:eastAsiaTheme="majorEastAsia"/>
+      <w:rFonts w:eastAsiaTheme="majorEastAsia" w:cstheme="majorBidi"/>
       <w:i/>
       <w:iCs/>
-      <w:color w:themeColor="text1" w:themeTint="d8" w:val="272727"/>
-    </w:rPr>
-  </w:style>
-  <w:style w:type="paragraph" w:styleId="Heading9">
+      <w:color w:val="272727" w:themeColor="text1" w:themeTint="D8"/>
+    </w:rPr>
+  </w:style>
+  <w:style w:type="paragraph" w:styleId="Ttulo9">
     <w:name w:val="heading 9"/>
     <w:basedOn w:val="Normal"/>
     <w:next w:val="Normal"/>
@@ -1759,243 +1827,262 @@
     <w:semiHidden/>
     <w:unhideWhenUsed/>
     <w:qFormat/>
-    <w:rsid w:val="00ad11e5"/>
+    <w:rsid w:val="00AD11E5"/>
     <w:pPr>
-      <w:keepNext w:val="true"/>
+      <w:keepNext/>
       <w:keepLines/>
-      <w:spacing w:before="0" w:after="0"/>
+      <w:spacing w:after="0"/>
       <w:outlineLvl w:val="8"/>
     </w:pPr>
     <w:rPr>
-      <w:rFonts w:eastAsia="" w:cs="" w:cstheme="majorBidi" w:eastAsiaTheme="majorEastAsia"/>
-      <w:color w:themeColor="text1" w:themeTint="d8" w:val="272727"/>
-    </w:rPr>
-  </w:style>
-  <w:style w:type="character" w:styleId="DefaultParagraphFont" w:default="1">
+      <w:rFonts w:eastAsiaTheme="majorEastAsia" w:cstheme="majorBidi"/>
+      <w:color w:val="272727" w:themeColor="text1" w:themeTint="D8"/>
+    </w:rPr>
+  </w:style>
+  <w:style w:type="character" w:default="1" w:styleId="Fuentedeprrafopredeter">
     <w:name w:val="Default Paragraph Font"/>
     <w:uiPriority w:val="1"/>
+    <w:semiHidden/>
     <w:unhideWhenUsed/>
-    <w:qFormat/>
-    <w:rPr/>
-  </w:style>
-  <w:style w:type="character" w:styleId="Ttulo1Car" w:customStyle="1">
+  </w:style>
+  <w:style w:type="table" w:default="1" w:styleId="Tablanormal">
+    <w:name w:val="Normal Table"/>
+    <w:uiPriority w:val="99"/>
+    <w:semiHidden/>
+    <w:unhideWhenUsed/>
+    <w:tblPr>
+      <w:tblInd w:w="0" w:type="dxa"/>
+      <w:tblCellMar>
+        <w:top w:w="0" w:type="dxa"/>
+        <w:left w:w="108" w:type="dxa"/>
+        <w:bottom w:w="0" w:type="dxa"/>
+        <w:right w:w="108" w:type="dxa"/>
+      </w:tblCellMar>
+    </w:tblPr>
+  </w:style>
+  <w:style w:type="numbering" w:default="1" w:styleId="Sinlista">
+    <w:name w:val="No List"/>
+    <w:uiPriority w:val="99"/>
+    <w:semiHidden/>
+    <w:unhideWhenUsed/>
+  </w:style>
+  <w:style w:type="character" w:customStyle="1" w:styleId="Ttulo1Car">
     <w:name w:val="Título 1 Car"/>
-    <w:basedOn w:val="DefaultParagraphFont"/>
-    <w:link w:val="Heading1"/>
+    <w:basedOn w:val="Fuentedeprrafopredeter"/>
+    <w:link w:val="Ttulo1"/>
     <w:uiPriority w:val="9"/>
     <w:qFormat/>
-    <w:rsid w:val="00ad11e5"/>
-    <w:rPr>
-      <w:rFonts w:ascii="Aptos Display" w:hAnsi="Aptos Display" w:eastAsia="" w:cs="" w:asciiTheme="majorHAnsi" w:cstheme="majorBidi" w:eastAsiaTheme="majorEastAsia" w:hAnsiTheme="majorHAnsi"/>
-      <w:color w:themeColor="accent1" w:themeShade="bf" w:val="0F4761"/>
+    <w:rsid w:val="00AD11E5"/>
+    <w:rPr>
+      <w:rFonts w:asciiTheme="majorHAnsi" w:eastAsiaTheme="majorEastAsia" w:hAnsiTheme="majorHAnsi" w:cstheme="majorBidi"/>
+      <w:color w:val="0F4761" w:themeColor="accent1" w:themeShade="BF"/>
       <w:sz w:val="40"/>
       <w:szCs w:val="40"/>
     </w:rPr>
   </w:style>
-  <w:style w:type="character" w:styleId="Ttulo2Car" w:customStyle="1">
+  <w:style w:type="character" w:customStyle="1" w:styleId="Ttulo2Car">
     <w:name w:val="Título 2 Car"/>
-    <w:basedOn w:val="DefaultParagraphFont"/>
-    <w:link w:val="Heading2"/>
+    <w:basedOn w:val="Fuentedeprrafopredeter"/>
+    <w:link w:val="Ttulo2"/>
     <w:uiPriority w:val="9"/>
     <w:semiHidden/>
     <w:qFormat/>
-    <w:rsid w:val="00ad11e5"/>
-    <w:rPr>
-      <w:rFonts w:ascii="Aptos Display" w:hAnsi="Aptos Display" w:eastAsia="" w:cs="" w:asciiTheme="majorHAnsi" w:cstheme="majorBidi" w:eastAsiaTheme="majorEastAsia" w:hAnsiTheme="majorHAnsi"/>
-      <w:color w:themeColor="accent1" w:themeShade="bf" w:val="0F4761"/>
+    <w:rsid w:val="00AD11E5"/>
+    <w:rPr>
+      <w:rFonts w:asciiTheme="majorHAnsi" w:eastAsiaTheme="majorEastAsia" w:hAnsiTheme="majorHAnsi" w:cstheme="majorBidi"/>
+      <w:color w:val="0F4761" w:themeColor="accent1" w:themeShade="BF"/>
       <w:sz w:val="32"/>
       <w:szCs w:val="32"/>
     </w:rPr>
   </w:style>
-  <w:style w:type="character" w:styleId="Ttulo3Car" w:customStyle="1">
+  <w:style w:type="character" w:customStyle="1" w:styleId="Ttulo3Car">
     <w:name w:val="Título 3 Car"/>
-    <w:basedOn w:val="DefaultParagraphFont"/>
-    <w:link w:val="Heading3"/>
+    <w:basedOn w:val="Fuentedeprrafopredeter"/>
+    <w:link w:val="Ttulo3"/>
     <w:uiPriority w:val="9"/>
     <w:semiHidden/>
     <w:qFormat/>
-    <w:rsid w:val="00ad11e5"/>
-    <w:rPr>
-      <w:rFonts w:eastAsia="" w:cs="" w:cstheme="majorBidi" w:eastAsiaTheme="majorEastAsia"/>
-      <w:color w:themeColor="accent1" w:themeShade="bf" w:val="0F4761"/>
+    <w:rsid w:val="00AD11E5"/>
+    <w:rPr>
+      <w:rFonts w:eastAsiaTheme="majorEastAsia" w:cstheme="majorBidi"/>
+      <w:color w:val="0F4761" w:themeColor="accent1" w:themeShade="BF"/>
       <w:sz w:val="28"/>
       <w:szCs w:val="28"/>
     </w:rPr>
   </w:style>
-  <w:style w:type="character" w:styleId="Ttulo4Car" w:customStyle="1">
+  <w:style w:type="character" w:customStyle="1" w:styleId="Ttulo4Car">
     <w:name w:val="Título 4 Car"/>
-    <w:basedOn w:val="DefaultParagraphFont"/>
-    <w:link w:val="Heading4"/>
+    <w:basedOn w:val="Fuentedeprrafopredeter"/>
+    <w:link w:val="Ttulo4"/>
     <w:uiPriority w:val="9"/>
     <w:semiHidden/>
     <w:qFormat/>
-    <w:rsid w:val="00ad11e5"/>
-    <w:rPr>
-      <w:rFonts w:eastAsia="" w:cs="" w:cstheme="majorBidi" w:eastAsiaTheme="majorEastAsia"/>
+    <w:rsid w:val="00AD11E5"/>
+    <w:rPr>
+      <w:rFonts w:eastAsiaTheme="majorEastAsia" w:cstheme="majorBidi"/>
       <w:i/>
       <w:iCs/>
-      <w:color w:themeColor="accent1" w:themeShade="bf" w:val="0F4761"/>
-    </w:rPr>
-  </w:style>
-  <w:style w:type="character" w:styleId="Ttulo5Car" w:customStyle="1">
+      <w:color w:val="0F4761" w:themeColor="accent1" w:themeShade="BF"/>
+    </w:rPr>
+  </w:style>
+  <w:style w:type="character" w:customStyle="1" w:styleId="Ttulo5Car">
     <w:name w:val="Título 5 Car"/>
-    <w:basedOn w:val="DefaultParagraphFont"/>
-    <w:link w:val="Heading5"/>
+    <w:basedOn w:val="Fuentedeprrafopredeter"/>
+    <w:link w:val="Ttulo5"/>
     <w:uiPriority w:val="9"/>
     <w:semiHidden/>
     <w:qFormat/>
-    <w:rsid w:val="00ad11e5"/>
-    <w:rPr>
-      <w:rFonts w:eastAsia="" w:cs="" w:cstheme="majorBidi" w:eastAsiaTheme="majorEastAsia"/>
-      <w:color w:themeColor="accent1" w:themeShade="bf" w:val="0F4761"/>
-    </w:rPr>
-  </w:style>
-  <w:style w:type="character" w:styleId="Ttulo6Car" w:customStyle="1">
+    <w:rsid w:val="00AD11E5"/>
+    <w:rPr>
+      <w:rFonts w:eastAsiaTheme="majorEastAsia" w:cstheme="majorBidi"/>
+      <w:color w:val="0F4761" w:themeColor="accent1" w:themeShade="BF"/>
+    </w:rPr>
+  </w:style>
+  <w:style w:type="character" w:customStyle="1" w:styleId="Ttulo6Car">
     <w:name w:val="Título 6 Car"/>
-    <w:basedOn w:val="DefaultParagraphFont"/>
-    <w:link w:val="Heading6"/>
+    <w:basedOn w:val="Fuentedeprrafopredeter"/>
+    <w:link w:val="Ttulo6"/>
     <w:uiPriority w:val="9"/>
     <w:semiHidden/>
     <w:qFormat/>
-    <w:rsid w:val="00ad11e5"/>
-    <w:rPr>
-      <w:rFonts w:eastAsia="" w:cs="" w:cstheme="majorBidi" w:eastAsiaTheme="majorEastAsia"/>
+    <w:rsid w:val="00AD11E5"/>
+    <w:rPr>
+      <w:rFonts w:eastAsiaTheme="majorEastAsia" w:cstheme="majorBidi"/>
       <w:i/>
       <w:iCs/>
-      <w:color w:themeColor="text1" w:themeTint="a6" w:val="595959"/>
-    </w:rPr>
-  </w:style>
-  <w:style w:type="character" w:styleId="Ttulo7Car" w:customStyle="1">
+      <w:color w:val="595959" w:themeColor="text1" w:themeTint="A6"/>
+    </w:rPr>
+  </w:style>
+  <w:style w:type="character" w:customStyle="1" w:styleId="Ttulo7Car">
     <w:name w:val="Título 7 Car"/>
-    <w:basedOn w:val="DefaultParagraphFont"/>
-    <w:link w:val="Heading7"/>
+    <w:basedOn w:val="Fuentedeprrafopredeter"/>
+    <w:link w:val="Ttulo7"/>
     <w:uiPriority w:val="9"/>
     <w:semiHidden/>
     <w:qFormat/>
-    <w:rsid w:val="00ad11e5"/>
-    <w:rPr>
-      <w:rFonts w:eastAsia="" w:cs="" w:cstheme="majorBidi" w:eastAsiaTheme="majorEastAsia"/>
-      <w:color w:themeColor="text1" w:themeTint="a6" w:val="595959"/>
-    </w:rPr>
-  </w:style>
-  <w:style w:type="character" w:styleId="Ttulo8Car" w:customStyle="1">
+    <w:rsid w:val="00AD11E5"/>
+    <w:rPr>
+      <w:rFonts w:eastAsiaTheme="majorEastAsia" w:cstheme="majorBidi"/>
+      <w:color w:val="595959" w:themeColor="text1" w:themeTint="A6"/>
+    </w:rPr>
+  </w:style>
+  <w:style w:type="character" w:customStyle="1" w:styleId="Ttulo8Car">
     <w:name w:val="Título 8 Car"/>
-    <w:basedOn w:val="DefaultParagraphFont"/>
-    <w:link w:val="Heading8"/>
+    <w:basedOn w:val="Fuentedeprrafopredeter"/>
+    <w:link w:val="Ttulo8"/>
     <w:uiPriority w:val="9"/>
     <w:semiHidden/>
     <w:qFormat/>
-    <w:rsid w:val="00ad11e5"/>
-    <w:rPr>
-      <w:rFonts w:eastAsia="" w:cs="" w:cstheme="majorBidi" w:eastAsiaTheme="majorEastAsia"/>
+    <w:rsid w:val="00AD11E5"/>
+    <w:rPr>
+      <w:rFonts w:eastAsiaTheme="majorEastAsia" w:cstheme="majorBidi"/>
       <w:i/>
       <w:iCs/>
-      <w:color w:themeColor="text1" w:themeTint="d8" w:val="272727"/>
-    </w:rPr>
-  </w:style>
-  <w:style w:type="character" w:styleId="Ttulo9Car" w:customStyle="1">
+      <w:color w:val="272727" w:themeColor="text1" w:themeTint="D8"/>
+    </w:rPr>
+  </w:style>
+  <w:style w:type="character" w:customStyle="1" w:styleId="Ttulo9Car">
     <w:name w:val="Título 9 Car"/>
-    <w:basedOn w:val="DefaultParagraphFont"/>
-    <w:link w:val="Heading9"/>
+    <w:basedOn w:val="Fuentedeprrafopredeter"/>
+    <w:link w:val="Ttulo9"/>
     <w:uiPriority w:val="9"/>
     <w:semiHidden/>
     <w:qFormat/>
-    <w:rsid w:val="00ad11e5"/>
-    <w:rPr>
-      <w:rFonts w:eastAsia="" w:cs="" w:cstheme="majorBidi" w:eastAsiaTheme="majorEastAsia"/>
-      <w:color w:themeColor="text1" w:themeTint="d8" w:val="272727"/>
-    </w:rPr>
-  </w:style>
-  <w:style w:type="character" w:styleId="TtuloCar" w:customStyle="1">
+    <w:rsid w:val="00AD11E5"/>
+    <w:rPr>
+      <w:rFonts w:eastAsiaTheme="majorEastAsia" w:cstheme="majorBidi"/>
+      <w:color w:val="272727" w:themeColor="text1" w:themeTint="D8"/>
+    </w:rPr>
+  </w:style>
+  <w:style w:type="character" w:customStyle="1" w:styleId="TtuloCar">
     <w:name w:val="Título Car"/>
-    <w:basedOn w:val="DefaultParagraphFont"/>
-    <w:link w:val="Title"/>
+    <w:basedOn w:val="Fuentedeprrafopredeter"/>
+    <w:link w:val="Ttulo"/>
     <w:uiPriority w:val="10"/>
     <w:qFormat/>
-    <w:rsid w:val="00ad11e5"/>
-    <w:rPr>
-      <w:rFonts w:ascii="Aptos Display" w:hAnsi="Aptos Display" w:eastAsia="" w:cs="" w:asciiTheme="majorHAnsi" w:cstheme="majorBidi" w:eastAsiaTheme="majorEastAsia" w:hAnsiTheme="majorHAnsi"/>
+    <w:rsid w:val="00AD11E5"/>
+    <w:rPr>
+      <w:rFonts w:asciiTheme="majorHAnsi" w:eastAsiaTheme="majorEastAsia" w:hAnsiTheme="majorHAnsi" w:cstheme="majorBidi"/>
       <w:spacing w:val="-10"/>
       <w:kern w:val="2"/>
       <w:sz w:val="56"/>
       <w:szCs w:val="56"/>
     </w:rPr>
   </w:style>
-  <w:style w:type="character" w:styleId="SubttuloCar" w:customStyle="1">
+  <w:style w:type="character" w:customStyle="1" w:styleId="SubttuloCar">
     <w:name w:val="Subtítulo Car"/>
-    <w:basedOn w:val="DefaultParagraphFont"/>
-    <w:link w:val="Subtitle"/>
+    <w:basedOn w:val="Fuentedeprrafopredeter"/>
+    <w:link w:val="Subttulo"/>
     <w:uiPriority w:val="11"/>
     <w:qFormat/>
-    <w:rsid w:val="00ad11e5"/>
-    <w:rPr>
-      <w:rFonts w:eastAsia="" w:cs="" w:cstheme="majorBidi" w:eastAsiaTheme="majorEastAsia"/>
-      <w:color w:themeColor="text1" w:themeTint="a6" w:val="595959"/>
+    <w:rsid w:val="00AD11E5"/>
+    <w:rPr>
+      <w:rFonts w:eastAsiaTheme="majorEastAsia" w:cstheme="majorBidi"/>
+      <w:color w:val="595959" w:themeColor="text1" w:themeTint="A6"/>
       <w:spacing w:val="15"/>
       <w:sz w:val="28"/>
       <w:szCs w:val="28"/>
     </w:rPr>
   </w:style>
-  <w:style w:type="character" w:styleId="CitaCar" w:customStyle="1">
+  <w:style w:type="character" w:customStyle="1" w:styleId="CitaCar">
     <w:name w:val="Cita Car"/>
-    <w:basedOn w:val="DefaultParagraphFont"/>
-    <w:link w:val="Quote"/>
+    <w:basedOn w:val="Fuentedeprrafopredeter"/>
+    <w:link w:val="Cita"/>
     <w:uiPriority w:val="29"/>
     <w:qFormat/>
-    <w:rsid w:val="00ad11e5"/>
+    <w:rsid w:val="00AD11E5"/>
     <w:rPr>
       <w:i/>
       <w:iCs/>
-      <w:color w:themeColor="text1" w:themeTint="bf" w:val="404040"/>
-    </w:rPr>
-  </w:style>
-  <w:style w:type="character" w:styleId="IntenseEmphasis">
+      <w:color w:val="404040" w:themeColor="text1" w:themeTint="BF"/>
+    </w:rPr>
+  </w:style>
+  <w:style w:type="character" w:styleId="nfasisintenso">
     <w:name w:val="Intense Emphasis"/>
-    <w:basedOn w:val="DefaultParagraphFont"/>
+    <w:basedOn w:val="Fuentedeprrafopredeter"/>
     <w:uiPriority w:val="21"/>
     <w:qFormat/>
-    <w:rsid w:val="00ad11e5"/>
+    <w:rsid w:val="00AD11E5"/>
     <w:rPr>
       <w:i/>
       <w:iCs/>
-      <w:color w:themeColor="accent1" w:themeShade="bf" w:val="0F4761"/>
-    </w:rPr>
-  </w:style>
-  <w:style w:type="character" w:styleId="CitadestacadaCar" w:customStyle="1">
+      <w:color w:val="0F4761" w:themeColor="accent1" w:themeShade="BF"/>
+    </w:rPr>
+  </w:style>
+  <w:style w:type="character" w:customStyle="1" w:styleId="CitadestacadaCar">
     <w:name w:val="Cita destacada Car"/>
-    <w:basedOn w:val="DefaultParagraphFont"/>
-    <w:link w:val="IntenseQuote"/>
+    <w:basedOn w:val="Fuentedeprrafopredeter"/>
+    <w:link w:val="Citadestacada"/>
     <w:uiPriority w:val="30"/>
     <w:qFormat/>
-    <w:rsid w:val="00ad11e5"/>
+    <w:rsid w:val="00AD11E5"/>
     <w:rPr>
       <w:i/>
       <w:iCs/>
-      <w:color w:themeColor="accent1" w:themeShade="bf" w:val="0F4761"/>
-    </w:rPr>
-  </w:style>
-  <w:style w:type="character" w:styleId="IntenseReference">
+      <w:color w:val="0F4761" w:themeColor="accent1" w:themeShade="BF"/>
+    </w:rPr>
+  </w:style>
+  <w:style w:type="character" w:styleId="Referenciaintensa">
     <w:name w:val="Intense Reference"/>
-    <w:basedOn w:val="DefaultParagraphFont"/>
+    <w:basedOn w:val="Fuentedeprrafopredeter"/>
     <w:uiPriority w:val="32"/>
     <w:qFormat/>
-    <w:rsid w:val="00ad11e5"/>
+    <w:rsid w:val="00AD11E5"/>
     <w:rPr>
       <w:b/>
       <w:bCs/>
       <w:smallCaps/>
-      <w:color w:themeColor="accent1" w:themeShade="bf" w:val="0F4761"/>
+      <w:color w:val="0F4761" w:themeColor="accent1" w:themeShade="BF"/>
       <w:spacing w:val="5"/>
     </w:rPr>
   </w:style>
-  <w:style w:type="character" w:styleId="LineNumber">
+  <w:style w:type="character" w:styleId="Nmerodelnea">
     <w:name w:val="line number"/>
-    <w:rPr/>
-  </w:style>
-  <w:style w:type="character" w:styleId="TextocomentarioCar" w:customStyle="1">
+  </w:style>
+  <w:style w:type="character" w:customStyle="1" w:styleId="TextocomentarioCar">
     <w:name w:val="Texto comentario Car"/>
-    <w:basedOn w:val="DefaultParagraphFont"/>
-    <w:link w:val="CommentText"/>
+    <w:basedOn w:val="Fuentedeprrafopredeter"/>
+    <w:link w:val="Textocomentario"/>
     <w:uiPriority w:val="99"/>
     <w:semiHidden/>
     <w:qFormat/>
@@ -2004,9 +2091,9 @@
       <w:szCs w:val="20"/>
     </w:rPr>
   </w:style>
-  <w:style w:type="character" w:styleId="CommentReference">
+  <w:style w:type="character" w:styleId="Refdecomentario">
     <w:name w:val="annotation reference"/>
-    <w:basedOn w:val="DefaultParagraphFont"/>
+    <w:basedOn w:val="Fuentedeprrafopredeter"/>
     <w:uiPriority w:val="99"/>
     <w:semiHidden/>
     <w:unhideWhenUsed/>
@@ -2016,38 +2103,36 @@
       <w:szCs w:val="16"/>
     </w:rPr>
   </w:style>
-  <w:style w:type="paragraph" w:styleId="Heading" w:customStyle="1">
+  <w:style w:type="paragraph" w:customStyle="1" w:styleId="Heading">
     <w:name w:val="Heading"/>
     <w:basedOn w:val="Normal"/>
-    <w:next w:val="BodyText"/>
+    <w:next w:val="Textoindependiente"/>
     <w:qFormat/>
     <w:pPr>
-      <w:keepNext w:val="true"/>
+      <w:keepNext/>
       <w:spacing w:before="240" w:after="120"/>
     </w:pPr>
     <w:rPr>
-      <w:rFonts w:ascii="Liberation Sans" w:hAnsi="Liberation Sans" w:eastAsia="Source Han Sans CN" w:cs="Noto Sans Devanagari"/>
+      <w:rFonts w:ascii="Liberation Sans" w:eastAsia="Source Han Sans CN" w:hAnsi="Liberation Sans" w:cs="Noto Sans Devanagari"/>
       <w:sz w:val="28"/>
       <w:szCs w:val="28"/>
     </w:rPr>
   </w:style>
-  <w:style w:type="paragraph" w:styleId="BodyText">
+  <w:style w:type="paragraph" w:styleId="Textoindependiente">
     <w:name w:val="Body Text"/>
     <w:basedOn w:val="Normal"/>
     <w:pPr>
-      <w:spacing w:lineRule="auto" w:line="276" w:before="0" w:after="140"/>
+      <w:spacing w:after="140" w:line="276" w:lineRule="auto"/>
     </w:pPr>
-    <w:rPr/>
-  </w:style>
-  <w:style w:type="paragraph" w:styleId="List">
+  </w:style>
+  <w:style w:type="paragraph" w:styleId="Lista">
     <w:name w:val="List"/>
-    <w:basedOn w:val="BodyText"/>
-    <w:pPr/>
+    <w:basedOn w:val="Textoindependiente"/>
     <w:rPr>
       <w:rFonts w:cs="Noto Sans Devanagari"/>
     </w:rPr>
   </w:style>
-  <w:style w:type="paragraph" w:styleId="Caption">
+  <w:style w:type="paragraph" w:styleId="Descripcin">
     <w:name w:val="caption"/>
     <w:basedOn w:val="Normal"/>
     <w:qFormat/>
@@ -2061,7 +2146,7 @@
       <w:iCs/>
     </w:rPr>
   </w:style>
-  <w:style w:type="paragraph" w:styleId="Index" w:customStyle="1">
+  <w:style w:type="paragraph" w:customStyle="1" w:styleId="Index">
     <w:name w:val="Index"/>
     <w:basedOn w:val="Normal"/>
     <w:qFormat/>
@@ -2072,94 +2157,91 @@
       <w:rFonts w:cs="Noto Sans Devanagari"/>
     </w:rPr>
   </w:style>
-  <w:style w:type="paragraph" w:styleId="Title">
+  <w:style w:type="paragraph" w:styleId="Ttulo">
     <w:name w:val="Title"/>
     <w:basedOn w:val="Normal"/>
     <w:next w:val="Normal"/>
     <w:link w:val="TtuloCar"/>
     <w:uiPriority w:val="10"/>
     <w:qFormat/>
-    <w:rsid w:val="00ad11e5"/>
+    <w:rsid w:val="00AD11E5"/>
     <w:pPr>
-      <w:spacing w:lineRule="auto" w:line="240" w:before="0" w:after="80"/>
+      <w:spacing w:after="80" w:line="240" w:lineRule="auto"/>
       <w:contextualSpacing/>
     </w:pPr>
     <w:rPr>
-      <w:rFonts w:ascii="Aptos Display" w:hAnsi="Aptos Display" w:eastAsia="" w:cs="" w:asciiTheme="majorHAnsi" w:cstheme="majorBidi" w:eastAsiaTheme="majorEastAsia" w:hAnsiTheme="majorHAnsi"/>
+      <w:rFonts w:asciiTheme="majorHAnsi" w:eastAsiaTheme="majorEastAsia" w:hAnsiTheme="majorHAnsi" w:cstheme="majorBidi"/>
       <w:spacing w:val="-10"/>
       <w:sz w:val="56"/>
       <w:szCs w:val="56"/>
     </w:rPr>
   </w:style>
-  <w:style w:type="paragraph" w:styleId="Subtitle">
+  <w:style w:type="paragraph" w:styleId="Subttulo">
     <w:name w:val="Subtitle"/>
     <w:basedOn w:val="Normal"/>
     <w:next w:val="Normal"/>
     <w:link w:val="SubttuloCar"/>
     <w:uiPriority w:val="11"/>
     <w:qFormat/>
-    <w:rsid w:val="00ad11e5"/>
-    <w:pPr/>
-    <w:rPr>
-      <w:rFonts w:eastAsia="" w:cs="" w:cstheme="majorBidi" w:eastAsiaTheme="majorEastAsia"/>
-      <w:color w:themeColor="text1" w:themeTint="a6" w:val="595959"/>
+    <w:rsid w:val="00AD11E5"/>
+    <w:rPr>
+      <w:rFonts w:eastAsiaTheme="majorEastAsia" w:cstheme="majorBidi"/>
+      <w:color w:val="595959" w:themeColor="text1" w:themeTint="A6"/>
       <w:spacing w:val="15"/>
       <w:sz w:val="28"/>
       <w:szCs w:val="28"/>
     </w:rPr>
   </w:style>
-  <w:style w:type="paragraph" w:styleId="Quote">
+  <w:style w:type="paragraph" w:styleId="Cita">
     <w:name w:val="Quote"/>
     <w:basedOn w:val="Normal"/>
     <w:next w:val="Normal"/>
     <w:link w:val="CitaCar"/>
     <w:uiPriority w:val="29"/>
     <w:qFormat/>
-    <w:rsid w:val="00ad11e5"/>
+    <w:rsid w:val="00AD11E5"/>
     <w:pPr>
-      <w:spacing w:before="160" w:after="160"/>
+      <w:spacing w:before="160"/>
       <w:jc w:val="center"/>
     </w:pPr>
     <w:rPr>
       <w:i/>
       <w:iCs/>
-      <w:color w:themeColor="text1" w:themeTint="bf" w:val="404040"/>
-    </w:rPr>
-  </w:style>
-  <w:style w:type="paragraph" w:styleId="ListParagraph">
+      <w:color w:val="404040" w:themeColor="text1" w:themeTint="BF"/>
+    </w:rPr>
+  </w:style>
+  <w:style w:type="paragraph" w:styleId="Prrafodelista">
     <w:name w:val="List Paragraph"/>
     <w:basedOn w:val="Normal"/>
     <w:uiPriority w:val="34"/>
     <w:qFormat/>
-    <w:rsid w:val="00ad11e5"/>
+    <w:rsid w:val="00AD11E5"/>
     <w:pPr>
-      <w:spacing w:before="0" w:after="160"/>
-      <w:ind w:start="720"/>
+      <w:ind w:left="720"/>
       <w:contextualSpacing/>
     </w:pPr>
-    <w:rPr/>
-  </w:style>
-  <w:style w:type="paragraph" w:styleId="IntenseQuote">
+  </w:style>
+  <w:style w:type="paragraph" w:styleId="Citadestacada">
     <w:name w:val="Intense Quote"/>
     <w:basedOn w:val="Normal"/>
     <w:next w:val="Normal"/>
     <w:link w:val="CitadestacadaCar"/>
     <w:uiPriority w:val="30"/>
     <w:qFormat/>
-    <w:rsid w:val="00ad11e5"/>
+    <w:rsid w:val="00AD11E5"/>
     <w:pPr>
       <w:pBdr>
-        <w:top w:val="single" w:sz="4" w:space="10" w:color="0F4761" w:themeColor="accent1" w:themeShade="bf"/>
-        <w:bottom w:val="single" w:sz="4" w:space="10" w:color="0F4761" w:themeColor="accent1" w:themeShade="bf"/>
+        <w:top w:val="single" w:sz="4" w:space="10" w:color="0F4761" w:themeColor="accent1" w:themeShade="BF"/>
+        <w:bottom w:val="single" w:sz="4" w:space="10" w:color="0F4761" w:themeColor="accent1" w:themeShade="BF"/>
       </w:pBdr>
       <w:spacing w:before="360" w:after="360"/>
-      <w:ind w:start="864" w:end="864"/>
+      <w:ind w:left="864" w:right="864"/>
       <w:jc w:val="center"/>
     </w:pPr>
     <w:rPr>
       <w:i/>
       <w:iCs/>
-      <w:color w:themeColor="accent1" w:themeShade="bf" w:val="0F4761"/>
+      <w:color w:val="0F4761" w:themeColor="accent1" w:themeShade="BF"/>
     </w:rPr>
   </w:style>
   <w:style w:type="paragraph" w:styleId="NormalWeb">
@@ -2169,26 +2251,25 @@
     <w:semiHidden/>
     <w:unhideWhenUsed/>
     <w:qFormat/>
-    <w:rsid w:val="000d3686"/>
-    <w:pPr/>
+    <w:rsid w:val="000D3686"/>
     <w:rPr>
       <w:rFonts w:ascii="Times New Roman" w:hAnsi="Times New Roman" w:cs="Times New Roman"/>
     </w:rPr>
   </w:style>
-  <w:style w:type="paragraph" w:styleId="Comment" w:customStyle="1">
+  <w:style w:type="paragraph" w:customStyle="1" w:styleId="Comment">
     <w:name w:val="Comment"/>
     <w:basedOn w:val="Normal"/>
     <w:qFormat/>
     <w:pPr>
-      <w:spacing w:lineRule="auto" w:line="240" w:before="56" w:after="0"/>
-      <w:ind w:start="57" w:end="57"/>
+      <w:spacing w:before="56" w:after="0" w:line="240" w:lineRule="auto"/>
+      <w:ind w:left="57" w:right="57"/>
     </w:pPr>
     <w:rPr>
       <w:sz w:val="20"/>
       <w:szCs w:val="20"/>
     </w:rPr>
   </w:style>
-  <w:style w:type="paragraph" w:styleId="CommentText">
+  <w:style w:type="paragraph" w:styleId="Textocomentario">
     <w:name w:val="annotation text"/>
     <w:basedOn w:val="Normal"/>
     <w:link w:val="TextocomentarioCar"/>
@@ -2196,109 +2277,75 @@
     <w:semiHidden/>
     <w:unhideWhenUsed/>
     <w:pPr>
-      <w:spacing w:lineRule="auto" w:line="240"/>
+      <w:spacing w:line="240" w:lineRule="auto"/>
     </w:pPr>
     <w:rPr>
       <w:sz w:val="20"/>
       <w:szCs w:val="20"/>
     </w:rPr>
   </w:style>
-  <w:style w:type="paragraph" w:styleId="Revision">
+  <w:style w:type="paragraph" w:styleId="Revisin">
     <w:name w:val="Revision"/>
     <w:uiPriority w:val="99"/>
     <w:semiHidden/>
     <w:qFormat/>
-    <w:rsid w:val="00383ad3"/>
+    <w:rsid w:val="00383AD3"/>
     <w:pPr>
-      <w:widowControl/>
-      <w:suppressAutoHyphens w:val="false"/>
-      <w:bidi w:val="0"/>
-      <w:spacing w:before="0" w:after="0"/>
-      <w:jc w:val="start"/>
+      <w:suppressAutoHyphens w:val="0"/>
     </w:pPr>
-    <w:rPr>
-      <w:rFonts w:ascii="Aptos" w:hAnsi="Aptos" w:eastAsia="Aptos" w:cs="" w:asciiTheme="minorHAnsi" w:cstheme="minorBidi" w:eastAsiaTheme="minorHAnsi" w:hAnsiTheme="minorHAnsi"/>
-      <w:color w:val="auto"/>
-      <w:kern w:val="2"/>
-      <w:sz w:val="24"/>
-      <w:szCs w:val="24"/>
-      <w:lang w:val="es-MX" w:eastAsia="en-US" w:bidi="ar-SA"/>
-      <w14:ligatures w14:val="standardContextual"/>
-    </w:rPr>
-  </w:style>
-  <w:style w:type="numbering" w:styleId="NoList" w:default="1">
-    <w:name w:val="No List"/>
-    <w:uiPriority w:val="99"/>
-    <w:semiHidden/>
-    <w:unhideWhenUsed/>
-    <w:qFormat/>
-  </w:style>
-  <w:style w:type="table" w:default="1" w:styleId="Tablanormal">
-    <w:name w:val="Normal Table"/>
-    <w:uiPriority w:val="99"/>
-    <w:semiHidden/>
-    <w:unhideWhenUsed/>
-    <w:tblPr>
-      <w:tblCellMar>
-        <w:top w:w="0" w:type="dxa"/>
-        <w:left w:w="108" w:type="dxa"/>
-        <w:bottom w:w="0" w:type="dxa"/>
-        <w:right w:w="108" w:type="dxa"/>
-      </w:tblCellMar>
-    </w:tblPr>
   </w:style>
 </w:styles>
 </file>
 
 <file path=word/theme/theme1.xml><?xml version="1.0" encoding="utf-8"?>
-<a:theme xmlns:a="http://schemas.openxmlformats.org/drawingml/2006/main" xmlns:r="http://schemas.openxmlformats.org/officeDocument/2006/relationships" name="Tema de Office">
+<a:theme xmlns:a="http://schemas.openxmlformats.org/drawingml/2006/main" name="Tema de Office">
   <a:themeElements>
     <a:clrScheme name="Office">
       <a:dk1>
         <a:srgbClr val="000000"/>
       </a:dk1>
       <a:lt1>
-        <a:srgbClr val="ffffff"/>
+        <a:srgbClr val="FFFFFF"/>
       </a:lt1>
       <a:dk2>
-        <a:srgbClr val="0e2841"/>
+        <a:srgbClr val="0E2841"/>
       </a:dk2>
       <a:lt2>
-        <a:srgbClr val="e8e8e8"/>
+        <a:srgbClr val="E8E8E8"/>
       </a:lt2>
       <a:accent1>
         <a:srgbClr val="156082"/>
       </a:accent1>
       <a:accent2>
-        <a:srgbClr val="e97132"/>
+        <a:srgbClr val="E97132"/>
       </a:accent2>
       <a:accent3>
-        <a:srgbClr val="196b24"/>
+        <a:srgbClr val="196B24"/>
       </a:accent3>
       <a:accent4>
-        <a:srgbClr val="0f9ed5"/>
+        <a:srgbClr val="0F9ED5"/>
       </a:accent4>
       <a:accent5>
-        <a:srgbClr val="a02b93"/>
+        <a:srgbClr val="A02B93"/>
       </a:accent5>
       <a:accent6>
-        <a:srgbClr val="4ea72e"/>
+        <a:srgbClr val="4EA72E"/>
       </a:accent6>
       <a:hlink>
         <a:srgbClr val="467886"/>
       </a:hlink>
       <a:folHlink>
-        <a:srgbClr val="96607d"/>
+        <a:srgbClr val="96607D"/>
       </a:folHlink>
     </a:clrScheme>
     <a:fontScheme name="Office">
       <a:majorFont>
-        <a:latin typeface="Aptos Display" panose="02110004020202020204" pitchFamily="0" charset="1"/>
+        <a:latin typeface="Aptos Display" panose="02110004020202020204"/>
         <a:ea typeface=""/>
         <a:cs typeface=""/>
       </a:majorFont>
       <a:minorFont>
-        <a:latin typeface="Aptos" panose="02110004020202020204" pitchFamily="0" charset="1"/>
+        <a:latin typeface="Aptos" panose="02110004020202020204"/>
         <a:ea typeface=""/>
         <a:cs typeface=""/>
       </a:minorFont>
@@ -2330,7 +2377,7 @@
             </a:gs>
           </a:gsLst>
           <a:lin ang="5400000" scaled="0"/>
-          <a:tileRect l="0" t="0" r="0" b="0"/>
+          <a:tileRect/>
         </a:gradFill>
         <a:gradFill>
           <a:gsLst>
@@ -2354,7 +2401,7 @@
             </a:gs>
           </a:gsLst>
           <a:lin ang="5400000" scaled="0"/>
-          <a:tileRect l="0" t="0" r="0" b="0"/>
+          <a:tileRect/>
         </a:gradFill>
       </a:fillStyleLst>
       <a:lnStyleLst>
@@ -2414,10 +2461,12 @@
             </a:gs>
           </a:gsLst>
           <a:lin ang="5400000" scaled="0"/>
-          <a:tileRect l="0" t="0" r="0" b="0"/>
+          <a:tileRect/>
         </a:gradFill>
       </a:bgFillStyleLst>
     </a:fmtScheme>
   </a:themeElements>
+  <a:objectDefaults/>
+  <a:extraClrSchemeLst/>
 </a:theme>
 </file>
--- a/Resumen.docx
+++ b/Resumen.docx
@@ -1,9 +1,10 @@
 
 <file path=word/document.xml><?xml version="1.0" encoding="utf-8"?>
-<w:document xmlns:wpc="http://schemas.microsoft.com/office/word/2010/wordprocessingCanvas" xmlns:cx="http://schemas.microsoft.com/office/drawing/2014/chartex" xmlns:cx1="http://schemas.microsoft.com/office/drawing/2015/9/8/chartex" xmlns:cx2="http://schemas.microsoft.com/office/drawing/2015/10/21/chartex" xmlns:cx3="http://schemas.microsoft.com/office/drawing/2016/5/9/chartex" xmlns:cx4="http://schemas.microsoft.com/office/drawing/2016/5/10/chartex" xmlns:cx5="http://schemas.microsoft.com/office/drawing/2016/5/11/chartex" xmlns:cx6="http://schemas.microsoft.com/office/drawing/2016/5/12/chartex" xmlns:cx7="http://schemas.microsoft.com/office/drawing/2016/5/13/chartex" xmlns:cx8="http://schemas.microsoft.com/office/drawing/2016/5/14/chartex" xmlns:mc="http://schemas.openxmlformats.org/markup-compatibility/2006" xmlns:aink="http://schemas.microsoft.com/office/drawing/2016/ink" xmlns:am3d="http://schemas.microsoft.com/office/drawing/2017/model3d" xmlns:o="urn:schemas-microsoft-com:office:office" xmlns:oel="http://schemas.microsoft.com/office/2019/extlst" xmlns:r="http://schemas.openxmlformats.org/officeDocument/2006/relationships" xmlns:m="http://schemas.openxmlformats.org/officeDocument/2006/math" xmlns:v="urn:schemas-microsoft-com:vml" xmlns:wp14="http://schemas.microsoft.com/office/word/2010/wordprocessingDrawing" xmlns:wp="http://schemas.openxmlformats.org/drawingml/2006/wordprocessingDrawing" xmlns:w10="urn:schemas-microsoft-com:office:word" xmlns:w="http://schemas.openxmlformats.org/wordprocessingml/2006/main" xmlns:w14="http://schemas.microsoft.com/office/word/2010/wordml" xmlns:w15="http://schemas.microsoft.com/office/word/2012/wordml" xmlns:w16cex="http://schemas.microsoft.com/office/word/2018/wordml/cex" xmlns:w16cid="http://schemas.microsoft.com/office/word/2016/wordml/cid" xmlns:w16="http://schemas.microsoft.com/office/word/2018/wordml" xmlns:w16du="http://schemas.microsoft.com/office/word/2023/wordml/word16du" xmlns:w16sdtdh="http://schemas.microsoft.com/office/word/2020/wordml/sdtdatahash" xmlns:w16sdtfl="http://schemas.microsoft.com/office/word/2024/wordml/sdtformatlock" xmlns:w16se="http://schemas.microsoft.com/office/word/2015/wordml/symex" xmlns:wpg="http://schemas.microsoft.com/office/word/2010/wordprocessingGroup" xmlns:wpi="http://schemas.microsoft.com/office/word/2010/wordprocessingInk" xmlns:wne="http://schemas.microsoft.com/office/word/2006/wordml" xmlns:wps="http://schemas.microsoft.com/office/word/2010/wordprocessingShape" mc:Ignorable="w14 w15 w16se w16cid w16 w16cex w16sdtdh w16sdtfl w16du wp14">
+<w:document xmlns:o="urn:schemas-microsoft-com:office:office" xmlns:r="http://schemas.openxmlformats.org/officeDocument/2006/relationships" xmlns:v="urn:schemas-microsoft-com:vml" xmlns:w="http://schemas.openxmlformats.org/wordprocessingml/2006/main" xmlns:w10="urn:schemas-microsoft-com:office:word" xmlns:wp="http://schemas.openxmlformats.org/drawingml/2006/wordprocessingDrawing" xmlns:pic="http://schemas.openxmlformats.org/drawingml/2006/picture" xmlns:wps="http://schemas.microsoft.com/office/word/2010/wordprocessingShape" xmlns:wpg="http://schemas.microsoft.com/office/word/2010/wordprocessingGroup" xmlns:mc="http://schemas.openxmlformats.org/markup-compatibility/2006" xmlns:wp14="http://schemas.microsoft.com/office/word/2010/wordprocessingDrawing" xmlns:w14="http://schemas.microsoft.com/office/word/2010/wordml" xmlns:w15="http://schemas.microsoft.com/office/word/2012/wordml" mc:Ignorable="w14 wp14 w15">
   <w:body>
     <w:p>
       <w:pPr>
+        <w:pStyle w:val="Normal"/>
         <w:jc w:val="both"/>
         <w:rPr>
           <w:sz w:val="22"/>
@@ -28,24 +29,26 @@
         </w:rPr>
         <w:t xml:space="preserve"> </w:t>
       </w:r>
+      <w:r>
+        <w:rPr>
+          <w:sz w:val="22"/>
+          <w:szCs w:val="22"/>
+        </w:rPr>
+      </w:r>
+      <w:commentRangeEnd w:id="1"/>
+      <w:r>
+        <w:commentReference w:id="1"/>
+      </w:r>
+      <w:r>
+        <w:rPr>
+          <w:sz w:val="22"/>
+          <w:szCs w:val="22"/>
+        </w:rPr>
+      </w:r>
       <w:commentRangeEnd w:id="0"/>
       <w:r>
-        <w:rPr>
-          <w:rStyle w:val="Refdecomentario"/>
-          <w:sz w:val="22"/>
-          <w:szCs w:val="22"/>
-        </w:rPr>
         <w:commentReference w:id="0"/>
       </w:r>
-      <w:commentRangeEnd w:id="1"/>
-      <w:r>
-        <w:rPr>
-          <w:rStyle w:val="Refdecomentario"/>
-          <w:sz w:val="22"/>
-          <w:szCs w:val="22"/>
-        </w:rPr>
-        <w:commentReference w:id="1"/>
-      </w:r>
       <w:r>
         <w:rPr>
           <w:sz w:val="22"/>
@@ -61,13 +64,14 @@
         </w:rPr>
         <w:t xml:space="preserve"> óptica de eritrocitos </w:t>
       </w:r>
+      <w:r>
+        <w:rPr>
+          <w:sz w:val="22"/>
+          <w:szCs w:val="22"/>
+        </w:rPr>
+      </w:r>
       <w:commentRangeEnd w:id="2"/>
       <w:r>
-        <w:rPr>
-          <w:rStyle w:val="Refdecomentario"/>
-          <w:sz w:val="22"/>
-          <w:szCs w:val="22"/>
-        </w:rPr>
         <w:commentReference w:id="2"/>
       </w:r>
       <w:r>
@@ -80,6 +84,7 @@
     </w:p>
     <w:p>
       <w:pPr>
+        <w:pStyle w:val="Normal"/>
         <w:jc w:val="both"/>
         <w:rPr>
           <w:sz w:val="22"/>
@@ -150,6 +155,7 @@
     </w:p>
     <w:p>
       <w:pPr>
+        <w:pStyle w:val="Normal"/>
         <w:jc w:val="both"/>
         <w:rPr>
           <w:sz w:val="22"/>
@@ -174,9 +180,10 @@
     </w:p>
     <w:p>
       <w:pPr>
+        <w:pStyle w:val="Normal"/>
         <w:jc w:val="both"/>
         <w:rPr>
-          <w:ins w:id="3" w:author="DANA LARISSA LUNA GONZALEZ" w:date="2026-05-07T18:47:00Z" w16du:dateUtc="2026-05-08T00:47:00Z"/>
+          <w:ins w:id="0" w:author="DANA LARISSA LUNA GONZALEZ" w:date="2026-05-07T18:47:00Z"/>
           <w:sz w:val="22"/>
           <w:szCs w:val="22"/>
         </w:rPr>
@@ -191,6 +198,7 @@
     </w:p>
     <w:p>
       <w:pPr>
+        <w:pStyle w:val="Normal"/>
         <w:jc w:val="both"/>
         <w:rPr>
           <w:sz w:val="22"/>
@@ -202,91 +210,7 @@
           <w:sz w:val="22"/>
           <w:szCs w:val="22"/>
         </w:rPr>
-        <w:t xml:space="preserve">Enfermedades hematológicas, </w:t>
-      </w:r>
-      <w:r>
-        <w:rPr>
-          <w:sz w:val="22"/>
-          <w:szCs w:val="22"/>
-        </w:rPr>
-        <w:t>como diversos</w:t>
-      </w:r>
-      <w:r>
-        <w:rPr>
-          <w:sz w:val="22"/>
-          <w:szCs w:val="22"/>
-        </w:rPr>
-        <w:t xml:space="preserve"> tipos de anemia, se relacionan con alteraciones en la composición de los</w:t>
-      </w:r>
-      <w:r>
-        <w:rPr>
-          <w:sz w:val="22"/>
-          <w:szCs w:val="22"/>
-        </w:rPr>
-        <w:t xml:space="preserve"> </w:t>
-      </w:r>
-      <w:r>
-        <w:rPr>
-          <w:sz w:val="22"/>
-          <w:szCs w:val="22"/>
-        </w:rPr>
-        <w:t>eritrocitos, conocidos como glóbulos rojos</w:t>
-      </w:r>
-      <w:r>
-        <w:rPr>
-          <w:sz w:val="22"/>
-          <w:szCs w:val="22"/>
-        </w:rPr>
-        <w:t>.</w:t>
-      </w:r>
-      <w:r>
-        <w:rPr>
-          <w:sz w:val="22"/>
-          <w:szCs w:val="22"/>
-        </w:rPr>
-        <w:t xml:space="preserve"> Estas alteraciones modifican de manera clínicamente significativa la geometría, tamaño y composición interna de los eritrocitos. En </w:t>
-      </w:r>
-      <w:r>
-        <w:rPr>
-          <w:sz w:val="22"/>
-          <w:szCs w:val="22"/>
-        </w:rPr>
-        <w:t>particular,</w:t>
-      </w:r>
-      <w:r>
-        <w:rPr>
-          <w:sz w:val="22"/>
-          <w:szCs w:val="22"/>
-        </w:rPr>
-        <w:t xml:space="preserve"> la concentración de hemoglobina corpuscular media (CHCM) en los </w:t>
-      </w:r>
-      <w:r>
-        <w:rPr>
-          <w:sz w:val="22"/>
-          <w:szCs w:val="22"/>
-        </w:rPr>
-        <w:t xml:space="preserve">eritrocitos </w:t>
-      </w:r>
-      <w:r>
-        <w:rPr>
-          <w:sz w:val="22"/>
-          <w:szCs w:val="22"/>
-        </w:rPr>
-        <w:t xml:space="preserve">modifica su índice de refracción </w:t>
-      </w:r>
-      <w:r>
-        <w:rPr>
-          <w:sz w:val="22"/>
-          <w:szCs w:val="22"/>
-        </w:rPr>
-        <w:t xml:space="preserve">afectando </w:t>
-      </w:r>
-      <w:r>
-        <w:rPr>
-          <w:sz w:val="22"/>
-          <w:szCs w:val="22"/>
-        </w:rPr>
-        <w:t xml:space="preserve">tanto su funcionalidad fisiológica como sus propiedades de esparcimiento óptico. En este trabajo se estudia numéricamente la respuesta óptica de un eritrocito sano mediante el método </w:t>
+        <w:t xml:space="preserve">Enfermedades hematológicas, como diversos tipos de anemia, se relacionan con alteraciones en la composición de los eritrocitos, conocidos como glóbulos rojos. Estas alteraciones modifican de manera clínicamente significativa la geometría, tamaño y composición interna de los eritrocitos. En particular, la concentración de hemoglobina corpuscular media (CHCM) en los eritrocitos modifica su índice de refracción afectando tanto su funcionalidad fisiológica como sus propiedades de esparcimiento óptico. En este trabajo se estudia numéricamente la respuesta óptica de un eritrocito sano mediante el método </w:t>
       </w:r>
       <w:r>
         <w:rPr>
@@ -302,52 +226,168 @@
           <w:sz w:val="22"/>
           <w:szCs w:val="22"/>
         </w:rPr>
-        <w:t xml:space="preserve"> (FIT), implementado en el software comercial CST Studio. La geometría del eritrocito se modela mediante óvalos de Cassini, mientras que la función dieléctrica se construye a partir de un ajuste analítico a datos experimentales reportados en la literatura, al cual se le aplican las relaciones sustractivas de Kramers–Kronig</w:t>
-      </w:r>
-      <w:r>
-        <w:rPr>
-          <w:sz w:val="22"/>
-          <w:szCs w:val="22"/>
-        </w:rPr>
-        <w:t>. La función dieléctrica obtenida cumple causalidad, necesaria para el método numérico empleado y muestra una mejora respecto a otros ajustes previamente reportados</w:t>
-      </w:r>
-      <w:r>
-        <w:rPr>
-          <w:sz w:val="22"/>
-          <w:szCs w:val="22"/>
-        </w:rPr>
-        <w:t>.  Como resultado, se obtiene</w:t>
-      </w:r>
-      <w:r>
-        <w:rPr>
-          <w:sz w:val="22"/>
-          <w:szCs w:val="22"/>
-        </w:rPr>
-        <w:t xml:space="preserve">n propiedades ópticas </w:t>
-      </w:r>
-      <w:r>
-        <w:rPr>
-          <w:sz w:val="22"/>
-          <w:szCs w:val="22"/>
-        </w:rPr>
-        <w:t>del eritrocito al determinarse numéricamente la sección transversal de extinción y la distribución angular del campo esparcido, es decir, cantidades medibles en el campo lejano.  Este trabajo proporciona una base para futuros estudios comparativos con eritrocitos patológicos.</w:t>
-      </w:r>
-    </w:p>
-    <w:p>
-      <w:pPr>
+        <w:t xml:space="preserve"> (FIT), implementado en el software comercial CST Studio. La geometría del eritrocito se modela mediante óvalos de Cassini, mientras que la función dieléctrica se construye a partir de un ajuste analítico a datos experimentales reportados en la literatura,</w:t>
+      </w:r>
+      <w:del w:id="1" w:author="Jonathan Urrutia" w:date="2026-05-08T12:57:55Z">
+        <w:r>
+          <w:rPr>
+            <w:sz w:val="22"/>
+            <w:szCs w:val="22"/>
+          </w:rPr>
+          <w:delText xml:space="preserve"> al cual se le aplican las relaciones sustractivas de Kramers–Kronig. </w:delText>
+        </w:r>
+      </w:del>
+      <w:ins w:id="2" w:author="Jonathan Urrutia" w:date="2026-05-08T12:57:55Z">
+        <w:r>
+          <w:rPr>
+            <w:sz w:val="22"/>
+            <w:szCs w:val="22"/>
+          </w:rPr>
+          <w:t xml:space="preserve">. </w:t>
+        </w:r>
+      </w:ins>
+      <w:r>
+        <w:rPr>
+          <w:sz w:val="22"/>
+          <w:szCs w:val="22"/>
+        </w:rPr>
+        <w:t xml:space="preserve">La función dieléctrica obtenida </w:t>
+      </w:r>
+      <w:ins w:id="3" w:author="Jonathan Urrutia" w:date="2026-05-08T12:58:10Z">
+        <w:r>
+          <w:rPr>
+            <w:sz w:val="22"/>
+            <w:szCs w:val="22"/>
+          </w:rPr>
+          <w:t xml:space="preserve">se construye a partir de las relaciones sustractivas de Kramers-Kronig,  por lo que se garantiza la </w:t>
+        </w:r>
+      </w:ins>
+      <w:del w:id="4" w:author="Jonathan Urrutia" w:date="2026-05-08T12:58:49Z">
+        <w:r>
+          <w:rPr>
+            <w:sz w:val="22"/>
+            <w:szCs w:val="22"/>
+          </w:rPr>
+          <w:delText xml:space="preserve">cumple </w:delText>
+        </w:r>
+      </w:del>
+      <w:r>
+        <w:rPr>
+          <w:sz w:val="22"/>
+          <w:szCs w:val="22"/>
+        </w:rPr>
+        <w:t>causalidad</w:t>
+      </w:r>
+      <w:ins w:id="5" w:author="Jonathan Urrutia" w:date="2026-05-08T12:58:54Z">
+        <w:r>
+          <w:rPr>
+            <w:sz w:val="22"/>
+            <w:szCs w:val="22"/>
+          </w:rPr>
+          <w:t xml:space="preserve"> en su formulación, condicion necesaria para el emlpeo del método Fit.</w:t>
+        </w:r>
+      </w:ins>
+      <w:del w:id="6" w:author="Jonathan Urrutia" w:date="2026-05-08T12:59:05Z">
+        <w:r>
+          <w:rPr>
+            <w:sz w:val="22"/>
+            <w:szCs w:val="22"/>
+          </w:rPr>
+          <w:delText xml:space="preserve">, necesaria para el método numérico empleado y </w:delText>
+        </w:r>
+      </w:del>
+      <w:ins w:id="7" w:author="Jonathan Urrutia" w:date="2026-05-08T12:59:54Z">
+        <w:r>
+          <w:rPr>
+            <w:sz w:val="22"/>
+            <w:szCs w:val="22"/>
+          </w:rPr>
+          <w:t xml:space="preserve">. </w:t>
+        </w:r>
+      </w:ins>
+      <w:ins w:id="8" w:author="Jonathan Urrutia" w:date="2026-05-08T12:59:54Z">
+        <w:r>
+          <w:rPr>
+            <w:sz w:val="22"/>
+            <w:szCs w:val="22"/>
+          </w:rPr>
+          <w:t xml:space="preserve">Adicionalmente, el ajuste obtenido en este trabajo </w:t>
+        </w:r>
+      </w:ins>
+      <w:r>
+        <w:rPr>
+          <w:sz w:val="22"/>
+          <w:szCs w:val="22"/>
+        </w:rPr>
+        <w:t xml:space="preserve">muestra una mejora respecto a otros </w:t>
+      </w:r>
+      <w:del w:id="9" w:author="Jonathan Urrutia" w:date="2026-05-08T13:00:15Z">
+        <w:r>
+          <w:rPr>
+            <w:sz w:val="22"/>
+            <w:szCs w:val="22"/>
+          </w:rPr>
+          <w:delText>ajustes previamente</w:delText>
+        </w:r>
+      </w:del>
+      <w:r>
+        <w:rPr>
+          <w:sz w:val="22"/>
+          <w:szCs w:val="22"/>
+        </w:rPr>
+        <w:t xml:space="preserve"> reportados</w:t>
+      </w:r>
+      <w:ins w:id="10" w:author="Jonathan Urrutia" w:date="2026-05-08T13:00:17Z">
+        <w:r>
+          <w:rPr>
+            <w:sz w:val="22"/>
+            <w:szCs w:val="22"/>
+          </w:rPr>
+          <w:t xml:space="preserve"> </w:t>
+        </w:r>
+      </w:ins>
+      <w:ins w:id="11" w:author="Jonathan Urrutia" w:date="2026-05-08T13:00:17Z">
+        <w:r>
+          <w:rPr>
+            <w:sz w:val="22"/>
+            <w:szCs w:val="22"/>
+          </w:rPr>
+          <w:t>previamente en la lteratura</w:t>
+        </w:r>
+      </w:ins>
+      <w:r>
+        <w:rPr>
+          <w:sz w:val="22"/>
+          <w:szCs w:val="22"/>
+        </w:rPr>
+        <w:t>.  Como resultado, se obtienen propiedades ópticas del eritrocito al determinarse numéricamente la sección transversal de extinción y la distribución angular del campo esparcido, es decir, cantidades medibles en el campo lejano.  Este trabajo proporciona una base para futuros estudios comparativos con eritrocitos patológicos.</w:t>
+      </w:r>
+    </w:p>
+    <w:p>
+      <w:pPr>
+        <w:pStyle w:val="Normal"/>
         <w:jc w:val="both"/>
         <w:rPr>
-          <w:ins w:id="4" w:author="DANA LARISSA LUNA GONZALEZ" w:date="2026-05-07T18:47:00Z" w16du:dateUtc="2026-05-08T00:47:00Z"/>
-          <w:sz w:val="22"/>
-          <w:szCs w:val="22"/>
-        </w:rPr>
-      </w:pPr>
-    </w:p>
-    <w:p>
-      <w:pPr>
+          <w:ins w:id="13" w:author="DANA LARISSA LUNA GONZALEZ" w:date="2026-05-07T18:47:00Z"/>
+          <w:sz w:val="22"/>
+          <w:szCs w:val="22"/>
+        </w:rPr>
+      </w:pPr>
+      <w:ins w:id="12" w:author="DANA LARISSA LUNA GONZALEZ" w:date="2026-05-07T18:47:00Z">
+        <w:r>
+          <w:rPr>
+            <w:sz w:val="22"/>
+            <w:szCs w:val="22"/>
+          </w:rPr>
+        </w:r>
+      </w:ins>
+    </w:p>
+    <w:p>
+      <w:pPr>
+        <w:pStyle w:val="Normal"/>
         <w:jc w:val="both"/>
         <w:rPr>
-          <w:ins w:id="5" w:author="DANA LARISSA LUNA GONZALEZ" w:date="2026-05-07T18:47:00Z" w16du:dateUtc="2026-05-08T00:47:00Z"/>
+          <w:ins w:id="14" w:author="DANA LARISSA LUNA GONZALEZ" w:date="2026-05-07T18:47:00Z"/>
           <w:sz w:val="22"/>
           <w:szCs w:val="22"/>
         </w:rPr>
@@ -362,23 +402,33 @@
     </w:p>
     <w:p>
       <w:pPr>
+        <w:pStyle w:val="Normal"/>
         <w:jc w:val="both"/>
         <w:rPr>
-          <w:ins w:id="6" w:author="DANA LARISSA LUNA GONZALEZ" w:date="2026-05-06T21:59:00Z"/>
-          <w:sz w:val="22"/>
-          <w:szCs w:val="22"/>
-        </w:rPr>
-      </w:pPr>
-    </w:p>
-    <w:p>
-      <w:pPr>
+          <w:ins w:id="16" w:author="DANA LARISSA LUNA GONZALEZ" w:date="2026-05-06T21:59:00Z"/>
+          <w:sz w:val="22"/>
+          <w:szCs w:val="22"/>
+        </w:rPr>
+      </w:pPr>
+      <w:ins w:id="15" w:author="DANA LARISSA LUNA GONZALEZ" w:date="2026-05-06T21:59:00Z">
+        <w:r>
+          <w:rPr>
+            <w:sz w:val="22"/>
+            <w:szCs w:val="22"/>
+          </w:rPr>
+        </w:r>
+      </w:ins>
+    </w:p>
+    <w:p>
+      <w:pPr>
+        <w:pStyle w:val="Normal"/>
         <w:jc w:val="both"/>
         <w:rPr>
           <w:sz w:val="22"/>
           <w:szCs w:val="22"/>
         </w:rPr>
       </w:pPr>
-      <w:del w:id="7" w:author="Jonathan Urrutia" w:date="2026-05-07T12:08:00Z">
+      <w:del w:id="17" w:author="Jonathan Urrutia" w:date="2026-05-07T12:08:00Z">
         <w:r>
           <w:rPr>
             <w:sz w:val="22"/>
@@ -387,7 +437,7 @@
           <w:delText>Diversas e</w:delText>
         </w:r>
       </w:del>
-      <w:ins w:id="8" w:author="Jonathan Urrutia" w:date="2026-05-07T12:08:00Z">
+      <w:ins w:id="18" w:author="Jonathan Urrutia" w:date="2026-05-07T12:08:00Z">
         <w:r>
           <w:rPr>
             <w:sz w:val="22"/>
@@ -403,7 +453,7 @@
         </w:rPr>
         <w:t xml:space="preserve">nfermedades hematológicas, como </w:t>
       </w:r>
-      <w:del w:id="9" w:author="Jonathan Urrutia" w:date="2026-05-07T12:09:00Z">
+      <w:del w:id="19" w:author="Jonathan Urrutia" w:date="2026-05-07T12:09:00Z">
         <w:r>
           <w:rPr>
             <w:sz w:val="22"/>
@@ -412,7 +462,7 @@
           <w:delText xml:space="preserve">distintos </w:delText>
         </w:r>
       </w:del>
-      <w:ins w:id="10" w:author="Jonathan Urrutia" w:date="2026-05-07T12:09:00Z">
+      <w:ins w:id="20" w:author="Jonathan Urrutia" w:date="2026-05-07T12:09:00Z">
         <w:r>
           <w:rPr>
             <w:sz w:val="22"/>
@@ -428,7 +478,7 @@
         </w:rPr>
         <w:t xml:space="preserve">tipos de anemia, </w:t>
       </w:r>
-      <w:del w:id="11" w:author="Jonathan Urrutia" w:date="2026-05-07T12:09:00Z">
+      <w:del w:id="21" w:author="Jonathan Urrutia" w:date="2026-05-07T12:09:00Z">
         <w:r>
           <w:rPr>
             <w:sz w:val="22"/>
@@ -437,7 +487,7 @@
           <w:delText>están</w:delText>
         </w:r>
       </w:del>
-      <w:ins w:id="12" w:author="Jonathan Urrutia" w:date="2026-05-07T12:09:00Z">
+      <w:ins w:id="22" w:author="Jonathan Urrutia" w:date="2026-05-07T12:09:00Z">
         <w:r>
           <w:rPr>
             <w:sz w:val="22"/>
@@ -453,7 +503,7 @@
         </w:rPr>
         <w:t xml:space="preserve"> </w:t>
       </w:r>
-      <w:del w:id="13" w:author="Jonathan Urrutia" w:date="2026-05-07T12:09:00Z">
+      <w:del w:id="23" w:author="Jonathan Urrutia" w:date="2026-05-07T12:09:00Z">
         <w:r>
           <w:rPr>
             <w:sz w:val="22"/>
@@ -462,7 +512,7 @@
           <w:delText>relacionadas</w:delText>
         </w:r>
       </w:del>
-      <w:ins w:id="14" w:author="Jonathan Urrutia" w:date="2026-05-07T12:09:00Z">
+      <w:ins w:id="24" w:author="Jonathan Urrutia" w:date="2026-05-07T12:09:00Z">
         <w:r>
           <w:rPr>
             <w:sz w:val="22"/>
@@ -478,7 +528,7 @@
         </w:rPr>
         <w:t xml:space="preserve"> con alteraciones en l</w:t>
       </w:r>
-      <w:ins w:id="15" w:author="Jonathan Urrutia" w:date="2026-05-07T12:09:00Z">
+      <w:ins w:id="25" w:author="Jonathan Urrutia" w:date="2026-05-07T12:09:00Z">
         <w:r>
           <w:rPr>
             <w:sz w:val="22"/>
@@ -487,7 +537,7 @@
           <w:t>a composición de los</w:t>
         </w:r>
       </w:ins>
-      <w:del w:id="16" w:author="Jonathan Urrutia" w:date="2026-05-07T12:09:00Z">
+      <w:del w:id="26" w:author="Jonathan Urrutia" w:date="2026-05-07T12:09:00Z">
         <w:r>
           <w:rPr>
             <w:sz w:val="22"/>
@@ -503,7 +553,7 @@
         </w:rPr>
         <w:t>eritrocitos</w:t>
       </w:r>
-      <w:ins w:id="17" w:author="Jonathan Urrutia" w:date="2026-05-07T12:09:00Z">
+      <w:ins w:id="27" w:author="Jonathan Urrutia" w:date="2026-05-07T12:09:00Z">
         <w:r>
           <w:rPr>
             <w:sz w:val="22"/>
@@ -512,7 +562,7 @@
           <w:t>, conocidos como</w:t>
         </w:r>
       </w:ins>
-      <w:del w:id="18" w:author="Jonathan Urrutia" w:date="2026-05-07T12:09:00Z">
+      <w:del w:id="28" w:author="Jonathan Urrutia" w:date="2026-05-07T12:09:00Z">
         <w:r>
           <w:rPr>
             <w:sz w:val="22"/>
@@ -521,7 +571,7 @@
           <w:delText xml:space="preserve"> (</w:delText>
         </w:r>
       </w:del>
-      <w:ins w:id="19" w:author="Jonathan Urrutia" w:date="2026-05-07T12:09:00Z">
+      <w:ins w:id="29" w:author="Jonathan Urrutia" w:date="2026-05-07T12:09:00Z">
         <w:r>
           <w:rPr>
             <w:sz w:val="22"/>
@@ -537,7 +587,7 @@
         </w:rPr>
         <w:t>glóbulos rojos)</w:t>
       </w:r>
-      <w:del w:id="20" w:author="Jonathan Urrutia" w:date="2026-05-07T12:09:00Z">
+      <w:del w:id="30" w:author="Jonathan Urrutia" w:date="2026-05-07T12:09:00Z">
         <w:r>
           <w:rPr>
             <w:sz w:val="22"/>
@@ -553,7 +603,7 @@
         </w:rPr>
         <w:t xml:space="preserve"> Estas alteraciones modifican de manera clínicamente significativa la geometría, </w:t>
       </w:r>
-      <w:del w:id="21" w:author="Jonathan Urrutia" w:date="2026-05-07T12:10:00Z">
+      <w:del w:id="31" w:author="Jonathan Urrutia" w:date="2026-05-07T12:10:00Z">
         <w:r>
           <w:rPr>
             <w:sz w:val="22"/>
@@ -569,7 +619,7 @@
         </w:rPr>
         <w:t xml:space="preserve"> tamaño y </w:t>
       </w:r>
-      <w:del w:id="22" w:author="Jonathan Urrutia" w:date="2026-05-07T12:10:00Z">
+      <w:del w:id="32" w:author="Jonathan Urrutia" w:date="2026-05-07T12:10:00Z">
         <w:r>
           <w:rPr>
             <w:sz w:val="22"/>
@@ -585,7 +635,7 @@
         </w:rPr>
         <w:t xml:space="preserve"> composición interna de los eritrocitos</w:t>
       </w:r>
-      <w:ins w:id="23" w:author="Jonathan Urrutia" w:date="2026-05-07T12:10:00Z">
+      <w:ins w:id="33" w:author="Jonathan Urrutia" w:date="2026-05-07T12:10:00Z">
         <w:r>
           <w:rPr>
             <w:sz w:val="22"/>
@@ -594,7 +644,7 @@
           <w:t>.</w:t>
         </w:r>
       </w:ins>
-      <w:del w:id="24" w:author="Jonathan Urrutia" w:date="2026-05-07T12:10:00Z">
+      <w:del w:id="34" w:author="Jonathan Urrutia" w:date="2026-05-07T12:10:00Z">
         <w:r>
           <w:rPr>
             <w:sz w:val="22"/>
@@ -603,7 +653,7 @@
           <w:delText>,</w:delText>
         </w:r>
       </w:del>
-      <w:ins w:id="25" w:author="Jonathan Urrutia" w:date="2026-05-07T12:10:00Z">
+      <w:ins w:id="35" w:author="Jonathan Urrutia" w:date="2026-05-07T12:10:00Z">
         <w:r>
           <w:rPr>
             <w:sz w:val="22"/>
@@ -612,7 +662,7 @@
           <w:t xml:space="preserve"> En particaulr</w:t>
         </w:r>
       </w:ins>
-      <w:del w:id="26" w:author="Jonathan Urrutia" w:date="2026-05-07T12:10:00Z">
+      <w:del w:id="36" w:author="Jonathan Urrutia" w:date="2026-05-07T12:10:00Z">
         <w:r>
           <w:rPr>
             <w:sz w:val="22"/>
@@ -628,7 +678,7 @@
         </w:rPr>
         <w:t xml:space="preserve"> la concentración de hemoglobina corpuscular media (CHCM)</w:t>
       </w:r>
-      <w:ins w:id="27" w:author="Jonathan Urrutia" w:date="2026-05-07T12:10:00Z">
+      <w:ins w:id="37" w:author="Jonathan Urrutia" w:date="2026-05-07T12:10:00Z">
         <w:r>
           <w:rPr>
             <w:sz w:val="22"/>
@@ -644,7 +694,7 @@
         </w:rPr>
         <w:t xml:space="preserve">, </w:t>
       </w:r>
-      <w:del w:id="28" w:author="Jonathan Urrutia" w:date="2026-05-07T12:11:00Z">
+      <w:del w:id="38" w:author="Jonathan Urrutia" w:date="2026-05-07T12:11:00Z">
         <w:r>
           <w:rPr>
             <w:sz w:val="22"/>
@@ -653,7 +703,7 @@
           <w:delText>modificando</w:delText>
         </w:r>
       </w:del>
-      <w:ins w:id="29" w:author="Jonathan Urrutia" w:date="2026-05-07T12:11:00Z">
+      <w:ins w:id="39" w:author="Jonathan Urrutia" w:date="2026-05-07T12:11:00Z">
         <w:r>
           <w:rPr>
             <w:sz w:val="22"/>
@@ -669,7 +719,7 @@
         </w:rPr>
         <w:t xml:space="preserve"> su índice de refracción</w:t>
       </w:r>
-      <w:ins w:id="30" w:author="Jonathan Urrutia" w:date="2026-05-07T12:11:00Z">
+      <w:ins w:id="40" w:author="Jonathan Urrutia" w:date="2026-05-07T12:11:00Z">
         <w:r>
           <w:rPr>
             <w:sz w:val="22"/>
@@ -678,7 +728,7 @@
           <w:t>,</w:t>
         </w:r>
       </w:ins>
-      <w:del w:id="31" w:author="Jonathan Urrutia" w:date="2026-05-07T12:11:00Z">
+      <w:del w:id="41" w:author="Jonathan Urrutia" w:date="2026-05-07T12:11:00Z">
         <w:r>
           <w:rPr>
             <w:sz w:val="22"/>
@@ -710,7 +760,7 @@
         </w:rPr>
         <w:t xml:space="preserve"> (FIT), implementado en el software comercial CST Studio. La geometría del eritrocito se modela mediante óvalos de Cassini, mientras que la función dieléctrica se construye a partir de un ajuste analítico a datos experimentales reportados en la literatura, al cual se le aplican las relaciones sustractivas de Kramers–Kronig </w:t>
       </w:r>
-      <w:del w:id="32" w:author="Jonathan Urrutia" w:date="2026-05-07T12:11:00Z">
+      <w:del w:id="42" w:author="Jonathan Urrutia" w:date="2026-05-07T12:11:00Z">
         <w:r>
           <w:rPr>
             <w:sz w:val="22"/>
@@ -719,7 +769,7 @@
           <w:delText xml:space="preserve">para garantizar </w:delText>
         </w:r>
       </w:del>
-      <w:ins w:id="33" w:author="Jonathan Urrutia" w:date="2026-05-07T12:11:00Z">
+      <w:ins w:id="43" w:author="Jonathan Urrutia" w:date="2026-05-07T12:11:00Z">
         <w:r>
           <w:rPr>
             <w:sz w:val="22"/>
@@ -728,7 +778,7 @@
           <w:t xml:space="preserve">garantizando </w:t>
         </w:r>
       </w:ins>
-      <w:commentRangeStart w:id="34"/>
+      <w:commentRangeStart w:id="3"/>
       <w:r>
         <w:rPr>
           <w:sz w:val="22"/>
@@ -736,45 +786,46 @@
         </w:rPr>
         <w:t>causalidad.</w:t>
       </w:r>
-      <w:commentRangeEnd w:id="34"/>
-      <w:r>
-        <w:rPr>
-          <w:rStyle w:val="Refdecomentario"/>
-          <w:sz w:val="22"/>
-          <w:szCs w:val="22"/>
-        </w:rPr>
-        <w:commentReference w:id="34"/>
-      </w:r>
-      <w:r>
-        <w:rPr>
-          <w:sz w:val="22"/>
-          <w:szCs w:val="22"/>
-        </w:rPr>
-        <w:t xml:space="preserve">  Como resultado, se obtiene una caracterización óptica del eritrocito al determinarse numéricamente </w:t>
-      </w:r>
-      <w:r>
-        <w:rPr>
-          <w:sz w:val="22"/>
-          <w:szCs w:val="22"/>
-        </w:rPr>
-        <w:lastRenderedPageBreak/>
-        <w:t>la sección transversal de extinción y la distribución angular del campo esparcido, es decir, cantidades medibles en el campo lejano.  Este trabajo proporciona una base para futuros estudios comparativos con eritrocitos patológicos.</w:t>
-      </w:r>
-    </w:p>
-    <w:p>
-      <w:pPr>
+      <w:r>
+        <w:rPr>
+          <w:sz w:val="22"/>
+          <w:szCs w:val="22"/>
+        </w:rPr>
+      </w:r>
+      <w:commentRangeEnd w:id="3"/>
+      <w:r>
+        <w:commentReference w:id="3"/>
+      </w:r>
+      <w:r>
+        <w:rPr>
+          <w:sz w:val="22"/>
+          <w:szCs w:val="22"/>
+        </w:rPr>
+        <w:t xml:space="preserve">  Como resultado, se obtiene una caracterización óptica del eritrocito al determinarse numéricamente la sección transversal de extinción y la distribución angular del campo esparcido, es decir, cantidades medibles en el campo lejano.  Este trabajo proporciona una base para futuros estudios comparativos con eritrocitos patológicos.</w:t>
+      </w:r>
+    </w:p>
+    <w:p>
+      <w:pPr>
+        <w:pStyle w:val="Normal"/>
         <w:jc w:val="both"/>
         <w:rPr>
           <w:sz w:val="22"/>
           <w:szCs w:val="22"/>
         </w:rPr>
       </w:pPr>
-    </w:p>
-    <w:p>
-      <w:pPr>
+      <w:r>
+        <w:rPr>
+          <w:sz w:val="22"/>
+          <w:szCs w:val="22"/>
+        </w:rPr>
+      </w:r>
+    </w:p>
+    <w:p>
+      <w:pPr>
+        <w:pStyle w:val="Normal"/>
         <w:jc w:val="both"/>
         <w:rPr>
-          <w:del w:id="35" w:author="DANA LARISSA LUNA GONZALEZ" w:date="2026-05-06T21:59:00Z"/>
+          <w:del w:id="44" w:author="DANA LARISSA LUNA GONZALEZ" w:date="2026-05-06T21:59:00Z"/>
           <w:sz w:val="22"/>
           <w:szCs w:val="22"/>
         </w:rPr>
@@ -789,6 +840,7 @@
     </w:p>
     <w:p>
       <w:pPr>
+        <w:pStyle w:val="Normal"/>
         <w:jc w:val="both"/>
         <w:rPr>
           <w:sz w:val="22"/>
@@ -802,7 +854,7 @@
         </w:rPr>
         <w:t xml:space="preserve">Diversas enfermedades hematológicas, como distintos tipos de anemia, están </w:t>
       </w:r>
-      <w:del w:id="36" w:author="Jonathan Urrutia" w:date="2026-05-06T16:27:00Z">
+      <w:del w:id="45" w:author="Jonathan Urrutia" w:date="2026-05-06T16:27:00Z">
         <w:r>
           <w:rPr>
             <w:sz w:val="22"/>
@@ -818,7 +870,7 @@
         </w:rPr>
         <w:t>relacionadas con alteraciones en los eritrocitos (glóbulos rojos). La geometría, el tamaño y la composición interna de los eritrocitos, particularmente la concentración de hemoglobina corpuscular media (CHCM),</w:t>
       </w:r>
-      <w:del w:id="37" w:author="Jonathan Urrutia" w:date="2026-05-06T16:27:00Z">
+      <w:del w:id="46" w:author="Jonathan Urrutia" w:date="2026-05-06T16:27:00Z">
         <w:r>
           <w:rPr>
             <w:sz w:val="22"/>
@@ -834,7 +886,7 @@
         </w:rPr>
         <w:t xml:space="preserve"> variar de manera clínicamente significativa, modificando su índice de refracción </w:t>
       </w:r>
-      <w:del w:id="38" w:author="Jonathan Urrutia" w:date="2026-05-06T16:28:00Z">
+      <w:del w:id="47" w:author="Jonathan Urrutia" w:date="2026-05-06T16:28:00Z">
         <w:r>
           <w:rPr>
             <w:sz w:val="22"/>
@@ -866,7 +918,7 @@
         </w:rPr>
         <w:t xml:space="preserve"> (FIT), implementado en el software</w:t>
       </w:r>
-      <w:ins w:id="39" w:author="Jonathan Urrutia" w:date="2026-05-06T16:28:00Z">
+      <w:ins w:id="48" w:author="Jonathan Urrutia" w:date="2026-05-06T16:28:00Z">
         <w:r>
           <w:rPr>
             <w:sz w:val="22"/>
@@ -882,7 +934,7 @@
         </w:rPr>
         <w:t xml:space="preserve"> CST Studio. La geometría del eritrocito se modela mediante óvalos de Cassini, mientras que la función dieléctrica se construye a partir de un ajuste analítico a datos experimentales reportados en la literatura, al cual se le aplican las relaciones sustractivas de Kramers–Kronig para garantizar causalidad. </w:t>
       </w:r>
-      <w:del w:id="40" w:author="Jonathan Urrutia" w:date="2026-05-06T16:29:00Z">
+      <w:del w:id="49" w:author="Jonathan Urrutia" w:date="2026-05-06T16:29:00Z">
         <w:r>
           <w:rPr>
             <w:sz w:val="22"/>
@@ -898,7 +950,7 @@
         </w:rPr>
         <w:t xml:space="preserve"> </w:t>
       </w:r>
-      <w:ins w:id="41" w:author="Jonathan Urrutia" w:date="2026-05-06T16:29:00Z">
+      <w:ins w:id="50" w:author="Jonathan Urrutia" w:date="2026-05-06T16:29:00Z">
         <w:r>
           <w:rPr>
             <w:sz w:val="22"/>
@@ -907,7 +959,7 @@
           <w:t xml:space="preserve">Como resultado, se obtiene una caracterizción óptica del eritrosito al determinarse numéricamente </w:t>
         </w:r>
       </w:ins>
-      <w:del w:id="42" w:author="Jonathan Urrutia" w:date="2026-05-06T16:30:00Z">
+      <w:del w:id="51" w:author="Jonathan Urrutia" w:date="2026-05-06T16:30:00Z">
         <w:r>
           <w:rPr>
             <w:sz w:val="22"/>
@@ -923,7 +975,7 @@
         </w:rPr>
         <w:t>sección transversal de extinción y la distribución angular del campo esparcido</w:t>
       </w:r>
-      <w:ins w:id="43" w:author="Jonathan Urrutia" w:date="2026-05-06T16:30:00Z">
+      <w:ins w:id="52" w:author="Jonathan Urrutia" w:date="2026-05-06T16:30:00Z">
         <w:r>
           <w:rPr>
             <w:sz w:val="22"/>
@@ -939,7 +991,7 @@
         </w:rPr>
         <w:t xml:space="preserve">. </w:t>
       </w:r>
-      <w:del w:id="44" w:author="Jonathan Urrutia" w:date="2026-05-06T16:31:00Z">
+      <w:del w:id="53" w:author="Jonathan Urrutia" w:date="2026-05-06T16:31:00Z">
         <w:r>
           <w:rPr>
             <w:sz w:val="22"/>
@@ -948,7 +1000,7 @@
           <w:delText>Estos resultados permiten caracterizar cantidades macroscópicas medibles de un eritrocito sano</w:delText>
         </w:r>
       </w:del>
-      <w:ins w:id="45" w:author="Jonathan Urrutia" w:date="2026-05-06T16:31:00Z">
+      <w:ins w:id="54" w:author="Jonathan Urrutia" w:date="2026-05-06T16:31:00Z">
         <w:r>
           <w:rPr>
             <w:sz w:val="22"/>
@@ -957,7 +1009,7 @@
           <w:t xml:space="preserve">.. Este trabajo </w:t>
         </w:r>
       </w:ins>
-      <w:del w:id="46" w:author="Jonathan Urrutia" w:date="2026-05-06T16:31:00Z">
+      <w:del w:id="55" w:author="Jonathan Urrutia" w:date="2026-05-06T16:31:00Z">
         <w:r>
           <w:rPr>
             <w:sz w:val="22"/>
@@ -966,7 +1018,7 @@
           <w:delText xml:space="preserve">, proporcionando </w:delText>
         </w:r>
       </w:del>
-      <w:ins w:id="47" w:author="Jonathan Urrutia" w:date="2026-05-06T16:31:00Z">
+      <w:ins w:id="56" w:author="Jonathan Urrutia" w:date="2026-05-06T16:31:00Z">
         <w:r>
           <w:rPr>
             <w:sz w:val="22"/>
@@ -982,7 +1034,7 @@
         </w:rPr>
         <w:t xml:space="preserve">una base para </w:t>
       </w:r>
-      <w:ins w:id="48" w:author="Jonathan Urrutia" w:date="2026-05-06T16:31:00Z">
+      <w:ins w:id="57" w:author="Jonathan Urrutia" w:date="2026-05-06T16:31:00Z">
         <w:r>
           <w:rPr>
             <w:sz w:val="22"/>
@@ -1001,149 +1053,206 @@
     </w:p>
     <w:p>
       <w:pPr>
+        <w:pStyle w:val="Normal"/>
+        <w:spacing w:before="0" w:after="160"/>
         <w:jc w:val="both"/>
         <w:rPr>
           <w:sz w:val="22"/>
           <w:szCs w:val="22"/>
         </w:rPr>
       </w:pPr>
+      <w:r>
+        <w:rPr>
+          <w:sz w:val="22"/>
+          <w:szCs w:val="22"/>
+        </w:rPr>
+      </w:r>
     </w:p>
     <w:sectPr>
+      <w:type w:val="nextPage"/>
       <w:pgSz w:w="12240" w:h="15840"/>
-      <w:pgMar w:top="1417" w:right="1701" w:bottom="1417" w:left="1701" w:header="0" w:footer="0" w:gutter="0"/>
-      <w:cols w:space="720"/>
-      <w:formProt w:val="0"/>
-      <w:docGrid w:linePitch="360"/>
+      <w:pgMar w:left="1701" w:right="1701" w:gutter="0" w:header="0" w:top="1417" w:footer="0" w:bottom="1417"/>
+      <w:pgNumType w:fmt="decimal"/>
+      <w:formProt w:val="false"/>
+      <w:textDirection w:val="lrTb"/>
+      <w:docGrid w:type="default" w:linePitch="360" w:charSpace="0"/>
     </w:sectPr>
   </w:body>
 </w:document>
 </file>
 
 <file path=word/comments.xml><?xml version="1.0" encoding="utf-8"?>
-<w:comments xmlns:wpc="http://schemas.microsoft.com/office/word/2010/wordprocessingCanvas" xmlns:cx="http://schemas.microsoft.com/office/drawing/2014/chartex" xmlns:cx1="http://schemas.microsoft.com/office/drawing/2015/9/8/chartex" xmlns:cx2="http://schemas.microsoft.com/office/drawing/2015/10/21/chartex" xmlns:cx3="http://schemas.microsoft.com/office/drawing/2016/5/9/chartex" xmlns:cx4="http://schemas.microsoft.com/office/drawing/2016/5/10/chartex" xmlns:cx5="http://schemas.microsoft.com/office/drawing/2016/5/11/chartex" xmlns:cx6="http://schemas.microsoft.com/office/drawing/2016/5/12/chartex" xmlns:cx7="http://schemas.microsoft.com/office/drawing/2016/5/13/chartex" xmlns:cx8="http://schemas.microsoft.com/office/drawing/2016/5/14/chartex" xmlns:mc="http://schemas.openxmlformats.org/markup-compatibility/2006" xmlns:aink="http://schemas.microsoft.com/office/drawing/2016/ink" xmlns:am3d="http://schemas.microsoft.com/office/drawing/2017/model3d" xmlns:o="urn:schemas-microsoft-com:office:office" xmlns:oel="http://schemas.microsoft.com/office/2019/extlst" xmlns:r="http://schemas.openxmlformats.org/officeDocument/2006/relationships" xmlns:m="http://schemas.openxmlformats.org/officeDocument/2006/math" xmlns:v="urn:schemas-microsoft-com:vml" xmlns:wp14="http://schemas.microsoft.com/office/word/2010/wordprocessingDrawing" xmlns:wp="http://schemas.openxmlformats.org/drawingml/2006/wordprocessingDrawing" xmlns:w10="urn:schemas-microsoft-com:office:word" xmlns:w="http://schemas.openxmlformats.org/wordprocessingml/2006/main" xmlns:w14="http://schemas.microsoft.com/office/word/2010/wordml" xmlns:w15="http://schemas.microsoft.com/office/word/2012/wordml" xmlns:w16cex="http://schemas.microsoft.com/office/word/2018/wordml/cex" xmlns:w16cid="http://schemas.microsoft.com/office/word/2016/wordml/cid" xmlns:w16="http://schemas.microsoft.com/office/word/2018/wordml" xmlns:w16du="http://schemas.microsoft.com/office/word/2023/wordml/word16du" xmlns:w16sdtdh="http://schemas.microsoft.com/office/word/2020/wordml/sdtdatahash" xmlns:w16sdtfl="http://schemas.microsoft.com/office/word/2024/wordml/sdtformatlock" xmlns:w16se="http://schemas.microsoft.com/office/word/2015/wordml/symex" xmlns:wpg="http://schemas.microsoft.com/office/word/2010/wordprocessingGroup" xmlns:wpi="http://schemas.microsoft.com/office/word/2010/wordprocessingInk" xmlns:wne="http://schemas.microsoft.com/office/word/2006/wordml" xmlns:wps="http://schemas.microsoft.com/office/word/2010/wordprocessingShape" mc:Ignorable="w14 w15 w16se w16cid w16 w16cex w16sdtdh w16sdtfl w16du wp14">
-  <w:comment w:id="0" w:author="Jonathan Urrutia" w:date="2026-05-06T16:23:00Z" w:initials="JU">
-    <w:p>
-      <w:pPr>
-        <w:spacing w:after="0" w:line="240" w:lineRule="auto"/>
+<w:comments xmlns:o="urn:schemas-microsoft-com:office:office" xmlns:r="http://schemas.openxmlformats.org/officeDocument/2006/relationships" xmlns:v="urn:schemas-microsoft-com:vml" xmlns:w="http://schemas.openxmlformats.org/wordprocessingml/2006/main" xmlns:w10="urn:schemas-microsoft-com:office:word" xmlns:wp="http://schemas.openxmlformats.org/drawingml/2006/wordprocessingDrawing" xmlns:pic="http://schemas.openxmlformats.org/drawingml/2006/picture" xmlns:wps="http://schemas.microsoft.com/office/word/2010/wordprocessingShape" xmlns:wpg="http://schemas.microsoft.com/office/word/2010/wordprocessingGroup" xmlns:mc="http://schemas.openxmlformats.org/markup-compatibility/2006" xmlns:wp14="http://schemas.microsoft.com/office/word/2010/wordprocessingDrawing" xmlns:w14="http://schemas.microsoft.com/office/word/2010/wordml" xmlns:w15="http://schemas.microsoft.com/office/word/2012/wordml" mc:Ignorable="w14 wp14 w15">
+  <w:comment w:id="1" w:author="Jonathan Urrutia" w:date="2026-05-06T16:23:00Z" w:initials="JU">
+    <w:p>
+      <w:pPr>
+        <w:overflowPunct w:val="false"/>
+        <w:spacing w:before="0" w:after="0" w:lineRule="auto" w:line="240"/>
+        <w:rPr/>
       </w:pPr>
       <w:r>
         <w:annotationRef/>
       </w:r>
       <w:r>
         <w:rPr>
-          <w:rFonts w:ascii="Liberation Serif" w:eastAsia="DejaVu Sans" w:hAnsi="Liberation Serif" w:cs="DejaVu Sans"/>
+          <w:rFonts w:eastAsia="DejaVu Sans" w:cs="DejaVu Sans" w:ascii="Liberation Serif" w:hAnsi="Liberation Serif"/>
           <w:kern w:val="0"/>
-          <w:lang w:val="en-US" w:bidi="en-US"/>
+          <w:lang w:eastAsia="en-US" w:val="en-US" w:bidi="en-US"/>
         </w:rPr>
         <w:t>Qué tal algo como:</w:t>
       </w:r>
     </w:p>
     <w:p>
       <w:pPr>
-        <w:spacing w:after="0" w:line="240" w:lineRule="auto"/>
-      </w:pPr>
-      <w:r>
-        <w:rPr>
-          <w:rFonts w:ascii="Liberation Serif" w:eastAsia="DejaVu Sans" w:hAnsi="Liberation Serif" w:cs="DejaVu Sans"/>
+        <w:overflowPunct w:val="false"/>
+        <w:spacing w:before="0" w:after="0" w:lineRule="auto" w:line="240"/>
+        <w:rPr/>
+      </w:pPr>
+      <w:r>
+        <w:rPr>
+          <w:rFonts w:eastAsia="DejaVu Sans" w:cs="DejaVu Sans" w:ascii="Liberation Serif" w:hAnsi="Liberation Serif"/>
           <w:kern w:val="0"/>
-          <w:lang w:val="en-US" w:bidi="en-US"/>
+          <w:lang w:eastAsia="en-US" w:val="en-US" w:bidi="en-US"/>
         </w:rPr>
         <w:t>Propiedades ópticas de eritrositos en el campo lejano: enfoque numérico</w:t>
       </w:r>
     </w:p>
     <w:p>
       <w:pPr>
-        <w:spacing w:after="0" w:line="240" w:lineRule="auto"/>
-      </w:pPr>
-    </w:p>
-    <w:p>
-      <w:pPr>
-        <w:spacing w:after="0" w:line="240" w:lineRule="auto"/>
-      </w:pPr>
-      <w:r>
-        <w:rPr>
-          <w:rFonts w:ascii="Liberation Serif" w:eastAsia="DejaVu Sans" w:hAnsi="Liberation Serif" w:cs="DejaVu Sans"/>
+        <w:overflowPunct w:val="false"/>
+        <w:spacing w:before="0" w:after="0" w:lineRule="auto" w:line="240"/>
+        <w:rPr/>
+      </w:pPr>
+      <w:r>
+        <w:rPr>
+          <w:rFonts w:cs="DejaVu Sans" w:ascii="Liberation Serif" w:hAnsi="Liberation Serif" w:eastAsia="DejaVu Sans"/>
           <w:kern w:val="0"/>
-          <w:lang w:val="en-US" w:bidi="en-US"/>
+          <w:lang w:bidi="en-US" w:val="en-US" w:eastAsia="en-US"/>
+        </w:rPr>
+      </w:r>
+    </w:p>
+    <w:p>
+      <w:pPr>
+        <w:overflowPunct w:val="false"/>
+        <w:spacing w:before="0" w:after="0" w:lineRule="auto" w:line="240"/>
+        <w:rPr/>
+      </w:pPr>
+      <w:r>
+        <w:rPr>
+          <w:rFonts w:eastAsia="DejaVu Sans" w:cs="DejaVu Sans" w:ascii="Liberation Serif" w:hAnsi="Liberation Serif"/>
+          <w:kern w:val="0"/>
+          <w:lang w:eastAsia="en-US" w:val="en-US" w:bidi="en-US"/>
         </w:rPr>
         <w:t>Yo resaltaría que es numéico y es campo lejano. También optiaría por lo que caracterizas la céluila</w:t>
       </w:r>
     </w:p>
     <w:p>
       <w:pPr>
-        <w:spacing w:after="0" w:line="240" w:lineRule="auto"/>
-      </w:pPr>
-    </w:p>
-    <w:p>
-      <w:pPr>
-        <w:spacing w:after="0" w:line="240" w:lineRule="auto"/>
-      </w:pPr>
-      <w:r>
-        <w:rPr>
-          <w:rFonts w:ascii="Liberation Serif" w:eastAsia="DejaVu Sans" w:hAnsi="Liberation Serif" w:cs="DejaVu Sans"/>
+        <w:overflowPunct w:val="false"/>
+        <w:spacing w:before="0" w:after="0" w:lineRule="auto" w:line="240"/>
+        <w:rPr/>
+      </w:pPr>
+      <w:r>
+        <w:rPr>
+          <w:rFonts w:cs="DejaVu Sans" w:ascii="Liberation Serif" w:hAnsi="Liberation Serif" w:eastAsia="DejaVu Sans"/>
           <w:kern w:val="0"/>
-          <w:lang w:val="en-US" w:bidi="en-US"/>
+          <w:lang w:bidi="en-US" w:val="en-US" w:eastAsia="en-US"/>
+        </w:rPr>
+      </w:r>
+    </w:p>
+    <w:p>
+      <w:pPr>
+        <w:overflowPunct w:val="false"/>
+        <w:spacing w:before="0" w:after="0" w:lineRule="auto" w:line="240"/>
+        <w:rPr/>
+      </w:pPr>
+      <w:r>
+        <w:rPr>
+          <w:rFonts w:eastAsia="DejaVu Sans" w:cs="DejaVu Sans" w:ascii="Liberation Serif" w:hAnsi="Liberation Serif"/>
+          <w:kern w:val="0"/>
+          <w:lang w:eastAsia="en-US" w:val="en-US" w:bidi="en-US"/>
         </w:rPr>
         <w:t xml:space="preserve">Caracterización óptica de eritrositos en el campo lejano </w:t>
       </w:r>
     </w:p>
     <w:p>
       <w:pPr>
-        <w:spacing w:after="0" w:line="240" w:lineRule="auto"/>
-      </w:pPr>
-    </w:p>
-    <w:p>
-      <w:pPr>
-        <w:spacing w:after="0" w:line="240" w:lineRule="auto"/>
-      </w:pPr>
-      <w:r>
-        <w:rPr>
-          <w:rFonts w:ascii="Liberation Serif" w:eastAsia="DejaVu Sans" w:hAnsi="Liberation Serif" w:cs="DejaVu Sans"/>
+        <w:overflowPunct w:val="false"/>
+        <w:spacing w:before="0" w:after="0" w:lineRule="auto" w:line="240"/>
+        <w:rPr/>
+      </w:pPr>
+      <w:r>
+        <w:rPr>
+          <w:rFonts w:cs="DejaVu Sans" w:ascii="Liberation Serif" w:hAnsi="Liberation Serif" w:eastAsia="DejaVu Sans"/>
           <w:kern w:val="0"/>
-          <w:lang w:val="en-US" w:bidi="en-US"/>
+          <w:lang w:bidi="en-US" w:val="en-US" w:eastAsia="en-US"/>
+        </w:rPr>
+      </w:r>
+    </w:p>
+    <w:p>
+      <w:pPr>
+        <w:overflowPunct w:val="false"/>
+        <w:spacing w:before="0" w:after="0" w:lineRule="auto" w:line="240"/>
+        <w:rPr/>
+      </w:pPr>
+      <w:r>
+        <w:rPr>
+          <w:rFonts w:eastAsia="DejaVu Sans" w:cs="DejaVu Sans" w:ascii="Liberation Serif" w:hAnsi="Liberation Serif"/>
+          <w:kern w:val="0"/>
+          <w:lang w:eastAsia="en-US" w:val="en-US" w:bidi="en-US"/>
         </w:rPr>
         <w:t>Algo así</w:t>
       </w:r>
     </w:p>
   </w:comment>
-  <w:comment w:id="1" w:author="Jonathan Urrutia" w:date="2026-05-07T12:23:00Z" w:initials="JU">
-    <w:p>
-      <w:pPr>
-        <w:overflowPunct w:val="0"/>
-        <w:spacing w:after="0" w:line="240" w:lineRule="auto"/>
+  <w:comment w:id="0" w:author="Jonathan Urrutia" w:date="2026-05-07T12:23:00Z" w:initials="JU">
+    <w:p>
+      <w:pPr>
+        <w:overflowPunct w:val="true"/>
+        <w:spacing w:lineRule="auto" w:line="240" w:before="0" w:after="0"/>
+        <w:rPr/>
       </w:pPr>
       <w:r>
         <w:annotationRef/>
       </w:r>
       <w:r>
         <w:rPr>
-          <w:rFonts w:ascii="Liberation Serif" w:eastAsia="DejaVu Sans" w:hAnsi="Liberation Serif" w:cs="DejaVu Sans"/>
+          <w:rFonts w:eastAsia="DejaVu Sans" w:cs="DejaVu Sans" w:ascii="Liberation Serif" w:hAnsi="Liberation Serif"/>
           <w:i/>
           <w:kern w:val="0"/>
           <w:sz w:val="16"/>
-          <w:lang w:val="en-US" w:bidi="en-US"/>
+          <w:lang w:eastAsia="en-US" w:val="en-US" w:bidi="en-US"/>
         </w:rPr>
         <w:t xml:space="preserve">Creo que caracterización da la impresión de que es algo xperimetnal entonces a lo mejor no es buena idea ponerlo. </w:t>
       </w:r>
     </w:p>
     <w:p>
       <w:pPr>
-        <w:overflowPunct w:val="0"/>
-        <w:spacing w:after="0" w:line="240" w:lineRule="auto"/>
-      </w:pPr>
-    </w:p>
-    <w:p>
-      <w:pPr>
-        <w:overflowPunct w:val="0"/>
-        <w:spacing w:after="0" w:line="240" w:lineRule="auto"/>
-      </w:pPr>
-      <w:r>
-        <w:rPr>
-          <w:rFonts w:ascii="Liberation Serif" w:eastAsia="DejaVu Sans" w:hAnsi="Liberation Serif" w:cs="DejaVu Sans"/>
+        <w:overflowPunct w:val="true"/>
+        <w:spacing w:lineRule="auto" w:line="240" w:before="0" w:after="0"/>
+        <w:rPr/>
+      </w:pPr>
+      <w:r>
+        <w:rPr>
+          <w:rFonts w:cs="DejaVu Sans" w:ascii="Liberation Serif" w:hAnsi="Liberation Serif" w:eastAsia="DejaVu Sans"/>
+          <w:kern w:val="0"/>
+          <w:lang w:bidi="en-US" w:val="en-US" w:eastAsia="en-US"/>
+        </w:rPr>
+      </w:r>
+    </w:p>
+    <w:p>
+      <w:pPr>
+        <w:overflowPunct w:val="true"/>
+        <w:spacing w:lineRule="auto" w:line="240" w:before="0" w:after="0"/>
+        <w:rPr/>
+      </w:pPr>
+      <w:r>
+        <w:rPr>
+          <w:rFonts w:eastAsia="DejaVu Sans" w:cs="DejaVu Sans" w:ascii="Liberation Serif" w:hAnsi="Liberation Serif"/>
           <w:i/>
           <w:kern w:val="0"/>
           <w:sz w:val="16"/>
-          <w:lang w:val="en-US" w:bidi="en-US"/>
+          <w:lang w:eastAsia="en-US" w:val="en-US" w:bidi="en-US"/>
         </w:rPr>
         <w:t xml:space="preserve">Los títulos no son lo mío entnces ay que darle vueltas. </w:t>
       </w:r>
@@ -1152,56 +1261,67 @@
   <w:comment w:id="2" w:author="Jonathan Urrutia" w:date="2026-05-07T12:20:00Z" w:initials="JU">
     <w:p>
       <w:pPr>
-        <w:overflowPunct w:val="0"/>
-        <w:spacing w:after="0" w:line="240" w:lineRule="auto"/>
+        <w:overflowPunct w:val="true"/>
+        <w:spacing w:lineRule="auto" w:line="240" w:before="0" w:after="0"/>
+        <w:rPr/>
       </w:pPr>
       <w:r>
         <w:annotationRef/>
       </w:r>
       <w:r>
         <w:rPr>
-          <w:rFonts w:ascii="Liberation Serif" w:eastAsia="DejaVu Sans" w:hAnsi="Liberation Serif" w:cs="DejaVu Sans"/>
+          <w:rFonts w:eastAsia="DejaVu Sans" w:cs="DejaVu Sans" w:ascii="Liberation Serif" w:hAnsi="Liberation Serif"/>
           <w:kern w:val="0"/>
-          <w:lang w:val="en-US" w:bidi="en-US"/>
+          <w:lang w:eastAsia="en-US" w:val="en-US" w:bidi="en-US"/>
         </w:rPr>
         <w:t>Pelón propone</w:t>
       </w:r>
     </w:p>
     <w:p>
       <w:pPr>
-        <w:overflowPunct w:val="0"/>
-        <w:spacing w:after="0" w:line="240" w:lineRule="auto"/>
-      </w:pPr>
-      <w:r>
-        <w:rPr>
-          <w:rFonts w:ascii="Liberation Serif" w:eastAsia="DejaVu Sans" w:hAnsi="Liberation Serif" w:cs="DejaVu Sans"/>
+        <w:overflowPunct w:val="true"/>
+        <w:spacing w:lineRule="auto" w:line="240" w:before="0" w:after="0"/>
+        <w:rPr/>
+      </w:pPr>
+      <w:r>
+        <w:rPr>
+          <w:rFonts w:eastAsia="DejaVu Sans" w:cs="DejaVu Sans" w:ascii="Liberation Serif" w:hAnsi="Liberation Serif"/>
           <w:kern w:val="0"/>
-          <w:lang w:val="en-US" w:bidi="en-US"/>
+          <w:lang w:eastAsia="en-US" w:val="en-US" w:bidi="en-US"/>
         </w:rPr>
         <w:t>Caracterización íptica de eritrocitos mediante FIT en e régimen del campo lejano</w:t>
       </w:r>
     </w:p>
     <w:p>
       <w:pPr>
-        <w:overflowPunct w:val="0"/>
-        <w:spacing w:after="0" w:line="240" w:lineRule="auto"/>
-      </w:pPr>
+        <w:overflowPunct w:val="true"/>
+        <w:spacing w:lineRule="auto" w:line="240" w:before="0" w:after="0"/>
+        <w:rPr/>
+      </w:pPr>
+      <w:r>
+        <w:rPr>
+          <w:rFonts w:cs="DejaVu Sans" w:ascii="Liberation Serif" w:hAnsi="Liberation Serif" w:eastAsia="DejaVu Sans"/>
+          <w:kern w:val="0"/>
+          <w:lang w:bidi="en-US" w:val="en-US" w:eastAsia="en-US"/>
+        </w:rPr>
+      </w:r>
     </w:p>
   </w:comment>
-  <w:comment w:id="34" w:author="Jonathan Urrutia" w:date="2026-05-07T12:12:00Z" w:initials="JU">
-    <w:p>
-      <w:pPr>
-        <w:overflowPunct w:val="0"/>
-        <w:spacing w:after="0" w:line="240" w:lineRule="auto"/>
+  <w:comment w:id="3" w:author="Jonathan Urrutia" w:date="2026-05-07T12:12:00Z" w:initials="JU">
+    <w:p>
+      <w:pPr>
+        <w:overflowPunct w:val="true"/>
+        <w:spacing w:lineRule="auto" w:line="240" w:before="0" w:after="0"/>
+        <w:rPr/>
       </w:pPr>
       <w:r>
         <w:annotationRef/>
       </w:r>
       <w:r>
         <w:rPr>
-          <w:rFonts w:ascii="Liberation Serif" w:eastAsia="DejaVu Sans" w:hAnsi="Liberation Serif" w:cs="DejaVu Sans"/>
+          <w:rFonts w:eastAsia="DejaVu Sans" w:cs="DejaVu Sans" w:ascii="Liberation Serif" w:hAnsi="Liberation Serif"/>
           <w:kern w:val="0"/>
-          <w:lang w:val="en-US" w:bidi="en-US"/>
+          <w:lang w:eastAsia="en-US" w:val="en-US" w:bidi="en-US"/>
         </w:rPr>
         <w:t>Creo que sería conveniente inlcuir que es relavante para el médoto numérico y/o decir que mejoras ajustees previamente reportados.</w:t>
       </w:r>
@@ -1211,37 +1331,17 @@
 </file>
 
 <file path=word/commentsExtended.xml><?xml version="1.0" encoding="utf-8"?>
-<w15:commentsEx xmlns:wpc="http://schemas.microsoft.com/office/word/2010/wordprocessingCanvas" xmlns:cx="http://schemas.microsoft.com/office/drawing/2014/chartex" xmlns:cx1="http://schemas.microsoft.com/office/drawing/2015/9/8/chartex" xmlns:cx2="http://schemas.microsoft.com/office/drawing/2015/10/21/chartex" xmlns:cx3="http://schemas.microsoft.com/office/drawing/2016/5/9/chartex" xmlns:cx4="http://schemas.microsoft.com/office/drawing/2016/5/10/chartex" xmlns:cx5="http://schemas.microsoft.com/office/drawing/2016/5/11/chartex" xmlns:cx6="http://schemas.microsoft.com/office/drawing/2016/5/12/chartex" xmlns:cx7="http://schemas.microsoft.com/office/drawing/2016/5/13/chartex" xmlns:cx8="http://schemas.microsoft.com/office/drawing/2016/5/14/chartex" xmlns:mc="http://schemas.openxmlformats.org/markup-compatibility/2006" xmlns:aink="http://schemas.microsoft.com/office/drawing/2016/ink" xmlns:am3d="http://schemas.microsoft.com/office/drawing/2017/model3d" xmlns:o="urn:schemas-microsoft-com:office:office" xmlns:oel="http://schemas.microsoft.com/office/2019/extlst" xmlns:r="http://schemas.openxmlformats.org/officeDocument/2006/relationships" xmlns:m="http://schemas.openxmlformats.org/officeDocument/2006/math" xmlns:v="urn:schemas-microsoft-com:vml" xmlns:wp14="http://schemas.microsoft.com/office/word/2010/wordprocessingDrawing" xmlns:wp="http://schemas.openxmlformats.org/drawingml/2006/wordprocessingDrawing" xmlns:w10="urn:schemas-microsoft-com:office:word" xmlns:w="http://schemas.openxmlformats.org/wordprocessingml/2006/main" xmlns:w14="http://schemas.microsoft.com/office/word/2010/wordml" xmlns:w15="http://schemas.microsoft.com/office/word/2012/wordml" xmlns:w16cex="http://schemas.microsoft.com/office/word/2018/wordml/cex" xmlns:w16cid="http://schemas.microsoft.com/office/word/2016/wordml/cid" xmlns:w16="http://schemas.microsoft.com/office/word/2018/wordml" xmlns:w16du="http://schemas.microsoft.com/office/word/2023/wordml/word16du" xmlns:w16sdtdh="http://schemas.microsoft.com/office/word/2020/wordml/sdtdatahash" xmlns:w16sdtfl="http://schemas.microsoft.com/office/word/2024/wordml/sdtformatlock" xmlns:w16se="http://schemas.microsoft.com/office/word/2015/wordml/symex" xmlns:wpg="http://schemas.microsoft.com/office/word/2010/wordprocessingGroup" xmlns:wpi="http://schemas.microsoft.com/office/word/2010/wordprocessingInk" xmlns:wne="http://schemas.microsoft.com/office/word/2006/wordml" xmlns:wps="http://schemas.microsoft.com/office/word/2010/wordprocessingShape" mc:Ignorable="w14 w15 w16se w16cid w16 w16cex w16sdtdh w16sdtfl w16du wp14">
-  <w15:commentEx w15:paraId="01000000" w15:done="0"/>
-  <w15:commentEx w15:paraId="02000000" w15:paraIdParent="01000000" w15:done="0"/>
-  <w15:commentEx w15:paraId="48C6B446" w15:done="0"/>
-  <w15:commentEx w15:paraId="09FEAED6" w15:done="0"/>
+<w15:commentsEx xmlns:mc="http://schemas.openxmlformats.org/markup-compatibility/2006" xmlns:w15="http://schemas.microsoft.com/office/word/2012/wordml" mc:Ignorable="w15">
+  <w15:commentEx w15:paraId="02000000" w15:paraIdParent="01000000"/>
 </w15:commentsEx>
 </file>
 
-<file path=word/commentsIds.xml><?xml version="1.0" encoding="utf-8"?>
-<w16cid:commentsIds xmlns:wpc="http://schemas.microsoft.com/office/word/2010/wordprocessingCanvas" xmlns:cx="http://schemas.microsoft.com/office/drawing/2014/chartex" xmlns:cx1="http://schemas.microsoft.com/office/drawing/2015/9/8/chartex" xmlns:cx2="http://schemas.microsoft.com/office/drawing/2015/10/21/chartex" xmlns:cx3="http://schemas.microsoft.com/office/drawing/2016/5/9/chartex" xmlns:cx4="http://schemas.microsoft.com/office/drawing/2016/5/10/chartex" xmlns:cx5="http://schemas.microsoft.com/office/drawing/2016/5/11/chartex" xmlns:cx6="http://schemas.microsoft.com/office/drawing/2016/5/12/chartex" xmlns:cx7="http://schemas.microsoft.com/office/drawing/2016/5/13/chartex" xmlns:cx8="http://schemas.microsoft.com/office/drawing/2016/5/14/chartex" xmlns:mc="http://schemas.openxmlformats.org/markup-compatibility/2006" xmlns:aink="http://schemas.microsoft.com/office/drawing/2016/ink" xmlns:am3d="http://schemas.microsoft.com/office/drawing/2017/model3d" xmlns:o="urn:schemas-microsoft-com:office:office" xmlns:oel="http://schemas.microsoft.com/office/2019/extlst" xmlns:r="http://schemas.openxmlformats.org/officeDocument/2006/relationships" xmlns:m="http://schemas.openxmlformats.org/officeDocument/2006/math" xmlns:v="urn:schemas-microsoft-com:vml" xmlns:wp14="http://schemas.microsoft.com/office/word/2010/wordprocessingDrawing" xmlns:wp="http://schemas.openxmlformats.org/drawingml/2006/wordprocessingDrawing" xmlns:w10="urn:schemas-microsoft-com:office:word" xmlns:w="http://schemas.openxmlformats.org/wordprocessingml/2006/main" xmlns:w14="http://schemas.microsoft.com/office/word/2010/wordml" xmlns:w15="http://schemas.microsoft.com/office/word/2012/wordml" xmlns:w16cex="http://schemas.microsoft.com/office/word/2018/wordml/cex" xmlns:w16cid="http://schemas.microsoft.com/office/word/2016/wordml/cid" xmlns:w16="http://schemas.microsoft.com/office/word/2018/wordml" xmlns:w16du="http://schemas.microsoft.com/office/word/2023/wordml/word16du" xmlns:w16sdtdh="http://schemas.microsoft.com/office/word/2020/wordml/sdtdatahash" xmlns:w16sdtfl="http://schemas.microsoft.com/office/word/2024/wordml/sdtformatlock" xmlns:w16se="http://schemas.microsoft.com/office/word/2015/wordml/symex" xmlns:wpg="http://schemas.microsoft.com/office/word/2010/wordprocessingGroup" xmlns:wpi="http://schemas.microsoft.com/office/word/2010/wordprocessingInk" xmlns:wne="http://schemas.microsoft.com/office/word/2006/wordml" xmlns:wps="http://schemas.microsoft.com/office/word/2010/wordprocessingShape" mc:Ignorable="w14 w15 w16se w16cid w16 w16cex w16sdtdh w16sdtfl w16du wp14">
-  <w16cid:commentId w16cid:paraId="01000000" w16cid:durableId="01000000"/>
-  <w16cid:commentId w16cid:paraId="02000000" w16cid:durableId="02000000"/>
-  <w16cid:commentId w16cid:paraId="48C6B446" w16cid:durableId="48C6B446"/>
-  <w16cid:commentId w16cid:paraId="09FEAED6" w16cid:durableId="09FEAED6"/>
-</w16cid:commentsIds>
-</file>
-
-<file path=word/people.xml><?xml version="1.0" encoding="utf-8"?>
-<w15:people xmlns:wpc="http://schemas.microsoft.com/office/word/2010/wordprocessingCanvas" xmlns:cx="http://schemas.microsoft.com/office/drawing/2014/chartex" xmlns:cx1="http://schemas.microsoft.com/office/drawing/2015/9/8/chartex" xmlns:cx2="http://schemas.microsoft.com/office/drawing/2015/10/21/chartex" xmlns:cx3="http://schemas.microsoft.com/office/drawing/2016/5/9/chartex" xmlns:cx4="http://schemas.microsoft.com/office/drawing/2016/5/10/chartex" xmlns:cx5="http://schemas.microsoft.com/office/drawing/2016/5/11/chartex" xmlns:cx6="http://schemas.microsoft.com/office/drawing/2016/5/12/chartex" xmlns:cx7="http://schemas.microsoft.com/office/drawing/2016/5/13/chartex" xmlns:cx8="http://schemas.microsoft.com/office/drawing/2016/5/14/chartex" xmlns:mc="http://schemas.openxmlformats.org/markup-compatibility/2006" xmlns:aink="http://schemas.microsoft.com/office/drawing/2016/ink" xmlns:am3d="http://schemas.microsoft.com/office/drawing/2017/model3d" xmlns:o="urn:schemas-microsoft-com:office:office" xmlns:oel="http://schemas.microsoft.com/office/2019/extlst" xmlns:r="http://schemas.openxmlformats.org/officeDocument/2006/relationships" xmlns:m="http://schemas.openxmlformats.org/officeDocument/2006/math" xmlns:v="urn:schemas-microsoft-com:vml" xmlns:wp14="http://schemas.microsoft.com/office/word/2010/wordprocessingDrawing" xmlns:wp="http://schemas.openxmlformats.org/drawingml/2006/wordprocessingDrawing" xmlns:w10="urn:schemas-microsoft-com:office:word" xmlns:w="http://schemas.openxmlformats.org/wordprocessingml/2006/main" xmlns:w14="http://schemas.microsoft.com/office/word/2010/wordml" xmlns:w15="http://schemas.microsoft.com/office/word/2012/wordml" xmlns:w16cex="http://schemas.microsoft.com/office/word/2018/wordml/cex" xmlns:w16cid="http://schemas.microsoft.com/office/word/2016/wordml/cid" xmlns:w16="http://schemas.microsoft.com/office/word/2018/wordml" xmlns:w16du="http://schemas.microsoft.com/office/word/2023/wordml/word16du" xmlns:w16sdtdh="http://schemas.microsoft.com/office/word/2020/wordml/sdtdatahash" xmlns:w16sdtfl="http://schemas.microsoft.com/office/word/2024/wordml/sdtformatlock" xmlns:w16se="http://schemas.microsoft.com/office/word/2015/wordml/symex" xmlns:wpg="http://schemas.microsoft.com/office/word/2010/wordprocessingGroup" xmlns:wpi="http://schemas.microsoft.com/office/word/2010/wordprocessingInk" xmlns:wne="http://schemas.microsoft.com/office/word/2006/wordml" xmlns:wps="http://schemas.microsoft.com/office/word/2010/wordprocessingShape" mc:Ignorable="w14 w15 w16se w16cid w16 w16cex w16sdtdh w16sdtfl w16du wp14">
-  <w15:person w15:author="DANA LARISSA LUNA GONZALEZ">
-    <w15:presenceInfo w15:providerId="AD" w15:userId="S::dana.larissalg@comunidad.unam.mx::39843a73-9849-4286-a8ca-08e07cb4b281"/>
-  </w15:person>
-</w15:people>
-</file>
-
 <file path=word/styles.xml><?xml version="1.0" encoding="utf-8"?>
-<w:styles xmlns:mc="http://schemas.openxmlformats.org/markup-compatibility/2006" xmlns:r="http://schemas.openxmlformats.org/officeDocument/2006/relationships" xmlns:w="http://schemas.openxmlformats.org/wordprocessingml/2006/main" xmlns:w14="http://schemas.microsoft.com/office/word/2010/wordml" xmlns:w15="http://schemas.microsoft.com/office/word/2012/wordml" xmlns:w16cex="http://schemas.microsoft.com/office/word/2018/wordml/cex" xmlns:w16cid="http://schemas.microsoft.com/office/word/2016/wordml/cid" xmlns:w16="http://schemas.microsoft.com/office/word/2018/wordml" xmlns:w16du="http://schemas.microsoft.com/office/word/2023/wordml/word16du" xmlns:w16sdtdh="http://schemas.microsoft.com/office/word/2020/wordml/sdtdatahash" xmlns:w16sdtfl="http://schemas.microsoft.com/office/word/2024/wordml/sdtformatlock" xmlns:w16se="http://schemas.microsoft.com/office/word/2015/wordml/symex" mc:Ignorable="w14 w15 w16se w16cid w16 w16cex w16sdtdh w16sdtfl w16du">
+<w:styles xmlns:w="http://schemas.openxmlformats.org/wordprocessingml/2006/main" xmlns:w14="http://schemas.microsoft.com/office/word/2010/wordml" xmlns:mc="http://schemas.openxmlformats.org/markup-compatibility/2006" mc:Ignorable="w14">
   <w:docDefaults>
     <w:rPrDefault>
       <w:rPr>
-        <w:rFonts w:asciiTheme="minorHAnsi" w:eastAsiaTheme="minorHAnsi" w:hAnsiTheme="minorHAnsi" w:cstheme="minorBidi"/>
+        <w:rFonts w:ascii="Aptos" w:hAnsi="Aptos" w:eastAsia="Aptos" w:cs="" w:asciiTheme="minorHAnsi" w:cstheme="minorBidi" w:eastAsiaTheme="minorHAnsi" w:hAnsiTheme="minorHAnsi"/>
         <w:kern w:val="2"/>
         <w:sz w:val="24"/>
         <w:szCs w:val="24"/>
@@ -1251,21 +1351,21 @@
     </w:rPrDefault>
     <w:pPrDefault>
       <w:pPr>
-        <w:suppressAutoHyphens/>
+        <w:suppressAutoHyphens w:val="true"/>
       </w:pPr>
     </w:pPrDefault>
   </w:docDefaults>
   <w:latentStyles w:defLockedState="0" w:defUIPriority="99" w:defSemiHidden="0" w:defUnhideWhenUsed="0" w:defQFormat="0" w:count="376">
     <w:lsdException w:name="Normal" w:uiPriority="0" w:qFormat="1"/>
     <w:lsdException w:name="heading 1" w:uiPriority="9" w:qFormat="1"/>
-    <w:lsdException w:name="heading 2" w:semiHidden="1" w:uiPriority="9" w:unhideWhenUsed="1" w:qFormat="1"/>
-    <w:lsdException w:name="heading 3" w:semiHidden="1" w:uiPriority="9" w:unhideWhenUsed="1" w:qFormat="1"/>
-    <w:lsdException w:name="heading 4" w:semiHidden="1" w:uiPriority="9" w:unhideWhenUsed="1" w:qFormat="1"/>
-    <w:lsdException w:name="heading 5" w:semiHidden="1" w:uiPriority="9" w:unhideWhenUsed="1" w:qFormat="1"/>
-    <w:lsdException w:name="heading 6" w:semiHidden="1" w:uiPriority="9" w:unhideWhenUsed="1" w:qFormat="1"/>
-    <w:lsdException w:name="heading 7" w:semiHidden="1" w:uiPriority="9" w:unhideWhenUsed="1" w:qFormat="1"/>
-    <w:lsdException w:name="heading 8" w:semiHidden="1" w:uiPriority="9" w:unhideWhenUsed="1" w:qFormat="1"/>
-    <w:lsdException w:name="heading 9" w:semiHidden="1" w:uiPriority="9" w:unhideWhenUsed="1" w:qFormat="1"/>
+    <w:lsdException w:name="heading 2" w:uiPriority="9" w:semiHidden="1" w:unhideWhenUsed="1" w:qFormat="1"/>
+    <w:lsdException w:name="heading 3" w:uiPriority="9" w:semiHidden="1" w:unhideWhenUsed="1" w:qFormat="1"/>
+    <w:lsdException w:name="heading 4" w:uiPriority="9" w:semiHidden="1" w:unhideWhenUsed="1" w:qFormat="1"/>
+    <w:lsdException w:name="heading 5" w:uiPriority="9" w:semiHidden="1" w:unhideWhenUsed="1" w:qFormat="1"/>
+    <w:lsdException w:name="heading 6" w:uiPriority="9" w:semiHidden="1" w:unhideWhenUsed="1" w:qFormat="1"/>
+    <w:lsdException w:name="heading 7" w:uiPriority="9" w:semiHidden="1" w:unhideWhenUsed="1" w:qFormat="1"/>
+    <w:lsdException w:name="heading 8" w:uiPriority="9" w:semiHidden="1" w:unhideWhenUsed="1" w:qFormat="1"/>
+    <w:lsdException w:name="heading 9" w:uiPriority="9" w:semiHidden="1" w:unhideWhenUsed="1" w:qFormat="1"/>
     <w:lsdException w:name="index 1" w:semiHidden="1" w:unhideWhenUsed="1"/>
     <w:lsdException w:name="index 2" w:semiHidden="1" w:unhideWhenUsed="1"/>
     <w:lsdException w:name="index 3" w:semiHidden="1" w:unhideWhenUsed="1"/>
@@ -1275,22 +1375,22 @@
     <w:lsdException w:name="index 7" w:semiHidden="1" w:unhideWhenUsed="1"/>
     <w:lsdException w:name="index 8" w:semiHidden="1" w:unhideWhenUsed="1"/>
     <w:lsdException w:name="index 9" w:semiHidden="1" w:unhideWhenUsed="1"/>
-    <w:lsdException w:name="toc 1" w:semiHidden="1" w:uiPriority="39" w:unhideWhenUsed="1"/>
-    <w:lsdException w:name="toc 2" w:semiHidden="1" w:uiPriority="39" w:unhideWhenUsed="1"/>
-    <w:lsdException w:name="toc 3" w:semiHidden="1" w:uiPriority="39" w:unhideWhenUsed="1"/>
-    <w:lsdException w:name="toc 4" w:semiHidden="1" w:uiPriority="39" w:unhideWhenUsed="1"/>
-    <w:lsdException w:name="toc 5" w:semiHidden="1" w:uiPriority="39" w:unhideWhenUsed="1"/>
-    <w:lsdException w:name="toc 6" w:semiHidden="1" w:uiPriority="39" w:unhideWhenUsed="1"/>
-    <w:lsdException w:name="toc 7" w:semiHidden="1" w:uiPriority="39" w:unhideWhenUsed="1"/>
-    <w:lsdException w:name="toc 8" w:semiHidden="1" w:uiPriority="39" w:unhideWhenUsed="1"/>
-    <w:lsdException w:name="toc 9" w:semiHidden="1" w:uiPriority="39" w:unhideWhenUsed="1"/>
+    <w:lsdException w:name="toc 1" w:uiPriority="39" w:semiHidden="1" w:unhideWhenUsed="1"/>
+    <w:lsdException w:name="toc 2" w:uiPriority="39" w:semiHidden="1" w:unhideWhenUsed="1"/>
+    <w:lsdException w:name="toc 3" w:uiPriority="39" w:semiHidden="1" w:unhideWhenUsed="1"/>
+    <w:lsdException w:name="toc 4" w:uiPriority="39" w:semiHidden="1" w:unhideWhenUsed="1"/>
+    <w:lsdException w:name="toc 5" w:uiPriority="39" w:semiHidden="1" w:unhideWhenUsed="1"/>
+    <w:lsdException w:name="toc 6" w:uiPriority="39" w:semiHidden="1" w:unhideWhenUsed="1"/>
+    <w:lsdException w:name="toc 7" w:uiPriority="39" w:semiHidden="1" w:unhideWhenUsed="1"/>
+    <w:lsdException w:name="toc 8" w:uiPriority="39" w:semiHidden="1" w:unhideWhenUsed="1"/>
+    <w:lsdException w:name="toc 9" w:uiPriority="39" w:semiHidden="1" w:unhideWhenUsed="1"/>
     <w:lsdException w:name="Normal Indent" w:semiHidden="1" w:unhideWhenUsed="1"/>
     <w:lsdException w:name="footnote text" w:semiHidden="1" w:unhideWhenUsed="1"/>
     <w:lsdException w:name="annotation text" w:semiHidden="1" w:unhideWhenUsed="1"/>
     <w:lsdException w:name="header" w:semiHidden="1" w:unhideWhenUsed="1"/>
     <w:lsdException w:name="footer" w:semiHidden="1" w:unhideWhenUsed="1"/>
     <w:lsdException w:name="index heading" w:semiHidden="1" w:unhideWhenUsed="1"/>
-    <w:lsdException w:name="caption" w:semiHidden="1" w:uiPriority="35" w:unhideWhenUsed="1" w:qFormat="1"/>
+    <w:lsdException w:name="caption" w:uiPriority="35" w:semiHidden="1" w:unhideWhenUsed="1" w:qFormat="1"/>
     <w:lsdException w:name="table of figures" w:semiHidden="1" w:unhideWhenUsed="1"/>
     <w:lsdException w:name="envelope address" w:semiHidden="1" w:unhideWhenUsed="1"/>
     <w:lsdException w:name="envelope return" w:semiHidden="1" w:unhideWhenUsed="1"/>
@@ -1321,7 +1421,7 @@
     <w:lsdException w:name="Title" w:uiPriority="10" w:qFormat="1"/>
     <w:lsdException w:name="Closing" w:semiHidden="1" w:unhideWhenUsed="1"/>
     <w:lsdException w:name="Signature" w:semiHidden="1" w:unhideWhenUsed="1"/>
-    <w:lsdException w:name="Default Paragraph Font" w:semiHidden="1" w:uiPriority="1" w:unhideWhenUsed="1"/>
+    <w:lsdException w:name="Default Paragraph Font" w:uiPriority="1" w:semiHidden="1" w:unhideWhenUsed="1"/>
     <w:lsdException w:name="Body Text" w:semiHidden="1" w:unhideWhenUsed="1"/>
     <w:lsdException w:name="Body Text Indent" w:semiHidden="1" w:unhideWhenUsed="1"/>
     <w:lsdException w:name="List Continue" w:semiHidden="1" w:unhideWhenUsed="1"/>
@@ -1521,8 +1621,8 @@
     <w:lsdException w:name="Subtle Reference" w:uiPriority="31" w:qFormat="1"/>
     <w:lsdException w:name="Intense Reference" w:uiPriority="32" w:qFormat="1"/>
     <w:lsdException w:name="Book Title" w:uiPriority="33" w:qFormat="1"/>
-    <w:lsdException w:name="Bibliography" w:semiHidden="1" w:uiPriority="37" w:unhideWhenUsed="1"/>
-    <w:lsdException w:name="TOC Heading" w:semiHidden="1" w:uiPriority="39" w:unhideWhenUsed="1" w:qFormat="1"/>
+    <w:lsdException w:name="Bibliography" w:uiPriority="37" w:semiHidden="1" w:unhideWhenUsed="1"/>
+    <w:lsdException w:name="TOC Heading" w:uiPriority="39" w:semiHidden="1" w:unhideWhenUsed="1" w:qFormat="1"/>
     <w:lsdException w:name="Plain Table 1" w:uiPriority="41"/>
     <w:lsdException w:name="Plain Table 2" w:uiPriority="42"/>
     <w:lsdException w:name="Plain Table 3" w:uiPriority="43"/>
@@ -1633,35 +1733,48 @@
     <w:lsdException w:name="Unresolved Mention" w:semiHidden="1" w:unhideWhenUsed="1"/>
     <w:lsdException w:name="Smart Link" w:semiHidden="1" w:unhideWhenUsed="1"/>
   </w:latentStyles>
-  <w:style w:type="paragraph" w:default="1" w:styleId="Normal">
+  <w:style w:type="paragraph" w:styleId="Normal" w:default="1">
     <w:name w:val="Normal"/>
     <w:qFormat/>
     <w:pPr>
-      <w:spacing w:after="160" w:line="278" w:lineRule="auto"/>
+      <w:widowControl/>
+      <w:suppressAutoHyphens w:val="true"/>
+      <w:bidi w:val="0"/>
+      <w:spacing w:lineRule="auto" w:line="278" w:before="0" w:after="160"/>
+      <w:jc w:val="start"/>
     </w:pPr>
-  </w:style>
-  <w:style w:type="paragraph" w:styleId="Ttulo1">
+    <w:rPr>
+      <w:rFonts w:ascii="Aptos" w:hAnsi="Aptos" w:eastAsia="Aptos" w:cs="" w:asciiTheme="minorHAnsi" w:cstheme="minorBidi" w:eastAsiaTheme="minorHAnsi" w:hAnsiTheme="minorHAnsi"/>
+      <w:color w:val="auto"/>
+      <w:kern w:val="2"/>
+      <w:sz w:val="24"/>
+      <w:szCs w:val="24"/>
+      <w:lang w:val="es-MX" w:eastAsia="en-US" w:bidi="ar-SA"/>
+      <w14:ligatures w14:val="standardContextual"/>
+    </w:rPr>
+  </w:style>
+  <w:style w:type="paragraph" w:styleId="Heading1">
     <w:name w:val="heading 1"/>
     <w:basedOn w:val="Normal"/>
     <w:next w:val="Normal"/>
     <w:link w:val="Ttulo1Car"/>
     <w:uiPriority w:val="9"/>
     <w:qFormat/>
-    <w:rsid w:val="00AD11E5"/>
+    <w:rsid w:val="00ad11e5"/>
     <w:pPr>
-      <w:keepNext/>
+      <w:keepNext w:val="true"/>
       <w:keepLines/>
       <w:spacing w:before="360" w:after="80"/>
       <w:outlineLvl w:val="0"/>
     </w:pPr>
     <w:rPr>
-      <w:rFonts w:asciiTheme="majorHAnsi" w:eastAsiaTheme="majorEastAsia" w:hAnsiTheme="majorHAnsi" w:cstheme="majorBidi"/>
-      <w:color w:val="0F4761" w:themeColor="accent1" w:themeShade="BF"/>
+      <w:rFonts w:ascii="Aptos Display" w:hAnsi="Aptos Display" w:eastAsia="" w:cs="" w:asciiTheme="majorHAnsi" w:cstheme="majorBidi" w:eastAsiaTheme="majorEastAsia" w:hAnsiTheme="majorHAnsi"/>
+      <w:color w:themeColor="accent1" w:themeShade="bf" w:val="0F4761"/>
       <w:sz w:val="40"/>
       <w:szCs w:val="40"/>
     </w:rPr>
   </w:style>
-  <w:style w:type="paragraph" w:styleId="Ttulo2">
+  <w:style w:type="paragraph" w:styleId="Heading2">
     <w:name w:val="heading 2"/>
     <w:basedOn w:val="Normal"/>
     <w:next w:val="Normal"/>
@@ -1670,21 +1783,21 @@
     <w:semiHidden/>
     <w:unhideWhenUsed/>
     <w:qFormat/>
-    <w:rsid w:val="00AD11E5"/>
+    <w:rsid w:val="00ad11e5"/>
     <w:pPr>
-      <w:keepNext/>
+      <w:keepNext w:val="true"/>
       <w:keepLines/>
       <w:spacing w:before="160" w:after="80"/>
       <w:outlineLvl w:val="1"/>
     </w:pPr>
     <w:rPr>
-      <w:rFonts w:asciiTheme="majorHAnsi" w:eastAsiaTheme="majorEastAsia" w:hAnsiTheme="majorHAnsi" w:cstheme="majorBidi"/>
-      <w:color w:val="0F4761" w:themeColor="accent1" w:themeShade="BF"/>
+      <w:rFonts w:ascii="Aptos Display" w:hAnsi="Aptos Display" w:eastAsia="" w:cs="" w:asciiTheme="majorHAnsi" w:cstheme="majorBidi" w:eastAsiaTheme="majorEastAsia" w:hAnsiTheme="majorHAnsi"/>
+      <w:color w:themeColor="accent1" w:themeShade="bf" w:val="0F4761"/>
       <w:sz w:val="32"/>
       <w:szCs w:val="32"/>
     </w:rPr>
   </w:style>
-  <w:style w:type="paragraph" w:styleId="Ttulo3">
+  <w:style w:type="paragraph" w:styleId="Heading3">
     <w:name w:val="heading 3"/>
     <w:basedOn w:val="Normal"/>
     <w:next w:val="Normal"/>
@@ -1693,21 +1806,21 @@
     <w:semiHidden/>
     <w:unhideWhenUsed/>
     <w:qFormat/>
-    <w:rsid w:val="00AD11E5"/>
+    <w:rsid w:val="00ad11e5"/>
     <w:pPr>
-      <w:keepNext/>
+      <w:keepNext w:val="true"/>
       <w:keepLines/>
       <w:spacing w:before="160" w:after="80"/>
       <w:outlineLvl w:val="2"/>
     </w:pPr>
     <w:rPr>
-      <w:rFonts w:eastAsiaTheme="majorEastAsia" w:cstheme="majorBidi"/>
-      <w:color w:val="0F4761" w:themeColor="accent1" w:themeShade="BF"/>
+      <w:rFonts w:eastAsia="" w:cs="" w:cstheme="majorBidi" w:eastAsiaTheme="majorEastAsia"/>
+      <w:color w:themeColor="accent1" w:themeShade="bf" w:val="0F4761"/>
       <w:sz w:val="28"/>
       <w:szCs w:val="28"/>
     </w:rPr>
   </w:style>
-  <w:style w:type="paragraph" w:styleId="Ttulo4">
+  <w:style w:type="paragraph" w:styleId="Heading4">
     <w:name w:val="heading 4"/>
     <w:basedOn w:val="Normal"/>
     <w:next w:val="Normal"/>
@@ -1716,21 +1829,21 @@
     <w:semiHidden/>
     <w:unhideWhenUsed/>
     <w:qFormat/>
-    <w:rsid w:val="00AD11E5"/>
+    <w:rsid w:val="00ad11e5"/>
     <w:pPr>
-      <w:keepNext/>
+      <w:keepNext w:val="true"/>
       <w:keepLines/>
       <w:spacing w:before="80" w:after="40"/>
       <w:outlineLvl w:val="3"/>
     </w:pPr>
     <w:rPr>
-      <w:rFonts w:eastAsiaTheme="majorEastAsia" w:cstheme="majorBidi"/>
+      <w:rFonts w:eastAsia="" w:cs="" w:cstheme="majorBidi" w:eastAsiaTheme="majorEastAsia"/>
       <w:i/>
       <w:iCs/>
-      <w:color w:val="0F4761" w:themeColor="accent1" w:themeShade="BF"/>
-    </w:rPr>
-  </w:style>
-  <w:style w:type="paragraph" w:styleId="Ttulo5">
+      <w:color w:themeColor="accent1" w:themeShade="bf" w:val="0F4761"/>
+    </w:rPr>
+  </w:style>
+  <w:style w:type="paragraph" w:styleId="Heading5">
     <w:name w:val="heading 5"/>
     <w:basedOn w:val="Normal"/>
     <w:next w:val="Normal"/>
@@ -1739,19 +1852,19 @@
     <w:semiHidden/>
     <w:unhideWhenUsed/>
     <w:qFormat/>
-    <w:rsid w:val="00AD11E5"/>
+    <w:rsid w:val="00ad11e5"/>
     <w:pPr>
-      <w:keepNext/>
+      <w:keepNext w:val="true"/>
       <w:keepLines/>
       <w:spacing w:before="80" w:after="40"/>
       <w:outlineLvl w:val="4"/>
     </w:pPr>
     <w:rPr>
-      <w:rFonts w:eastAsiaTheme="majorEastAsia" w:cstheme="majorBidi"/>
-      <w:color w:val="0F4761" w:themeColor="accent1" w:themeShade="BF"/>
-    </w:rPr>
-  </w:style>
-  <w:style w:type="paragraph" w:styleId="Ttulo6">
+      <w:rFonts w:eastAsia="" w:cs="" w:cstheme="majorBidi" w:eastAsiaTheme="majorEastAsia"/>
+      <w:color w:themeColor="accent1" w:themeShade="bf" w:val="0F4761"/>
+    </w:rPr>
+  </w:style>
+  <w:style w:type="paragraph" w:styleId="Heading6">
     <w:name w:val="heading 6"/>
     <w:basedOn w:val="Normal"/>
     <w:next w:val="Normal"/>
@@ -1760,21 +1873,21 @@
     <w:semiHidden/>
     <w:unhideWhenUsed/>
     <w:qFormat/>
-    <w:rsid w:val="00AD11E5"/>
+    <w:rsid w:val="00ad11e5"/>
     <w:pPr>
-      <w:keepNext/>
+      <w:keepNext w:val="true"/>
       <w:keepLines/>
       <w:spacing w:before="40" w:after="0"/>
       <w:outlineLvl w:val="5"/>
     </w:pPr>
     <w:rPr>
-      <w:rFonts w:eastAsiaTheme="majorEastAsia" w:cstheme="majorBidi"/>
+      <w:rFonts w:eastAsia="" w:cs="" w:cstheme="majorBidi" w:eastAsiaTheme="majorEastAsia"/>
       <w:i/>
       <w:iCs/>
-      <w:color w:val="595959" w:themeColor="text1" w:themeTint="A6"/>
-    </w:rPr>
-  </w:style>
-  <w:style w:type="paragraph" w:styleId="Ttulo7">
+      <w:color w:themeColor="text1" w:themeTint="a6" w:val="595959"/>
+    </w:rPr>
+  </w:style>
+  <w:style w:type="paragraph" w:styleId="Heading7">
     <w:name w:val="heading 7"/>
     <w:basedOn w:val="Normal"/>
     <w:next w:val="Normal"/>
@@ -1783,19 +1896,19 @@
     <w:semiHidden/>
     <w:unhideWhenUsed/>
     <w:qFormat/>
-    <w:rsid w:val="00AD11E5"/>
+    <w:rsid w:val="00ad11e5"/>
     <w:pPr>
-      <w:keepNext/>
+      <w:keepNext w:val="true"/>
       <w:keepLines/>
       <w:spacing w:before="40" w:after="0"/>
       <w:outlineLvl w:val="6"/>
     </w:pPr>
     <w:rPr>
-      <w:rFonts w:eastAsiaTheme="majorEastAsia" w:cstheme="majorBidi"/>
-      <w:color w:val="595959" w:themeColor="text1" w:themeTint="A6"/>
-    </w:rPr>
-  </w:style>
-  <w:style w:type="paragraph" w:styleId="Ttulo8">
+      <w:rFonts w:eastAsia="" w:cs="" w:cstheme="majorBidi" w:eastAsiaTheme="majorEastAsia"/>
+      <w:color w:themeColor="text1" w:themeTint="a6" w:val="595959"/>
+    </w:rPr>
+  </w:style>
+  <w:style w:type="paragraph" w:styleId="Heading8">
     <w:name w:val="heading 8"/>
     <w:basedOn w:val="Normal"/>
     <w:next w:val="Normal"/>
@@ -1804,21 +1917,21 @@
     <w:semiHidden/>
     <w:unhideWhenUsed/>
     <w:qFormat/>
-    <w:rsid w:val="00AD11E5"/>
+    <w:rsid w:val="00ad11e5"/>
     <w:pPr>
-      <w:keepNext/>
+      <w:keepNext w:val="true"/>
       <w:keepLines/>
-      <w:spacing w:after="0"/>
+      <w:spacing w:before="0" w:after="0"/>
       <w:outlineLvl w:val="7"/>
     </w:pPr>
     <w:rPr>
-      <w:rFonts w:eastAsiaTheme="majorEastAsia" w:cstheme="majorBidi"/>
+      <w:rFonts w:eastAsia="" w:cs="" w:cstheme="majorBidi" w:eastAsiaTheme="majorEastAsia"/>
       <w:i/>
       <w:iCs/>
-      <w:color w:val="272727" w:themeColor="text1" w:themeTint="D8"/>
-    </w:rPr>
-  </w:style>
-  <w:style w:type="paragraph" w:styleId="Ttulo9">
+      <w:color w:themeColor="text1" w:themeTint="d8" w:val="272727"/>
+    </w:rPr>
+  </w:style>
+  <w:style w:type="paragraph" w:styleId="Heading9">
     <w:name w:val="heading 9"/>
     <w:basedOn w:val="Normal"/>
     <w:next w:val="Normal"/>
@@ -1827,23 +1940,480 @@
     <w:semiHidden/>
     <w:unhideWhenUsed/>
     <w:qFormat/>
-    <w:rsid w:val="00AD11E5"/>
+    <w:rsid w:val="00ad11e5"/>
     <w:pPr>
-      <w:keepNext/>
+      <w:keepNext w:val="true"/>
       <w:keepLines/>
-      <w:spacing w:after="0"/>
+      <w:spacing w:before="0" w:after="0"/>
       <w:outlineLvl w:val="8"/>
     </w:pPr>
     <w:rPr>
-      <w:rFonts w:eastAsiaTheme="majorEastAsia" w:cstheme="majorBidi"/>
-      <w:color w:val="272727" w:themeColor="text1" w:themeTint="D8"/>
-    </w:rPr>
-  </w:style>
-  <w:style w:type="character" w:default="1" w:styleId="Fuentedeprrafopredeter">
+      <w:rFonts w:eastAsia="" w:cs="" w:cstheme="majorBidi" w:eastAsiaTheme="majorEastAsia"/>
+      <w:color w:themeColor="text1" w:themeTint="d8" w:val="272727"/>
+    </w:rPr>
+  </w:style>
+  <w:style w:type="character" w:styleId="DefaultParagraphFont" w:default="1">
     <w:name w:val="Default Paragraph Font"/>
     <w:uiPriority w:val="1"/>
     <w:semiHidden/>
     <w:unhideWhenUsed/>
+    <w:qFormat/>
+    <w:rPr/>
+  </w:style>
+  <w:style w:type="character" w:styleId="Ttulo1Car" w:customStyle="1">
+    <w:name w:val="Título 1 Car"/>
+    <w:basedOn w:val="DefaultParagraphFont"/>
+    <w:link w:val="Heading1"/>
+    <w:uiPriority w:val="9"/>
+    <w:qFormat/>
+    <w:rsid w:val="00ad11e5"/>
+    <w:rPr>
+      <w:rFonts w:ascii="Aptos Display" w:hAnsi="Aptos Display" w:eastAsia="" w:cs="" w:asciiTheme="majorHAnsi" w:cstheme="majorBidi" w:eastAsiaTheme="majorEastAsia" w:hAnsiTheme="majorHAnsi"/>
+      <w:color w:themeColor="accent1" w:themeShade="bf" w:val="0F4761"/>
+      <w:sz w:val="40"/>
+      <w:szCs w:val="40"/>
+    </w:rPr>
+  </w:style>
+  <w:style w:type="character" w:styleId="Ttulo2Car" w:customStyle="1">
+    <w:name w:val="Título 2 Car"/>
+    <w:basedOn w:val="DefaultParagraphFont"/>
+    <w:link w:val="Heading2"/>
+    <w:uiPriority w:val="9"/>
+    <w:semiHidden/>
+    <w:qFormat/>
+    <w:rsid w:val="00ad11e5"/>
+    <w:rPr>
+      <w:rFonts w:ascii="Aptos Display" w:hAnsi="Aptos Display" w:eastAsia="" w:cs="" w:asciiTheme="majorHAnsi" w:cstheme="majorBidi" w:eastAsiaTheme="majorEastAsia" w:hAnsiTheme="majorHAnsi"/>
+      <w:color w:themeColor="accent1" w:themeShade="bf" w:val="0F4761"/>
+      <w:sz w:val="32"/>
+      <w:szCs w:val="32"/>
+    </w:rPr>
+  </w:style>
+  <w:style w:type="character" w:styleId="Ttulo3Car" w:customStyle="1">
+    <w:name w:val="Título 3 Car"/>
+    <w:basedOn w:val="DefaultParagraphFont"/>
+    <w:link w:val="Heading3"/>
+    <w:uiPriority w:val="9"/>
+    <w:semiHidden/>
+    <w:qFormat/>
+    <w:rsid w:val="00ad11e5"/>
+    <w:rPr>
+      <w:rFonts w:eastAsia="" w:cs="" w:cstheme="majorBidi" w:eastAsiaTheme="majorEastAsia"/>
+      <w:color w:themeColor="accent1" w:themeShade="bf" w:val="0F4761"/>
+      <w:sz w:val="28"/>
+      <w:szCs w:val="28"/>
+    </w:rPr>
+  </w:style>
+  <w:style w:type="character" w:styleId="Ttulo4Car" w:customStyle="1">
+    <w:name w:val="Título 4 Car"/>
+    <w:basedOn w:val="DefaultParagraphFont"/>
+    <w:link w:val="Heading4"/>
+    <w:uiPriority w:val="9"/>
+    <w:semiHidden/>
+    <w:qFormat/>
+    <w:rsid w:val="00ad11e5"/>
+    <w:rPr>
+      <w:rFonts w:eastAsia="" w:cs="" w:cstheme="majorBidi" w:eastAsiaTheme="majorEastAsia"/>
+      <w:i/>
+      <w:iCs/>
+      <w:color w:themeColor="accent1" w:themeShade="bf" w:val="0F4761"/>
+    </w:rPr>
+  </w:style>
+  <w:style w:type="character" w:styleId="Ttulo5Car" w:customStyle="1">
+    <w:name w:val="Título 5 Car"/>
+    <w:basedOn w:val="DefaultParagraphFont"/>
+    <w:link w:val="Heading5"/>
+    <w:uiPriority w:val="9"/>
+    <w:semiHidden/>
+    <w:qFormat/>
+    <w:rsid w:val="00ad11e5"/>
+    <w:rPr>
+      <w:rFonts w:eastAsia="" w:cs="" w:cstheme="majorBidi" w:eastAsiaTheme="majorEastAsia"/>
+      <w:color w:themeColor="accent1" w:themeShade="bf" w:val="0F4761"/>
+    </w:rPr>
+  </w:style>
+  <w:style w:type="character" w:styleId="Ttulo6Car" w:customStyle="1">
+    <w:name w:val="Título 6 Car"/>
+    <w:basedOn w:val="DefaultParagraphFont"/>
+    <w:link w:val="Heading6"/>
+    <w:uiPriority w:val="9"/>
+    <w:semiHidden/>
+    <w:qFormat/>
+    <w:rsid w:val="00ad11e5"/>
+    <w:rPr>
+      <w:rFonts w:eastAsia="" w:cs="" w:cstheme="majorBidi" w:eastAsiaTheme="majorEastAsia"/>
+      <w:i/>
+      <w:iCs/>
+      <w:color w:themeColor="text1" w:themeTint="a6" w:val="595959"/>
+    </w:rPr>
+  </w:style>
+  <w:style w:type="character" w:styleId="Ttulo7Car" w:customStyle="1">
+    <w:name w:val="Título 7 Car"/>
+    <w:basedOn w:val="DefaultParagraphFont"/>
+    <w:link w:val="Heading7"/>
+    <w:uiPriority w:val="9"/>
+    <w:semiHidden/>
+    <w:qFormat/>
+    <w:rsid w:val="00ad11e5"/>
+    <w:rPr>
+      <w:rFonts w:eastAsia="" w:cs="" w:cstheme="majorBidi" w:eastAsiaTheme="majorEastAsia"/>
+      <w:color w:themeColor="text1" w:themeTint="a6" w:val="595959"/>
+    </w:rPr>
+  </w:style>
+  <w:style w:type="character" w:styleId="Ttulo8Car" w:customStyle="1">
+    <w:name w:val="Título 8 Car"/>
+    <w:basedOn w:val="DefaultParagraphFont"/>
+    <w:link w:val="Heading8"/>
+    <w:uiPriority w:val="9"/>
+    <w:semiHidden/>
+    <w:qFormat/>
+    <w:rsid w:val="00ad11e5"/>
+    <w:rPr>
+      <w:rFonts w:eastAsia="" w:cs="" w:cstheme="majorBidi" w:eastAsiaTheme="majorEastAsia"/>
+      <w:i/>
+      <w:iCs/>
+      <w:color w:themeColor="text1" w:themeTint="d8" w:val="272727"/>
+    </w:rPr>
+  </w:style>
+  <w:style w:type="character" w:styleId="Ttulo9Car" w:customStyle="1">
+    <w:name w:val="Título 9 Car"/>
+    <w:basedOn w:val="DefaultParagraphFont"/>
+    <w:link w:val="Heading9"/>
+    <w:uiPriority w:val="9"/>
+    <w:semiHidden/>
+    <w:qFormat/>
+    <w:rsid w:val="00ad11e5"/>
+    <w:rPr>
+      <w:rFonts w:eastAsia="" w:cs="" w:cstheme="majorBidi" w:eastAsiaTheme="majorEastAsia"/>
+      <w:color w:themeColor="text1" w:themeTint="d8" w:val="272727"/>
+    </w:rPr>
+  </w:style>
+  <w:style w:type="character" w:styleId="TtuloCar" w:customStyle="1">
+    <w:name w:val="Título Car"/>
+    <w:basedOn w:val="DefaultParagraphFont"/>
+    <w:link w:val="Title"/>
+    <w:uiPriority w:val="10"/>
+    <w:qFormat/>
+    <w:rsid w:val="00ad11e5"/>
+    <w:rPr>
+      <w:rFonts w:ascii="Aptos Display" w:hAnsi="Aptos Display" w:eastAsia="" w:cs="" w:asciiTheme="majorHAnsi" w:cstheme="majorBidi" w:eastAsiaTheme="majorEastAsia" w:hAnsiTheme="majorHAnsi"/>
+      <w:spacing w:val="-10"/>
+      <w:kern w:val="2"/>
+      <w:sz w:val="56"/>
+      <w:szCs w:val="56"/>
+    </w:rPr>
+  </w:style>
+  <w:style w:type="character" w:styleId="SubttuloCar" w:customStyle="1">
+    <w:name w:val="Subtítulo Car"/>
+    <w:basedOn w:val="DefaultParagraphFont"/>
+    <w:link w:val="Subtitle"/>
+    <w:uiPriority w:val="11"/>
+    <w:qFormat/>
+    <w:rsid w:val="00ad11e5"/>
+    <w:rPr>
+      <w:rFonts w:eastAsia="" w:cs="" w:cstheme="majorBidi" w:eastAsiaTheme="majorEastAsia"/>
+      <w:color w:themeColor="text1" w:themeTint="a6" w:val="595959"/>
+      <w:spacing w:val="15"/>
+      <w:sz w:val="28"/>
+      <w:szCs w:val="28"/>
+    </w:rPr>
+  </w:style>
+  <w:style w:type="character" w:styleId="CitaCar" w:customStyle="1">
+    <w:name w:val="Cita Car"/>
+    <w:basedOn w:val="DefaultParagraphFont"/>
+    <w:link w:val="Quote"/>
+    <w:uiPriority w:val="29"/>
+    <w:qFormat/>
+    <w:rsid w:val="00ad11e5"/>
+    <w:rPr>
+      <w:i/>
+      <w:iCs/>
+      <w:color w:themeColor="text1" w:themeTint="bf" w:val="404040"/>
+    </w:rPr>
+  </w:style>
+  <w:style w:type="character" w:styleId="IntenseEmphasis">
+    <w:name w:val="Intense Emphasis"/>
+    <w:basedOn w:val="DefaultParagraphFont"/>
+    <w:uiPriority w:val="21"/>
+    <w:qFormat/>
+    <w:rsid w:val="00ad11e5"/>
+    <w:rPr>
+      <w:i/>
+      <w:iCs/>
+      <w:color w:themeColor="accent1" w:themeShade="bf" w:val="0F4761"/>
+    </w:rPr>
+  </w:style>
+  <w:style w:type="character" w:styleId="CitadestacadaCar" w:customStyle="1">
+    <w:name w:val="Cita destacada Car"/>
+    <w:basedOn w:val="DefaultParagraphFont"/>
+    <w:link w:val="IntenseQuote"/>
+    <w:uiPriority w:val="30"/>
+    <w:qFormat/>
+    <w:rsid w:val="00ad11e5"/>
+    <w:rPr>
+      <w:i/>
+      <w:iCs/>
+      <w:color w:themeColor="accent1" w:themeShade="bf" w:val="0F4761"/>
+    </w:rPr>
+  </w:style>
+  <w:style w:type="character" w:styleId="IntenseReference">
+    <w:name w:val="Intense Reference"/>
+    <w:basedOn w:val="DefaultParagraphFont"/>
+    <w:uiPriority w:val="32"/>
+    <w:qFormat/>
+    <w:rsid w:val="00ad11e5"/>
+    <w:rPr>
+      <w:b/>
+      <w:bCs/>
+      <w:smallCaps/>
+      <w:color w:themeColor="accent1" w:themeShade="bf" w:val="0F4761"/>
+      <w:spacing w:val="5"/>
+    </w:rPr>
+  </w:style>
+  <w:style w:type="character" w:styleId="LineNumber">
+    <w:name w:val="line number"/>
+    <w:rPr/>
+  </w:style>
+  <w:style w:type="character" w:styleId="TextocomentarioCar" w:customStyle="1">
+    <w:name w:val="Texto comentario Car"/>
+    <w:basedOn w:val="DefaultParagraphFont"/>
+    <w:link w:val="CommentText"/>
+    <w:uiPriority w:val="99"/>
+    <w:semiHidden/>
+    <w:qFormat/>
+    <w:rPr>
+      <w:sz w:val="20"/>
+      <w:szCs w:val="20"/>
+    </w:rPr>
+  </w:style>
+  <w:style w:type="character" w:styleId="CommentReference">
+    <w:name w:val="annotation reference"/>
+    <w:basedOn w:val="DefaultParagraphFont"/>
+    <w:uiPriority w:val="99"/>
+    <w:semiHidden/>
+    <w:unhideWhenUsed/>
+    <w:qFormat/>
+    <w:rPr>
+      <w:sz w:val="16"/>
+      <w:szCs w:val="16"/>
+    </w:rPr>
+  </w:style>
+  <w:style w:type="paragraph" w:styleId="Heading" w:customStyle="1">
+    <w:name w:val="Heading"/>
+    <w:basedOn w:val="Normal"/>
+    <w:next w:val="BodyText"/>
+    <w:qFormat/>
+    <w:pPr>
+      <w:keepNext w:val="true"/>
+      <w:spacing w:before="240" w:after="120"/>
+    </w:pPr>
+    <w:rPr>
+      <w:rFonts w:ascii="Liberation Sans" w:hAnsi="Liberation Sans" w:eastAsia="Source Han Sans CN" w:cs="Noto Sans Devanagari"/>
+      <w:sz w:val="28"/>
+      <w:szCs w:val="28"/>
+    </w:rPr>
+  </w:style>
+  <w:style w:type="paragraph" w:styleId="BodyText">
+    <w:name w:val="Body Text"/>
+    <w:basedOn w:val="Normal"/>
+    <w:pPr>
+      <w:spacing w:lineRule="auto" w:line="276" w:before="0" w:after="140"/>
+    </w:pPr>
+    <w:rPr/>
+  </w:style>
+  <w:style w:type="paragraph" w:styleId="List">
+    <w:name w:val="List"/>
+    <w:basedOn w:val="BodyText"/>
+    <w:pPr/>
+    <w:rPr>
+      <w:rFonts w:cs="Noto Sans Devanagari"/>
+    </w:rPr>
+  </w:style>
+  <w:style w:type="paragraph" w:styleId="Caption">
+    <w:name w:val="caption"/>
+    <w:basedOn w:val="Normal"/>
+    <w:qFormat/>
+    <w:pPr>
+      <w:suppressLineNumbers/>
+      <w:spacing w:before="120" w:after="120"/>
+    </w:pPr>
+    <w:rPr>
+      <w:rFonts w:cs="Noto Sans Devanagari"/>
+      <w:i/>
+      <w:iCs/>
+    </w:rPr>
+  </w:style>
+  <w:style w:type="paragraph" w:styleId="Index" w:customStyle="1">
+    <w:name w:val="Index"/>
+    <w:basedOn w:val="Normal"/>
+    <w:qFormat/>
+    <w:pPr>
+      <w:suppressLineNumbers/>
+    </w:pPr>
+    <w:rPr>
+      <w:rFonts w:cs="Noto Sans Devanagari"/>
+    </w:rPr>
+  </w:style>
+  <w:style w:type="paragraph" w:styleId="Title">
+    <w:name w:val="Title"/>
+    <w:basedOn w:val="Normal"/>
+    <w:next w:val="Normal"/>
+    <w:link w:val="TtuloCar"/>
+    <w:uiPriority w:val="10"/>
+    <w:qFormat/>
+    <w:rsid w:val="00ad11e5"/>
+    <w:pPr>
+      <w:spacing w:lineRule="auto" w:line="240" w:before="0" w:after="80"/>
+      <w:contextualSpacing/>
+    </w:pPr>
+    <w:rPr>
+      <w:rFonts w:ascii="Aptos Display" w:hAnsi="Aptos Display" w:eastAsia="" w:cs="" w:asciiTheme="majorHAnsi" w:cstheme="majorBidi" w:eastAsiaTheme="majorEastAsia" w:hAnsiTheme="majorHAnsi"/>
+      <w:spacing w:val="-10"/>
+      <w:sz w:val="56"/>
+      <w:szCs w:val="56"/>
+    </w:rPr>
+  </w:style>
+  <w:style w:type="paragraph" w:styleId="Subtitle">
+    <w:name w:val="Subtitle"/>
+    <w:basedOn w:val="Normal"/>
+    <w:next w:val="Normal"/>
+    <w:link w:val="SubttuloCar"/>
+    <w:uiPriority w:val="11"/>
+    <w:qFormat/>
+    <w:rsid w:val="00ad11e5"/>
+    <w:pPr/>
+    <w:rPr>
+      <w:rFonts w:eastAsia="" w:cs="" w:cstheme="majorBidi" w:eastAsiaTheme="majorEastAsia"/>
+      <w:color w:themeColor="text1" w:themeTint="a6" w:val="595959"/>
+      <w:spacing w:val="15"/>
+      <w:sz w:val="28"/>
+      <w:szCs w:val="28"/>
+    </w:rPr>
+  </w:style>
+  <w:style w:type="paragraph" w:styleId="Quote">
+    <w:name w:val="Quote"/>
+    <w:basedOn w:val="Normal"/>
+    <w:next w:val="Normal"/>
+    <w:link w:val="CitaCar"/>
+    <w:uiPriority w:val="29"/>
+    <w:qFormat/>
+    <w:rsid w:val="00ad11e5"/>
+    <w:pPr>
+      <w:spacing w:before="160" w:after="160"/>
+      <w:jc w:val="center"/>
+    </w:pPr>
+    <w:rPr>
+      <w:i/>
+      <w:iCs/>
+      <w:color w:themeColor="text1" w:themeTint="bf" w:val="404040"/>
+    </w:rPr>
+  </w:style>
+  <w:style w:type="paragraph" w:styleId="ListParagraph">
+    <w:name w:val="List Paragraph"/>
+    <w:basedOn w:val="Normal"/>
+    <w:uiPriority w:val="34"/>
+    <w:qFormat/>
+    <w:rsid w:val="00ad11e5"/>
+    <w:pPr>
+      <w:spacing w:before="0" w:after="160"/>
+      <w:ind w:start="720"/>
+      <w:contextualSpacing/>
+    </w:pPr>
+    <w:rPr/>
+  </w:style>
+  <w:style w:type="paragraph" w:styleId="IntenseQuote">
+    <w:name w:val="Intense Quote"/>
+    <w:basedOn w:val="Normal"/>
+    <w:next w:val="Normal"/>
+    <w:link w:val="CitadestacadaCar"/>
+    <w:uiPriority w:val="30"/>
+    <w:qFormat/>
+    <w:rsid w:val="00ad11e5"/>
+    <w:pPr>
+      <w:pBdr>
+        <w:top w:val="single" w:sz="4" w:space="10" w:color="0F4761" w:themeColor="accent1" w:themeShade="bf"/>
+        <w:bottom w:val="single" w:sz="4" w:space="10" w:color="0F4761" w:themeColor="accent1" w:themeShade="bf"/>
+      </w:pBdr>
+      <w:spacing w:before="360" w:after="360"/>
+      <w:ind w:start="864" w:end="864"/>
+      <w:jc w:val="center"/>
+    </w:pPr>
+    <w:rPr>
+      <w:i/>
+      <w:iCs/>
+      <w:color w:themeColor="accent1" w:themeShade="bf" w:val="0F4761"/>
+    </w:rPr>
+  </w:style>
+  <w:style w:type="paragraph" w:styleId="NormalWeb">
+    <w:name w:val="Normal (Web)"/>
+    <w:basedOn w:val="Normal"/>
+    <w:uiPriority w:val="99"/>
+    <w:semiHidden/>
+    <w:unhideWhenUsed/>
+    <w:qFormat/>
+    <w:rsid w:val="000d3686"/>
+    <w:pPr/>
+    <w:rPr>
+      <w:rFonts w:ascii="Times New Roman" w:hAnsi="Times New Roman" w:cs="Times New Roman"/>
+    </w:rPr>
+  </w:style>
+  <w:style w:type="paragraph" w:styleId="Comment" w:customStyle="1">
+    <w:name w:val="Comment"/>
+    <w:basedOn w:val="Normal"/>
+    <w:qFormat/>
+    <w:pPr>
+      <w:spacing w:lineRule="auto" w:line="240" w:before="56" w:after="0"/>
+      <w:ind w:start="57" w:end="57"/>
+    </w:pPr>
+    <w:rPr>
+      <w:sz w:val="20"/>
+      <w:szCs w:val="20"/>
+    </w:rPr>
+  </w:style>
+  <w:style w:type="paragraph" w:styleId="CommentText">
+    <w:name w:val="annotation text"/>
+    <w:basedOn w:val="Normal"/>
+    <w:link w:val="TextocomentarioCar"/>
+    <w:uiPriority w:val="99"/>
+    <w:semiHidden/>
+    <w:unhideWhenUsed/>
+    <w:pPr>
+      <w:spacing w:lineRule="auto" w:line="240"/>
+    </w:pPr>
+    <w:rPr>
+      <w:sz w:val="20"/>
+      <w:szCs w:val="20"/>
+    </w:rPr>
+  </w:style>
+  <w:style w:type="paragraph" w:styleId="Revision">
+    <w:name w:val="Revision"/>
+    <w:uiPriority w:val="99"/>
+    <w:semiHidden/>
+    <w:qFormat/>
+    <w:rsid w:val="00383ad3"/>
+    <w:pPr>
+      <w:widowControl/>
+      <w:suppressAutoHyphens w:val="false"/>
+      <w:bidi w:val="0"/>
+      <w:spacing w:before="0" w:after="0"/>
+      <w:jc w:val="start"/>
+    </w:pPr>
+    <w:rPr>
+      <w:rFonts w:ascii="Aptos" w:hAnsi="Aptos" w:eastAsia="Aptos" w:cs="" w:asciiTheme="minorHAnsi" w:cstheme="minorBidi" w:eastAsiaTheme="minorHAnsi" w:hAnsiTheme="minorHAnsi"/>
+      <w:color w:val="auto"/>
+      <w:kern w:val="2"/>
+      <w:sz w:val="24"/>
+      <w:szCs w:val="24"/>
+      <w:lang w:val="es-MX" w:eastAsia="en-US" w:bidi="ar-SA"/>
+      <w14:ligatures w14:val="standardContextual"/>
+    </w:rPr>
+  </w:style>
+  <w:style w:type="numbering" w:styleId="NoList" w:default="1">
+    <w:name w:val="No List"/>
+    <w:uiPriority w:val="99"/>
+    <w:semiHidden/>
+    <w:unhideWhenUsed/>
+    <w:qFormat/>
   </w:style>
   <w:style w:type="table" w:default="1" w:styleId="Tablanormal">
     <w:name w:val="Normal Table"/>
@@ -1851,7 +2421,6 @@
     <w:semiHidden/>
     <w:unhideWhenUsed/>
     <w:tblPr>
-      <w:tblInd w:w="0" w:type="dxa"/>
       <w:tblCellMar>
         <w:top w:w="0" w:type="dxa"/>
         <w:left w:w="108" w:type="dxa"/>
@@ -1860,492 +2429,58 @@
       </w:tblCellMar>
     </w:tblPr>
   </w:style>
-  <w:style w:type="numbering" w:default="1" w:styleId="Sinlista">
-    <w:name w:val="No List"/>
-    <w:uiPriority w:val="99"/>
-    <w:semiHidden/>
-    <w:unhideWhenUsed/>
-  </w:style>
-  <w:style w:type="character" w:customStyle="1" w:styleId="Ttulo1Car">
-    <w:name w:val="Título 1 Car"/>
-    <w:basedOn w:val="Fuentedeprrafopredeter"/>
-    <w:link w:val="Ttulo1"/>
-    <w:uiPriority w:val="9"/>
-    <w:qFormat/>
-    <w:rsid w:val="00AD11E5"/>
-    <w:rPr>
-      <w:rFonts w:asciiTheme="majorHAnsi" w:eastAsiaTheme="majorEastAsia" w:hAnsiTheme="majorHAnsi" w:cstheme="majorBidi"/>
-      <w:color w:val="0F4761" w:themeColor="accent1" w:themeShade="BF"/>
-      <w:sz w:val="40"/>
-      <w:szCs w:val="40"/>
-    </w:rPr>
-  </w:style>
-  <w:style w:type="character" w:customStyle="1" w:styleId="Ttulo2Car">
-    <w:name w:val="Título 2 Car"/>
-    <w:basedOn w:val="Fuentedeprrafopredeter"/>
-    <w:link w:val="Ttulo2"/>
-    <w:uiPriority w:val="9"/>
-    <w:semiHidden/>
-    <w:qFormat/>
-    <w:rsid w:val="00AD11E5"/>
-    <w:rPr>
-      <w:rFonts w:asciiTheme="majorHAnsi" w:eastAsiaTheme="majorEastAsia" w:hAnsiTheme="majorHAnsi" w:cstheme="majorBidi"/>
-      <w:color w:val="0F4761" w:themeColor="accent1" w:themeShade="BF"/>
-      <w:sz w:val="32"/>
-      <w:szCs w:val="32"/>
-    </w:rPr>
-  </w:style>
-  <w:style w:type="character" w:customStyle="1" w:styleId="Ttulo3Car">
-    <w:name w:val="Título 3 Car"/>
-    <w:basedOn w:val="Fuentedeprrafopredeter"/>
-    <w:link w:val="Ttulo3"/>
-    <w:uiPriority w:val="9"/>
-    <w:semiHidden/>
-    <w:qFormat/>
-    <w:rsid w:val="00AD11E5"/>
-    <w:rPr>
-      <w:rFonts w:eastAsiaTheme="majorEastAsia" w:cstheme="majorBidi"/>
-      <w:color w:val="0F4761" w:themeColor="accent1" w:themeShade="BF"/>
-      <w:sz w:val="28"/>
-      <w:szCs w:val="28"/>
-    </w:rPr>
-  </w:style>
-  <w:style w:type="character" w:customStyle="1" w:styleId="Ttulo4Car">
-    <w:name w:val="Título 4 Car"/>
-    <w:basedOn w:val="Fuentedeprrafopredeter"/>
-    <w:link w:val="Ttulo4"/>
-    <w:uiPriority w:val="9"/>
-    <w:semiHidden/>
-    <w:qFormat/>
-    <w:rsid w:val="00AD11E5"/>
-    <w:rPr>
-      <w:rFonts w:eastAsiaTheme="majorEastAsia" w:cstheme="majorBidi"/>
-      <w:i/>
-      <w:iCs/>
-      <w:color w:val="0F4761" w:themeColor="accent1" w:themeShade="BF"/>
-    </w:rPr>
-  </w:style>
-  <w:style w:type="character" w:customStyle="1" w:styleId="Ttulo5Car">
-    <w:name w:val="Título 5 Car"/>
-    <w:basedOn w:val="Fuentedeprrafopredeter"/>
-    <w:link w:val="Ttulo5"/>
-    <w:uiPriority w:val="9"/>
-    <w:semiHidden/>
-    <w:qFormat/>
-    <w:rsid w:val="00AD11E5"/>
-    <w:rPr>
-      <w:rFonts w:eastAsiaTheme="majorEastAsia" w:cstheme="majorBidi"/>
-      <w:color w:val="0F4761" w:themeColor="accent1" w:themeShade="BF"/>
-    </w:rPr>
-  </w:style>
-  <w:style w:type="character" w:customStyle="1" w:styleId="Ttulo6Car">
-    <w:name w:val="Título 6 Car"/>
-    <w:basedOn w:val="Fuentedeprrafopredeter"/>
-    <w:link w:val="Ttulo6"/>
-    <w:uiPriority w:val="9"/>
-    <w:semiHidden/>
-    <w:qFormat/>
-    <w:rsid w:val="00AD11E5"/>
-    <w:rPr>
-      <w:rFonts w:eastAsiaTheme="majorEastAsia" w:cstheme="majorBidi"/>
-      <w:i/>
-      <w:iCs/>
-      <w:color w:val="595959" w:themeColor="text1" w:themeTint="A6"/>
-    </w:rPr>
-  </w:style>
-  <w:style w:type="character" w:customStyle="1" w:styleId="Ttulo7Car">
-    <w:name w:val="Título 7 Car"/>
-    <w:basedOn w:val="Fuentedeprrafopredeter"/>
-    <w:link w:val="Ttulo7"/>
-    <w:uiPriority w:val="9"/>
-    <w:semiHidden/>
-    <w:qFormat/>
-    <w:rsid w:val="00AD11E5"/>
-    <w:rPr>
-      <w:rFonts w:eastAsiaTheme="majorEastAsia" w:cstheme="majorBidi"/>
-      <w:color w:val="595959" w:themeColor="text1" w:themeTint="A6"/>
-    </w:rPr>
-  </w:style>
-  <w:style w:type="character" w:customStyle="1" w:styleId="Ttulo8Car">
-    <w:name w:val="Título 8 Car"/>
-    <w:basedOn w:val="Fuentedeprrafopredeter"/>
-    <w:link w:val="Ttulo8"/>
-    <w:uiPriority w:val="9"/>
-    <w:semiHidden/>
-    <w:qFormat/>
-    <w:rsid w:val="00AD11E5"/>
-    <w:rPr>
-      <w:rFonts w:eastAsiaTheme="majorEastAsia" w:cstheme="majorBidi"/>
-      <w:i/>
-      <w:iCs/>
-      <w:color w:val="272727" w:themeColor="text1" w:themeTint="D8"/>
-    </w:rPr>
-  </w:style>
-  <w:style w:type="character" w:customStyle="1" w:styleId="Ttulo9Car">
-    <w:name w:val="Título 9 Car"/>
-    <w:basedOn w:val="Fuentedeprrafopredeter"/>
-    <w:link w:val="Ttulo9"/>
-    <w:uiPriority w:val="9"/>
-    <w:semiHidden/>
-    <w:qFormat/>
-    <w:rsid w:val="00AD11E5"/>
-    <w:rPr>
-      <w:rFonts w:eastAsiaTheme="majorEastAsia" w:cstheme="majorBidi"/>
-      <w:color w:val="272727" w:themeColor="text1" w:themeTint="D8"/>
-    </w:rPr>
-  </w:style>
-  <w:style w:type="character" w:customStyle="1" w:styleId="TtuloCar">
-    <w:name w:val="Título Car"/>
-    <w:basedOn w:val="Fuentedeprrafopredeter"/>
-    <w:link w:val="Ttulo"/>
-    <w:uiPriority w:val="10"/>
-    <w:qFormat/>
-    <w:rsid w:val="00AD11E5"/>
-    <w:rPr>
-      <w:rFonts w:asciiTheme="majorHAnsi" w:eastAsiaTheme="majorEastAsia" w:hAnsiTheme="majorHAnsi" w:cstheme="majorBidi"/>
-      <w:spacing w:val="-10"/>
-      <w:kern w:val="2"/>
-      <w:sz w:val="56"/>
-      <w:szCs w:val="56"/>
-    </w:rPr>
-  </w:style>
-  <w:style w:type="character" w:customStyle="1" w:styleId="SubttuloCar">
-    <w:name w:val="Subtítulo Car"/>
-    <w:basedOn w:val="Fuentedeprrafopredeter"/>
-    <w:link w:val="Subttulo"/>
-    <w:uiPriority w:val="11"/>
-    <w:qFormat/>
-    <w:rsid w:val="00AD11E5"/>
-    <w:rPr>
-      <w:rFonts w:eastAsiaTheme="majorEastAsia" w:cstheme="majorBidi"/>
-      <w:color w:val="595959" w:themeColor="text1" w:themeTint="A6"/>
-      <w:spacing w:val="15"/>
-      <w:sz w:val="28"/>
-      <w:szCs w:val="28"/>
-    </w:rPr>
-  </w:style>
-  <w:style w:type="character" w:customStyle="1" w:styleId="CitaCar">
-    <w:name w:val="Cita Car"/>
-    <w:basedOn w:val="Fuentedeprrafopredeter"/>
-    <w:link w:val="Cita"/>
-    <w:uiPriority w:val="29"/>
-    <w:qFormat/>
-    <w:rsid w:val="00AD11E5"/>
-    <w:rPr>
-      <w:i/>
-      <w:iCs/>
-      <w:color w:val="404040" w:themeColor="text1" w:themeTint="BF"/>
-    </w:rPr>
-  </w:style>
-  <w:style w:type="character" w:styleId="nfasisintenso">
-    <w:name w:val="Intense Emphasis"/>
-    <w:basedOn w:val="Fuentedeprrafopredeter"/>
-    <w:uiPriority w:val="21"/>
-    <w:qFormat/>
-    <w:rsid w:val="00AD11E5"/>
-    <w:rPr>
-      <w:i/>
-      <w:iCs/>
-      <w:color w:val="0F4761" w:themeColor="accent1" w:themeShade="BF"/>
-    </w:rPr>
-  </w:style>
-  <w:style w:type="character" w:customStyle="1" w:styleId="CitadestacadaCar">
-    <w:name w:val="Cita destacada Car"/>
-    <w:basedOn w:val="Fuentedeprrafopredeter"/>
-    <w:link w:val="Citadestacada"/>
-    <w:uiPriority w:val="30"/>
-    <w:qFormat/>
-    <w:rsid w:val="00AD11E5"/>
-    <w:rPr>
-      <w:i/>
-      <w:iCs/>
-      <w:color w:val="0F4761" w:themeColor="accent1" w:themeShade="BF"/>
-    </w:rPr>
-  </w:style>
-  <w:style w:type="character" w:styleId="Referenciaintensa">
-    <w:name w:val="Intense Reference"/>
-    <w:basedOn w:val="Fuentedeprrafopredeter"/>
-    <w:uiPriority w:val="32"/>
-    <w:qFormat/>
-    <w:rsid w:val="00AD11E5"/>
-    <w:rPr>
-      <w:b/>
-      <w:bCs/>
-      <w:smallCaps/>
-      <w:color w:val="0F4761" w:themeColor="accent1" w:themeShade="BF"/>
-      <w:spacing w:val="5"/>
-    </w:rPr>
-  </w:style>
-  <w:style w:type="character" w:styleId="Nmerodelnea">
-    <w:name w:val="line number"/>
-  </w:style>
-  <w:style w:type="character" w:customStyle="1" w:styleId="TextocomentarioCar">
-    <w:name w:val="Texto comentario Car"/>
-    <w:basedOn w:val="Fuentedeprrafopredeter"/>
-    <w:link w:val="Textocomentario"/>
-    <w:uiPriority w:val="99"/>
-    <w:semiHidden/>
-    <w:qFormat/>
-    <w:rPr>
-      <w:sz w:val="20"/>
-      <w:szCs w:val="20"/>
-    </w:rPr>
-  </w:style>
-  <w:style w:type="character" w:styleId="Refdecomentario">
-    <w:name w:val="annotation reference"/>
-    <w:basedOn w:val="Fuentedeprrafopredeter"/>
-    <w:uiPriority w:val="99"/>
-    <w:semiHidden/>
-    <w:unhideWhenUsed/>
-    <w:qFormat/>
-    <w:rPr>
-      <w:sz w:val="16"/>
-      <w:szCs w:val="16"/>
-    </w:rPr>
-  </w:style>
-  <w:style w:type="paragraph" w:customStyle="1" w:styleId="Heading">
-    <w:name w:val="Heading"/>
-    <w:basedOn w:val="Normal"/>
-    <w:next w:val="Textoindependiente"/>
-    <w:qFormat/>
-    <w:pPr>
-      <w:keepNext/>
-      <w:spacing w:before="240" w:after="120"/>
-    </w:pPr>
-    <w:rPr>
-      <w:rFonts w:ascii="Liberation Sans" w:eastAsia="Source Han Sans CN" w:hAnsi="Liberation Sans" w:cs="Noto Sans Devanagari"/>
-      <w:sz w:val="28"/>
-      <w:szCs w:val="28"/>
-    </w:rPr>
-  </w:style>
-  <w:style w:type="paragraph" w:styleId="Textoindependiente">
-    <w:name w:val="Body Text"/>
-    <w:basedOn w:val="Normal"/>
-    <w:pPr>
-      <w:spacing w:after="140" w:line="276" w:lineRule="auto"/>
-    </w:pPr>
-  </w:style>
-  <w:style w:type="paragraph" w:styleId="Lista">
-    <w:name w:val="List"/>
-    <w:basedOn w:val="Textoindependiente"/>
-    <w:rPr>
-      <w:rFonts w:cs="Noto Sans Devanagari"/>
-    </w:rPr>
-  </w:style>
-  <w:style w:type="paragraph" w:styleId="Descripcin">
-    <w:name w:val="caption"/>
-    <w:basedOn w:val="Normal"/>
-    <w:qFormat/>
-    <w:pPr>
-      <w:suppressLineNumbers/>
-      <w:spacing w:before="120" w:after="120"/>
-    </w:pPr>
-    <w:rPr>
-      <w:rFonts w:cs="Noto Sans Devanagari"/>
-      <w:i/>
-      <w:iCs/>
-    </w:rPr>
-  </w:style>
-  <w:style w:type="paragraph" w:customStyle="1" w:styleId="Index">
-    <w:name w:val="Index"/>
-    <w:basedOn w:val="Normal"/>
-    <w:qFormat/>
-    <w:pPr>
-      <w:suppressLineNumbers/>
-    </w:pPr>
-    <w:rPr>
-      <w:rFonts w:cs="Noto Sans Devanagari"/>
-    </w:rPr>
-  </w:style>
-  <w:style w:type="paragraph" w:styleId="Ttulo">
-    <w:name w:val="Title"/>
-    <w:basedOn w:val="Normal"/>
-    <w:next w:val="Normal"/>
-    <w:link w:val="TtuloCar"/>
-    <w:uiPriority w:val="10"/>
-    <w:qFormat/>
-    <w:rsid w:val="00AD11E5"/>
-    <w:pPr>
-      <w:spacing w:after="80" w:line="240" w:lineRule="auto"/>
-      <w:contextualSpacing/>
-    </w:pPr>
-    <w:rPr>
-      <w:rFonts w:asciiTheme="majorHAnsi" w:eastAsiaTheme="majorEastAsia" w:hAnsiTheme="majorHAnsi" w:cstheme="majorBidi"/>
-      <w:spacing w:val="-10"/>
-      <w:sz w:val="56"/>
-      <w:szCs w:val="56"/>
-    </w:rPr>
-  </w:style>
-  <w:style w:type="paragraph" w:styleId="Subttulo">
-    <w:name w:val="Subtitle"/>
-    <w:basedOn w:val="Normal"/>
-    <w:next w:val="Normal"/>
-    <w:link w:val="SubttuloCar"/>
-    <w:uiPriority w:val="11"/>
-    <w:qFormat/>
-    <w:rsid w:val="00AD11E5"/>
-    <w:rPr>
-      <w:rFonts w:eastAsiaTheme="majorEastAsia" w:cstheme="majorBidi"/>
-      <w:color w:val="595959" w:themeColor="text1" w:themeTint="A6"/>
-      <w:spacing w:val="15"/>
-      <w:sz w:val="28"/>
-      <w:szCs w:val="28"/>
-    </w:rPr>
-  </w:style>
-  <w:style w:type="paragraph" w:styleId="Cita">
-    <w:name w:val="Quote"/>
-    <w:basedOn w:val="Normal"/>
-    <w:next w:val="Normal"/>
-    <w:link w:val="CitaCar"/>
-    <w:uiPriority w:val="29"/>
-    <w:qFormat/>
-    <w:rsid w:val="00AD11E5"/>
-    <w:pPr>
-      <w:spacing w:before="160"/>
-      <w:jc w:val="center"/>
-    </w:pPr>
-    <w:rPr>
-      <w:i/>
-      <w:iCs/>
-      <w:color w:val="404040" w:themeColor="text1" w:themeTint="BF"/>
-    </w:rPr>
-  </w:style>
-  <w:style w:type="paragraph" w:styleId="Prrafodelista">
-    <w:name w:val="List Paragraph"/>
-    <w:basedOn w:val="Normal"/>
-    <w:uiPriority w:val="34"/>
-    <w:qFormat/>
-    <w:rsid w:val="00AD11E5"/>
-    <w:pPr>
-      <w:ind w:left="720"/>
-      <w:contextualSpacing/>
-    </w:pPr>
-  </w:style>
-  <w:style w:type="paragraph" w:styleId="Citadestacada">
-    <w:name w:val="Intense Quote"/>
-    <w:basedOn w:val="Normal"/>
-    <w:next w:val="Normal"/>
-    <w:link w:val="CitadestacadaCar"/>
-    <w:uiPriority w:val="30"/>
-    <w:qFormat/>
-    <w:rsid w:val="00AD11E5"/>
-    <w:pPr>
-      <w:pBdr>
-        <w:top w:val="single" w:sz="4" w:space="10" w:color="0F4761" w:themeColor="accent1" w:themeShade="BF"/>
-        <w:bottom w:val="single" w:sz="4" w:space="10" w:color="0F4761" w:themeColor="accent1" w:themeShade="BF"/>
-      </w:pBdr>
-      <w:spacing w:before="360" w:after="360"/>
-      <w:ind w:left="864" w:right="864"/>
-      <w:jc w:val="center"/>
-    </w:pPr>
-    <w:rPr>
-      <w:i/>
-      <w:iCs/>
-      <w:color w:val="0F4761" w:themeColor="accent1" w:themeShade="BF"/>
-    </w:rPr>
-  </w:style>
-  <w:style w:type="paragraph" w:styleId="NormalWeb">
-    <w:name w:val="Normal (Web)"/>
-    <w:basedOn w:val="Normal"/>
-    <w:uiPriority w:val="99"/>
-    <w:semiHidden/>
-    <w:unhideWhenUsed/>
-    <w:qFormat/>
-    <w:rsid w:val="000D3686"/>
-    <w:rPr>
-      <w:rFonts w:ascii="Times New Roman" w:hAnsi="Times New Roman" w:cs="Times New Roman"/>
-    </w:rPr>
-  </w:style>
-  <w:style w:type="paragraph" w:customStyle="1" w:styleId="Comment">
-    <w:name w:val="Comment"/>
-    <w:basedOn w:val="Normal"/>
-    <w:qFormat/>
-    <w:pPr>
-      <w:spacing w:before="56" w:after="0" w:line="240" w:lineRule="auto"/>
-      <w:ind w:left="57" w:right="57"/>
-    </w:pPr>
-    <w:rPr>
-      <w:sz w:val="20"/>
-      <w:szCs w:val="20"/>
-    </w:rPr>
-  </w:style>
-  <w:style w:type="paragraph" w:styleId="Textocomentario">
-    <w:name w:val="annotation text"/>
-    <w:basedOn w:val="Normal"/>
-    <w:link w:val="TextocomentarioCar"/>
-    <w:uiPriority w:val="99"/>
-    <w:semiHidden/>
-    <w:unhideWhenUsed/>
-    <w:pPr>
-      <w:spacing w:line="240" w:lineRule="auto"/>
-    </w:pPr>
-    <w:rPr>
-      <w:sz w:val="20"/>
-      <w:szCs w:val="20"/>
-    </w:rPr>
-  </w:style>
-  <w:style w:type="paragraph" w:styleId="Revisin">
-    <w:name w:val="Revision"/>
-    <w:uiPriority w:val="99"/>
-    <w:semiHidden/>
-    <w:qFormat/>
-    <w:rsid w:val="00383AD3"/>
-    <w:pPr>
-      <w:suppressAutoHyphens w:val="0"/>
-    </w:pPr>
-  </w:style>
 </w:styles>
 </file>
 
 <file path=word/theme/theme1.xml><?xml version="1.0" encoding="utf-8"?>
-<a:theme xmlns:a="http://schemas.openxmlformats.org/drawingml/2006/main" name="Tema de Office">
+<a:theme xmlns:a="http://schemas.openxmlformats.org/drawingml/2006/main" xmlns:r="http://schemas.openxmlformats.org/officeDocument/2006/relationships" name="Tema de Office">
   <a:themeElements>
     <a:clrScheme name="Office">
       <a:dk1>
         <a:srgbClr val="000000"/>
       </a:dk1>
       <a:lt1>
-        <a:srgbClr val="FFFFFF"/>
+        <a:srgbClr val="ffffff"/>
       </a:lt1>
       <a:dk2>
-        <a:srgbClr val="0E2841"/>
+        <a:srgbClr val="0e2841"/>
       </a:dk2>
       <a:lt2>
-        <a:srgbClr val="E8E8E8"/>
+        <a:srgbClr val="e8e8e8"/>
       </a:lt2>
       <a:accent1>
         <a:srgbClr val="156082"/>
       </a:accent1>
       <a:accent2>
-        <a:srgbClr val="E97132"/>
+        <a:srgbClr val="e97132"/>
       </a:accent2>
       <a:accent3>
-        <a:srgbClr val="196B24"/>
+        <a:srgbClr val="196b24"/>
       </a:accent3>
       <a:accent4>
-        <a:srgbClr val="0F9ED5"/>
+        <a:srgbClr val="0f9ed5"/>
       </a:accent4>
       <a:accent5>
-        <a:srgbClr val="A02B93"/>
+        <a:srgbClr val="a02b93"/>
       </a:accent5>
       <a:accent6>
-        <a:srgbClr val="4EA72E"/>
+        <a:srgbClr val="4ea72e"/>
       </a:accent6>
       <a:hlink>
         <a:srgbClr val="467886"/>
       </a:hlink>
       <a:folHlink>
-        <a:srgbClr val="96607D"/>
+        <a:srgbClr val="96607d"/>
       </a:folHlink>
     </a:clrScheme>
     <a:fontScheme name="Office">
       <a:majorFont>
-        <a:latin typeface="Aptos Display" panose="02110004020202020204"/>
+        <a:latin typeface="Aptos Display" panose="02110004020202020204" pitchFamily="0" charset="1"/>
         <a:ea typeface=""/>
         <a:cs typeface=""/>
       </a:majorFont>
       <a:minorFont>
-        <a:latin typeface="Aptos" panose="02110004020202020204"/>
+        <a:latin typeface="Aptos" panose="02110004020202020204" pitchFamily="0" charset="1"/>
         <a:ea typeface=""/>
         <a:cs typeface=""/>
       </a:minorFont>
@@ -2377,7 +2512,7 @@
             </a:gs>
           </a:gsLst>
           <a:lin ang="5400000" scaled="0"/>
-          <a:tileRect/>
+          <a:tileRect l="0" t="0" r="0" b="0"/>
         </a:gradFill>
         <a:gradFill>
           <a:gsLst>
@@ -2401,7 +2536,7 @@
             </a:gs>
           </a:gsLst>
           <a:lin ang="5400000" scaled="0"/>
-          <a:tileRect/>
+          <a:tileRect l="0" t="0" r="0" b="0"/>
         </a:gradFill>
       </a:fillStyleLst>
       <a:lnStyleLst>
@@ -2461,12 +2596,10 @@
             </a:gs>
           </a:gsLst>
           <a:lin ang="5400000" scaled="0"/>
-          <a:tileRect/>
+          <a:tileRect l="0" t="0" r="0" b="0"/>
         </a:gradFill>
       </a:bgFillStyleLst>
     </a:fmtScheme>
   </a:themeElements>
-  <a:objectDefaults/>
-  <a:extraClrSchemeLst/>
 </a:theme>
 </file>
--- a/Resumen.docx
+++ b/Resumen.docx
@@ -1,9 +1,10 @@
 
 <file path=word/document.xml><?xml version="1.0" encoding="utf-8"?>
-<w:document xmlns:wpc="http://schemas.microsoft.com/office/word/2010/wordprocessingCanvas" xmlns:cx="http://schemas.microsoft.com/office/drawing/2014/chartex" xmlns:cx1="http://schemas.microsoft.com/office/drawing/2015/9/8/chartex" xmlns:cx2="http://schemas.microsoft.com/office/drawing/2015/10/21/chartex" xmlns:cx3="http://schemas.microsoft.com/office/drawing/2016/5/9/chartex" xmlns:cx4="http://schemas.microsoft.com/office/drawing/2016/5/10/chartex" xmlns:cx5="http://schemas.microsoft.com/office/drawing/2016/5/11/chartex" xmlns:cx6="http://schemas.microsoft.com/office/drawing/2016/5/12/chartex" xmlns:cx7="http://schemas.microsoft.com/office/drawing/2016/5/13/chartex" xmlns:cx8="http://schemas.microsoft.com/office/drawing/2016/5/14/chartex" xmlns:mc="http://schemas.openxmlformats.org/markup-compatibility/2006" xmlns:aink="http://schemas.microsoft.com/office/drawing/2016/ink" xmlns:am3d="http://schemas.microsoft.com/office/drawing/2017/model3d" xmlns:o="urn:schemas-microsoft-com:office:office" xmlns:oel="http://schemas.microsoft.com/office/2019/extlst" xmlns:r="http://schemas.openxmlformats.org/officeDocument/2006/relationships" xmlns:m="http://schemas.openxmlformats.org/officeDocument/2006/math" xmlns:v="urn:schemas-microsoft-com:vml" xmlns:wp14="http://schemas.microsoft.com/office/word/2010/wordprocessingDrawing" xmlns:wp="http://schemas.openxmlformats.org/drawingml/2006/wordprocessingDrawing" xmlns:w10="urn:schemas-microsoft-com:office:word" xmlns:w="http://schemas.openxmlformats.org/wordprocessingml/2006/main" xmlns:w14="http://schemas.microsoft.com/office/word/2010/wordml" xmlns:w15="http://schemas.microsoft.com/office/word/2012/wordml" xmlns:w16cex="http://schemas.microsoft.com/office/word/2018/wordml/cex" xmlns:w16cid="http://schemas.microsoft.com/office/word/2016/wordml/cid" xmlns:w16="http://schemas.microsoft.com/office/word/2018/wordml" xmlns:w16du="http://schemas.microsoft.com/office/word/2023/wordml/word16du" xmlns:w16sdtdh="http://schemas.microsoft.com/office/word/2020/wordml/sdtdatahash" xmlns:w16sdtfl="http://schemas.microsoft.com/office/word/2024/wordml/sdtformatlock" xmlns:w16se="http://schemas.microsoft.com/office/word/2015/wordml/symex" xmlns:wpg="http://schemas.microsoft.com/office/word/2010/wordprocessingGroup" xmlns:wpi="http://schemas.microsoft.com/office/word/2010/wordprocessingInk" xmlns:wne="http://schemas.microsoft.com/office/word/2006/wordml" xmlns:wps="http://schemas.microsoft.com/office/word/2010/wordprocessingShape" mc:Ignorable="w14 w15 w16se w16cid w16 w16cex w16sdtdh w16sdtfl w16du wp14">
+<w:document xmlns:o="urn:schemas-microsoft-com:office:office" xmlns:r="http://schemas.openxmlformats.org/officeDocument/2006/relationships" xmlns:v="urn:schemas-microsoft-com:vml" xmlns:w="http://schemas.openxmlformats.org/wordprocessingml/2006/main" xmlns:w10="urn:schemas-microsoft-com:office:word" xmlns:wp="http://schemas.openxmlformats.org/drawingml/2006/wordprocessingDrawing" xmlns:pic="http://schemas.openxmlformats.org/drawingml/2006/picture" xmlns:wps="http://schemas.microsoft.com/office/word/2010/wordprocessingShape" xmlns:wpg="http://schemas.microsoft.com/office/word/2010/wordprocessingGroup" xmlns:mc="http://schemas.openxmlformats.org/markup-compatibility/2006" xmlns:wp14="http://schemas.microsoft.com/office/word/2010/wordprocessingDrawing" xmlns:w14="http://schemas.microsoft.com/office/word/2010/wordml" xmlns:w15="http://schemas.microsoft.com/office/word/2012/wordml" mc:Ignorable="w14 wp14 w15">
   <w:body>
     <w:p>
       <w:pPr>
+        <w:pStyle w:val="Normal"/>
         <w:jc w:val="both"/>
         <w:rPr>
           <w:sz w:val="22"/>
@@ -28,24 +29,26 @@
         </w:rPr>
         <w:t xml:space="preserve"> </w:t>
       </w:r>
+      <w:r>
+        <w:rPr>
+          <w:sz w:val="22"/>
+          <w:szCs w:val="22"/>
+        </w:rPr>
+      </w:r>
+      <w:commentRangeEnd w:id="1"/>
+      <w:r>
+        <w:commentReference w:id="1"/>
+      </w:r>
+      <w:r>
+        <w:rPr>
+          <w:sz w:val="22"/>
+          <w:szCs w:val="22"/>
+        </w:rPr>
+      </w:r>
       <w:commentRangeEnd w:id="0"/>
       <w:r>
-        <w:rPr>
-          <w:rStyle w:val="Refdecomentario"/>
-          <w:sz w:val="22"/>
-          <w:szCs w:val="22"/>
-        </w:rPr>
         <w:commentReference w:id="0"/>
       </w:r>
-      <w:commentRangeEnd w:id="1"/>
-      <w:r>
-        <w:rPr>
-          <w:rStyle w:val="Refdecomentario"/>
-          <w:sz w:val="22"/>
-          <w:szCs w:val="22"/>
-        </w:rPr>
-        <w:commentReference w:id="1"/>
-      </w:r>
       <w:r>
         <w:rPr>
           <w:sz w:val="22"/>
@@ -61,13 +64,14 @@
         </w:rPr>
         <w:t xml:space="preserve"> óptica de eritrocitos </w:t>
       </w:r>
+      <w:r>
+        <w:rPr>
+          <w:sz w:val="22"/>
+          <w:szCs w:val="22"/>
+        </w:rPr>
+      </w:r>
       <w:commentRangeEnd w:id="2"/>
       <w:r>
-        <w:rPr>
-          <w:rStyle w:val="Refdecomentario"/>
-          <w:sz w:val="22"/>
-          <w:szCs w:val="22"/>
-        </w:rPr>
         <w:commentReference w:id="2"/>
       </w:r>
       <w:r>
@@ -75,18 +79,30 @@
           <w:sz w:val="22"/>
           <w:szCs w:val="22"/>
         </w:rPr>
-        <w:t xml:space="preserve">mediante FIT </w:t>
-      </w:r>
-      <w:r>
-        <w:rPr>
-          <w:sz w:val="22"/>
-          <w:szCs w:val="22"/>
-        </w:rPr>
-        <w:t>en el régimen de campo lejano</w:t>
-      </w:r>
-    </w:p>
-    <w:p>
-      <w:pPr>
+        <w:t xml:space="preserve">mediante FIT en el régimen de campo </w:t>
+      </w:r>
+      <w:commentRangeStart w:id="3"/>
+      <w:r>
+        <w:rPr>
+          <w:sz w:val="22"/>
+          <w:szCs w:val="22"/>
+        </w:rPr>
+        <w:t>lejano</w:t>
+      </w:r>
+      <w:commentRangeEnd w:id="3"/>
+      <w:r>
+        <w:commentReference w:id="3"/>
+      </w:r>
+      <w:r>
+        <w:rPr>
+          <w:sz w:val="22"/>
+          <w:szCs w:val="22"/>
+        </w:rPr>
+      </w:r>
+    </w:p>
+    <w:p>
+      <w:pPr>
+        <w:pStyle w:val="Normal"/>
         <w:jc w:val="both"/>
         <w:rPr>
           <w:sz w:val="22"/>
@@ -157,6 +173,7 @@
     </w:p>
     <w:p>
       <w:pPr>
+        <w:pStyle w:val="Normal"/>
         <w:jc w:val="both"/>
         <w:rPr>
           <w:sz w:val="22"/>
@@ -181,9 +198,10 @@
     </w:p>
     <w:p>
       <w:pPr>
+        <w:pStyle w:val="Normal"/>
         <w:jc w:val="both"/>
         <w:rPr>
-          <w:ins w:id="3" w:author="DANA LARISSA LUNA GONZALEZ" w:date="2026-05-07T18:47:00Z"/>
+          <w:ins w:id="0" w:author="DANA LARISSA LUNA GONZALEZ" w:date="2026-05-07T18:47:00Z"/>
           <w:sz w:val="22"/>
           <w:szCs w:val="22"/>
         </w:rPr>
@@ -198,6 +216,7 @@
     </w:p>
     <w:p>
       <w:pPr>
+        <w:pStyle w:val="Normal"/>
         <w:jc w:val="both"/>
         <w:rPr>
           <w:sz w:val="22"/>
@@ -225,281 +244,230 @@
           <w:sz w:val="22"/>
           <w:szCs w:val="22"/>
         </w:rPr>
-        <w:t xml:space="preserve"> (FIT), implementado en el software comercial CST Studio. La geometría del eritrocito se modela mediante óvalos de Cassini, mientras que la función dieléctrica se construye </w:t>
-      </w:r>
-      <w:r>
-        <w:rPr>
-          <w:sz w:val="22"/>
-          <w:szCs w:val="22"/>
-        </w:rPr>
-        <w:t>a partir de las relaciones sustractivas de Kramers-</w:t>
-      </w:r>
-      <w:r>
-        <w:rPr>
-          <w:sz w:val="22"/>
-          <w:szCs w:val="22"/>
-        </w:rPr>
-        <w:t>Kronig, por</w:t>
-      </w:r>
-      <w:r>
-        <w:rPr>
-          <w:sz w:val="22"/>
-          <w:szCs w:val="22"/>
-        </w:rPr>
-        <w:t xml:space="preserve"> lo que se garantiza la </w:t>
-      </w:r>
-      <w:r>
-        <w:rPr>
-          <w:sz w:val="22"/>
-          <w:szCs w:val="22"/>
-        </w:rPr>
-        <w:t>causalidad</w:t>
-      </w:r>
-      <w:r>
-        <w:rPr>
-          <w:sz w:val="22"/>
-          <w:szCs w:val="22"/>
-        </w:rPr>
-        <w:t xml:space="preserve"> en su formulación, </w:t>
-      </w:r>
-      <w:r>
-        <w:rPr>
-          <w:sz w:val="22"/>
-          <w:szCs w:val="22"/>
-        </w:rPr>
-        <w:t>condición</w:t>
-      </w:r>
-      <w:r>
-        <w:rPr>
-          <w:sz w:val="22"/>
-          <w:szCs w:val="22"/>
-        </w:rPr>
-        <w:t xml:space="preserve"> necesaria para el </w:t>
-      </w:r>
-      <w:r>
-        <w:rPr>
-          <w:sz w:val="22"/>
-          <w:szCs w:val="22"/>
-        </w:rPr>
-        <w:t>empleo</w:t>
-      </w:r>
-      <w:r>
-        <w:rPr>
-          <w:sz w:val="22"/>
-          <w:szCs w:val="22"/>
-        </w:rPr>
-        <w:t xml:space="preserve"> del método F</w:t>
-      </w:r>
-      <w:r>
-        <w:rPr>
-          <w:sz w:val="22"/>
-          <w:szCs w:val="22"/>
-        </w:rPr>
-        <w:t>IT.</w:t>
-      </w:r>
-      <w:r>
-        <w:rPr>
-          <w:sz w:val="22"/>
-          <w:szCs w:val="22"/>
-        </w:rPr>
-        <w:t xml:space="preserve"> Adicionalmente, el ajuste obtenido en este trabajo </w:t>
-      </w:r>
-      <w:r>
-        <w:rPr>
-          <w:sz w:val="22"/>
-          <w:szCs w:val="22"/>
-        </w:rPr>
-        <w:t xml:space="preserve">muestra una mejora respecto a </w:t>
-      </w:r>
-      <w:r>
-        <w:rPr>
-          <w:sz w:val="22"/>
-          <w:szCs w:val="22"/>
-        </w:rPr>
-        <w:t>otros reportados</w:t>
-      </w:r>
-      <w:r>
-        <w:rPr>
-          <w:sz w:val="22"/>
-          <w:szCs w:val="22"/>
-        </w:rPr>
-        <w:t xml:space="preserve"> previamente en la </w:t>
-      </w:r>
-      <w:r>
-        <w:rPr>
-          <w:sz w:val="22"/>
-          <w:szCs w:val="22"/>
-        </w:rPr>
-        <w:t>literatura</w:t>
-      </w:r>
-      <w:r>
-        <w:rPr>
-          <w:sz w:val="22"/>
-          <w:szCs w:val="22"/>
-        </w:rPr>
-        <w:t>.  Como resultado, se obtienen propiedades ópticas del eritrocito al determinarse numéricamente la sección transversal de extinción y la distribución angular del campo esparcido, es decir, cantidades medibles en el campo lejano.  Este trabajo proporciona una base para futuros estudios comparativos con eritrocitos patológicos.</w:t>
-      </w:r>
-    </w:p>
-    <w:p>
-      <w:pPr>
+        <w:t xml:space="preserve"> (FIT), implementado en el software comercial CST Studio. La geometría del eritrocito se modela mediante óvalos de Cassini, mientras que la función dieléctrica se construye a partir de las relaciones sustractivas de Kramers-Kronig, por lo que se garantiza la causalidad en su formulación, condición necesaria para el empleo del método FIT. Adicionalmente, el ajuste obtenido en este trabajo muestra una mejora respecto a otros reportados previamente en la literatura.  Como resultado, se obtienen propiedades ópticas del eritrocito al determinarse numéricamente la sección transversal de extinción y la distribución angular del campo esparcido, es decir, cantidades medibles en el campo lejano.  Este trabajo proporciona una base para futuros estudios comparativos con eritrocitos patológicos.</w:t>
+      </w:r>
+    </w:p>
+    <w:p>
+      <w:pPr>
+        <w:pStyle w:val="Normal"/>
         <w:jc w:val="both"/>
         <w:rPr>
-          <w:ins w:id="4" w:author="DANA LARISSA LUNA GONZALEZ" w:date="2026-05-07T18:47:00Z"/>
-          <w:sz w:val="22"/>
-          <w:szCs w:val="22"/>
-        </w:rPr>
-      </w:pPr>
-    </w:p>
-    <w:p>
-      <w:pPr>
+          <w:ins w:id="2" w:author="DANA LARISSA LUNA GONZALEZ" w:date="2026-05-07T18:47:00Z"/>
+          <w:sz w:val="22"/>
+          <w:szCs w:val="22"/>
+        </w:rPr>
+      </w:pPr>
+      <w:ins w:id="1" w:author="DANA LARISSA LUNA GONZALEZ" w:date="2026-05-07T18:47:00Z">
+        <w:r>
+          <w:rPr>
+            <w:sz w:val="22"/>
+            <w:szCs w:val="22"/>
+          </w:rPr>
+        </w:r>
+      </w:ins>
+    </w:p>
+    <w:p>
+      <w:pPr>
+        <w:pStyle w:val="Normal"/>
+        <w:spacing w:before="0" w:after="160"/>
         <w:jc w:val="both"/>
         <w:rPr>
           <w:sz w:val="22"/>
           <w:szCs w:val="22"/>
         </w:rPr>
       </w:pPr>
+      <w:r>
+        <w:rPr>
+          <w:sz w:val="22"/>
+          <w:szCs w:val="22"/>
+        </w:rPr>
+      </w:r>
     </w:p>
     <w:sectPr>
+      <w:type w:val="nextPage"/>
       <w:pgSz w:w="12240" w:h="15840"/>
-      <w:pgMar w:top="1417" w:right="1701" w:bottom="1417" w:left="1701" w:header="0" w:footer="0" w:gutter="0"/>
-      <w:cols w:space="720"/>
-      <w:formProt w:val="0"/>
-      <w:docGrid w:linePitch="360"/>
+      <w:pgMar w:left="1701" w:right="1701" w:gutter="0" w:header="0" w:top="1417" w:footer="0" w:bottom="1417"/>
+      <w:pgNumType w:fmt="decimal"/>
+      <w:formProt w:val="false"/>
+      <w:textDirection w:val="lrTb"/>
+      <w:docGrid w:type="default" w:linePitch="360" w:charSpace="0"/>
     </w:sectPr>
   </w:body>
 </w:document>
 </file>
 
 <file path=word/comments.xml><?xml version="1.0" encoding="utf-8"?>
-<w:comments xmlns:wpc="http://schemas.microsoft.com/office/word/2010/wordprocessingCanvas" xmlns:cx="http://schemas.microsoft.com/office/drawing/2014/chartex" xmlns:cx1="http://schemas.microsoft.com/office/drawing/2015/9/8/chartex" xmlns:cx2="http://schemas.microsoft.com/office/drawing/2015/10/21/chartex" xmlns:cx3="http://schemas.microsoft.com/office/drawing/2016/5/9/chartex" xmlns:cx4="http://schemas.microsoft.com/office/drawing/2016/5/10/chartex" xmlns:cx5="http://schemas.microsoft.com/office/drawing/2016/5/11/chartex" xmlns:cx6="http://schemas.microsoft.com/office/drawing/2016/5/12/chartex" xmlns:cx7="http://schemas.microsoft.com/office/drawing/2016/5/13/chartex" xmlns:cx8="http://schemas.microsoft.com/office/drawing/2016/5/14/chartex" xmlns:mc="http://schemas.openxmlformats.org/markup-compatibility/2006" xmlns:aink="http://schemas.microsoft.com/office/drawing/2016/ink" xmlns:am3d="http://schemas.microsoft.com/office/drawing/2017/model3d" xmlns:o="urn:schemas-microsoft-com:office:office" xmlns:oel="http://schemas.microsoft.com/office/2019/extlst" xmlns:r="http://schemas.openxmlformats.org/officeDocument/2006/relationships" xmlns:m="http://schemas.openxmlformats.org/officeDocument/2006/math" xmlns:v="urn:schemas-microsoft-com:vml" xmlns:wp14="http://schemas.microsoft.com/office/word/2010/wordprocessingDrawing" xmlns:wp="http://schemas.openxmlformats.org/drawingml/2006/wordprocessingDrawing" xmlns:w10="urn:schemas-microsoft-com:office:word" xmlns:w="http://schemas.openxmlformats.org/wordprocessingml/2006/main" xmlns:w14="http://schemas.microsoft.com/office/word/2010/wordml" xmlns:w15="http://schemas.microsoft.com/office/word/2012/wordml" xmlns:w16cex="http://schemas.microsoft.com/office/word/2018/wordml/cex" xmlns:w16cid="http://schemas.microsoft.com/office/word/2016/wordml/cid" xmlns:w16="http://schemas.microsoft.com/office/word/2018/wordml" xmlns:w16du="http://schemas.microsoft.com/office/word/2023/wordml/word16du" xmlns:w16sdtdh="http://schemas.microsoft.com/office/word/2020/wordml/sdtdatahash" xmlns:w16sdtfl="http://schemas.microsoft.com/office/word/2024/wordml/sdtformatlock" xmlns:w16se="http://schemas.microsoft.com/office/word/2015/wordml/symex" xmlns:wpg="http://schemas.microsoft.com/office/word/2010/wordprocessingGroup" xmlns:wpi="http://schemas.microsoft.com/office/word/2010/wordprocessingInk" xmlns:wne="http://schemas.microsoft.com/office/word/2006/wordml" xmlns:wps="http://schemas.microsoft.com/office/word/2010/wordprocessingShape" mc:Ignorable="w14 w15 w16se w16cid w16 w16cex w16sdtdh w16sdtfl w16du wp14">
-  <w:comment w:id="0" w:author="Jonathan Urrutia" w:date="2026-05-06T16:23:00Z" w:initials="JU">
-    <w:p>
-      <w:pPr>
-        <w:overflowPunct w:val="0"/>
-        <w:spacing w:after="0" w:line="240" w:lineRule="auto"/>
+<w:comments xmlns:o="urn:schemas-microsoft-com:office:office" xmlns:r="http://schemas.openxmlformats.org/officeDocument/2006/relationships" xmlns:v="urn:schemas-microsoft-com:vml" xmlns:w="http://schemas.openxmlformats.org/wordprocessingml/2006/main" xmlns:w10="urn:schemas-microsoft-com:office:word" xmlns:wp="http://schemas.openxmlformats.org/drawingml/2006/wordprocessingDrawing" xmlns:pic="http://schemas.openxmlformats.org/drawingml/2006/picture" xmlns:wps="http://schemas.microsoft.com/office/word/2010/wordprocessingShape" xmlns:wpg="http://schemas.microsoft.com/office/word/2010/wordprocessingGroup" xmlns:mc="http://schemas.openxmlformats.org/markup-compatibility/2006" xmlns:wp14="http://schemas.microsoft.com/office/word/2010/wordprocessingDrawing" xmlns:w14="http://schemas.microsoft.com/office/word/2010/wordml" xmlns:w15="http://schemas.microsoft.com/office/word/2012/wordml" mc:Ignorable="w14 wp14 w15">
+  <w:comment w:id="1" w:author="Jonathan Urrutia" w:date="2026-05-06T16:23:00Z" w:initials="JU">
+    <w:p>
+      <w:pPr>
+        <w:overflowPunct w:val="true"/>
+        <w:spacing w:lineRule="auto" w:line="240" w:before="0" w:after="0"/>
+        <w:rPr/>
       </w:pPr>
       <w:r>
         <w:annotationRef/>
       </w:r>
       <w:r>
         <w:rPr>
-          <w:rFonts w:ascii="Liberation Serif" w:eastAsia="DejaVu Sans" w:hAnsi="Liberation Serif" w:cs="DejaVu Sans"/>
+          <w:rFonts w:eastAsia="DejaVu Sans" w:cs="DejaVu Sans" w:ascii="Liberation Serif" w:hAnsi="Liberation Serif"/>
           <w:kern w:val="0"/>
-          <w:lang w:val="en-US" w:bidi="en-US"/>
+          <w:lang w:eastAsia="en-US" w:val="en-US" w:bidi="en-US"/>
         </w:rPr>
         <w:t>Qué tal algo como:</w:t>
       </w:r>
     </w:p>
     <w:p>
       <w:pPr>
-        <w:overflowPunct w:val="0"/>
-        <w:spacing w:after="0" w:line="240" w:lineRule="auto"/>
-      </w:pPr>
-      <w:r>
-        <w:rPr>
-          <w:rFonts w:ascii="Liberation Serif" w:eastAsia="DejaVu Sans" w:hAnsi="Liberation Serif" w:cs="DejaVu Sans"/>
+        <w:overflowPunct w:val="true"/>
+        <w:spacing w:lineRule="auto" w:line="240" w:before="0" w:after="0"/>
+        <w:rPr/>
+      </w:pPr>
+      <w:r>
+        <w:rPr>
+          <w:rFonts w:eastAsia="DejaVu Sans" w:cs="DejaVu Sans" w:ascii="Liberation Serif" w:hAnsi="Liberation Serif"/>
           <w:kern w:val="0"/>
-          <w:lang w:val="en-US" w:bidi="en-US"/>
+          <w:lang w:eastAsia="en-US" w:val="en-US" w:bidi="en-US"/>
         </w:rPr>
         <w:t>Propiedades ópticas de eritrositos en el campo lejano: enfoque numérico</w:t>
       </w:r>
     </w:p>
     <w:p>
       <w:pPr>
-        <w:overflowPunct w:val="0"/>
-        <w:spacing w:after="0" w:line="240" w:lineRule="auto"/>
-      </w:pPr>
-    </w:p>
-    <w:p>
-      <w:pPr>
-        <w:overflowPunct w:val="0"/>
-        <w:spacing w:after="0" w:line="240" w:lineRule="auto"/>
-      </w:pPr>
-      <w:r>
-        <w:rPr>
-          <w:rFonts w:ascii="Liberation Serif" w:eastAsia="DejaVu Sans" w:hAnsi="Liberation Serif" w:cs="DejaVu Sans"/>
+        <w:overflowPunct w:val="true"/>
+        <w:spacing w:lineRule="auto" w:line="240" w:before="0" w:after="0"/>
+        <w:rPr/>
+      </w:pPr>
+      <w:r>
+        <w:rPr>
+          <w:rFonts w:cs="DejaVu Sans" w:ascii="Liberation Serif" w:hAnsi="Liberation Serif" w:eastAsia="DejaVu Sans"/>
           <w:kern w:val="0"/>
-          <w:lang w:val="en-US" w:bidi="en-US"/>
+          <w:lang w:bidi="en-US" w:val="en-US" w:eastAsia="en-US"/>
+        </w:rPr>
+      </w:r>
+    </w:p>
+    <w:p>
+      <w:pPr>
+        <w:overflowPunct w:val="true"/>
+        <w:spacing w:lineRule="auto" w:line="240" w:before="0" w:after="0"/>
+        <w:rPr/>
+      </w:pPr>
+      <w:r>
+        <w:rPr>
+          <w:rFonts w:eastAsia="DejaVu Sans" w:cs="DejaVu Sans" w:ascii="Liberation Serif" w:hAnsi="Liberation Serif"/>
+          <w:kern w:val="0"/>
+          <w:lang w:eastAsia="en-US" w:val="en-US" w:bidi="en-US"/>
         </w:rPr>
         <w:t>Yo resaltaría que es numéico y es campo lejano. También optiaría por lo que caracterizas la céluila</w:t>
       </w:r>
     </w:p>
     <w:p>
       <w:pPr>
-        <w:overflowPunct w:val="0"/>
-        <w:spacing w:after="0" w:line="240" w:lineRule="auto"/>
-      </w:pPr>
-    </w:p>
-    <w:p>
-      <w:pPr>
-        <w:overflowPunct w:val="0"/>
-        <w:spacing w:after="0" w:line="240" w:lineRule="auto"/>
-      </w:pPr>
-      <w:r>
-        <w:rPr>
-          <w:rFonts w:ascii="Liberation Serif" w:eastAsia="DejaVu Sans" w:hAnsi="Liberation Serif" w:cs="DejaVu Sans"/>
+        <w:overflowPunct w:val="true"/>
+        <w:spacing w:lineRule="auto" w:line="240" w:before="0" w:after="0"/>
+        <w:rPr/>
+      </w:pPr>
+      <w:r>
+        <w:rPr>
+          <w:rFonts w:cs="DejaVu Sans" w:ascii="Liberation Serif" w:hAnsi="Liberation Serif" w:eastAsia="DejaVu Sans"/>
           <w:kern w:val="0"/>
-          <w:lang w:val="en-US" w:bidi="en-US"/>
+          <w:lang w:bidi="en-US" w:val="en-US" w:eastAsia="en-US"/>
+        </w:rPr>
+      </w:r>
+    </w:p>
+    <w:p>
+      <w:pPr>
+        <w:overflowPunct w:val="true"/>
+        <w:spacing w:lineRule="auto" w:line="240" w:before="0" w:after="0"/>
+        <w:rPr/>
+      </w:pPr>
+      <w:r>
+        <w:rPr>
+          <w:rFonts w:eastAsia="DejaVu Sans" w:cs="DejaVu Sans" w:ascii="Liberation Serif" w:hAnsi="Liberation Serif"/>
+          <w:kern w:val="0"/>
+          <w:lang w:eastAsia="en-US" w:val="en-US" w:bidi="en-US"/>
         </w:rPr>
         <w:t xml:space="preserve">Caracterización óptica de eritrositos en el campo lejano </w:t>
       </w:r>
     </w:p>
     <w:p>
       <w:pPr>
-        <w:overflowPunct w:val="0"/>
-        <w:spacing w:after="0" w:line="240" w:lineRule="auto"/>
-      </w:pPr>
-    </w:p>
-    <w:p>
-      <w:pPr>
-        <w:overflowPunct w:val="0"/>
-        <w:spacing w:after="0" w:line="240" w:lineRule="auto"/>
-      </w:pPr>
-      <w:r>
-        <w:rPr>
-          <w:rFonts w:ascii="Liberation Serif" w:eastAsia="DejaVu Sans" w:hAnsi="Liberation Serif" w:cs="DejaVu Sans"/>
+        <w:overflowPunct w:val="true"/>
+        <w:spacing w:lineRule="auto" w:line="240" w:before="0" w:after="0"/>
+        <w:rPr/>
+      </w:pPr>
+      <w:r>
+        <w:rPr>
+          <w:rFonts w:cs="DejaVu Sans" w:ascii="Liberation Serif" w:hAnsi="Liberation Serif" w:eastAsia="DejaVu Sans"/>
           <w:kern w:val="0"/>
-          <w:lang w:val="en-US" w:bidi="en-US"/>
+          <w:lang w:bidi="en-US" w:val="en-US" w:eastAsia="en-US"/>
+        </w:rPr>
+      </w:r>
+    </w:p>
+    <w:p>
+      <w:pPr>
+        <w:overflowPunct w:val="true"/>
+        <w:spacing w:lineRule="auto" w:line="240" w:before="0" w:after="0"/>
+        <w:rPr/>
+      </w:pPr>
+      <w:r>
+        <w:rPr>
+          <w:rFonts w:eastAsia="DejaVu Sans" w:cs="DejaVu Sans" w:ascii="Liberation Serif" w:hAnsi="Liberation Serif"/>
+          <w:kern w:val="0"/>
+          <w:lang w:eastAsia="en-US" w:val="en-US" w:bidi="en-US"/>
         </w:rPr>
         <w:t>Algo así</w:t>
       </w:r>
     </w:p>
   </w:comment>
-  <w:comment w:id="1" w:author="Jonathan Urrutia" w:date="2026-05-07T12:23:00Z" w:initials="JU">
-    <w:p>
-      <w:pPr>
-        <w:spacing w:after="0" w:line="240" w:lineRule="auto"/>
+  <w:comment w:id="0" w:author="Jonathan Urrutia" w:date="2026-05-07T12:23:00Z" w:initials="JU">
+    <w:p>
+      <w:pPr>
+        <w:overflowPunct w:val="false"/>
+        <w:spacing w:before="0" w:after="0" w:lineRule="auto" w:line="240"/>
+        <w:rPr/>
       </w:pPr>
       <w:r>
         <w:annotationRef/>
       </w:r>
       <w:r>
         <w:rPr>
-          <w:rFonts w:ascii="Liberation Serif" w:eastAsia="DejaVu Sans" w:hAnsi="Liberation Serif" w:cs="DejaVu Sans"/>
+          <w:rFonts w:eastAsia="DejaVu Sans" w:cs="DejaVu Sans" w:ascii="Liberation Serif" w:hAnsi="Liberation Serif"/>
           <w:i/>
           <w:kern w:val="0"/>
           <w:sz w:val="16"/>
-          <w:lang w:val="en-US" w:bidi="en-US"/>
+          <w:lang w:eastAsia="en-US" w:val="en-US" w:bidi="en-US"/>
         </w:rPr>
         <w:t xml:space="preserve">Creo que caracterización da la impresión de que es algo xperimetnal entonces a lo mejor no es buena idea ponerlo. </w:t>
       </w:r>
     </w:p>
     <w:p>
       <w:pPr>
-        <w:spacing w:after="0" w:line="240" w:lineRule="auto"/>
-      </w:pPr>
-    </w:p>
-    <w:p>
-      <w:pPr>
-        <w:spacing w:after="0" w:line="240" w:lineRule="auto"/>
-      </w:pPr>
-      <w:r>
-        <w:rPr>
-          <w:rFonts w:ascii="Liberation Serif" w:eastAsia="DejaVu Sans" w:hAnsi="Liberation Serif" w:cs="DejaVu Sans"/>
+        <w:overflowPunct w:val="false"/>
+        <w:spacing w:before="0" w:after="0" w:lineRule="auto" w:line="240"/>
+        <w:rPr/>
+      </w:pPr>
+      <w:r>
+        <w:rPr>
+          <w:rFonts w:cs="DejaVu Sans" w:ascii="Liberation Serif" w:hAnsi="Liberation Serif" w:eastAsia="DejaVu Sans"/>
+          <w:kern w:val="0"/>
+          <w:lang w:bidi="en-US" w:val="en-US" w:eastAsia="en-US"/>
+        </w:rPr>
+      </w:r>
+    </w:p>
+    <w:p>
+      <w:pPr>
+        <w:overflowPunct w:val="false"/>
+        <w:spacing w:before="0" w:after="0" w:lineRule="auto" w:line="240"/>
+        <w:rPr/>
+      </w:pPr>
+      <w:r>
+        <w:rPr>
+          <w:rFonts w:eastAsia="DejaVu Sans" w:cs="DejaVu Sans" w:ascii="Liberation Serif" w:hAnsi="Liberation Serif"/>
           <w:i/>
           <w:kern w:val="0"/>
           <w:sz w:val="16"/>
-          <w:lang w:val="en-US" w:bidi="en-US"/>
+          <w:lang w:eastAsia="en-US" w:val="en-US" w:bidi="en-US"/>
         </w:rPr>
         <w:t xml:space="preserve">Los títulos no son lo mío entnces ay que darle vueltas. </w:t>
       </w:r>
@@ -508,72 +476,116 @@
   <w:comment w:id="2" w:author="Jonathan Urrutia" w:date="2026-05-07T12:20:00Z" w:initials="JU">
     <w:p>
       <w:pPr>
-        <w:spacing w:after="0" w:line="240" w:lineRule="auto"/>
+        <w:overflowPunct w:val="false"/>
+        <w:spacing w:before="0" w:after="0" w:lineRule="auto" w:line="240"/>
+        <w:rPr/>
       </w:pPr>
       <w:r>
         <w:annotationRef/>
       </w:r>
       <w:r>
         <w:rPr>
-          <w:rFonts w:ascii="Liberation Serif" w:eastAsia="DejaVu Sans" w:hAnsi="Liberation Serif" w:cs="DejaVu Sans"/>
+          <w:rFonts w:eastAsia="DejaVu Sans" w:cs="DejaVu Sans" w:ascii="Liberation Serif" w:hAnsi="Liberation Serif"/>
           <w:kern w:val="0"/>
-          <w:lang w:val="en-US" w:bidi="en-US"/>
+          <w:lang w:eastAsia="en-US" w:val="en-US" w:bidi="en-US"/>
         </w:rPr>
         <w:t>Pelón propone</w:t>
       </w:r>
     </w:p>
     <w:p>
       <w:pPr>
-        <w:spacing w:after="0" w:line="240" w:lineRule="auto"/>
-      </w:pPr>
-      <w:r>
-        <w:rPr>
-          <w:rFonts w:ascii="Liberation Serif" w:eastAsia="DejaVu Sans" w:hAnsi="Liberation Serif" w:cs="DejaVu Sans"/>
+        <w:overflowPunct w:val="false"/>
+        <w:spacing w:before="0" w:after="0" w:lineRule="auto" w:line="240"/>
+        <w:rPr/>
+      </w:pPr>
+      <w:r>
+        <w:rPr>
+          <w:rFonts w:eastAsia="DejaVu Sans" w:cs="DejaVu Sans" w:ascii="Liberation Serif" w:hAnsi="Liberation Serif"/>
           <w:kern w:val="0"/>
-          <w:lang w:val="en-US" w:bidi="en-US"/>
+          <w:lang w:eastAsia="en-US" w:val="en-US" w:bidi="en-US"/>
         </w:rPr>
         <w:t>Caracterización íptica de eritrocitos mediante FIT en e régimen del campo lejano</w:t>
       </w:r>
     </w:p>
     <w:p>
       <w:pPr>
-        <w:spacing w:after="0" w:line="240" w:lineRule="auto"/>
-      </w:pPr>
+        <w:overflowPunct w:val="false"/>
+        <w:spacing w:before="0" w:after="0" w:lineRule="auto" w:line="240"/>
+        <w:rPr/>
+      </w:pPr>
+      <w:r>
+        <w:rPr>
+          <w:rFonts w:cs="DejaVu Sans" w:ascii="Liberation Serif" w:hAnsi="Liberation Serif" w:eastAsia="DejaVu Sans"/>
+          <w:kern w:val="0"/>
+          <w:lang w:bidi="en-US" w:val="en-US" w:eastAsia="en-US"/>
+        </w:rPr>
+      </w:r>
+    </w:p>
+  </w:comment>
+  <w:comment w:id="3" w:author="Jonathan Urrutia" w:date="2026-05-08T16:59:13Z" w:initials="JU">
+    <w:p>
+      <w:pPr>
+        <w:overflowPunct w:val="false"/>
+        <w:spacing w:before="0" w:after="0" w:lineRule="auto" w:line="240"/>
+        <w:rPr/>
+      </w:pPr>
+      <w:r>
+        <w:annotationRef/>
+      </w:r>
+      <w:r>
+        <w:rPr>
+          <w:rFonts w:cs="DejaVu Sans" w:ascii="Liberation Serif" w:hAnsi="Liberation Serif" w:eastAsia="DejaVu Sans"/>
+          <w:kern w:val="0"/>
+          <w:lang w:bidi="en-US" w:eastAsia="en-US" w:val="en-US"/>
+        </w:rPr>
+        <w:t>Qué tal el siguiente</w:t>
+      </w:r>
+    </w:p>
+    <w:p>
+      <w:pPr>
+        <w:overflowPunct w:val="false"/>
+        <w:spacing w:before="0" w:after="0" w:lineRule="auto" w:line="240"/>
+        <w:rPr/>
+      </w:pPr>
+      <w:r>
+        <w:rPr>
+          <w:rFonts w:cs="DejaVu Sans" w:ascii="Liberation Serif" w:hAnsi="Liberation Serif" w:eastAsia="DejaVu Sans"/>
+          <w:kern w:val="0"/>
+          <w:lang w:bidi="en-US" w:val="en-US" w:eastAsia="en-US"/>
+        </w:rPr>
+      </w:r>
+    </w:p>
+    <w:p>
+      <w:pPr>
+        <w:overflowPunct w:val="false"/>
+        <w:spacing w:before="0" w:after="0" w:lineRule="auto" w:line="240"/>
+        <w:rPr/>
+      </w:pPr>
+      <w:r>
+        <w:rPr>
+          <w:rFonts w:cs="DejaVu Sans" w:ascii="Liberation Serif" w:hAnsi="Liberation Serif" w:eastAsia="DejaVu Sans"/>
+          <w:kern w:val="0"/>
+          <w:lang w:bidi="en-US" w:val="en-US" w:eastAsia="en-US"/>
+        </w:rPr>
+        <w:t>Tipificación óptica de eritrositos para diagnóstico clínico vía simulaciones numérica en el régimen de campo lejano</w:t>
+      </w:r>
     </w:p>
   </w:comment>
 </w:comments>
 </file>
 
 <file path=word/commentsExtended.xml><?xml version="1.0" encoding="utf-8"?>
-<w15:commentsEx xmlns:wpc="http://schemas.microsoft.com/office/word/2010/wordprocessingCanvas" xmlns:cx="http://schemas.microsoft.com/office/drawing/2014/chartex" xmlns:cx1="http://schemas.microsoft.com/office/drawing/2015/9/8/chartex" xmlns:cx2="http://schemas.microsoft.com/office/drawing/2015/10/21/chartex" xmlns:cx3="http://schemas.microsoft.com/office/drawing/2016/5/9/chartex" xmlns:cx4="http://schemas.microsoft.com/office/drawing/2016/5/10/chartex" xmlns:cx5="http://schemas.microsoft.com/office/drawing/2016/5/11/chartex" xmlns:cx6="http://schemas.microsoft.com/office/drawing/2016/5/12/chartex" xmlns:cx7="http://schemas.microsoft.com/office/drawing/2016/5/13/chartex" xmlns:cx8="http://schemas.microsoft.com/office/drawing/2016/5/14/chartex" xmlns:mc="http://schemas.openxmlformats.org/markup-compatibility/2006" xmlns:aink="http://schemas.microsoft.com/office/drawing/2016/ink" xmlns:am3d="http://schemas.microsoft.com/office/drawing/2017/model3d" xmlns:o="urn:schemas-microsoft-com:office:office" xmlns:oel="http://schemas.microsoft.com/office/2019/extlst" xmlns:r="http://schemas.openxmlformats.org/officeDocument/2006/relationships" xmlns:m="http://schemas.openxmlformats.org/officeDocument/2006/math" xmlns:v="urn:schemas-microsoft-com:vml" xmlns:wp14="http://schemas.microsoft.com/office/word/2010/wordprocessingDrawing" xmlns:wp="http://schemas.openxmlformats.org/drawingml/2006/wordprocessingDrawing" xmlns:w10="urn:schemas-microsoft-com:office:word" xmlns:w="http://schemas.openxmlformats.org/wordprocessingml/2006/main" xmlns:w14="http://schemas.microsoft.com/office/word/2010/wordml" xmlns:w15="http://schemas.microsoft.com/office/word/2012/wordml" xmlns:w16cex="http://schemas.microsoft.com/office/word/2018/wordml/cex" xmlns:w16cid="http://schemas.microsoft.com/office/word/2016/wordml/cid" xmlns:w16="http://schemas.microsoft.com/office/word/2018/wordml" xmlns:w16du="http://schemas.microsoft.com/office/word/2023/wordml/word16du" xmlns:w16sdtdh="http://schemas.microsoft.com/office/word/2020/wordml/sdtdatahash" xmlns:w16sdtfl="http://schemas.microsoft.com/office/word/2024/wordml/sdtformatlock" xmlns:w16se="http://schemas.microsoft.com/office/word/2015/wordml/symex" xmlns:wpg="http://schemas.microsoft.com/office/word/2010/wordprocessingGroup" xmlns:wpi="http://schemas.microsoft.com/office/word/2010/wordprocessingInk" xmlns:wne="http://schemas.microsoft.com/office/word/2006/wordml" xmlns:wps="http://schemas.microsoft.com/office/word/2010/wordprocessingShape" mc:Ignorable="w14 w15 w16se w16cid w16 w16cex w16sdtdh w16sdtfl w16du wp14">
-  <w15:commentEx w15:paraId="01000000" w15:done="0"/>
-  <w15:commentEx w15:paraId="02000000" w15:paraIdParent="01000000" w15:done="0"/>
-  <w15:commentEx w15:paraId="60437C35" w15:done="0"/>
+<w15:commentsEx xmlns:mc="http://schemas.openxmlformats.org/markup-compatibility/2006" xmlns:w15="http://schemas.microsoft.com/office/word/2012/wordml" mc:Ignorable="w15">
+  <w15:commentEx w15:paraId="02000000" w15:paraIdParent="01000000"/>
 </w15:commentsEx>
 </file>
 
-<file path=word/commentsIds.xml><?xml version="1.0" encoding="utf-8"?>
-<w16cid:commentsIds xmlns:wpc="http://schemas.microsoft.com/office/word/2010/wordprocessingCanvas" xmlns:cx="http://schemas.microsoft.com/office/drawing/2014/chartex" xmlns:cx1="http://schemas.microsoft.com/office/drawing/2015/9/8/chartex" xmlns:cx2="http://schemas.microsoft.com/office/drawing/2015/10/21/chartex" xmlns:cx3="http://schemas.microsoft.com/office/drawing/2016/5/9/chartex" xmlns:cx4="http://schemas.microsoft.com/office/drawing/2016/5/10/chartex" xmlns:cx5="http://schemas.microsoft.com/office/drawing/2016/5/11/chartex" xmlns:cx6="http://schemas.microsoft.com/office/drawing/2016/5/12/chartex" xmlns:cx7="http://schemas.microsoft.com/office/drawing/2016/5/13/chartex" xmlns:cx8="http://schemas.microsoft.com/office/drawing/2016/5/14/chartex" xmlns:mc="http://schemas.openxmlformats.org/markup-compatibility/2006" xmlns:aink="http://schemas.microsoft.com/office/drawing/2016/ink" xmlns:am3d="http://schemas.microsoft.com/office/drawing/2017/model3d" xmlns:o="urn:schemas-microsoft-com:office:office" xmlns:oel="http://schemas.microsoft.com/office/2019/extlst" xmlns:r="http://schemas.openxmlformats.org/officeDocument/2006/relationships" xmlns:m="http://schemas.openxmlformats.org/officeDocument/2006/math" xmlns:v="urn:schemas-microsoft-com:vml" xmlns:wp14="http://schemas.microsoft.com/office/word/2010/wordprocessingDrawing" xmlns:wp="http://schemas.openxmlformats.org/drawingml/2006/wordprocessingDrawing" xmlns:w10="urn:schemas-microsoft-com:office:word" xmlns:w="http://schemas.openxmlformats.org/wordprocessingml/2006/main" xmlns:w14="http://schemas.microsoft.com/office/word/2010/wordml" xmlns:w15="http://schemas.microsoft.com/office/word/2012/wordml" xmlns:w16cex="http://schemas.microsoft.com/office/word/2018/wordml/cex" xmlns:w16cid="http://schemas.microsoft.com/office/word/2016/wordml/cid" xmlns:w16="http://schemas.microsoft.com/office/word/2018/wordml" xmlns:w16du="http://schemas.microsoft.com/office/word/2023/wordml/word16du" xmlns:w16sdtdh="http://schemas.microsoft.com/office/word/2020/wordml/sdtdatahash" xmlns:w16sdtfl="http://schemas.microsoft.com/office/word/2024/wordml/sdtformatlock" xmlns:w16se="http://schemas.microsoft.com/office/word/2015/wordml/symex" xmlns:wpg="http://schemas.microsoft.com/office/word/2010/wordprocessingGroup" xmlns:wpi="http://schemas.microsoft.com/office/word/2010/wordprocessingInk" xmlns:wne="http://schemas.microsoft.com/office/word/2006/wordml" xmlns:wps="http://schemas.microsoft.com/office/word/2010/wordprocessingShape" mc:Ignorable="w14 w15 w16se w16cid w16 w16cex w16sdtdh w16sdtfl w16du wp14">
-  <w16cid:commentId w16cid:paraId="01000000" w16cid:durableId="01000000"/>
-  <w16cid:commentId w16cid:paraId="02000000" w16cid:durableId="02000000"/>
-  <w16cid:commentId w16cid:paraId="60437C35" w16cid:durableId="60437C35"/>
-</w16cid:commentsIds>
-</file>
-
-<file path=word/people.xml><?xml version="1.0" encoding="utf-8"?>
-<w15:people xmlns:wpc="http://schemas.microsoft.com/office/word/2010/wordprocessingCanvas" xmlns:cx="http://schemas.microsoft.com/office/drawing/2014/chartex" xmlns:cx1="http://schemas.microsoft.com/office/drawing/2015/9/8/chartex" xmlns:cx2="http://schemas.microsoft.com/office/drawing/2015/10/21/chartex" xmlns:cx3="http://schemas.microsoft.com/office/drawing/2016/5/9/chartex" xmlns:cx4="http://schemas.microsoft.com/office/drawing/2016/5/10/chartex" xmlns:cx5="http://schemas.microsoft.com/office/drawing/2016/5/11/chartex" xmlns:cx6="http://schemas.microsoft.com/office/drawing/2016/5/12/chartex" xmlns:cx7="http://schemas.microsoft.com/office/drawing/2016/5/13/chartex" xmlns:cx8="http://schemas.microsoft.com/office/drawing/2016/5/14/chartex" xmlns:mc="http://schemas.openxmlformats.org/markup-compatibility/2006" xmlns:aink="http://schemas.microsoft.com/office/drawing/2016/ink" xmlns:am3d="http://schemas.microsoft.com/office/drawing/2017/model3d" xmlns:o="urn:schemas-microsoft-com:office:office" xmlns:oel="http://schemas.microsoft.com/office/2019/extlst" xmlns:r="http://schemas.openxmlformats.org/officeDocument/2006/relationships" xmlns:m="http://schemas.openxmlformats.org/officeDocument/2006/math" xmlns:v="urn:schemas-microsoft-com:vml" xmlns:wp14="http://schemas.microsoft.com/office/word/2010/wordprocessingDrawing" xmlns:wp="http://schemas.openxmlformats.org/drawingml/2006/wordprocessingDrawing" xmlns:w10="urn:schemas-microsoft-com:office:word" xmlns:w="http://schemas.openxmlformats.org/wordprocessingml/2006/main" xmlns:w14="http://schemas.microsoft.com/office/word/2010/wordml" xmlns:w15="http://schemas.microsoft.com/office/word/2012/wordml" xmlns:w16cex="http://schemas.microsoft.com/office/word/2018/wordml/cex" xmlns:w16cid="http://schemas.microsoft.com/office/word/2016/wordml/cid" xmlns:w16="http://schemas.microsoft.com/office/word/2018/wordml" xmlns:w16du="http://schemas.microsoft.com/office/word/2023/wordml/word16du" xmlns:w16sdtdh="http://schemas.microsoft.com/office/word/2020/wordml/sdtdatahash" xmlns:w16sdtfl="http://schemas.microsoft.com/office/word/2024/wordml/sdtformatlock" xmlns:w16se="http://schemas.microsoft.com/office/word/2015/wordml/symex" xmlns:wpg="http://schemas.microsoft.com/office/word/2010/wordprocessingGroup" xmlns:wpi="http://schemas.microsoft.com/office/word/2010/wordprocessingInk" xmlns:wne="http://schemas.microsoft.com/office/word/2006/wordml" xmlns:wps="http://schemas.microsoft.com/office/word/2010/wordprocessingShape" mc:Ignorable="w14 w15 w16se w16cid w16 w16cex w16sdtdh w16sdtfl w16du wp14">
-  <w15:person w15:author="DANA LARISSA LUNA GONZALEZ">
-    <w15:presenceInfo w15:providerId="AD" w15:userId="S::dana.larissalg@comunidad.unam.mx::39843a73-9849-4286-a8ca-08e07cb4b281"/>
-  </w15:person>
-</w15:people>
-</file>
-
 <file path=word/styles.xml><?xml version="1.0" encoding="utf-8"?>
-<w:styles xmlns:mc="http://schemas.openxmlformats.org/markup-compatibility/2006" xmlns:r="http://schemas.openxmlformats.org/officeDocument/2006/relationships" xmlns:w="http://schemas.openxmlformats.org/wordprocessingml/2006/main" xmlns:w14="http://schemas.microsoft.com/office/word/2010/wordml" xmlns:w15="http://schemas.microsoft.com/office/word/2012/wordml" xmlns:w16cex="http://schemas.microsoft.com/office/word/2018/wordml/cex" xmlns:w16cid="http://schemas.microsoft.com/office/word/2016/wordml/cid" xmlns:w16="http://schemas.microsoft.com/office/word/2018/wordml" xmlns:w16du="http://schemas.microsoft.com/office/word/2023/wordml/word16du" xmlns:w16sdtdh="http://schemas.microsoft.com/office/word/2020/wordml/sdtdatahash" xmlns:w16sdtfl="http://schemas.microsoft.com/office/word/2024/wordml/sdtformatlock" xmlns:w16se="http://schemas.microsoft.com/office/word/2015/wordml/symex" mc:Ignorable="w14 w15 w16se w16cid w16 w16cex w16sdtdh w16sdtfl w16du">
+<w:styles xmlns:w="http://schemas.openxmlformats.org/wordprocessingml/2006/main" xmlns:w14="http://schemas.microsoft.com/office/word/2010/wordml" xmlns:mc="http://schemas.openxmlformats.org/markup-compatibility/2006" mc:Ignorable="w14">
   <w:docDefaults>
     <w:rPrDefault>
       <w:rPr>
-        <w:rFonts w:asciiTheme="minorHAnsi" w:eastAsiaTheme="minorHAnsi" w:hAnsiTheme="minorHAnsi" w:cstheme="minorBidi"/>
+        <w:rFonts w:ascii="Aptos" w:hAnsi="Aptos" w:eastAsia="Aptos" w:cs="" w:asciiTheme="minorHAnsi" w:cstheme="minorBidi" w:eastAsiaTheme="minorHAnsi" w:hAnsiTheme="minorHAnsi"/>
         <w:kern w:val="2"/>
         <w:sz w:val="24"/>
         <w:szCs w:val="24"/>
@@ -583,21 +595,21 @@
     </w:rPrDefault>
     <w:pPrDefault>
       <w:pPr>
-        <w:suppressAutoHyphens/>
+        <w:suppressAutoHyphens w:val="true"/>
       </w:pPr>
     </w:pPrDefault>
   </w:docDefaults>
   <w:latentStyles w:defLockedState="0" w:defUIPriority="99" w:defSemiHidden="0" w:defUnhideWhenUsed="0" w:defQFormat="0" w:count="376">
     <w:lsdException w:name="Normal" w:uiPriority="0" w:qFormat="1"/>
     <w:lsdException w:name="heading 1" w:uiPriority="9" w:qFormat="1"/>
-    <w:lsdException w:name="heading 2" w:semiHidden="1" w:uiPriority="9" w:unhideWhenUsed="1" w:qFormat="1"/>
-    <w:lsdException w:name="heading 3" w:semiHidden="1" w:uiPriority="9" w:unhideWhenUsed="1" w:qFormat="1"/>
-    <w:lsdException w:name="heading 4" w:semiHidden="1" w:uiPriority="9" w:unhideWhenUsed="1" w:qFormat="1"/>
-    <w:lsdException w:name="heading 5" w:semiHidden="1" w:uiPriority="9" w:unhideWhenUsed="1" w:qFormat="1"/>
-    <w:lsdException w:name="heading 6" w:semiHidden="1" w:uiPriority="9" w:unhideWhenUsed="1" w:qFormat="1"/>
-    <w:lsdException w:name="heading 7" w:semiHidden="1" w:uiPriority="9" w:unhideWhenUsed="1" w:qFormat="1"/>
-    <w:lsdException w:name="heading 8" w:semiHidden="1" w:uiPriority="9" w:unhideWhenUsed="1" w:qFormat="1"/>
-    <w:lsdException w:name="heading 9" w:semiHidden="1" w:uiPriority="9" w:unhideWhenUsed="1" w:qFormat="1"/>
+    <w:lsdException w:name="heading 2" w:uiPriority="9" w:semiHidden="1" w:unhideWhenUsed="1" w:qFormat="1"/>
+    <w:lsdException w:name="heading 3" w:uiPriority="9" w:semiHidden="1" w:unhideWhenUsed="1" w:qFormat="1"/>
+    <w:lsdException w:name="heading 4" w:uiPriority="9" w:semiHidden="1" w:unhideWhenUsed="1" w:qFormat="1"/>
+    <w:lsdException w:name="heading 5" w:uiPriority="9" w:semiHidden="1" w:unhideWhenUsed="1" w:qFormat="1"/>
+    <w:lsdException w:name="heading 6" w:uiPriority="9" w:semiHidden="1" w:unhideWhenUsed="1" w:qFormat="1"/>
+    <w:lsdException w:name="heading 7" w:uiPriority="9" w:semiHidden="1" w:unhideWhenUsed="1" w:qFormat="1"/>
+    <w:lsdException w:name="heading 8" w:uiPriority="9" w:semiHidden="1" w:unhideWhenUsed="1" w:qFormat="1"/>
+    <w:lsdException w:name="heading 9" w:uiPriority="9" w:semiHidden="1" w:unhideWhenUsed="1" w:qFormat="1"/>
     <w:lsdException w:name="index 1" w:semiHidden="1" w:unhideWhenUsed="1"/>
     <w:lsdException w:name="index 2" w:semiHidden="1" w:unhideWhenUsed="1"/>
     <w:lsdException w:name="index 3" w:semiHidden="1" w:unhideWhenUsed="1"/>
@@ -607,22 +619,22 @@
     <w:lsdException w:name="index 7" w:semiHidden="1" w:unhideWhenUsed="1"/>
     <w:lsdException w:name="index 8" w:semiHidden="1" w:unhideWhenUsed="1"/>
     <w:lsdException w:name="index 9" w:semiHidden="1" w:unhideWhenUsed="1"/>
-    <w:lsdException w:name="toc 1" w:semiHidden="1" w:uiPriority="39" w:unhideWhenUsed="1"/>
-    <w:lsdException w:name="toc 2" w:semiHidden="1" w:uiPriority="39" w:unhideWhenUsed="1"/>
-    <w:lsdException w:name="toc 3" w:semiHidden="1" w:uiPriority="39" w:unhideWhenUsed="1"/>
-    <w:lsdException w:name="toc 4" w:semiHidden="1" w:uiPriority="39" w:unhideWhenUsed="1"/>
-    <w:lsdException w:name="toc 5" w:semiHidden="1" w:uiPriority="39" w:unhideWhenUsed="1"/>
-    <w:lsdException w:name="toc 6" w:semiHidden="1" w:uiPriority="39" w:unhideWhenUsed="1"/>
-    <w:lsdException w:name="toc 7" w:semiHidden="1" w:uiPriority="39" w:unhideWhenUsed="1"/>
-    <w:lsdException w:name="toc 8" w:semiHidden="1" w:uiPriority="39" w:unhideWhenUsed="1"/>
-    <w:lsdException w:name="toc 9" w:semiHidden="1" w:uiPriority="39" w:unhideWhenUsed="1"/>
+    <w:lsdException w:name="toc 1" w:uiPriority="39" w:semiHidden="1" w:unhideWhenUsed="1"/>
+    <w:lsdException w:name="toc 2" w:uiPriority="39" w:semiHidden="1" w:unhideWhenUsed="1"/>
+    <w:lsdException w:name="toc 3" w:uiPriority="39" w:semiHidden="1" w:unhideWhenUsed="1"/>
+    <w:lsdException w:name="toc 4" w:uiPriority="39" w:semiHidden="1" w:unhideWhenUsed="1"/>
+    <w:lsdException w:name="toc 5" w:uiPriority="39" w:semiHidden="1" w:unhideWhenUsed="1"/>
+    <w:lsdException w:name="toc 6" w:uiPriority="39" w:semiHidden="1" w:unhideWhenUsed="1"/>
+    <w:lsdException w:name="toc 7" w:uiPriority="39" w:semiHidden="1" w:unhideWhenUsed="1"/>
+    <w:lsdException w:name="toc 8" w:uiPriority="39" w:semiHidden="1" w:unhideWhenUsed="1"/>
+    <w:lsdException w:name="toc 9" w:uiPriority="39" w:semiHidden="1" w:unhideWhenUsed="1"/>
     <w:lsdException w:name="Normal Indent" w:semiHidden="1" w:unhideWhenUsed="1"/>
     <w:lsdException w:name="footnote text" w:semiHidden="1" w:unhideWhenUsed="1"/>
     <w:lsdException w:name="annotation text" w:semiHidden="1" w:unhideWhenUsed="1"/>
     <w:lsdException w:name="header" w:semiHidden="1" w:unhideWhenUsed="1"/>
     <w:lsdException w:name="footer" w:semiHidden="1" w:unhideWhenUsed="1"/>
     <w:lsdException w:name="index heading" w:semiHidden="1" w:unhideWhenUsed="1"/>
-    <w:lsdException w:name="caption" w:semiHidden="1" w:uiPriority="35" w:unhideWhenUsed="1" w:qFormat="1"/>
+    <w:lsdException w:name="caption" w:uiPriority="35" w:semiHidden="1" w:unhideWhenUsed="1" w:qFormat="1"/>
     <w:lsdException w:name="table of figures" w:semiHidden="1" w:unhideWhenUsed="1"/>
     <w:lsdException w:name="envelope address" w:semiHidden="1" w:unhideWhenUsed="1"/>
     <w:lsdException w:name="envelope return" w:semiHidden="1" w:unhideWhenUsed="1"/>
@@ -653,7 +665,7 @@
     <w:lsdException w:name="Title" w:uiPriority="10" w:qFormat="1"/>
     <w:lsdException w:name="Closing" w:semiHidden="1" w:unhideWhenUsed="1"/>
     <w:lsdException w:name="Signature" w:semiHidden="1" w:unhideWhenUsed="1"/>
-    <w:lsdException w:name="Default Paragraph Font" w:semiHidden="1" w:uiPriority="1" w:unhideWhenUsed="1"/>
+    <w:lsdException w:name="Default Paragraph Font" w:uiPriority="1" w:semiHidden="1" w:unhideWhenUsed="1"/>
     <w:lsdException w:name="Body Text" w:semiHidden="1" w:unhideWhenUsed="1"/>
     <w:lsdException w:name="Body Text Indent" w:semiHidden="1" w:unhideWhenUsed="1"/>
     <w:lsdException w:name="List Continue" w:semiHidden="1" w:unhideWhenUsed="1"/>
@@ -853,8 +865,8 @@
     <w:lsdException w:name="Subtle Reference" w:uiPriority="31" w:qFormat="1"/>
     <w:lsdException w:name="Intense Reference" w:uiPriority="32" w:qFormat="1"/>
     <w:lsdException w:name="Book Title" w:uiPriority="33" w:qFormat="1"/>
-    <w:lsdException w:name="Bibliography" w:semiHidden="1" w:uiPriority="37" w:unhideWhenUsed="1"/>
-    <w:lsdException w:name="TOC Heading" w:semiHidden="1" w:uiPriority="39" w:unhideWhenUsed="1" w:qFormat="1"/>
+    <w:lsdException w:name="Bibliography" w:uiPriority="37" w:semiHidden="1" w:unhideWhenUsed="1"/>
+    <w:lsdException w:name="TOC Heading" w:uiPriority="39" w:semiHidden="1" w:unhideWhenUsed="1" w:qFormat="1"/>
     <w:lsdException w:name="Plain Table 1" w:uiPriority="41"/>
     <w:lsdException w:name="Plain Table 2" w:uiPriority="42"/>
     <w:lsdException w:name="Plain Table 3" w:uiPriority="43"/>
@@ -965,35 +977,48 @@
     <w:lsdException w:name="Unresolved Mention" w:semiHidden="1" w:unhideWhenUsed="1"/>
     <w:lsdException w:name="Smart Link" w:semiHidden="1" w:unhideWhenUsed="1"/>
   </w:latentStyles>
-  <w:style w:type="paragraph" w:default="1" w:styleId="Normal">
+  <w:style w:type="paragraph" w:styleId="Normal" w:default="1">
     <w:name w:val="Normal"/>
     <w:qFormat/>
     <w:pPr>
-      <w:spacing w:after="160" w:line="278" w:lineRule="auto"/>
-    </w:pPr>
-  </w:style>
-  <w:style w:type="paragraph" w:styleId="Ttulo1">
+      <w:widowControl/>
+      <w:suppressAutoHyphens w:val="true"/>
+      <w:bidi w:val="0"/>
+      <w:spacing w:lineRule="auto" w:line="278" w:before="0" w:after="160"/>
+      <w:jc w:val="start"/>
+    </w:pPr>
+    <w:rPr>
+      <w:rFonts w:ascii="Aptos" w:hAnsi="Aptos" w:eastAsia="Aptos" w:cs="" w:asciiTheme="minorHAnsi" w:cstheme="minorBidi" w:eastAsiaTheme="minorHAnsi" w:hAnsiTheme="minorHAnsi"/>
+      <w:color w:val="auto"/>
+      <w:kern w:val="2"/>
+      <w:sz w:val="24"/>
+      <w:szCs w:val="24"/>
+      <w:lang w:val="es-MX" w:eastAsia="en-US" w:bidi="ar-SA"/>
+      <w14:ligatures w14:val="standardContextual"/>
+    </w:rPr>
+  </w:style>
+  <w:style w:type="paragraph" w:styleId="Heading1">
     <w:name w:val="heading 1"/>
     <w:basedOn w:val="Normal"/>
     <w:next w:val="Normal"/>
     <w:link w:val="Ttulo1Car"/>
     <w:uiPriority w:val="9"/>
     <w:qFormat/>
-    <w:rsid w:val="00AD11E5"/>
-    <w:pPr>
-      <w:keepNext/>
+    <w:rsid w:val="00ad11e5"/>
+    <w:pPr>
+      <w:keepNext w:val="true"/>
       <w:keepLines/>
       <w:spacing w:before="360" w:after="80"/>
       <w:outlineLvl w:val="0"/>
     </w:pPr>
     <w:rPr>
-      <w:rFonts w:asciiTheme="majorHAnsi" w:eastAsiaTheme="majorEastAsia" w:hAnsiTheme="majorHAnsi" w:cstheme="majorBidi"/>
-      <w:color w:val="0F4761" w:themeColor="accent1" w:themeShade="BF"/>
+      <w:rFonts w:ascii="Aptos Display" w:hAnsi="Aptos Display" w:eastAsia="" w:cs="" w:asciiTheme="majorHAnsi" w:cstheme="majorBidi" w:eastAsiaTheme="majorEastAsia" w:hAnsiTheme="majorHAnsi"/>
+      <w:color w:themeColor="accent1" w:themeShade="bf" w:val="0F4761"/>
       <w:sz w:val="40"/>
       <w:szCs w:val="40"/>
     </w:rPr>
   </w:style>
-  <w:style w:type="paragraph" w:styleId="Ttulo2">
+  <w:style w:type="paragraph" w:styleId="Heading2">
     <w:name w:val="heading 2"/>
     <w:basedOn w:val="Normal"/>
     <w:next w:val="Normal"/>
@@ -1002,21 +1027,21 @@
     <w:semiHidden/>
     <w:unhideWhenUsed/>
     <w:qFormat/>
-    <w:rsid w:val="00AD11E5"/>
-    <w:pPr>
-      <w:keepNext/>
+    <w:rsid w:val="00ad11e5"/>
+    <w:pPr>
+      <w:keepNext w:val="true"/>
       <w:keepLines/>
       <w:spacing w:before="160" w:after="80"/>
       <w:outlineLvl w:val="1"/>
     </w:pPr>
     <w:rPr>
-      <w:rFonts w:asciiTheme="majorHAnsi" w:eastAsiaTheme="majorEastAsia" w:hAnsiTheme="majorHAnsi" w:cstheme="majorBidi"/>
-      <w:color w:val="0F4761" w:themeColor="accent1" w:themeShade="BF"/>
+      <w:rFonts w:ascii="Aptos Display" w:hAnsi="Aptos Display" w:eastAsia="" w:cs="" w:asciiTheme="majorHAnsi" w:cstheme="majorBidi" w:eastAsiaTheme="majorEastAsia" w:hAnsiTheme="majorHAnsi"/>
+      <w:color w:themeColor="accent1" w:themeShade="bf" w:val="0F4761"/>
       <w:sz w:val="32"/>
       <w:szCs w:val="32"/>
     </w:rPr>
   </w:style>
-  <w:style w:type="paragraph" w:styleId="Ttulo3">
+  <w:style w:type="paragraph" w:styleId="Heading3">
     <w:name w:val="heading 3"/>
     <w:basedOn w:val="Normal"/>
     <w:next w:val="Normal"/>
@@ -1025,21 +1050,21 @@
     <w:semiHidden/>
     <w:unhideWhenUsed/>
     <w:qFormat/>
-    <w:rsid w:val="00AD11E5"/>
-    <w:pPr>
-      <w:keepNext/>
+    <w:rsid w:val="00ad11e5"/>
+    <w:pPr>
+      <w:keepNext w:val="true"/>
       <w:keepLines/>
       <w:spacing w:before="160" w:after="80"/>
       <w:outlineLvl w:val="2"/>
     </w:pPr>
     <w:rPr>
-      <w:rFonts w:eastAsiaTheme="majorEastAsia" w:cstheme="majorBidi"/>
-      <w:color w:val="0F4761" w:themeColor="accent1" w:themeShade="BF"/>
+      <w:rFonts w:eastAsia="" w:cs="" w:cstheme="majorBidi" w:eastAsiaTheme="majorEastAsia"/>
+      <w:color w:themeColor="accent1" w:themeShade="bf" w:val="0F4761"/>
       <w:sz w:val="28"/>
       <w:szCs w:val="28"/>
     </w:rPr>
   </w:style>
-  <w:style w:type="paragraph" w:styleId="Ttulo4">
+  <w:style w:type="paragraph" w:styleId="Heading4">
     <w:name w:val="heading 4"/>
     <w:basedOn w:val="Normal"/>
     <w:next w:val="Normal"/>
@@ -1048,21 +1073,21 @@
     <w:semiHidden/>
     <w:unhideWhenUsed/>
     <w:qFormat/>
-    <w:rsid w:val="00AD11E5"/>
-    <w:pPr>
-      <w:keepNext/>
+    <w:rsid w:val="00ad11e5"/>
+    <w:pPr>
+      <w:keepNext w:val="true"/>
       <w:keepLines/>
       <w:spacing w:before="80" w:after="40"/>
       <w:outlineLvl w:val="3"/>
     </w:pPr>
     <w:rPr>
-      <w:rFonts w:eastAsiaTheme="majorEastAsia" w:cstheme="majorBidi"/>
+      <w:rFonts w:eastAsia="" w:cs="" w:cstheme="majorBidi" w:eastAsiaTheme="majorEastAsia"/>
       <w:i/>
       <w:iCs/>
-      <w:color w:val="0F4761" w:themeColor="accent1" w:themeShade="BF"/>
-    </w:rPr>
-  </w:style>
-  <w:style w:type="paragraph" w:styleId="Ttulo5">
+      <w:color w:themeColor="accent1" w:themeShade="bf" w:val="0F4761"/>
+    </w:rPr>
+  </w:style>
+  <w:style w:type="paragraph" w:styleId="Heading5">
     <w:name w:val="heading 5"/>
     <w:basedOn w:val="Normal"/>
     <w:next w:val="Normal"/>
@@ -1071,19 +1096,19 @@
     <w:semiHidden/>
     <w:unhideWhenUsed/>
     <w:qFormat/>
-    <w:rsid w:val="00AD11E5"/>
-    <w:pPr>
-      <w:keepNext/>
+    <w:rsid w:val="00ad11e5"/>
+    <w:pPr>
+      <w:keepNext w:val="true"/>
       <w:keepLines/>
       <w:spacing w:before="80" w:after="40"/>
       <w:outlineLvl w:val="4"/>
     </w:pPr>
     <w:rPr>
-      <w:rFonts w:eastAsiaTheme="majorEastAsia" w:cstheme="majorBidi"/>
-      <w:color w:val="0F4761" w:themeColor="accent1" w:themeShade="BF"/>
-    </w:rPr>
-  </w:style>
-  <w:style w:type="paragraph" w:styleId="Ttulo6">
+      <w:rFonts w:eastAsia="" w:cs="" w:cstheme="majorBidi" w:eastAsiaTheme="majorEastAsia"/>
+      <w:color w:themeColor="accent1" w:themeShade="bf" w:val="0F4761"/>
+    </w:rPr>
+  </w:style>
+  <w:style w:type="paragraph" w:styleId="Heading6">
     <w:name w:val="heading 6"/>
     <w:basedOn w:val="Normal"/>
     <w:next w:val="Normal"/>
@@ -1092,21 +1117,21 @@
     <w:semiHidden/>
     <w:unhideWhenUsed/>
     <w:qFormat/>
-    <w:rsid w:val="00AD11E5"/>
-    <w:pPr>
-      <w:keepNext/>
+    <w:rsid w:val="00ad11e5"/>
+    <w:pPr>
+      <w:keepNext w:val="true"/>
       <w:keepLines/>
       <w:spacing w:before="40" w:after="0"/>
       <w:outlineLvl w:val="5"/>
     </w:pPr>
     <w:rPr>
-      <w:rFonts w:eastAsiaTheme="majorEastAsia" w:cstheme="majorBidi"/>
+      <w:rFonts w:eastAsia="" w:cs="" w:cstheme="majorBidi" w:eastAsiaTheme="majorEastAsia"/>
       <w:i/>
       <w:iCs/>
-      <w:color w:val="595959" w:themeColor="text1" w:themeTint="A6"/>
-    </w:rPr>
-  </w:style>
-  <w:style w:type="paragraph" w:styleId="Ttulo7">
+      <w:color w:themeColor="text1" w:themeTint="a6" w:val="595959"/>
+    </w:rPr>
+  </w:style>
+  <w:style w:type="paragraph" w:styleId="Heading7">
     <w:name w:val="heading 7"/>
     <w:basedOn w:val="Normal"/>
     <w:next w:val="Normal"/>
@@ -1115,19 +1140,19 @@
     <w:semiHidden/>
     <w:unhideWhenUsed/>
     <w:qFormat/>
-    <w:rsid w:val="00AD11E5"/>
-    <w:pPr>
-      <w:keepNext/>
+    <w:rsid w:val="00ad11e5"/>
+    <w:pPr>
+      <w:keepNext w:val="true"/>
       <w:keepLines/>
       <w:spacing w:before="40" w:after="0"/>
       <w:outlineLvl w:val="6"/>
     </w:pPr>
     <w:rPr>
-      <w:rFonts w:eastAsiaTheme="majorEastAsia" w:cstheme="majorBidi"/>
-      <w:color w:val="595959" w:themeColor="text1" w:themeTint="A6"/>
-    </w:rPr>
-  </w:style>
-  <w:style w:type="paragraph" w:styleId="Ttulo8">
+      <w:rFonts w:eastAsia="" w:cs="" w:cstheme="majorBidi" w:eastAsiaTheme="majorEastAsia"/>
+      <w:color w:themeColor="text1" w:themeTint="a6" w:val="595959"/>
+    </w:rPr>
+  </w:style>
+  <w:style w:type="paragraph" w:styleId="Heading8">
     <w:name w:val="heading 8"/>
     <w:basedOn w:val="Normal"/>
     <w:next w:val="Normal"/>
@@ -1136,21 +1161,21 @@
     <w:semiHidden/>
     <w:unhideWhenUsed/>
     <w:qFormat/>
-    <w:rsid w:val="00AD11E5"/>
-    <w:pPr>
-      <w:keepNext/>
+    <w:rsid w:val="00ad11e5"/>
+    <w:pPr>
+      <w:keepNext w:val="true"/>
       <w:keepLines/>
-      <w:spacing w:after="0"/>
+      <w:spacing w:before="0" w:after="0"/>
       <w:outlineLvl w:val="7"/>
     </w:pPr>
     <w:rPr>
-      <w:rFonts w:eastAsiaTheme="majorEastAsia" w:cstheme="majorBidi"/>
+      <w:rFonts w:eastAsia="" w:cs="" w:cstheme="majorBidi" w:eastAsiaTheme="majorEastAsia"/>
       <w:i/>
       <w:iCs/>
-      <w:color w:val="272727" w:themeColor="text1" w:themeTint="D8"/>
-    </w:rPr>
-  </w:style>
-  <w:style w:type="paragraph" w:styleId="Ttulo9">
+      <w:color w:themeColor="text1" w:themeTint="d8" w:val="272727"/>
+    </w:rPr>
+  </w:style>
+  <w:style w:type="paragraph" w:styleId="Heading9">
     <w:name w:val="heading 9"/>
     <w:basedOn w:val="Normal"/>
     <w:next w:val="Normal"/>
@@ -1159,23 +1184,480 @@
     <w:semiHidden/>
     <w:unhideWhenUsed/>
     <w:qFormat/>
-    <w:rsid w:val="00AD11E5"/>
-    <w:pPr>
-      <w:keepNext/>
+    <w:rsid w:val="00ad11e5"/>
+    <w:pPr>
+      <w:keepNext w:val="true"/>
       <w:keepLines/>
-      <w:spacing w:after="0"/>
+      <w:spacing w:before="0" w:after="0"/>
       <w:outlineLvl w:val="8"/>
     </w:pPr>
     <w:rPr>
-      <w:rFonts w:eastAsiaTheme="majorEastAsia" w:cstheme="majorBidi"/>
-      <w:color w:val="272727" w:themeColor="text1" w:themeTint="D8"/>
-    </w:rPr>
-  </w:style>
-  <w:style w:type="character" w:default="1" w:styleId="Fuentedeprrafopredeter">
+      <w:rFonts w:eastAsia="" w:cs="" w:cstheme="majorBidi" w:eastAsiaTheme="majorEastAsia"/>
+      <w:color w:themeColor="text1" w:themeTint="d8" w:val="272727"/>
+    </w:rPr>
+  </w:style>
+  <w:style w:type="character" w:styleId="DefaultParagraphFont" w:default="1">
     <w:name w:val="Default Paragraph Font"/>
     <w:uiPriority w:val="1"/>
     <w:semiHidden/>
     <w:unhideWhenUsed/>
+    <w:qFormat/>
+    <w:rPr/>
+  </w:style>
+  <w:style w:type="character" w:styleId="Ttulo1Car" w:customStyle="1">
+    <w:name w:val="Título 1 Car"/>
+    <w:basedOn w:val="DefaultParagraphFont"/>
+    <w:link w:val="Heading1"/>
+    <w:uiPriority w:val="9"/>
+    <w:qFormat/>
+    <w:rsid w:val="00ad11e5"/>
+    <w:rPr>
+      <w:rFonts w:ascii="Aptos Display" w:hAnsi="Aptos Display" w:eastAsia="" w:cs="" w:asciiTheme="majorHAnsi" w:cstheme="majorBidi" w:eastAsiaTheme="majorEastAsia" w:hAnsiTheme="majorHAnsi"/>
+      <w:color w:themeColor="accent1" w:themeShade="bf" w:val="0F4761"/>
+      <w:sz w:val="40"/>
+      <w:szCs w:val="40"/>
+    </w:rPr>
+  </w:style>
+  <w:style w:type="character" w:styleId="Ttulo2Car" w:customStyle="1">
+    <w:name w:val="Título 2 Car"/>
+    <w:basedOn w:val="DefaultParagraphFont"/>
+    <w:link w:val="Heading2"/>
+    <w:uiPriority w:val="9"/>
+    <w:semiHidden/>
+    <w:qFormat/>
+    <w:rsid w:val="00ad11e5"/>
+    <w:rPr>
+      <w:rFonts w:ascii="Aptos Display" w:hAnsi="Aptos Display" w:eastAsia="" w:cs="" w:asciiTheme="majorHAnsi" w:cstheme="majorBidi" w:eastAsiaTheme="majorEastAsia" w:hAnsiTheme="majorHAnsi"/>
+      <w:color w:themeColor="accent1" w:themeShade="bf" w:val="0F4761"/>
+      <w:sz w:val="32"/>
+      <w:szCs w:val="32"/>
+    </w:rPr>
+  </w:style>
+  <w:style w:type="character" w:styleId="Ttulo3Car" w:customStyle="1">
+    <w:name w:val="Título 3 Car"/>
+    <w:basedOn w:val="DefaultParagraphFont"/>
+    <w:link w:val="Heading3"/>
+    <w:uiPriority w:val="9"/>
+    <w:semiHidden/>
+    <w:qFormat/>
+    <w:rsid w:val="00ad11e5"/>
+    <w:rPr>
+      <w:rFonts w:eastAsia="" w:cs="" w:cstheme="majorBidi" w:eastAsiaTheme="majorEastAsia"/>
+      <w:color w:themeColor="accent1" w:themeShade="bf" w:val="0F4761"/>
+      <w:sz w:val="28"/>
+      <w:szCs w:val="28"/>
+    </w:rPr>
+  </w:style>
+  <w:style w:type="character" w:styleId="Ttulo4Car" w:customStyle="1">
+    <w:name w:val="Título 4 Car"/>
+    <w:basedOn w:val="DefaultParagraphFont"/>
+    <w:link w:val="Heading4"/>
+    <w:uiPriority w:val="9"/>
+    <w:semiHidden/>
+    <w:qFormat/>
+    <w:rsid w:val="00ad11e5"/>
+    <w:rPr>
+      <w:rFonts w:eastAsia="" w:cs="" w:cstheme="majorBidi" w:eastAsiaTheme="majorEastAsia"/>
+      <w:i/>
+      <w:iCs/>
+      <w:color w:themeColor="accent1" w:themeShade="bf" w:val="0F4761"/>
+    </w:rPr>
+  </w:style>
+  <w:style w:type="character" w:styleId="Ttulo5Car" w:customStyle="1">
+    <w:name w:val="Título 5 Car"/>
+    <w:basedOn w:val="DefaultParagraphFont"/>
+    <w:link w:val="Heading5"/>
+    <w:uiPriority w:val="9"/>
+    <w:semiHidden/>
+    <w:qFormat/>
+    <w:rsid w:val="00ad11e5"/>
+    <w:rPr>
+      <w:rFonts w:eastAsia="" w:cs="" w:cstheme="majorBidi" w:eastAsiaTheme="majorEastAsia"/>
+      <w:color w:themeColor="accent1" w:themeShade="bf" w:val="0F4761"/>
+    </w:rPr>
+  </w:style>
+  <w:style w:type="character" w:styleId="Ttulo6Car" w:customStyle="1">
+    <w:name w:val="Título 6 Car"/>
+    <w:basedOn w:val="DefaultParagraphFont"/>
+    <w:link w:val="Heading6"/>
+    <w:uiPriority w:val="9"/>
+    <w:semiHidden/>
+    <w:qFormat/>
+    <w:rsid w:val="00ad11e5"/>
+    <w:rPr>
+      <w:rFonts w:eastAsia="" w:cs="" w:cstheme="majorBidi" w:eastAsiaTheme="majorEastAsia"/>
+      <w:i/>
+      <w:iCs/>
+      <w:color w:themeColor="text1" w:themeTint="a6" w:val="595959"/>
+    </w:rPr>
+  </w:style>
+  <w:style w:type="character" w:styleId="Ttulo7Car" w:customStyle="1">
+    <w:name w:val="Título 7 Car"/>
+    <w:basedOn w:val="DefaultParagraphFont"/>
+    <w:link w:val="Heading7"/>
+    <w:uiPriority w:val="9"/>
+    <w:semiHidden/>
+    <w:qFormat/>
+    <w:rsid w:val="00ad11e5"/>
+    <w:rPr>
+      <w:rFonts w:eastAsia="" w:cs="" w:cstheme="majorBidi" w:eastAsiaTheme="majorEastAsia"/>
+      <w:color w:themeColor="text1" w:themeTint="a6" w:val="595959"/>
+    </w:rPr>
+  </w:style>
+  <w:style w:type="character" w:styleId="Ttulo8Car" w:customStyle="1">
+    <w:name w:val="Título 8 Car"/>
+    <w:basedOn w:val="DefaultParagraphFont"/>
+    <w:link w:val="Heading8"/>
+    <w:uiPriority w:val="9"/>
+    <w:semiHidden/>
+    <w:qFormat/>
+    <w:rsid w:val="00ad11e5"/>
+    <w:rPr>
+      <w:rFonts w:eastAsia="" w:cs="" w:cstheme="majorBidi" w:eastAsiaTheme="majorEastAsia"/>
+      <w:i/>
+      <w:iCs/>
+      <w:color w:themeColor="text1" w:themeTint="d8" w:val="272727"/>
+    </w:rPr>
+  </w:style>
+  <w:style w:type="character" w:styleId="Ttulo9Car" w:customStyle="1">
+    <w:name w:val="Título 9 Car"/>
+    <w:basedOn w:val="DefaultParagraphFont"/>
+    <w:link w:val="Heading9"/>
+    <w:uiPriority w:val="9"/>
+    <w:semiHidden/>
+    <w:qFormat/>
+    <w:rsid w:val="00ad11e5"/>
+    <w:rPr>
+      <w:rFonts w:eastAsia="" w:cs="" w:cstheme="majorBidi" w:eastAsiaTheme="majorEastAsia"/>
+      <w:color w:themeColor="text1" w:themeTint="d8" w:val="272727"/>
+    </w:rPr>
+  </w:style>
+  <w:style w:type="character" w:styleId="TtuloCar" w:customStyle="1">
+    <w:name w:val="Título Car"/>
+    <w:basedOn w:val="DefaultParagraphFont"/>
+    <w:link w:val="Title"/>
+    <w:uiPriority w:val="10"/>
+    <w:qFormat/>
+    <w:rsid w:val="00ad11e5"/>
+    <w:rPr>
+      <w:rFonts w:ascii="Aptos Display" w:hAnsi="Aptos Display" w:eastAsia="" w:cs="" w:asciiTheme="majorHAnsi" w:cstheme="majorBidi" w:eastAsiaTheme="majorEastAsia" w:hAnsiTheme="majorHAnsi"/>
+      <w:spacing w:val="-10"/>
+      <w:kern w:val="2"/>
+      <w:sz w:val="56"/>
+      <w:szCs w:val="56"/>
+    </w:rPr>
+  </w:style>
+  <w:style w:type="character" w:styleId="SubttuloCar" w:customStyle="1">
+    <w:name w:val="Subtítulo Car"/>
+    <w:basedOn w:val="DefaultParagraphFont"/>
+    <w:link w:val="Subtitle"/>
+    <w:uiPriority w:val="11"/>
+    <w:qFormat/>
+    <w:rsid w:val="00ad11e5"/>
+    <w:rPr>
+      <w:rFonts w:eastAsia="" w:cs="" w:cstheme="majorBidi" w:eastAsiaTheme="majorEastAsia"/>
+      <w:color w:themeColor="text1" w:themeTint="a6" w:val="595959"/>
+      <w:spacing w:val="15"/>
+      <w:sz w:val="28"/>
+      <w:szCs w:val="28"/>
+    </w:rPr>
+  </w:style>
+  <w:style w:type="character" w:styleId="CitaCar" w:customStyle="1">
+    <w:name w:val="Cita Car"/>
+    <w:basedOn w:val="DefaultParagraphFont"/>
+    <w:link w:val="Quote"/>
+    <w:uiPriority w:val="29"/>
+    <w:qFormat/>
+    <w:rsid w:val="00ad11e5"/>
+    <w:rPr>
+      <w:i/>
+      <w:iCs/>
+      <w:color w:themeColor="text1" w:themeTint="bf" w:val="404040"/>
+    </w:rPr>
+  </w:style>
+  <w:style w:type="character" w:styleId="IntenseEmphasis">
+    <w:name w:val="Intense Emphasis"/>
+    <w:basedOn w:val="DefaultParagraphFont"/>
+    <w:uiPriority w:val="21"/>
+    <w:qFormat/>
+    <w:rsid w:val="00ad11e5"/>
+    <w:rPr>
+      <w:i/>
+      <w:iCs/>
+      <w:color w:themeColor="accent1" w:themeShade="bf" w:val="0F4761"/>
+    </w:rPr>
+  </w:style>
+  <w:style w:type="character" w:styleId="CitadestacadaCar" w:customStyle="1">
+    <w:name w:val="Cita destacada Car"/>
+    <w:basedOn w:val="DefaultParagraphFont"/>
+    <w:link w:val="IntenseQuote"/>
+    <w:uiPriority w:val="30"/>
+    <w:qFormat/>
+    <w:rsid w:val="00ad11e5"/>
+    <w:rPr>
+      <w:i/>
+      <w:iCs/>
+      <w:color w:themeColor="accent1" w:themeShade="bf" w:val="0F4761"/>
+    </w:rPr>
+  </w:style>
+  <w:style w:type="character" w:styleId="IntenseReference">
+    <w:name w:val="Intense Reference"/>
+    <w:basedOn w:val="DefaultParagraphFont"/>
+    <w:uiPriority w:val="32"/>
+    <w:qFormat/>
+    <w:rsid w:val="00ad11e5"/>
+    <w:rPr>
+      <w:b/>
+      <w:bCs/>
+      <w:smallCaps/>
+      <w:color w:themeColor="accent1" w:themeShade="bf" w:val="0F4761"/>
+      <w:spacing w:val="5"/>
+    </w:rPr>
+  </w:style>
+  <w:style w:type="character" w:styleId="LineNumber">
+    <w:name w:val="line number"/>
+    <w:rPr/>
+  </w:style>
+  <w:style w:type="character" w:styleId="TextocomentarioCar" w:customStyle="1">
+    <w:name w:val="Texto comentario Car"/>
+    <w:basedOn w:val="DefaultParagraphFont"/>
+    <w:link w:val="CommentText"/>
+    <w:uiPriority w:val="99"/>
+    <w:semiHidden/>
+    <w:qFormat/>
+    <w:rPr>
+      <w:sz w:val="20"/>
+      <w:szCs w:val="20"/>
+    </w:rPr>
+  </w:style>
+  <w:style w:type="character" w:styleId="CommentReference">
+    <w:name w:val="annotation reference"/>
+    <w:basedOn w:val="DefaultParagraphFont"/>
+    <w:uiPriority w:val="99"/>
+    <w:semiHidden/>
+    <w:unhideWhenUsed/>
+    <w:qFormat/>
+    <w:rPr>
+      <w:sz w:val="16"/>
+      <w:szCs w:val="16"/>
+    </w:rPr>
+  </w:style>
+  <w:style w:type="paragraph" w:styleId="Heading" w:customStyle="1">
+    <w:name w:val="Heading"/>
+    <w:basedOn w:val="Normal"/>
+    <w:next w:val="BodyText"/>
+    <w:qFormat/>
+    <w:pPr>
+      <w:keepNext w:val="true"/>
+      <w:spacing w:before="240" w:after="120"/>
+    </w:pPr>
+    <w:rPr>
+      <w:rFonts w:ascii="Liberation Sans" w:hAnsi="Liberation Sans" w:eastAsia="Source Han Sans CN" w:cs="Noto Sans Devanagari"/>
+      <w:sz w:val="28"/>
+      <w:szCs w:val="28"/>
+    </w:rPr>
+  </w:style>
+  <w:style w:type="paragraph" w:styleId="BodyText">
+    <w:name w:val="Body Text"/>
+    <w:basedOn w:val="Normal"/>
+    <w:pPr>
+      <w:spacing w:lineRule="auto" w:line="276" w:before="0" w:after="140"/>
+    </w:pPr>
+    <w:rPr/>
+  </w:style>
+  <w:style w:type="paragraph" w:styleId="List">
+    <w:name w:val="List"/>
+    <w:basedOn w:val="BodyText"/>
+    <w:pPr/>
+    <w:rPr>
+      <w:rFonts w:cs="Noto Sans Devanagari"/>
+    </w:rPr>
+  </w:style>
+  <w:style w:type="paragraph" w:styleId="Caption">
+    <w:name w:val="caption"/>
+    <w:basedOn w:val="Normal"/>
+    <w:qFormat/>
+    <w:pPr>
+      <w:suppressLineNumbers/>
+      <w:spacing w:before="120" w:after="120"/>
+    </w:pPr>
+    <w:rPr>
+      <w:rFonts w:cs="Noto Sans Devanagari"/>
+      <w:i/>
+      <w:iCs/>
+    </w:rPr>
+  </w:style>
+  <w:style w:type="paragraph" w:styleId="Index" w:customStyle="1">
+    <w:name w:val="Index"/>
+    <w:basedOn w:val="Normal"/>
+    <w:qFormat/>
+    <w:pPr>
+      <w:suppressLineNumbers/>
+    </w:pPr>
+    <w:rPr>
+      <w:rFonts w:cs="Noto Sans Devanagari"/>
+    </w:rPr>
+  </w:style>
+  <w:style w:type="paragraph" w:styleId="Title">
+    <w:name w:val="Title"/>
+    <w:basedOn w:val="Normal"/>
+    <w:next w:val="Normal"/>
+    <w:link w:val="TtuloCar"/>
+    <w:uiPriority w:val="10"/>
+    <w:qFormat/>
+    <w:rsid w:val="00ad11e5"/>
+    <w:pPr>
+      <w:spacing w:lineRule="auto" w:line="240" w:before="0" w:after="80"/>
+      <w:contextualSpacing/>
+    </w:pPr>
+    <w:rPr>
+      <w:rFonts w:ascii="Aptos Display" w:hAnsi="Aptos Display" w:eastAsia="" w:cs="" w:asciiTheme="majorHAnsi" w:cstheme="majorBidi" w:eastAsiaTheme="majorEastAsia" w:hAnsiTheme="majorHAnsi"/>
+      <w:spacing w:val="-10"/>
+      <w:sz w:val="56"/>
+      <w:szCs w:val="56"/>
+    </w:rPr>
+  </w:style>
+  <w:style w:type="paragraph" w:styleId="Subtitle">
+    <w:name w:val="Subtitle"/>
+    <w:basedOn w:val="Normal"/>
+    <w:next w:val="Normal"/>
+    <w:link w:val="SubttuloCar"/>
+    <w:uiPriority w:val="11"/>
+    <w:qFormat/>
+    <w:rsid w:val="00ad11e5"/>
+    <w:pPr/>
+    <w:rPr>
+      <w:rFonts w:eastAsia="" w:cs="" w:cstheme="majorBidi" w:eastAsiaTheme="majorEastAsia"/>
+      <w:color w:themeColor="text1" w:themeTint="a6" w:val="595959"/>
+      <w:spacing w:val="15"/>
+      <w:sz w:val="28"/>
+      <w:szCs w:val="28"/>
+    </w:rPr>
+  </w:style>
+  <w:style w:type="paragraph" w:styleId="Quote">
+    <w:name w:val="Quote"/>
+    <w:basedOn w:val="Normal"/>
+    <w:next w:val="Normal"/>
+    <w:link w:val="CitaCar"/>
+    <w:uiPriority w:val="29"/>
+    <w:qFormat/>
+    <w:rsid w:val="00ad11e5"/>
+    <w:pPr>
+      <w:spacing w:before="160" w:after="160"/>
+      <w:jc w:val="center"/>
+    </w:pPr>
+    <w:rPr>
+      <w:i/>
+      <w:iCs/>
+      <w:color w:themeColor="text1" w:themeTint="bf" w:val="404040"/>
+    </w:rPr>
+  </w:style>
+  <w:style w:type="paragraph" w:styleId="ListParagraph">
+    <w:name w:val="List Paragraph"/>
+    <w:basedOn w:val="Normal"/>
+    <w:uiPriority w:val="34"/>
+    <w:qFormat/>
+    <w:rsid w:val="00ad11e5"/>
+    <w:pPr>
+      <w:spacing w:before="0" w:after="160"/>
+      <w:ind w:start="720"/>
+      <w:contextualSpacing/>
+    </w:pPr>
+    <w:rPr/>
+  </w:style>
+  <w:style w:type="paragraph" w:styleId="IntenseQuote">
+    <w:name w:val="Intense Quote"/>
+    <w:basedOn w:val="Normal"/>
+    <w:next w:val="Normal"/>
+    <w:link w:val="CitadestacadaCar"/>
+    <w:uiPriority w:val="30"/>
+    <w:qFormat/>
+    <w:rsid w:val="00ad11e5"/>
+    <w:pPr>
+      <w:pBdr>
+        <w:top w:val="single" w:sz="4" w:space="10" w:color="0F4761" w:themeColor="accent1" w:themeShade="bf"/>
+        <w:bottom w:val="single" w:sz="4" w:space="10" w:color="0F4761" w:themeColor="accent1" w:themeShade="bf"/>
+      </w:pBdr>
+      <w:spacing w:before="360" w:after="360"/>
+      <w:ind w:start="864" w:end="864"/>
+      <w:jc w:val="center"/>
+    </w:pPr>
+    <w:rPr>
+      <w:i/>
+      <w:iCs/>
+      <w:color w:themeColor="accent1" w:themeShade="bf" w:val="0F4761"/>
+    </w:rPr>
+  </w:style>
+  <w:style w:type="paragraph" w:styleId="NormalWeb">
+    <w:name w:val="Normal (Web)"/>
+    <w:basedOn w:val="Normal"/>
+    <w:uiPriority w:val="99"/>
+    <w:semiHidden/>
+    <w:unhideWhenUsed/>
+    <w:qFormat/>
+    <w:rsid w:val="000d3686"/>
+    <w:pPr/>
+    <w:rPr>
+      <w:rFonts w:ascii="Times New Roman" w:hAnsi="Times New Roman" w:cs="Times New Roman"/>
+    </w:rPr>
+  </w:style>
+  <w:style w:type="paragraph" w:styleId="Comment" w:customStyle="1">
+    <w:name w:val="Comment"/>
+    <w:basedOn w:val="Normal"/>
+    <w:qFormat/>
+    <w:pPr>
+      <w:spacing w:lineRule="auto" w:line="240" w:before="56" w:after="0"/>
+      <w:ind w:start="57" w:end="57"/>
+    </w:pPr>
+    <w:rPr>
+      <w:sz w:val="20"/>
+      <w:szCs w:val="20"/>
+    </w:rPr>
+  </w:style>
+  <w:style w:type="paragraph" w:styleId="CommentText">
+    <w:name w:val="annotation text"/>
+    <w:basedOn w:val="Normal"/>
+    <w:link w:val="TextocomentarioCar"/>
+    <w:uiPriority w:val="99"/>
+    <w:semiHidden/>
+    <w:unhideWhenUsed/>
+    <w:pPr>
+      <w:spacing w:lineRule="auto" w:line="240"/>
+    </w:pPr>
+    <w:rPr>
+      <w:sz w:val="20"/>
+      <w:szCs w:val="20"/>
+    </w:rPr>
+  </w:style>
+  <w:style w:type="paragraph" w:styleId="Revision">
+    <w:name w:val="Revision"/>
+    <w:uiPriority w:val="99"/>
+    <w:semiHidden/>
+    <w:qFormat/>
+    <w:rsid w:val="00383ad3"/>
+    <w:pPr>
+      <w:widowControl/>
+      <w:suppressAutoHyphens w:val="false"/>
+      <w:bidi w:val="0"/>
+      <w:spacing w:before="0" w:after="0"/>
+      <w:jc w:val="start"/>
+    </w:pPr>
+    <w:rPr>
+      <w:rFonts w:ascii="Aptos" w:hAnsi="Aptos" w:eastAsia="Aptos" w:cs="" w:asciiTheme="minorHAnsi" w:cstheme="minorBidi" w:eastAsiaTheme="minorHAnsi" w:hAnsiTheme="minorHAnsi"/>
+      <w:color w:val="auto"/>
+      <w:kern w:val="2"/>
+      <w:sz w:val="24"/>
+      <w:szCs w:val="24"/>
+      <w:lang w:val="es-MX" w:eastAsia="en-US" w:bidi="ar-SA"/>
+      <w14:ligatures w14:val="standardContextual"/>
+    </w:rPr>
+  </w:style>
+  <w:style w:type="numbering" w:styleId="NoList" w:default="1">
+    <w:name w:val="No List"/>
+    <w:uiPriority w:val="99"/>
+    <w:semiHidden/>
+    <w:unhideWhenUsed/>
+    <w:qFormat/>
   </w:style>
   <w:style w:type="table" w:default="1" w:styleId="Tablanormal">
     <w:name w:val="Normal Table"/>
@@ -1183,7 +1665,6 @@
     <w:semiHidden/>
     <w:unhideWhenUsed/>
     <w:tblPr>
-      <w:tblInd w:w="0" w:type="dxa"/>
       <w:tblCellMar>
         <w:top w:w="0" w:type="dxa"/>
         <w:left w:w="108" w:type="dxa"/>
@@ -1192,492 +1673,58 @@
       </w:tblCellMar>
     </w:tblPr>
   </w:style>
-  <w:style w:type="numbering" w:default="1" w:styleId="Sinlista">
-    <w:name w:val="No List"/>
-    <w:uiPriority w:val="99"/>
-    <w:semiHidden/>
-    <w:unhideWhenUsed/>
-  </w:style>
-  <w:style w:type="character" w:customStyle="1" w:styleId="Ttulo1Car">
-    <w:name w:val="Título 1 Car"/>
-    <w:basedOn w:val="Fuentedeprrafopredeter"/>
-    <w:link w:val="Ttulo1"/>
-    <w:uiPriority w:val="9"/>
-    <w:qFormat/>
-    <w:rsid w:val="00AD11E5"/>
-    <w:rPr>
-      <w:rFonts w:asciiTheme="majorHAnsi" w:eastAsiaTheme="majorEastAsia" w:hAnsiTheme="majorHAnsi" w:cstheme="majorBidi"/>
-      <w:color w:val="0F4761" w:themeColor="accent1" w:themeShade="BF"/>
-      <w:sz w:val="40"/>
-      <w:szCs w:val="40"/>
-    </w:rPr>
-  </w:style>
-  <w:style w:type="character" w:customStyle="1" w:styleId="Ttulo2Car">
-    <w:name w:val="Título 2 Car"/>
-    <w:basedOn w:val="Fuentedeprrafopredeter"/>
-    <w:link w:val="Ttulo2"/>
-    <w:uiPriority w:val="9"/>
-    <w:semiHidden/>
-    <w:qFormat/>
-    <w:rsid w:val="00AD11E5"/>
-    <w:rPr>
-      <w:rFonts w:asciiTheme="majorHAnsi" w:eastAsiaTheme="majorEastAsia" w:hAnsiTheme="majorHAnsi" w:cstheme="majorBidi"/>
-      <w:color w:val="0F4761" w:themeColor="accent1" w:themeShade="BF"/>
-      <w:sz w:val="32"/>
-      <w:szCs w:val="32"/>
-    </w:rPr>
-  </w:style>
-  <w:style w:type="character" w:customStyle="1" w:styleId="Ttulo3Car">
-    <w:name w:val="Título 3 Car"/>
-    <w:basedOn w:val="Fuentedeprrafopredeter"/>
-    <w:link w:val="Ttulo3"/>
-    <w:uiPriority w:val="9"/>
-    <w:semiHidden/>
-    <w:qFormat/>
-    <w:rsid w:val="00AD11E5"/>
-    <w:rPr>
-      <w:rFonts w:eastAsiaTheme="majorEastAsia" w:cstheme="majorBidi"/>
-      <w:color w:val="0F4761" w:themeColor="accent1" w:themeShade="BF"/>
-      <w:sz w:val="28"/>
-      <w:szCs w:val="28"/>
-    </w:rPr>
-  </w:style>
-  <w:style w:type="character" w:customStyle="1" w:styleId="Ttulo4Car">
-    <w:name w:val="Título 4 Car"/>
-    <w:basedOn w:val="Fuentedeprrafopredeter"/>
-    <w:link w:val="Ttulo4"/>
-    <w:uiPriority w:val="9"/>
-    <w:semiHidden/>
-    <w:qFormat/>
-    <w:rsid w:val="00AD11E5"/>
-    <w:rPr>
-      <w:rFonts w:eastAsiaTheme="majorEastAsia" w:cstheme="majorBidi"/>
-      <w:i/>
-      <w:iCs/>
-      <w:color w:val="0F4761" w:themeColor="accent1" w:themeShade="BF"/>
-    </w:rPr>
-  </w:style>
-  <w:style w:type="character" w:customStyle="1" w:styleId="Ttulo5Car">
-    <w:name w:val="Título 5 Car"/>
-    <w:basedOn w:val="Fuentedeprrafopredeter"/>
-    <w:link w:val="Ttulo5"/>
-    <w:uiPriority w:val="9"/>
-    <w:semiHidden/>
-    <w:qFormat/>
-    <w:rsid w:val="00AD11E5"/>
-    <w:rPr>
-      <w:rFonts w:eastAsiaTheme="majorEastAsia" w:cstheme="majorBidi"/>
-      <w:color w:val="0F4761" w:themeColor="accent1" w:themeShade="BF"/>
-    </w:rPr>
-  </w:style>
-  <w:style w:type="character" w:customStyle="1" w:styleId="Ttulo6Car">
-    <w:name w:val="Título 6 Car"/>
-    <w:basedOn w:val="Fuentedeprrafopredeter"/>
-    <w:link w:val="Ttulo6"/>
-    <w:uiPriority w:val="9"/>
-    <w:semiHidden/>
-    <w:qFormat/>
-    <w:rsid w:val="00AD11E5"/>
-    <w:rPr>
-      <w:rFonts w:eastAsiaTheme="majorEastAsia" w:cstheme="majorBidi"/>
-      <w:i/>
-      <w:iCs/>
-      <w:color w:val="595959" w:themeColor="text1" w:themeTint="A6"/>
-    </w:rPr>
-  </w:style>
-  <w:style w:type="character" w:customStyle="1" w:styleId="Ttulo7Car">
-    <w:name w:val="Título 7 Car"/>
-    <w:basedOn w:val="Fuentedeprrafopredeter"/>
-    <w:link w:val="Ttulo7"/>
-    <w:uiPriority w:val="9"/>
-    <w:semiHidden/>
-    <w:qFormat/>
-    <w:rsid w:val="00AD11E5"/>
-    <w:rPr>
-      <w:rFonts w:eastAsiaTheme="majorEastAsia" w:cstheme="majorBidi"/>
-      <w:color w:val="595959" w:themeColor="text1" w:themeTint="A6"/>
-    </w:rPr>
-  </w:style>
-  <w:style w:type="character" w:customStyle="1" w:styleId="Ttulo8Car">
-    <w:name w:val="Título 8 Car"/>
-    <w:basedOn w:val="Fuentedeprrafopredeter"/>
-    <w:link w:val="Ttulo8"/>
-    <w:uiPriority w:val="9"/>
-    <w:semiHidden/>
-    <w:qFormat/>
-    <w:rsid w:val="00AD11E5"/>
-    <w:rPr>
-      <w:rFonts w:eastAsiaTheme="majorEastAsia" w:cstheme="majorBidi"/>
-      <w:i/>
-      <w:iCs/>
-      <w:color w:val="272727" w:themeColor="text1" w:themeTint="D8"/>
-    </w:rPr>
-  </w:style>
-  <w:style w:type="character" w:customStyle="1" w:styleId="Ttulo9Car">
-    <w:name w:val="Título 9 Car"/>
-    <w:basedOn w:val="Fuentedeprrafopredeter"/>
-    <w:link w:val="Ttulo9"/>
-    <w:uiPriority w:val="9"/>
-    <w:semiHidden/>
-    <w:qFormat/>
-    <w:rsid w:val="00AD11E5"/>
-    <w:rPr>
-      <w:rFonts w:eastAsiaTheme="majorEastAsia" w:cstheme="majorBidi"/>
-      <w:color w:val="272727" w:themeColor="text1" w:themeTint="D8"/>
-    </w:rPr>
-  </w:style>
-  <w:style w:type="character" w:customStyle="1" w:styleId="TtuloCar">
-    <w:name w:val="Título Car"/>
-    <w:basedOn w:val="Fuentedeprrafopredeter"/>
-    <w:link w:val="Ttulo"/>
-    <w:uiPriority w:val="10"/>
-    <w:qFormat/>
-    <w:rsid w:val="00AD11E5"/>
-    <w:rPr>
-      <w:rFonts w:asciiTheme="majorHAnsi" w:eastAsiaTheme="majorEastAsia" w:hAnsiTheme="majorHAnsi" w:cstheme="majorBidi"/>
-      <w:spacing w:val="-10"/>
-      <w:kern w:val="2"/>
-      <w:sz w:val="56"/>
-      <w:szCs w:val="56"/>
-    </w:rPr>
-  </w:style>
-  <w:style w:type="character" w:customStyle="1" w:styleId="SubttuloCar">
-    <w:name w:val="Subtítulo Car"/>
-    <w:basedOn w:val="Fuentedeprrafopredeter"/>
-    <w:link w:val="Subttulo"/>
-    <w:uiPriority w:val="11"/>
-    <w:qFormat/>
-    <w:rsid w:val="00AD11E5"/>
-    <w:rPr>
-      <w:rFonts w:eastAsiaTheme="majorEastAsia" w:cstheme="majorBidi"/>
-      <w:color w:val="595959" w:themeColor="text1" w:themeTint="A6"/>
-      <w:spacing w:val="15"/>
-      <w:sz w:val="28"/>
-      <w:szCs w:val="28"/>
-    </w:rPr>
-  </w:style>
-  <w:style w:type="character" w:customStyle="1" w:styleId="CitaCar">
-    <w:name w:val="Cita Car"/>
-    <w:basedOn w:val="Fuentedeprrafopredeter"/>
-    <w:link w:val="Cita"/>
-    <w:uiPriority w:val="29"/>
-    <w:qFormat/>
-    <w:rsid w:val="00AD11E5"/>
-    <w:rPr>
-      <w:i/>
-      <w:iCs/>
-      <w:color w:val="404040" w:themeColor="text1" w:themeTint="BF"/>
-    </w:rPr>
-  </w:style>
-  <w:style w:type="character" w:styleId="nfasisintenso">
-    <w:name w:val="Intense Emphasis"/>
-    <w:basedOn w:val="Fuentedeprrafopredeter"/>
-    <w:uiPriority w:val="21"/>
-    <w:qFormat/>
-    <w:rsid w:val="00AD11E5"/>
-    <w:rPr>
-      <w:i/>
-      <w:iCs/>
-      <w:color w:val="0F4761" w:themeColor="accent1" w:themeShade="BF"/>
-    </w:rPr>
-  </w:style>
-  <w:style w:type="character" w:customStyle="1" w:styleId="CitadestacadaCar">
-    <w:name w:val="Cita destacada Car"/>
-    <w:basedOn w:val="Fuentedeprrafopredeter"/>
-    <w:link w:val="Citadestacada"/>
-    <w:uiPriority w:val="30"/>
-    <w:qFormat/>
-    <w:rsid w:val="00AD11E5"/>
-    <w:rPr>
-      <w:i/>
-      <w:iCs/>
-      <w:color w:val="0F4761" w:themeColor="accent1" w:themeShade="BF"/>
-    </w:rPr>
-  </w:style>
-  <w:style w:type="character" w:styleId="Referenciaintensa">
-    <w:name w:val="Intense Reference"/>
-    <w:basedOn w:val="Fuentedeprrafopredeter"/>
-    <w:uiPriority w:val="32"/>
-    <w:qFormat/>
-    <w:rsid w:val="00AD11E5"/>
-    <w:rPr>
-      <w:b/>
-      <w:bCs/>
-      <w:smallCaps/>
-      <w:color w:val="0F4761" w:themeColor="accent1" w:themeShade="BF"/>
-      <w:spacing w:val="5"/>
-    </w:rPr>
-  </w:style>
-  <w:style w:type="character" w:styleId="Nmerodelnea">
-    <w:name w:val="line number"/>
-  </w:style>
-  <w:style w:type="character" w:customStyle="1" w:styleId="TextocomentarioCar">
-    <w:name w:val="Texto comentario Car"/>
-    <w:basedOn w:val="Fuentedeprrafopredeter"/>
-    <w:link w:val="Textocomentario"/>
-    <w:uiPriority w:val="99"/>
-    <w:semiHidden/>
-    <w:qFormat/>
-    <w:rPr>
-      <w:sz w:val="20"/>
-      <w:szCs w:val="20"/>
-    </w:rPr>
-  </w:style>
-  <w:style w:type="character" w:styleId="Refdecomentario">
-    <w:name w:val="annotation reference"/>
-    <w:basedOn w:val="Fuentedeprrafopredeter"/>
-    <w:uiPriority w:val="99"/>
-    <w:semiHidden/>
-    <w:unhideWhenUsed/>
-    <w:qFormat/>
-    <w:rPr>
-      <w:sz w:val="16"/>
-      <w:szCs w:val="16"/>
-    </w:rPr>
-  </w:style>
-  <w:style w:type="paragraph" w:customStyle="1" w:styleId="Heading">
-    <w:name w:val="Heading"/>
-    <w:basedOn w:val="Normal"/>
-    <w:next w:val="Textoindependiente"/>
-    <w:qFormat/>
-    <w:pPr>
-      <w:keepNext/>
-      <w:spacing w:before="240" w:after="120"/>
-    </w:pPr>
-    <w:rPr>
-      <w:rFonts w:ascii="Liberation Sans" w:eastAsia="Source Han Sans CN" w:hAnsi="Liberation Sans" w:cs="Noto Sans Devanagari"/>
-      <w:sz w:val="28"/>
-      <w:szCs w:val="28"/>
-    </w:rPr>
-  </w:style>
-  <w:style w:type="paragraph" w:styleId="Textoindependiente">
-    <w:name w:val="Body Text"/>
-    <w:basedOn w:val="Normal"/>
-    <w:pPr>
-      <w:spacing w:after="140" w:line="276" w:lineRule="auto"/>
-    </w:pPr>
-  </w:style>
-  <w:style w:type="paragraph" w:styleId="Lista">
-    <w:name w:val="List"/>
-    <w:basedOn w:val="Textoindependiente"/>
-    <w:rPr>
-      <w:rFonts w:cs="Noto Sans Devanagari"/>
-    </w:rPr>
-  </w:style>
-  <w:style w:type="paragraph" w:styleId="Descripcin">
-    <w:name w:val="caption"/>
-    <w:basedOn w:val="Normal"/>
-    <w:qFormat/>
-    <w:pPr>
-      <w:suppressLineNumbers/>
-      <w:spacing w:before="120" w:after="120"/>
-    </w:pPr>
-    <w:rPr>
-      <w:rFonts w:cs="Noto Sans Devanagari"/>
-      <w:i/>
-      <w:iCs/>
-    </w:rPr>
-  </w:style>
-  <w:style w:type="paragraph" w:customStyle="1" w:styleId="Index">
-    <w:name w:val="Index"/>
-    <w:basedOn w:val="Normal"/>
-    <w:qFormat/>
-    <w:pPr>
-      <w:suppressLineNumbers/>
-    </w:pPr>
-    <w:rPr>
-      <w:rFonts w:cs="Noto Sans Devanagari"/>
-    </w:rPr>
-  </w:style>
-  <w:style w:type="paragraph" w:styleId="Ttulo">
-    <w:name w:val="Title"/>
-    <w:basedOn w:val="Normal"/>
-    <w:next w:val="Normal"/>
-    <w:link w:val="TtuloCar"/>
-    <w:uiPriority w:val="10"/>
-    <w:qFormat/>
-    <w:rsid w:val="00AD11E5"/>
-    <w:pPr>
-      <w:spacing w:after="80" w:line="240" w:lineRule="auto"/>
-      <w:contextualSpacing/>
-    </w:pPr>
-    <w:rPr>
-      <w:rFonts w:asciiTheme="majorHAnsi" w:eastAsiaTheme="majorEastAsia" w:hAnsiTheme="majorHAnsi" w:cstheme="majorBidi"/>
-      <w:spacing w:val="-10"/>
-      <w:sz w:val="56"/>
-      <w:szCs w:val="56"/>
-    </w:rPr>
-  </w:style>
-  <w:style w:type="paragraph" w:styleId="Subttulo">
-    <w:name w:val="Subtitle"/>
-    <w:basedOn w:val="Normal"/>
-    <w:next w:val="Normal"/>
-    <w:link w:val="SubttuloCar"/>
-    <w:uiPriority w:val="11"/>
-    <w:qFormat/>
-    <w:rsid w:val="00AD11E5"/>
-    <w:rPr>
-      <w:rFonts w:eastAsiaTheme="majorEastAsia" w:cstheme="majorBidi"/>
-      <w:color w:val="595959" w:themeColor="text1" w:themeTint="A6"/>
-      <w:spacing w:val="15"/>
-      <w:sz w:val="28"/>
-      <w:szCs w:val="28"/>
-    </w:rPr>
-  </w:style>
-  <w:style w:type="paragraph" w:styleId="Cita">
-    <w:name w:val="Quote"/>
-    <w:basedOn w:val="Normal"/>
-    <w:next w:val="Normal"/>
-    <w:link w:val="CitaCar"/>
-    <w:uiPriority w:val="29"/>
-    <w:qFormat/>
-    <w:rsid w:val="00AD11E5"/>
-    <w:pPr>
-      <w:spacing w:before="160"/>
-      <w:jc w:val="center"/>
-    </w:pPr>
-    <w:rPr>
-      <w:i/>
-      <w:iCs/>
-      <w:color w:val="404040" w:themeColor="text1" w:themeTint="BF"/>
-    </w:rPr>
-  </w:style>
-  <w:style w:type="paragraph" w:styleId="Prrafodelista">
-    <w:name w:val="List Paragraph"/>
-    <w:basedOn w:val="Normal"/>
-    <w:uiPriority w:val="34"/>
-    <w:qFormat/>
-    <w:rsid w:val="00AD11E5"/>
-    <w:pPr>
-      <w:ind w:left="720"/>
-      <w:contextualSpacing/>
-    </w:pPr>
-  </w:style>
-  <w:style w:type="paragraph" w:styleId="Citadestacada">
-    <w:name w:val="Intense Quote"/>
-    <w:basedOn w:val="Normal"/>
-    <w:next w:val="Normal"/>
-    <w:link w:val="CitadestacadaCar"/>
-    <w:uiPriority w:val="30"/>
-    <w:qFormat/>
-    <w:rsid w:val="00AD11E5"/>
-    <w:pPr>
-      <w:pBdr>
-        <w:top w:val="single" w:sz="4" w:space="10" w:color="0F4761" w:themeColor="accent1" w:themeShade="BF"/>
-        <w:bottom w:val="single" w:sz="4" w:space="10" w:color="0F4761" w:themeColor="accent1" w:themeShade="BF"/>
-      </w:pBdr>
-      <w:spacing w:before="360" w:after="360"/>
-      <w:ind w:left="864" w:right="864"/>
-      <w:jc w:val="center"/>
-    </w:pPr>
-    <w:rPr>
-      <w:i/>
-      <w:iCs/>
-      <w:color w:val="0F4761" w:themeColor="accent1" w:themeShade="BF"/>
-    </w:rPr>
-  </w:style>
-  <w:style w:type="paragraph" w:styleId="NormalWeb">
-    <w:name w:val="Normal (Web)"/>
-    <w:basedOn w:val="Normal"/>
-    <w:uiPriority w:val="99"/>
-    <w:semiHidden/>
-    <w:unhideWhenUsed/>
-    <w:qFormat/>
-    <w:rsid w:val="000D3686"/>
-    <w:rPr>
-      <w:rFonts w:ascii="Times New Roman" w:hAnsi="Times New Roman" w:cs="Times New Roman"/>
-    </w:rPr>
-  </w:style>
-  <w:style w:type="paragraph" w:customStyle="1" w:styleId="Comment">
-    <w:name w:val="Comment"/>
-    <w:basedOn w:val="Normal"/>
-    <w:qFormat/>
-    <w:pPr>
-      <w:spacing w:before="56" w:after="0" w:line="240" w:lineRule="auto"/>
-      <w:ind w:left="57" w:right="57"/>
-    </w:pPr>
-    <w:rPr>
-      <w:sz w:val="20"/>
-      <w:szCs w:val="20"/>
-    </w:rPr>
-  </w:style>
-  <w:style w:type="paragraph" w:styleId="Textocomentario">
-    <w:name w:val="annotation text"/>
-    <w:basedOn w:val="Normal"/>
-    <w:link w:val="TextocomentarioCar"/>
-    <w:uiPriority w:val="99"/>
-    <w:semiHidden/>
-    <w:unhideWhenUsed/>
-    <w:pPr>
-      <w:spacing w:line="240" w:lineRule="auto"/>
-    </w:pPr>
-    <w:rPr>
-      <w:sz w:val="20"/>
-      <w:szCs w:val="20"/>
-    </w:rPr>
-  </w:style>
-  <w:style w:type="paragraph" w:styleId="Revisin">
-    <w:name w:val="Revision"/>
-    <w:uiPriority w:val="99"/>
-    <w:semiHidden/>
-    <w:qFormat/>
-    <w:rsid w:val="00383AD3"/>
-    <w:pPr>
-      <w:suppressAutoHyphens w:val="0"/>
-    </w:pPr>
-  </w:style>
 </w:styles>
 </file>
 
 <file path=word/theme/theme1.xml><?xml version="1.0" encoding="utf-8"?>
-<a:theme xmlns:a="http://schemas.openxmlformats.org/drawingml/2006/main" name="Tema de Office">
+<a:theme xmlns:a="http://schemas.openxmlformats.org/drawingml/2006/main" xmlns:r="http://schemas.openxmlformats.org/officeDocument/2006/relationships" name="Tema de Office">
   <a:themeElements>
     <a:clrScheme name="Office">
       <a:dk1>
         <a:srgbClr val="000000"/>
       </a:dk1>
       <a:lt1>
-        <a:srgbClr val="FFFFFF"/>
+        <a:srgbClr val="ffffff"/>
       </a:lt1>
       <a:dk2>
-        <a:srgbClr val="0E2841"/>
+        <a:srgbClr val="0e2841"/>
       </a:dk2>
       <a:lt2>
-        <a:srgbClr val="E8E8E8"/>
+        <a:srgbClr val="e8e8e8"/>
       </a:lt2>
       <a:accent1>
         <a:srgbClr val="156082"/>
       </a:accent1>
       <a:accent2>
-        <a:srgbClr val="E97132"/>
+        <a:srgbClr val="e97132"/>
       </a:accent2>
       <a:accent3>
-        <a:srgbClr val="196B24"/>
+        <a:srgbClr val="196b24"/>
       </a:accent3>
       <a:accent4>
-        <a:srgbClr val="0F9ED5"/>
+        <a:srgbClr val="0f9ed5"/>
       </a:accent4>
       <a:accent5>
-        <a:srgbClr val="A02B93"/>
+        <a:srgbClr val="a02b93"/>
       </a:accent5>
       <a:accent6>
-        <a:srgbClr val="4EA72E"/>
+        <a:srgbClr val="4ea72e"/>
       </a:accent6>
       <a:hlink>
         <a:srgbClr val="467886"/>
       </a:hlink>
       <a:folHlink>
-        <a:srgbClr val="96607D"/>
+        <a:srgbClr val="96607d"/>
       </a:folHlink>
     </a:clrScheme>
     <a:fontScheme name="Office">
       <a:majorFont>
-        <a:latin typeface="Aptos Display" panose="02110004020202020204"/>
+        <a:latin typeface="Aptos Display" panose="02110004020202020204" pitchFamily="0" charset="1"/>
         <a:ea typeface=""/>
         <a:cs typeface=""/>
       </a:majorFont>
       <a:minorFont>
-        <a:latin typeface="Aptos" panose="02110004020202020204"/>
+        <a:latin typeface="Aptos" panose="02110004020202020204" pitchFamily="0" charset="1"/>
         <a:ea typeface=""/>
         <a:cs typeface=""/>
       </a:minorFont>
@@ -1709,7 +1756,7 @@
             </a:gs>
           </a:gsLst>
           <a:lin ang="5400000" scaled="0"/>
-          <a:tileRect/>
+          <a:tileRect l="0" t="0" r="0" b="0"/>
         </a:gradFill>
         <a:gradFill>
           <a:gsLst>
@@ -1733,7 +1780,7 @@
             </a:gs>
           </a:gsLst>
           <a:lin ang="5400000" scaled="0"/>
-          <a:tileRect/>
+          <a:tileRect l="0" t="0" r="0" b="0"/>
         </a:gradFill>
       </a:fillStyleLst>
       <a:lnStyleLst>
@@ -1793,12 +1840,10 @@
             </a:gs>
           </a:gsLst>
           <a:lin ang="5400000" scaled="0"/>
-          <a:tileRect/>
+          <a:tileRect l="0" t="0" r="0" b="0"/>
         </a:gradFill>
       </a:bgFillStyleLst>
     </a:fmtScheme>
   </a:themeElements>
-  <a:objectDefaults/>
-  <a:extraClrSchemeLst/>
 </a:theme>
 </file>